--- a/03_기획/제안서_본문_편집용.docx
+++ b/03_기획/제안서_본문_편집용.docx
@@ -9,14 +9,12 @@
           <w:lang w:eastAsia="ko-KR"/>
         </w:rPr>
       </w:pPr>
-      <w:proofErr w:type="spellStart"/>
       <w:r>
         <w:rPr>
           <w:lang w:eastAsia="ko-KR"/>
         </w:rPr>
         <w:t>이니스프리</w:t>
       </w:r>
-      <w:proofErr w:type="spellEnd"/>
       <w:r>
         <w:rPr>
           <w:lang w:eastAsia="ko-KR"/>
@@ -118,28 +116,12 @@
             <w:shd w:val="clear" w:color="auto" w:fill="EDEDED"/>
           </w:tcPr>
           <w:p>
-            <w:proofErr w:type="spellStart"/>
             <w:r>
               <w:rPr>
                 <w:b/>
               </w:rPr>
-              <w:t>작성일</w:t>
+              <w:t>작성일 / 개정일</w:t>
             </w:r>
-            <w:proofErr w:type="spellEnd"/>
-            <w:r>
-              <w:rPr>
-                <w:b/>
-              </w:rPr>
-              <w:t xml:space="preserve"> / </w:t>
-            </w:r>
-            <w:proofErr w:type="spellStart"/>
-            <w:r>
-              <w:rPr>
-                <w:b/>
-              </w:rPr>
-              <w:t>개정일</w:t>
-            </w:r>
-            <w:proofErr w:type="spellEnd"/>
           </w:p>
         </w:tc>
         <w:tc>
@@ -237,7 +219,7 @@
       <w:pPr>
         <w:pStyle w:val="21"/>
       </w:pPr>
-      <w:bookmarkStart w:id="0" w:name="_Toc238024573"/>
+      <w:bookmarkStart w:id="0" w:name="_Toc238041974"/>
       <w:r>
         <w:t>목차</w:t>
       </w:r>
@@ -251,7 +233,13 @@
         </w:tabs>
         <w:ind w:left="420"/>
         <w:rPr>
+          <w:rFonts w:asciiTheme="minorHAnsi" w:eastAsiaTheme="minorEastAsia" w:hAnsiTheme="minorHAnsi"/>
           <w:noProof/>
+          <w:kern w:val="2"/>
+          <w:sz w:val="22"/>
+          <w:szCs w:val="24"/>
+          <w:lang w:eastAsia="ko-Kore-KR"/>
+          <w14:ligatures w14:val="standardContextual"/>
         </w:rPr>
       </w:pPr>
       <w:r>
@@ -263,7 +251,7 @@
       <w:r>
         <w:fldChar w:fldCharType="separate"/>
       </w:r>
-      <w:hyperlink w:anchor="_Toc238024573" w:history="1">
+      <w:hyperlink w:anchor="_Toc238041974" w:history="1">
         <w:r>
           <w:rPr>
             <w:rStyle w:val="aff1"/>
@@ -290,7 +278,7 @@
             <w:noProof/>
             <w:webHidden/>
           </w:rPr>
-          <w:instrText xml:space="preserve"> PAGEREF _Toc238024573 \h </w:instrText>
+          <w:instrText xml:space="preserve"> PAGEREF _Toc238041974 \h </w:instrText>
         </w:r>
         <w:r>
           <w:rPr>
@@ -328,14 +316,21 @@
           <w:tab w:val="right" w:leader="dot" w:pos="9402"/>
         </w:tabs>
         <w:rPr>
+          <w:rFonts w:asciiTheme="minorHAnsi" w:eastAsiaTheme="minorEastAsia" w:hAnsiTheme="minorHAnsi"/>
           <w:noProof/>
-        </w:rPr>
-      </w:pPr>
-      <w:hyperlink w:anchor="_Toc238024574" w:history="1">
+          <w:kern w:val="2"/>
+          <w:sz w:val="22"/>
+          <w:szCs w:val="24"/>
+          <w:lang w:eastAsia="ko-Kore-KR"/>
+          <w14:ligatures w14:val="standardContextual"/>
+        </w:rPr>
+      </w:pPr>
+      <w:hyperlink w:anchor="_Toc238041975" w:history="1">
         <w:r>
           <w:rPr>
             <w:rStyle w:val="aff1"/>
             <w:noProof/>
+            <w:lang w:eastAsia="ko-KR"/>
           </w:rPr>
           <w:t>Part 1. 왜 이 제안인가 — 브랜드 인지도에 무슨 일이 있었나</w:t>
         </w:r>
@@ -358,7 +353,7 @@
             <w:noProof/>
             <w:webHidden/>
           </w:rPr>
-          <w:instrText xml:space="preserve"> PAGEREF _Toc238024574 \h </w:instrText>
+          <w:instrText xml:space="preserve"> PAGEREF _Toc238041975 \h </w:instrText>
         </w:r>
         <w:r>
           <w:rPr>
@@ -397,14 +392,21 @@
         </w:tabs>
         <w:ind w:left="420"/>
         <w:rPr>
+          <w:rFonts w:asciiTheme="minorHAnsi" w:eastAsiaTheme="minorEastAsia" w:hAnsiTheme="minorHAnsi"/>
           <w:noProof/>
-        </w:rPr>
-      </w:pPr>
-      <w:hyperlink w:anchor="_Toc238024575" w:history="1">
+          <w:kern w:val="2"/>
+          <w:sz w:val="22"/>
+          <w:szCs w:val="24"/>
+          <w:lang w:eastAsia="ko-Kore-KR"/>
+          <w14:ligatures w14:val="standardContextual"/>
+        </w:rPr>
+      </w:pPr>
+      <w:hyperlink w:anchor="_Toc238041976" w:history="1">
         <w:r>
           <w:rPr>
             <w:rStyle w:val="aff1"/>
             <w:noProof/>
+            <w:lang w:eastAsia="ko-KR"/>
           </w:rPr>
           <w:t>문제 A — 헤리티지 서사가 끊겼는데, 소비자 인식은 안 끊겼다</w:t>
         </w:r>
@@ -427,7 +429,7 @@
             <w:noProof/>
             <w:webHidden/>
           </w:rPr>
-          <w:instrText xml:space="preserve"> PAGEREF _Toc238024575 \h </w:instrText>
+          <w:instrText xml:space="preserve"> PAGEREF _Toc238041976 \h </w:instrText>
         </w:r>
         <w:r>
           <w:rPr>
@@ -466,14 +468,21 @@
         </w:tabs>
         <w:ind w:left="420"/>
         <w:rPr>
+          <w:rFonts w:asciiTheme="minorHAnsi" w:eastAsiaTheme="minorEastAsia" w:hAnsiTheme="minorHAnsi"/>
           <w:noProof/>
-        </w:rPr>
-      </w:pPr>
-      <w:hyperlink w:anchor="_Toc238024576" w:history="1">
+          <w:kern w:val="2"/>
+          <w:sz w:val="22"/>
+          <w:szCs w:val="24"/>
+          <w:lang w:eastAsia="ko-Kore-KR"/>
+          <w14:ligatures w14:val="standardContextual"/>
+        </w:rPr>
+      </w:pPr>
+      <w:hyperlink w:anchor="_Toc238041977" w:history="1">
         <w:r>
           <w:rPr>
             <w:rStyle w:val="aff1"/>
             <w:noProof/>
+            <w:lang w:eastAsia="ko-KR"/>
           </w:rPr>
           <w:t>문제 B — 광고 투입이 인지도로 전환되지 않았고, 1년 만에 끊겼다</w:t>
         </w:r>
@@ -496,7 +505,7 @@
             <w:noProof/>
             <w:webHidden/>
           </w:rPr>
-          <w:instrText xml:space="preserve"> PAGEREF _Toc238024576 \h </w:instrText>
+          <w:instrText xml:space="preserve"> PAGEREF _Toc238041977 \h </w:instrText>
         </w:r>
         <w:r>
           <w:rPr>
@@ -535,14 +544,21 @@
         </w:tabs>
         <w:ind w:left="420"/>
         <w:rPr>
+          <w:rFonts w:asciiTheme="minorHAnsi" w:eastAsiaTheme="minorEastAsia" w:hAnsiTheme="minorHAnsi"/>
           <w:noProof/>
-        </w:rPr>
-      </w:pPr>
-      <w:hyperlink w:anchor="_Toc238024577" w:history="1">
+          <w:kern w:val="2"/>
+          <w:sz w:val="22"/>
+          <w:szCs w:val="24"/>
+          <w:lang w:eastAsia="ko-Kore-KR"/>
+          <w14:ligatures w14:val="standardContextual"/>
+        </w:rPr>
+      </w:pPr>
+      <w:hyperlink w:anchor="_Toc238041978" w:history="1">
         <w:r>
           <w:rPr>
             <w:rStyle w:val="aff1"/>
             <w:noProof/>
+            <w:lang w:eastAsia="ko-KR"/>
           </w:rPr>
           <w:t>문제 C — 오프라인 접점(매장) 소멸이 인지도와 가장 강하게 연결됐다</w:t>
         </w:r>
@@ -565,7 +581,7 @@
             <w:noProof/>
             <w:webHidden/>
           </w:rPr>
-          <w:instrText xml:space="preserve"> PAGEREF _Toc238024577 \h </w:instrText>
+          <w:instrText xml:space="preserve"> PAGEREF _Toc238041978 \h </w:instrText>
         </w:r>
         <w:r>
           <w:rPr>
@@ -604,16 +620,39 @@
         </w:tabs>
         <w:ind w:left="420"/>
         <w:rPr>
+          <w:rFonts w:asciiTheme="minorHAnsi" w:eastAsiaTheme="minorEastAsia" w:hAnsiTheme="minorHAnsi"/>
           <w:noProof/>
-        </w:rPr>
-      </w:pPr>
-      <w:hyperlink w:anchor="_Toc238024578" w:history="1">
+          <w:kern w:val="2"/>
+          <w:sz w:val="22"/>
+          <w:szCs w:val="24"/>
+          <w:lang w:eastAsia="ko-Kore-KR"/>
+          <w14:ligatures w14:val="standardContextual"/>
+        </w:rPr>
+      </w:pPr>
+      <w:hyperlink w:anchor="_Toc238041979" w:history="1">
         <w:r>
           <w:rPr>
             <w:rStyle w:val="aff1"/>
             <w:noProof/>
-          </w:rPr>
-          <w:t>문제 D — 제품은 팔리는데, 그게 브랜드로 안 쌓인다</w:t>
+            <w:lang w:eastAsia="ko-KR"/>
+          </w:rPr>
+          <w:t>문제 D — 제품은 팔리는데, 그</w:t>
+        </w:r>
+        <w:r>
+          <w:rPr>
+            <w:rStyle w:val="aff1"/>
+            <w:noProof/>
+            <w:lang w:eastAsia="ko-KR"/>
+          </w:rPr>
+          <w:t>게</w:t>
+        </w:r>
+        <w:r>
+          <w:rPr>
+            <w:rStyle w:val="aff1"/>
+            <w:noProof/>
+            <w:lang w:eastAsia="ko-KR"/>
+          </w:rPr>
+          <w:t xml:space="preserve"> 브랜드로 안 쌓인다</w:t>
         </w:r>
         <w:r>
           <w:rPr>
@@ -634,7 +673,7 @@
             <w:noProof/>
             <w:webHidden/>
           </w:rPr>
-          <w:instrText xml:space="preserve"> PAGEREF _Toc238024578 \h </w:instrText>
+          <w:instrText xml:space="preserve"> PAGEREF _Toc238041979 \h </w:instrText>
         </w:r>
         <w:r>
           <w:rPr>
@@ -673,30 +712,23 @@
         </w:tabs>
         <w:ind w:left="420"/>
         <w:rPr>
+          <w:rFonts w:asciiTheme="minorHAnsi" w:eastAsiaTheme="minorEastAsia" w:hAnsiTheme="minorHAnsi"/>
           <w:noProof/>
-        </w:rPr>
-      </w:pPr>
-      <w:hyperlink w:anchor="_Toc238024579" w:history="1">
+          <w:kern w:val="2"/>
+          <w:sz w:val="22"/>
+          <w:szCs w:val="24"/>
+          <w:lang w:eastAsia="ko-Kore-KR"/>
+          <w14:ligatures w14:val="standardContextual"/>
+        </w:rPr>
+      </w:pPr>
+      <w:hyperlink w:anchor="_Toc238041980" w:history="1">
         <w:r>
           <w:rPr>
             <w:rStyle w:val="aff1"/>
             <w:noProof/>
-          </w:rPr>
-          <w:t>문제 E —</w:t>
-        </w:r>
-        <w:r>
-          <w:rPr>
-            <w:rStyle w:val="aff1"/>
-            <w:noProof/>
-          </w:rPr>
-          <w:t xml:space="preserve"> </w:t>
-        </w:r>
-        <w:r>
-          <w:rPr>
-            <w:rStyle w:val="aff1"/>
-            <w:noProof/>
-          </w:rPr>
-          <w:t>디지털 콘텐츠가 "제로클릭 시대"에 준비돼 있지 않다</w:t>
+            <w:lang w:eastAsia="ko-KR"/>
+          </w:rPr>
+          <w:t>문제 E — 디지털 콘텐츠가 "제로클릭 시대"에 준비돼 있지 않다</w:t>
         </w:r>
         <w:r>
           <w:rPr>
@@ -717,7 +749,7 @@
             <w:noProof/>
             <w:webHidden/>
           </w:rPr>
-          <w:instrText xml:space="preserve"> PAGEREF _Toc238024579 \h </w:instrText>
+          <w:instrText xml:space="preserve"> PAGEREF _Toc238041980 \h </w:instrText>
         </w:r>
         <w:r>
           <w:rPr>
@@ -756,111 +788,80 @@
         </w:tabs>
         <w:ind w:left="420"/>
         <w:rPr>
+          <w:rFonts w:asciiTheme="minorHAnsi" w:eastAsiaTheme="minorEastAsia" w:hAnsiTheme="minorHAnsi"/>
           <w:noProof/>
-        </w:rPr>
-      </w:pPr>
-      <w:r>
-        <w:rPr>
-          <w:rStyle w:val="aff1"/>
-          <w:noProof/>
-        </w:rPr>
-        <w:fldChar w:fldCharType="begin"/>
-      </w:r>
-      <w:r>
-        <w:rPr>
-          <w:rStyle w:val="aff1"/>
-          <w:noProof/>
-        </w:rPr>
-        <w:instrText xml:space="preserve"> </w:instrText>
-      </w:r>
-      <w:r>
-        <w:rPr>
-          <w:noProof/>
-        </w:rPr>
-        <w:instrText>HYPERLINK \l "_Toc238024581"</w:instrText>
-      </w:r>
-      <w:r>
-        <w:rPr>
-          <w:rStyle w:val="aff1"/>
-          <w:noProof/>
-        </w:rPr>
-        <w:instrText xml:space="preserve"> </w:instrText>
-      </w:r>
-      <w:r>
-        <w:rPr>
-          <w:rStyle w:val="aff1"/>
-          <w:noProof/>
-        </w:rPr>
-      </w:r>
-      <w:r>
-        <w:rPr>
-          <w:rStyle w:val="aff1"/>
-          <w:noProof/>
-        </w:rPr>
-        <w:fldChar w:fldCharType="separate"/>
-      </w:r>
-      <w:r>
-        <w:rPr>
-          <w:rStyle w:val="aff1"/>
-          <w:noProof/>
-        </w:rPr>
-        <w:t>6개 문제를 한 장으로</w:t>
-      </w:r>
-      <w:r>
-        <w:rPr>
-          <w:noProof/>
-          <w:webHidden/>
-        </w:rPr>
-        <w:tab/>
-      </w:r>
-      <w:r>
-        <w:rPr>
-          <w:noProof/>
-          <w:webHidden/>
-        </w:rPr>
-        <w:fldChar w:fldCharType="begin"/>
-      </w:r>
-      <w:r>
-        <w:rPr>
-          <w:noProof/>
-          <w:webHidden/>
-        </w:rPr>
-        <w:instrText xml:space="preserve"> PAGEREF _Toc238024581 \h </w:instrText>
-      </w:r>
-      <w:r>
-        <w:rPr>
-          <w:noProof/>
-          <w:webHidden/>
-        </w:rPr>
-      </w:r>
-      <w:r>
-        <w:rPr>
-          <w:noProof/>
-          <w:webHidden/>
-        </w:rPr>
-        <w:fldChar w:fldCharType="separate"/>
-      </w:r>
-      <w:r>
-        <w:rPr>
-          <w:noProof/>
-          <w:webHidden/>
-        </w:rPr>
-        <w:t>7</w:t>
-      </w:r>
-      <w:r>
-        <w:rPr>
-          <w:noProof/>
-          <w:webHidden/>
-        </w:rPr>
-        <w:fldChar w:fldCharType="end"/>
-      </w:r>
-      <w:r>
-        <w:rPr>
-          <w:rStyle w:val="aff1"/>
-          <w:noProof/>
-        </w:rPr>
-        <w:fldChar w:fldCharType="end"/>
-      </w:r>
+          <w:kern w:val="2"/>
+          <w:sz w:val="22"/>
+          <w:szCs w:val="24"/>
+          <w:lang w:eastAsia="ko-Kore-KR"/>
+          <w14:ligatures w14:val="standardContextual"/>
+        </w:rPr>
+      </w:pPr>
+      <w:hyperlink w:anchor="_Toc238041981" w:history="1">
+        <w:r>
+          <w:rPr>
+            <w:rStyle w:val="aff1"/>
+            <w:noProof/>
+            <w:lang w:eastAsia="ko-KR"/>
+          </w:rPr>
+          <w:t>5</w:t>
+        </w:r>
+        <w:r>
+          <w:rPr>
+            <w:rStyle w:val="aff1"/>
+            <w:noProof/>
+          </w:rPr>
+          <w:t>개 문제를 한 장으로</w:t>
+        </w:r>
+        <w:r>
+          <w:rPr>
+            <w:noProof/>
+            <w:webHidden/>
+          </w:rPr>
+          <w:tab/>
+        </w:r>
+        <w:r>
+          <w:rPr>
+            <w:noProof/>
+            <w:webHidden/>
+          </w:rPr>
+          <w:fldChar w:fldCharType="begin"/>
+        </w:r>
+        <w:r>
+          <w:rPr>
+            <w:noProof/>
+            <w:webHidden/>
+          </w:rPr>
+          <w:instrText xml:space="preserve"> PAGEREF _Toc238041981 \h </w:instrText>
+        </w:r>
+        <w:r>
+          <w:rPr>
+            <w:noProof/>
+            <w:webHidden/>
+          </w:rPr>
+        </w:r>
+        <w:r>
+          <w:rPr>
+            <w:noProof/>
+            <w:webHidden/>
+          </w:rPr>
+          <w:fldChar w:fldCharType="separate"/>
+        </w:r>
+        <w:r>
+          <w:rPr>
+            <w:noProof/>
+            <w:webHidden/>
+          </w:rPr>
+          <w:t>7</w:t>
+        </w:r>
+        <w:r>
+          <w:rPr>
+            <w:noProof/>
+            <w:webHidden/>
+          </w:rPr>
+          <w:fldChar w:fldCharType="end"/>
+        </w:r>
+      </w:hyperlink>
     </w:p>
     <w:p>
       <w:pPr>
@@ -870,14 +871,21 @@
         </w:tabs>
         <w:ind w:left="420"/>
         <w:rPr>
+          <w:rFonts w:asciiTheme="minorHAnsi" w:eastAsiaTheme="minorEastAsia" w:hAnsiTheme="minorHAnsi"/>
           <w:noProof/>
-        </w:rPr>
-      </w:pPr>
-      <w:hyperlink w:anchor="_Toc238024582" w:history="1">
+          <w:kern w:val="2"/>
+          <w:sz w:val="22"/>
+          <w:szCs w:val="24"/>
+          <w:lang w:eastAsia="ko-Kore-KR"/>
+          <w14:ligatures w14:val="standardContextual"/>
+        </w:rPr>
+      </w:pPr>
+      <w:hyperlink w:anchor="_Toc238041982" w:history="1">
         <w:r>
           <w:rPr>
             <w:rStyle w:val="aff1"/>
             <w:noProof/>
+            <w:lang w:eastAsia="ko-KR"/>
           </w:rPr>
           <w:t>그래서 — 시장분석으로 넘어가는 이유</w:t>
         </w:r>
@@ -900,7 +908,7 @@
             <w:noProof/>
             <w:webHidden/>
           </w:rPr>
-          <w:instrText xml:space="preserve"> PAGEREF _Toc238024582 \h </w:instrText>
+          <w:instrText xml:space="preserve"> PAGEREF _Toc238041982 \h </w:instrText>
         </w:r>
         <w:r>
           <w:rPr>
@@ -920,7 +928,7 @@
             <w:noProof/>
             <w:webHidden/>
           </w:rPr>
-          <w:t>8</w:t>
+          <w:t>7</w:t>
         </w:r>
         <w:r>
           <w:rPr>
@@ -938,14 +946,21 @@
           <w:tab w:val="right" w:leader="dot" w:pos="9402"/>
         </w:tabs>
         <w:rPr>
+          <w:rFonts w:asciiTheme="minorHAnsi" w:eastAsiaTheme="minorEastAsia" w:hAnsiTheme="minorHAnsi"/>
           <w:noProof/>
-        </w:rPr>
-      </w:pPr>
-      <w:hyperlink w:anchor="_Toc238024583" w:history="1">
+          <w:kern w:val="2"/>
+          <w:sz w:val="22"/>
+          <w:szCs w:val="24"/>
+          <w:lang w:eastAsia="ko-Kore-KR"/>
+          <w14:ligatures w14:val="standardContextual"/>
+        </w:rPr>
+      </w:pPr>
+      <w:hyperlink w:anchor="_Toc238041983" w:history="1">
         <w:r>
           <w:rPr>
             <w:rStyle w:val="aff1"/>
             <w:noProof/>
+            <w:lang w:eastAsia="ko-KR"/>
           </w:rPr>
           <w:t>Part 2. 시장분석 — 누구에게, 어떤 이미지를 보여줘야 하는가</w:t>
         </w:r>
@@ -968,7 +983,7 @@
             <w:noProof/>
             <w:webHidden/>
           </w:rPr>
-          <w:instrText xml:space="preserve"> PAGEREF _Toc238024583 \h </w:instrText>
+          <w:instrText xml:space="preserve"> PAGEREF _Toc238041983 \h </w:instrText>
         </w:r>
         <w:r>
           <w:rPr>
@@ -1007,14 +1022,21 @@
         </w:tabs>
         <w:ind w:left="420"/>
         <w:rPr>
+          <w:rFonts w:asciiTheme="minorHAnsi" w:eastAsiaTheme="minorEastAsia" w:hAnsiTheme="minorHAnsi"/>
           <w:noProof/>
-        </w:rPr>
-      </w:pPr>
-      <w:hyperlink w:anchor="_Toc238024584" w:history="1">
+          <w:kern w:val="2"/>
+          <w:sz w:val="22"/>
+          <w:szCs w:val="24"/>
+          <w:lang w:eastAsia="ko-Kore-KR"/>
+          <w14:ligatures w14:val="standardContextual"/>
+        </w:rPr>
+      </w:pPr>
+      <w:hyperlink w:anchor="_Toc238041984" w:history="1">
         <w:r>
           <w:rPr>
             <w:rStyle w:val="aff1"/>
             <w:noProof/>
+            <w:lang w:eastAsia="ko-KR"/>
           </w:rPr>
           <w:t>2-1. 고객 — 셋으로 갈라진 인지 대상</w:t>
         </w:r>
@@ -1037,7 +1059,7 @@
             <w:noProof/>
             <w:webHidden/>
           </w:rPr>
-          <w:instrText xml:space="preserve"> PAGEREF _Toc238024584 \h </w:instrText>
+          <w:instrText xml:space="preserve"> PAGEREF _Toc238041984 \h </w:instrText>
         </w:r>
         <w:r>
           <w:rPr>
@@ -1076,14 +1098,21 @@
         </w:tabs>
         <w:ind w:left="840"/>
         <w:rPr>
+          <w:rFonts w:asciiTheme="minorHAnsi" w:eastAsiaTheme="minorEastAsia" w:hAnsiTheme="minorHAnsi"/>
           <w:noProof/>
-        </w:rPr>
-      </w:pPr>
-      <w:hyperlink w:anchor="_Toc238024585" w:history="1">
+          <w:kern w:val="2"/>
+          <w:sz w:val="22"/>
+          <w:szCs w:val="24"/>
+          <w:lang w:eastAsia="ko-Kore-KR"/>
+          <w14:ligatures w14:val="standardContextual"/>
+        </w:rPr>
+      </w:pPr>
+      <w:hyperlink w:anchor="_Toc238041985" w:history="1">
         <w:r>
           <w:rPr>
             <w:rStyle w:val="aff1"/>
             <w:noProof/>
+            <w:lang w:eastAsia="ko-KR"/>
           </w:rPr>
           <w:t>헤리티지 고객 — 국내, 이탈 중</w:t>
         </w:r>
@@ -1106,7 +1135,7 @@
             <w:noProof/>
             <w:webHidden/>
           </w:rPr>
-          <w:instrText xml:space="preserve"> PAGEREF _Toc238024585 \h </w:instrText>
+          <w:instrText xml:space="preserve"> PAGEREF _Toc238041985 \h </w:instrText>
         </w:r>
         <w:r>
           <w:rPr>
@@ -1145,14 +1174,21 @@
         </w:tabs>
         <w:ind w:left="840"/>
         <w:rPr>
+          <w:rFonts w:asciiTheme="minorHAnsi" w:eastAsiaTheme="minorEastAsia" w:hAnsiTheme="minorHAnsi"/>
           <w:noProof/>
-        </w:rPr>
-      </w:pPr>
-      <w:hyperlink w:anchor="_Toc238024586" w:history="1">
+          <w:kern w:val="2"/>
+          <w:sz w:val="22"/>
+          <w:szCs w:val="24"/>
+          <w:lang w:eastAsia="ko-Kore-KR"/>
+          <w14:ligatures w14:val="standardContextual"/>
+        </w:rPr>
+      </w:pPr>
+      <w:hyperlink w:anchor="_Toc238041986" w:history="1">
         <w:r>
           <w:rPr>
             <w:rStyle w:val="aff1"/>
             <w:noProof/>
+            <w:lang w:eastAsia="ko-KR"/>
           </w:rPr>
           <w:t>성분 탐색형 — 국내, 현재 주력 구매자</w:t>
         </w:r>
@@ -1175,7 +1211,7 @@
             <w:noProof/>
             <w:webHidden/>
           </w:rPr>
-          <w:instrText xml:space="preserve"> PAGEREF _Toc238024586 \h </w:instrText>
+          <w:instrText xml:space="preserve"> PAGEREF _Toc238041986 \h </w:instrText>
         </w:r>
         <w:r>
           <w:rPr>
@@ -1214,14 +1250,21 @@
         </w:tabs>
         <w:ind w:left="840"/>
         <w:rPr>
+          <w:rFonts w:asciiTheme="minorHAnsi" w:eastAsiaTheme="minorEastAsia" w:hAnsiTheme="minorHAnsi"/>
           <w:noProof/>
-        </w:rPr>
-      </w:pPr>
-      <w:hyperlink w:anchor="_Toc238024587" w:history="1">
+          <w:kern w:val="2"/>
+          <w:sz w:val="22"/>
+          <w:szCs w:val="24"/>
+          <w:lang w:eastAsia="ko-Kore-KR"/>
+          <w14:ligatures w14:val="standardContextual"/>
+        </w:rPr>
+      </w:pPr>
+      <w:hyperlink w:anchor="_Toc238041987" w:history="1">
         <w:r>
           <w:rPr>
             <w:rStyle w:val="aff1"/>
             <w:noProof/>
+            <w:lang w:eastAsia="ko-KR"/>
           </w:rPr>
           <w:t>해외 Gen Z — 참고만, 이 제안서 스코프 밖</w:t>
         </w:r>
@@ -1244,7 +1287,7 @@
             <w:noProof/>
             <w:webHidden/>
           </w:rPr>
-          <w:instrText xml:space="preserve"> PAGEREF _Toc238024587 \h </w:instrText>
+          <w:instrText xml:space="preserve"> PAGEREF _Toc238041987 \h </w:instrText>
         </w:r>
         <w:r>
           <w:rPr>
@@ -1283,30 +1326,23 @@
         </w:tabs>
         <w:ind w:left="420"/>
         <w:rPr>
+          <w:rFonts w:asciiTheme="minorHAnsi" w:eastAsiaTheme="minorEastAsia" w:hAnsiTheme="minorHAnsi"/>
           <w:noProof/>
-        </w:rPr>
-      </w:pPr>
-      <w:hyperlink w:anchor="_Toc238024588" w:history="1">
+          <w:kern w:val="2"/>
+          <w:sz w:val="22"/>
+          <w:szCs w:val="24"/>
+          <w:lang w:eastAsia="ko-Kore-KR"/>
+          <w14:ligatures w14:val="standardContextual"/>
+        </w:rPr>
+      </w:pPr>
+      <w:hyperlink w:anchor="_Toc238041988" w:history="1">
         <w:r>
           <w:rPr>
             <w:rStyle w:val="aff1"/>
             <w:noProof/>
-          </w:rPr>
-          <w:t>2-2. 경쟁</w:t>
-        </w:r>
-        <w:r>
-          <w:rPr>
-            <w:rStyle w:val="aff1"/>
-            <w:noProof/>
-          </w:rPr>
-          <w:t xml:space="preserve"> </w:t>
-        </w:r>
-        <w:r>
-          <w:rPr>
-            <w:rStyle w:val="aff1"/>
-            <w:noProof/>
-          </w:rPr>
-          <w:t>구도 — 누구와 인지도 경쟁을 하는가</w:t>
+            <w:lang w:eastAsia="ko-KR"/>
+          </w:rPr>
+          <w:t>2-2. 경쟁 구도 — 누구와 인지도 경쟁을 하는가</w:t>
         </w:r>
         <w:r>
           <w:rPr>
@@ -1327,7 +1363,7 @@
             <w:noProof/>
             <w:webHidden/>
           </w:rPr>
-          <w:instrText xml:space="preserve"> PAGEREF _Toc238024588 \h </w:instrText>
+          <w:instrText xml:space="preserve"> PAGEREF _Toc238041988 \h </w:instrText>
         </w:r>
         <w:r>
           <w:rPr>
@@ -1366,16 +1402,23 @@
         </w:tabs>
         <w:ind w:left="840"/>
         <w:rPr>
+          <w:rFonts w:asciiTheme="minorHAnsi" w:eastAsiaTheme="minorEastAsia" w:hAnsiTheme="minorHAnsi"/>
           <w:noProof/>
-        </w:rPr>
-      </w:pPr>
-      <w:hyperlink w:anchor="_Toc238024589" w:history="1">
+          <w:kern w:val="2"/>
+          <w:sz w:val="22"/>
+          <w:szCs w:val="24"/>
+          <w:lang w:eastAsia="ko-Kore-KR"/>
+          <w14:ligatures w14:val="standardContextual"/>
+        </w:rPr>
+      </w:pPr>
+      <w:hyperlink w:anchor="_Toc238041989" w:history="1">
         <w:r>
           <w:rPr>
             <w:rStyle w:val="aff1"/>
             <w:noProof/>
-          </w:rPr>
-          <w:t>미샤 — Part 1 문제 F의 배경</w:t>
+            <w:lang w:eastAsia="ko-KR"/>
+          </w:rPr>
+          <w:t>미샤 — 브랜드평판 순위 경쟁의 배경</w:t>
         </w:r>
         <w:r>
           <w:rPr>
@@ -1396,7 +1439,7 @@
             <w:noProof/>
             <w:webHidden/>
           </w:rPr>
-          <w:instrText xml:space="preserve"> PAGEREF _Toc238024589 \h </w:instrText>
+          <w:instrText xml:space="preserve"> PAGEREF _Toc238041989 \h </w:instrText>
         </w:r>
         <w:r>
           <w:rPr>
@@ -1435,14 +1478,21 @@
         </w:tabs>
         <w:ind w:left="840"/>
         <w:rPr>
+          <w:rFonts w:asciiTheme="minorHAnsi" w:eastAsiaTheme="minorEastAsia" w:hAnsiTheme="minorHAnsi"/>
           <w:noProof/>
-        </w:rPr>
-      </w:pPr>
-      <w:hyperlink w:anchor="_Toc238024590" w:history="1">
+          <w:kern w:val="2"/>
+          <w:sz w:val="22"/>
+          <w:szCs w:val="24"/>
+          <w:lang w:eastAsia="ko-Kore-KR"/>
+          <w14:ligatures w14:val="standardContextual"/>
+        </w:rPr>
+      </w:pPr>
+      <w:hyperlink w:anchor="_Toc238041990" w:history="1">
         <w:r>
           <w:rPr>
             <w:rStyle w:val="aff1"/>
             <w:noProof/>
+            <w:lang w:eastAsia="ko-KR"/>
           </w:rPr>
           <w:t>토니모리 — 업계 공통 패턴 확인</w:t>
         </w:r>
@@ -1465,7 +1515,7 @@
             <w:noProof/>
             <w:webHidden/>
           </w:rPr>
-          <w:instrText xml:space="preserve"> PAGEREF _Toc238024590 \h </w:instrText>
+          <w:instrText xml:space="preserve"> PAGEREF _Toc238041990 \h </w:instrText>
         </w:r>
         <w:r>
           <w:rPr>
@@ -1504,30 +1554,98 @@
         </w:tabs>
         <w:ind w:left="840"/>
         <w:rPr>
+          <w:rFonts w:asciiTheme="minorHAnsi" w:eastAsiaTheme="minorEastAsia" w:hAnsiTheme="minorHAnsi"/>
           <w:noProof/>
-        </w:rPr>
-      </w:pPr>
-      <w:hyperlink w:anchor="_Toc238024591" w:history="1">
+          <w:kern w:val="2"/>
+          <w:sz w:val="22"/>
+          <w:szCs w:val="24"/>
+          <w:lang w:eastAsia="ko-Kore-KR"/>
+          <w14:ligatures w14:val="standardContextual"/>
+        </w:rPr>
+      </w:pPr>
+      <w:hyperlink w:anchor="_Toc238041991" w:history="1">
         <w:r>
           <w:rPr>
             <w:rStyle w:val="aff1"/>
             <w:noProof/>
           </w:rPr>
-          <w:t>인디 브랜드</w:t>
-        </w:r>
+          <w:t>3CE — 계열·카테고리가 완전히 다른데도 같은 패턴</w:t>
+        </w:r>
+        <w:r>
+          <w:rPr>
+            <w:noProof/>
+            <w:webHidden/>
+          </w:rPr>
+          <w:tab/>
+        </w:r>
+        <w:r>
+          <w:rPr>
+            <w:noProof/>
+            <w:webHidden/>
+          </w:rPr>
+          <w:fldChar w:fldCharType="begin"/>
+        </w:r>
+        <w:r>
+          <w:rPr>
+            <w:noProof/>
+            <w:webHidden/>
+          </w:rPr>
+          <w:instrText xml:space="preserve"> PAGEREF _Toc238041991 \h </w:instrText>
+        </w:r>
+        <w:r>
+          <w:rPr>
+            <w:noProof/>
+            <w:webHidden/>
+          </w:rPr>
+        </w:r>
+        <w:r>
+          <w:rPr>
+            <w:noProof/>
+            <w:webHidden/>
+          </w:rPr>
+          <w:fldChar w:fldCharType="separate"/>
+        </w:r>
+        <w:r>
+          <w:rPr>
+            <w:noProof/>
+            <w:webHidden/>
+          </w:rPr>
+          <w:t>10</w:t>
+        </w:r>
+        <w:r>
+          <w:rPr>
+            <w:noProof/>
+            <w:webHidden/>
+          </w:rPr>
+          <w:fldChar w:fldCharType="end"/>
+        </w:r>
+      </w:hyperlink>
+    </w:p>
+    <w:p>
+      <w:pPr>
+        <w:pStyle w:val="36"/>
+        <w:tabs>
+          <w:tab w:val="right" w:leader="dot" w:pos="9402"/>
+        </w:tabs>
+        <w:ind w:left="840"/>
+        <w:rPr>
+          <w:rFonts w:asciiTheme="minorHAnsi" w:eastAsiaTheme="minorEastAsia" w:hAnsiTheme="minorHAnsi"/>
+          <w:noProof/>
+          <w:kern w:val="2"/>
+          <w:sz w:val="22"/>
+          <w:szCs w:val="24"/>
+          <w:lang w:eastAsia="ko-Kore-KR"/>
+          <w14:ligatures w14:val="standardContextual"/>
+        </w:rPr>
+      </w:pPr>
+      <w:hyperlink w:anchor="_Toc238041992" w:history="1">
         <w:r>
           <w:rPr>
             <w:rStyle w:val="aff1"/>
             <w:noProof/>
-          </w:rPr>
-          <w:t>(</w:t>
-        </w:r>
-        <w:r>
-          <w:rPr>
-            <w:rStyle w:val="aff1"/>
-            <w:noProof/>
-          </w:rPr>
-          <w:t>코스알엑스 등) — 간단히만</w:t>
+            <w:lang w:eastAsia="ko-KR"/>
+          </w:rPr>
+          <w:t>인디 브랜드(코스알엑스 등) — 간단히만</w:t>
         </w:r>
         <w:r>
           <w:rPr>
@@ -1548,7 +1666,7 @@
             <w:noProof/>
             <w:webHidden/>
           </w:rPr>
-          <w:instrText xml:space="preserve"> PAGEREF _Toc238024591 \h </w:instrText>
+          <w:instrText xml:space="preserve"> PAGEREF _Toc238041992 \h </w:instrText>
         </w:r>
         <w:r>
           <w:rPr>
@@ -1568,7 +1686,7 @@
             <w:noProof/>
             <w:webHidden/>
           </w:rPr>
-          <w:t>10</w:t>
+          <w:t>11</w:t>
         </w:r>
         <w:r>
           <w:rPr>
@@ -1587,14 +1705,21 @@
         </w:tabs>
         <w:ind w:left="420"/>
         <w:rPr>
+          <w:rFonts w:asciiTheme="minorHAnsi" w:eastAsiaTheme="minorEastAsia" w:hAnsiTheme="minorHAnsi"/>
           <w:noProof/>
-        </w:rPr>
-      </w:pPr>
-      <w:hyperlink w:anchor="_Toc238024592" w:history="1">
+          <w:kern w:val="2"/>
+          <w:sz w:val="22"/>
+          <w:szCs w:val="24"/>
+          <w:lang w:eastAsia="ko-Kore-KR"/>
+          <w14:ligatures w14:val="standardContextual"/>
+        </w:rPr>
+      </w:pPr>
+      <w:hyperlink w:anchor="_Toc238041993" w:history="1">
         <w:r>
           <w:rPr>
             <w:rStyle w:val="aff1"/>
             <w:noProof/>
+            <w:lang w:eastAsia="ko-KR"/>
           </w:rPr>
           <w:t>2-3. 자사(Company) — 인지도 관점에서 강점과 약점</w:t>
         </w:r>
@@ -1617,7 +1742,7 @@
             <w:noProof/>
             <w:webHidden/>
           </w:rPr>
-          <w:instrText xml:space="preserve"> PAGEREF _Toc238024592 \h </w:instrText>
+          <w:instrText xml:space="preserve"> PAGEREF _Toc238041993 \h </w:instrText>
         </w:r>
         <w:r>
           <w:rPr>
@@ -1637,7 +1762,7 @@
             <w:noProof/>
             <w:webHidden/>
           </w:rPr>
-          <w:t>10</w:t>
+          <w:t>11</w:t>
         </w:r>
         <w:r>
           <w:rPr>
@@ -1656,14 +1781,21 @@
         </w:tabs>
         <w:ind w:left="840"/>
         <w:rPr>
+          <w:rFonts w:asciiTheme="minorHAnsi" w:eastAsiaTheme="minorEastAsia" w:hAnsiTheme="minorHAnsi"/>
           <w:noProof/>
-        </w:rPr>
-      </w:pPr>
-      <w:hyperlink w:anchor="_Toc238024593" w:history="1">
+          <w:kern w:val="2"/>
+          <w:sz w:val="22"/>
+          <w:szCs w:val="24"/>
+          <w:lang w:eastAsia="ko-Kore-KR"/>
+          <w14:ligatures w14:val="standardContextual"/>
+        </w:rPr>
+      </w:pPr>
+      <w:hyperlink w:anchor="_Toc238041994" w:history="1">
         <w:r>
           <w:rPr>
             <w:rStyle w:val="aff1"/>
             <w:noProof/>
+            <w:lang w:eastAsia="ko-KR"/>
           </w:rPr>
           <w:t>강점 — 아직 쓸 수 있는 인지도 자산</w:t>
         </w:r>
@@ -1686,7 +1818,7 @@
             <w:noProof/>
             <w:webHidden/>
           </w:rPr>
-          <w:instrText xml:space="preserve"> PAGEREF _Toc238024593 \h </w:instrText>
+          <w:instrText xml:space="preserve"> PAGEREF _Toc238041994 \h </w:instrText>
         </w:r>
         <w:r>
           <w:rPr>
@@ -1706,7 +1838,7 @@
             <w:noProof/>
             <w:webHidden/>
           </w:rPr>
-          <w:t>10</w:t>
+          <w:t>11</w:t>
         </w:r>
         <w:r>
           <w:rPr>
@@ -1725,14 +1857,21 @@
         </w:tabs>
         <w:ind w:left="840"/>
         <w:rPr>
+          <w:rFonts w:asciiTheme="minorHAnsi" w:eastAsiaTheme="minorEastAsia" w:hAnsiTheme="minorHAnsi"/>
           <w:noProof/>
-        </w:rPr>
-      </w:pPr>
-      <w:hyperlink w:anchor="_Toc238024594" w:history="1">
+          <w:kern w:val="2"/>
+          <w:sz w:val="22"/>
+          <w:szCs w:val="24"/>
+          <w:lang w:eastAsia="ko-Kore-KR"/>
+          <w14:ligatures w14:val="standardContextual"/>
+        </w:rPr>
+      </w:pPr>
+      <w:hyperlink w:anchor="_Toc238041995" w:history="1">
         <w:r>
           <w:rPr>
             <w:rStyle w:val="aff1"/>
             <w:noProof/>
+            <w:lang w:eastAsia="ko-KR"/>
           </w:rPr>
           <w:t>약점 — 인지도로 이어지지 않는 구조</w:t>
         </w:r>
@@ -1755,7 +1894,7 @@
             <w:noProof/>
             <w:webHidden/>
           </w:rPr>
-          <w:instrText xml:space="preserve"> PAGEREF _Toc238024594 \h </w:instrText>
+          <w:instrText xml:space="preserve"> PAGEREF _Toc238041995 \h </w:instrText>
         </w:r>
         <w:r>
           <w:rPr>
@@ -1794,14 +1933,21 @@
         </w:tabs>
         <w:ind w:left="420"/>
         <w:rPr>
+          <w:rFonts w:asciiTheme="minorHAnsi" w:eastAsiaTheme="minorEastAsia" w:hAnsiTheme="minorHAnsi"/>
           <w:noProof/>
-        </w:rPr>
-      </w:pPr>
-      <w:hyperlink w:anchor="_Toc238024595" w:history="1">
+          <w:kern w:val="2"/>
+          <w:sz w:val="22"/>
+          <w:szCs w:val="24"/>
+          <w:lang w:eastAsia="ko-Kore-KR"/>
+          <w14:ligatures w14:val="standardContextual"/>
+        </w:rPr>
+      </w:pPr>
+      <w:hyperlink w:anchor="_Toc238041996" w:history="1">
         <w:r>
           <w:rPr>
             <w:rStyle w:val="aff1"/>
             <w:noProof/>
+            <w:lang w:eastAsia="ko-KR"/>
           </w:rPr>
           <w:t>2-4. 거시환경 — 인지도를 되찾을 새 통로가 있는가</w:t>
         </w:r>
@@ -1824,7 +1970,7 @@
             <w:noProof/>
             <w:webHidden/>
           </w:rPr>
-          <w:instrText xml:space="preserve"> PAGEREF _Toc238024595 \h </w:instrText>
+          <w:instrText xml:space="preserve"> PAGEREF _Toc238041996 \h </w:instrText>
         </w:r>
         <w:r>
           <w:rPr>
@@ -1863,14 +2009,21 @@
         </w:tabs>
         <w:ind w:left="840"/>
         <w:rPr>
+          <w:rFonts w:asciiTheme="minorHAnsi" w:eastAsiaTheme="minorEastAsia" w:hAnsiTheme="minorHAnsi"/>
           <w:noProof/>
-        </w:rPr>
-      </w:pPr>
-      <w:hyperlink w:anchor="_Toc238024596" w:history="1">
+          <w:kern w:val="2"/>
+          <w:sz w:val="22"/>
+          <w:szCs w:val="24"/>
+          <w:lang w:eastAsia="ko-Kore-KR"/>
+          <w14:ligatures w14:val="standardContextual"/>
+        </w:rPr>
+      </w:pPr>
+      <w:hyperlink w:anchor="_Toc238041997" w:history="1">
         <w:r>
           <w:rPr>
             <w:rStyle w:val="aff1"/>
             <w:noProof/>
+            <w:lang w:eastAsia="ko-KR"/>
           </w:rPr>
           <w:t>Social(사회·문화) — 체험·팬덤 소비 재부상</w:t>
         </w:r>
@@ -1893,7 +2046,7 @@
             <w:noProof/>
             <w:webHidden/>
           </w:rPr>
-          <w:instrText xml:space="preserve"> PAGEREF _Toc238024596 \h </w:instrText>
+          <w:instrText xml:space="preserve"> PAGEREF _Toc238041997 \h </w:instrText>
         </w:r>
         <w:r>
           <w:rPr>
@@ -1913,7 +2066,7 @@
             <w:noProof/>
             <w:webHidden/>
           </w:rPr>
-          <w:t>11</w:t>
+          <w:t>12</w:t>
         </w:r>
         <w:r>
           <w:rPr>
@@ -1932,10 +2085,16 @@
         </w:tabs>
         <w:ind w:left="840"/>
         <w:rPr>
+          <w:rFonts w:asciiTheme="minorHAnsi" w:eastAsiaTheme="minorEastAsia" w:hAnsiTheme="minorHAnsi"/>
           <w:noProof/>
-        </w:rPr>
-      </w:pPr>
-      <w:hyperlink w:anchor="_Toc238024597" w:history="1">
+          <w:kern w:val="2"/>
+          <w:sz w:val="22"/>
+          <w:szCs w:val="24"/>
+          <w:lang w:eastAsia="ko-Kore-KR"/>
+          <w14:ligatures w14:val="standardContextual"/>
+        </w:rPr>
+      </w:pPr>
+      <w:hyperlink w:anchor="_Toc238041998" w:history="1">
         <w:r>
           <w:rPr>
             <w:rStyle w:val="aff1"/>
@@ -1962,7 +2121,7 @@
             <w:noProof/>
             <w:webHidden/>
           </w:rPr>
-          <w:instrText xml:space="preserve"> PAGEREF _Toc238024597 \h </w:instrText>
+          <w:instrText xml:space="preserve"> PAGEREF _Toc238041998 \h </w:instrText>
         </w:r>
         <w:r>
           <w:rPr>
@@ -1982,7 +2141,7 @@
             <w:noProof/>
             <w:webHidden/>
           </w:rPr>
-          <w:t>11</w:t>
+          <w:t>12</w:t>
         </w:r>
         <w:r>
           <w:rPr>
@@ -2001,10 +2160,16 @@
         </w:tabs>
         <w:ind w:left="840"/>
         <w:rPr>
+          <w:rFonts w:asciiTheme="minorHAnsi" w:eastAsiaTheme="minorEastAsia" w:hAnsiTheme="minorHAnsi"/>
           <w:noProof/>
-        </w:rPr>
-      </w:pPr>
-      <w:hyperlink w:anchor="_Toc238024598" w:history="1">
+          <w:kern w:val="2"/>
+          <w:sz w:val="22"/>
+          <w:szCs w:val="24"/>
+          <w:lang w:eastAsia="ko-Kore-KR"/>
+          <w14:ligatures w14:val="standardContextual"/>
+        </w:rPr>
+      </w:pPr>
+      <w:hyperlink w:anchor="_Toc238041999" w:history="1">
         <w:r>
           <w:rPr>
             <w:rStyle w:val="aff1"/>
@@ -2031,7 +2196,7 @@
             <w:noProof/>
             <w:webHidden/>
           </w:rPr>
-          <w:instrText xml:space="preserve"> PAGEREF _Toc238024598 \h </w:instrText>
+          <w:instrText xml:space="preserve"> PAGEREF _Toc238041999 \h </w:instrText>
         </w:r>
         <w:r>
           <w:rPr>
@@ -2051,7 +2216,7 @@
             <w:noProof/>
             <w:webHidden/>
           </w:rPr>
-          <w:t>11</w:t>
+          <w:t>12</w:t>
         </w:r>
         <w:r>
           <w:rPr>
@@ -2070,14 +2235,21 @@
         </w:tabs>
         <w:ind w:left="420"/>
         <w:rPr>
+          <w:rFonts w:asciiTheme="minorHAnsi" w:eastAsiaTheme="minorEastAsia" w:hAnsiTheme="minorHAnsi"/>
           <w:noProof/>
-        </w:rPr>
-      </w:pPr>
-      <w:hyperlink w:anchor="_Toc238024599" w:history="1">
+          <w:kern w:val="2"/>
+          <w:sz w:val="22"/>
+          <w:szCs w:val="24"/>
+          <w:lang w:eastAsia="ko-Kore-KR"/>
+          <w14:ligatures w14:val="standardContextual"/>
+        </w:rPr>
+      </w:pPr>
+      <w:hyperlink w:anchor="_Toc238042000" w:history="1">
         <w:r>
           <w:rPr>
             <w:rStyle w:val="aff1"/>
             <w:noProof/>
+            <w:lang w:eastAsia="ko-KR"/>
           </w:rPr>
           <w:t>2-5. 산업 구조 — 왜 지금 "인지도"가 중요한 자산인가</w:t>
         </w:r>
@@ -2100,7 +2272,7 @@
             <w:noProof/>
             <w:webHidden/>
           </w:rPr>
-          <w:instrText xml:space="preserve"> PAGEREF _Toc238024599 \h </w:instrText>
+          <w:instrText xml:space="preserve"> PAGEREF _Toc238042000 \h </w:instrText>
         </w:r>
         <w:r>
           <w:rPr>
@@ -2139,14 +2311,21 @@
         </w:tabs>
         <w:ind w:left="420"/>
         <w:rPr>
+          <w:rFonts w:asciiTheme="minorHAnsi" w:eastAsiaTheme="minorEastAsia" w:hAnsiTheme="minorHAnsi"/>
           <w:noProof/>
-        </w:rPr>
-      </w:pPr>
-      <w:hyperlink w:anchor="_Toc238024600" w:history="1">
+          <w:kern w:val="2"/>
+          <w:sz w:val="22"/>
+          <w:szCs w:val="24"/>
+          <w:lang w:eastAsia="ko-Kore-KR"/>
+          <w14:ligatures w14:val="standardContextual"/>
+        </w:rPr>
+      </w:pPr>
+      <w:hyperlink w:anchor="_Toc238042001" w:history="1">
         <w:r>
           <w:rPr>
             <w:rStyle w:val="aff1"/>
             <w:noProof/>
+            <w:lang w:eastAsia="ko-KR"/>
           </w:rPr>
           <w:t>2-6. 스위트스팟 — 무엇을 보여줘야 하는가</w:t>
         </w:r>
@@ -2169,7 +2348,7 @@
             <w:noProof/>
             <w:webHidden/>
           </w:rPr>
-          <w:instrText xml:space="preserve"> PAGEREF _Toc238024600 \h </w:instrText>
+          <w:instrText xml:space="preserve"> PAGEREF _Toc238042001 \h </w:instrText>
         </w:r>
         <w:r>
           <w:rPr>
@@ -2189,7 +2368,7 @@
             <w:noProof/>
             <w:webHidden/>
           </w:rPr>
-          <w:t>12</w:t>
+          <w:t>13</w:t>
         </w:r>
         <w:r>
           <w:rPr>
@@ -2208,14 +2387,21 @@
         </w:tabs>
         <w:ind w:left="420"/>
         <w:rPr>
+          <w:rFonts w:asciiTheme="minorHAnsi" w:eastAsiaTheme="minorEastAsia" w:hAnsiTheme="minorHAnsi"/>
           <w:noProof/>
-        </w:rPr>
-      </w:pPr>
-      <w:hyperlink w:anchor="_Toc238024601" w:history="1">
+          <w:kern w:val="2"/>
+          <w:sz w:val="22"/>
+          <w:szCs w:val="24"/>
+          <w:lang w:eastAsia="ko-Kore-KR"/>
+          <w14:ligatures w14:val="standardContextual"/>
+        </w:rPr>
+      </w:pPr>
+      <w:hyperlink w:anchor="_Toc238042002" w:history="1">
         <w:r>
           <w:rPr>
             <w:rStyle w:val="aff1"/>
             <w:noProof/>
+            <w:lang w:eastAsia="ko-KR"/>
           </w:rPr>
           <w:t>2-7. 타깃 1개 확정</w:t>
         </w:r>
@@ -2238,7 +2424,7 @@
             <w:noProof/>
             <w:webHidden/>
           </w:rPr>
-          <w:instrText xml:space="preserve"> PAGEREF _Toc238024601 \h </w:instrText>
+          <w:instrText xml:space="preserve"> PAGEREF _Toc238042002 \h </w:instrText>
         </w:r>
         <w:r>
           <w:rPr>
@@ -2258,7 +2444,7 @@
             <w:noProof/>
             <w:webHidden/>
           </w:rPr>
-          <w:t>12</w:t>
+          <w:t>13</w:t>
         </w:r>
         <w:r>
           <w:rPr>
@@ -2277,14 +2463,21 @@
         </w:tabs>
         <w:ind w:left="420"/>
         <w:rPr>
+          <w:rFonts w:asciiTheme="minorHAnsi" w:eastAsiaTheme="minorEastAsia" w:hAnsiTheme="minorHAnsi"/>
           <w:noProof/>
-        </w:rPr>
-      </w:pPr>
-      <w:hyperlink w:anchor="_Toc238024602" w:history="1">
+          <w:kern w:val="2"/>
+          <w:sz w:val="22"/>
+          <w:szCs w:val="24"/>
+          <w:lang w:eastAsia="ko-Kore-KR"/>
+          <w14:ligatures w14:val="standardContextual"/>
+        </w:rPr>
+      </w:pPr>
+      <w:hyperlink w:anchor="_Toc238042003" w:history="1">
         <w:r>
           <w:rPr>
             <w:rStyle w:val="aff1"/>
             <w:noProof/>
+            <w:lang w:eastAsia="ko-KR"/>
           </w:rPr>
           <w:t>2-8. 종합 &amp; Part 3로 넘어가는 이유</w:t>
         </w:r>
@@ -2307,7 +2500,7 @@
             <w:noProof/>
             <w:webHidden/>
           </w:rPr>
-          <w:instrText xml:space="preserve"> PAGEREF _Toc238024602 \h </w:instrText>
+          <w:instrText xml:space="preserve"> PAGEREF _Toc238042003 \h </w:instrText>
         </w:r>
         <w:r>
           <w:rPr>
@@ -2327,7 +2520,7 @@
             <w:noProof/>
             <w:webHidden/>
           </w:rPr>
-          <w:t>13</w:t>
+          <w:t>14</w:t>
         </w:r>
         <w:r>
           <w:rPr>
@@ -2345,14 +2538,21 @@
           <w:tab w:val="right" w:leader="dot" w:pos="9402"/>
         </w:tabs>
         <w:rPr>
+          <w:rFonts w:asciiTheme="minorHAnsi" w:eastAsiaTheme="minorEastAsia" w:hAnsiTheme="minorHAnsi"/>
           <w:noProof/>
-        </w:rPr>
-      </w:pPr>
-      <w:hyperlink w:anchor="_Toc238024603" w:history="1">
+          <w:kern w:val="2"/>
+          <w:sz w:val="22"/>
+          <w:szCs w:val="24"/>
+          <w:lang w:eastAsia="ko-Kore-KR"/>
+          <w14:ligatures w14:val="standardContextual"/>
+        </w:rPr>
+      </w:pPr>
+      <w:hyperlink w:anchor="_Toc238042004" w:history="1">
         <w:r>
           <w:rPr>
             <w:rStyle w:val="aff1"/>
             <w:noProof/>
+            <w:lang w:eastAsia="ko-KR"/>
           </w:rPr>
           <w:t>Part 3. 제안 전략 — 포지셔닝 한 문장</w:t>
         </w:r>
@@ -2375,7 +2575,7 @@
             <w:noProof/>
             <w:webHidden/>
           </w:rPr>
-          <w:instrText xml:space="preserve"> PAGEREF _Toc238024603 \h </w:instrText>
+          <w:instrText xml:space="preserve"> PAGEREF _Toc238042004 \h </w:instrText>
         </w:r>
         <w:r>
           <w:rPr>
@@ -2395,7 +2595,7 @@
             <w:noProof/>
             <w:webHidden/>
           </w:rPr>
-          <w:t>14</w:t>
+          <w:t>15</w:t>
         </w:r>
         <w:r>
           <w:rPr>
@@ -2414,14 +2614,21 @@
         </w:tabs>
         <w:ind w:left="420"/>
         <w:rPr>
+          <w:rFonts w:asciiTheme="minorHAnsi" w:eastAsiaTheme="minorEastAsia" w:hAnsiTheme="minorHAnsi"/>
           <w:noProof/>
-        </w:rPr>
-      </w:pPr>
-      <w:hyperlink w:anchor="_Toc238024604" w:history="1">
+          <w:kern w:val="2"/>
+          <w:sz w:val="22"/>
+          <w:szCs w:val="24"/>
+          <w:lang w:eastAsia="ko-Kore-KR"/>
+          <w14:ligatures w14:val="standardContextual"/>
+        </w:rPr>
+      </w:pPr>
+      <w:hyperlink w:anchor="_Toc238042005" w:history="1">
         <w:r>
           <w:rPr>
             <w:rStyle w:val="aff1"/>
             <w:noProof/>
+            <w:lang w:eastAsia="ko-KR"/>
           </w:rPr>
           <w:t>3-1. 공식에 근거 채우기</w:t>
         </w:r>
@@ -2444,7 +2651,7 @@
             <w:noProof/>
             <w:webHidden/>
           </w:rPr>
-          <w:instrText xml:space="preserve"> PAGEREF _Toc238024604 \h </w:instrText>
+          <w:instrText xml:space="preserve"> PAGEREF _Toc238042005 \h </w:instrText>
         </w:r>
         <w:r>
           <w:rPr>
@@ -2464,7 +2671,7 @@
             <w:noProof/>
             <w:webHidden/>
           </w:rPr>
-          <w:t>14</w:t>
+          <w:t>15</w:t>
         </w:r>
         <w:r>
           <w:rPr>
@@ -2483,10 +2690,16 @@
         </w:tabs>
         <w:ind w:left="420"/>
         <w:rPr>
+          <w:rFonts w:asciiTheme="minorHAnsi" w:eastAsiaTheme="minorEastAsia" w:hAnsiTheme="minorHAnsi"/>
           <w:noProof/>
-        </w:rPr>
-      </w:pPr>
-      <w:hyperlink w:anchor="_Toc238024605" w:history="1">
+          <w:kern w:val="2"/>
+          <w:sz w:val="22"/>
+          <w:szCs w:val="24"/>
+          <w:lang w:eastAsia="ko-Kore-KR"/>
+          <w14:ligatures w14:val="standardContextual"/>
+        </w:rPr>
+      </w:pPr>
+      <w:hyperlink w:anchor="_Toc238042006" w:history="1">
         <w:r>
           <w:rPr>
             <w:rStyle w:val="aff1"/>
@@ -2513,7 +2726,7 @@
             <w:noProof/>
             <w:webHidden/>
           </w:rPr>
-          <w:instrText xml:space="preserve"> PAGEREF _Toc238024605 \h </w:instrText>
+          <w:instrText xml:space="preserve"> PAGEREF _Toc238042006 \h </w:instrText>
         </w:r>
         <w:r>
           <w:rPr>
@@ -2533,7 +2746,7 @@
             <w:noProof/>
             <w:webHidden/>
           </w:rPr>
-          <w:t>15</w:t>
+          <w:t>16</w:t>
         </w:r>
         <w:r>
           <w:rPr>
@@ -2552,14 +2765,21 @@
         </w:tabs>
         <w:ind w:left="420"/>
         <w:rPr>
+          <w:rFonts w:asciiTheme="minorHAnsi" w:eastAsiaTheme="minorEastAsia" w:hAnsiTheme="minorHAnsi"/>
           <w:noProof/>
-        </w:rPr>
-      </w:pPr>
-      <w:hyperlink w:anchor="_Toc238024606" w:history="1">
+          <w:kern w:val="2"/>
+          <w:sz w:val="22"/>
+          <w:szCs w:val="24"/>
+          <w:lang w:eastAsia="ko-Kore-KR"/>
+          <w14:ligatures w14:val="standardContextual"/>
+        </w:rPr>
+      </w:pPr>
+      <w:hyperlink w:anchor="_Toc238042007" w:history="1">
         <w:r>
           <w:rPr>
             <w:rStyle w:val="aff1"/>
             <w:noProof/>
+            <w:lang w:eastAsia="ko-KR"/>
           </w:rPr>
           <w:t>3-3. 3원칙으로 자체 검증 — 차별성·관련성·신뢰성</w:t>
         </w:r>
@@ -2582,7 +2802,7 @@
             <w:noProof/>
             <w:webHidden/>
           </w:rPr>
-          <w:instrText xml:space="preserve"> PAGEREF _Toc238024606 \h </w:instrText>
+          <w:instrText xml:space="preserve"> PAGEREF _Toc238042007 \h </w:instrText>
         </w:r>
         <w:r>
           <w:rPr>
@@ -2602,7 +2822,7 @@
             <w:noProof/>
             <w:webHidden/>
           </w:rPr>
-          <w:t>15</w:t>
+          <w:t>16</w:t>
         </w:r>
         <w:r>
           <w:rPr>
@@ -2621,14 +2841,21 @@
         </w:tabs>
         <w:ind w:left="420"/>
         <w:rPr>
+          <w:rFonts w:asciiTheme="minorHAnsi" w:eastAsiaTheme="minorEastAsia" w:hAnsiTheme="minorHAnsi"/>
           <w:noProof/>
-        </w:rPr>
-      </w:pPr>
-      <w:hyperlink w:anchor="_Toc238024607" w:history="1">
+          <w:kern w:val="2"/>
+          <w:sz w:val="22"/>
+          <w:szCs w:val="24"/>
+          <w:lang w:eastAsia="ko-Kore-KR"/>
+          <w14:ligatures w14:val="standardContextual"/>
+        </w:rPr>
+      </w:pPr>
+      <w:hyperlink w:anchor="_Toc238042008" w:history="1">
         <w:r>
           <w:rPr>
             <w:rStyle w:val="aff1"/>
             <w:noProof/>
+            <w:lang w:eastAsia="ko-KR"/>
           </w:rPr>
           <w:t>3-4. 가치제안과 슬로건은 다르다</w:t>
         </w:r>
@@ -2651,7 +2878,7 @@
             <w:noProof/>
             <w:webHidden/>
           </w:rPr>
-          <w:instrText xml:space="preserve"> PAGEREF _Toc238024607 \h </w:instrText>
+          <w:instrText xml:space="preserve"> PAGEREF _Toc238042008 \h </w:instrText>
         </w:r>
         <w:r>
           <w:rPr>
@@ -2671,7 +2898,7 @@
             <w:noProof/>
             <w:webHidden/>
           </w:rPr>
-          <w:t>16</w:t>
+          <w:t>17</w:t>
         </w:r>
         <w:r>
           <w:rPr>
@@ -2690,15 +2917,22 @@
         </w:tabs>
         <w:ind w:left="840"/>
         <w:rPr>
+          <w:rFonts w:asciiTheme="minorHAnsi" w:eastAsiaTheme="minorEastAsia" w:hAnsiTheme="minorHAnsi"/>
           <w:noProof/>
-        </w:rPr>
-      </w:pPr>
-      <w:hyperlink w:anchor="_Toc238024608" w:history="1">
+          <w:kern w:val="2"/>
+          <w:sz w:val="22"/>
+          <w:szCs w:val="24"/>
+          <w:lang w:eastAsia="ko-Kore-KR"/>
+          <w14:ligatures w14:val="standardContextual"/>
+        </w:rPr>
+      </w:pPr>
+      <w:hyperlink w:anchor="_Toc238042009" w:history="1">
         <w:r>
           <w:rPr>
             <w:rStyle w:val="aff1"/>
             <w:rFonts w:ascii="Apple Color Emoji" w:hAnsi="Apple Color Emoji" w:cs="Apple Color Emoji"/>
             <w:noProof/>
+            <w:lang w:eastAsia="ko-KR"/>
           </w:rPr>
           <w:t>✏️</w:t>
         </w:r>
@@ -2706,22 +2940,9 @@
           <w:rPr>
             <w:rStyle w:val="aff1"/>
             <w:noProof/>
-          </w:rPr>
-          <w:t xml:space="preserve"> 팀 작성 필요 — 슬로건 최</w:t>
-        </w:r>
-        <w:r>
-          <w:rPr>
-            <w:rStyle w:val="aff1"/>
-            <w:noProof/>
-          </w:rPr>
-          <w:t>종</w:t>
-        </w:r>
-        <w:r>
-          <w:rPr>
-            <w:rStyle w:val="aff1"/>
-            <w:noProof/>
-          </w:rPr>
-          <w:t xml:space="preserve"> 선택</w:t>
+            <w:lang w:eastAsia="ko-KR"/>
+          </w:rPr>
+          <w:t xml:space="preserve"> 팀 작성 필요 — 슬로건 최종 선택</w:t>
         </w:r>
         <w:r>
           <w:rPr>
@@ -2742,7 +2963,7 @@
             <w:noProof/>
             <w:webHidden/>
           </w:rPr>
-          <w:instrText xml:space="preserve"> PAGEREF _Toc238024608 \h </w:instrText>
+          <w:instrText xml:space="preserve"> PAGEREF _Toc238042009 \h </w:instrText>
         </w:r>
         <w:r>
           <w:rPr>
@@ -2762,7 +2983,7 @@
             <w:noProof/>
             <w:webHidden/>
           </w:rPr>
-          <w:t>16</w:t>
+          <w:t>17</w:t>
         </w:r>
         <w:r>
           <w:rPr>
@@ -2781,44 +3002,22 @@
         </w:tabs>
         <w:ind w:left="420"/>
         <w:rPr>
+          <w:rFonts w:asciiTheme="minorHAnsi" w:eastAsiaTheme="minorEastAsia" w:hAnsiTheme="minorHAnsi"/>
           <w:noProof/>
-        </w:rPr>
-      </w:pPr>
-      <w:hyperlink w:anchor="_Toc238024609" w:history="1">
+          <w:kern w:val="2"/>
+          <w:sz w:val="22"/>
+          <w:szCs w:val="24"/>
+          <w:lang w:eastAsia="ko-Kore-KR"/>
+          <w14:ligatures w14:val="standardContextual"/>
+        </w:rPr>
+      </w:pPr>
+      <w:hyperlink w:anchor="_Toc238042010" w:history="1">
         <w:r>
           <w:rPr>
             <w:rStyle w:val="aff1"/>
             <w:noProof/>
           </w:rPr>
-          <w:t>3-5. 되</w:t>
-        </w:r>
-        <w:r>
-          <w:rPr>
-            <w:rStyle w:val="aff1"/>
-            <w:noProof/>
-          </w:rPr>
-          <w:t>돌</w:t>
-        </w:r>
-        <w:r>
-          <w:rPr>
-            <w:rStyle w:val="aff1"/>
-            <w:noProof/>
-          </w:rPr>
-          <w:t>리기가 아</w:t>
-        </w:r>
-        <w:r>
-          <w:rPr>
-            <w:rStyle w:val="aff1"/>
-            <w:noProof/>
-          </w:rPr>
-          <w:t>니</w:t>
-        </w:r>
-        <w:r>
-          <w:rPr>
-            <w:rStyle w:val="aff1"/>
-            <w:noProof/>
-          </w:rPr>
-          <w:t>라 계승</w:t>
+          <w:t>3-5. 되돌리기가 아니라 계승</w:t>
         </w:r>
         <w:r>
           <w:rPr>
@@ -2839,7 +3038,7 @@
             <w:noProof/>
             <w:webHidden/>
           </w:rPr>
-          <w:instrText xml:space="preserve"> PAGEREF _Toc238024609 \h </w:instrText>
+          <w:instrText xml:space="preserve"> PAGEREF _Toc238042010 \h </w:instrText>
         </w:r>
         <w:r>
           <w:rPr>
@@ -2859,7 +3058,7 @@
             <w:noProof/>
             <w:webHidden/>
           </w:rPr>
-          <w:t>17</w:t>
+          <w:t>18</w:t>
         </w:r>
         <w:r>
           <w:rPr>
@@ -2878,16 +3077,23 @@
         </w:tabs>
         <w:ind w:left="420"/>
         <w:rPr>
+          <w:rFonts w:asciiTheme="minorHAnsi" w:eastAsiaTheme="minorEastAsia" w:hAnsiTheme="minorHAnsi"/>
           <w:noProof/>
-        </w:rPr>
-      </w:pPr>
-      <w:hyperlink w:anchor="_Toc238024610" w:history="1">
+          <w:kern w:val="2"/>
+          <w:sz w:val="22"/>
+          <w:szCs w:val="24"/>
+          <w:lang w:eastAsia="ko-Kore-KR"/>
+          <w14:ligatures w14:val="standardContextual"/>
+        </w:rPr>
+      </w:pPr>
+      <w:hyperlink w:anchor="_Toc238042011" w:history="1">
         <w:r>
           <w:rPr>
             <w:rStyle w:val="aff1"/>
             <w:noProof/>
-          </w:rPr>
-          <w:t>3-6. 6개 문제와의 연결 확인</w:t>
+            <w:lang w:eastAsia="ko-KR"/>
+          </w:rPr>
+          <w:t>3-6. 5개 문제와의 연결 확인</w:t>
         </w:r>
         <w:r>
           <w:rPr>
@@ -2908,7 +3114,7 @@
             <w:noProof/>
             <w:webHidden/>
           </w:rPr>
-          <w:instrText xml:space="preserve"> PAGEREF _Toc238024610 \h </w:instrText>
+          <w:instrText xml:space="preserve"> PAGEREF _Toc238042011 \h </w:instrText>
         </w:r>
         <w:r>
           <w:rPr>
@@ -2928,7 +3134,7 @@
             <w:noProof/>
             <w:webHidden/>
           </w:rPr>
-          <w:t>17</w:t>
+          <w:t>18</w:t>
         </w:r>
         <w:r>
           <w:rPr>
@@ -2947,14 +3153,21 @@
         </w:tabs>
         <w:ind w:left="420"/>
         <w:rPr>
+          <w:rFonts w:asciiTheme="minorHAnsi" w:eastAsiaTheme="minorEastAsia" w:hAnsiTheme="minorHAnsi"/>
           <w:noProof/>
-        </w:rPr>
-      </w:pPr>
-      <w:hyperlink w:anchor="_Toc238024611" w:history="1">
+          <w:kern w:val="2"/>
+          <w:sz w:val="22"/>
+          <w:szCs w:val="24"/>
+          <w:lang w:eastAsia="ko-Kore-KR"/>
+          <w14:ligatures w14:val="standardContextual"/>
+        </w:rPr>
+      </w:pPr>
+      <w:hyperlink w:anchor="_Toc238042012" w:history="1">
         <w:r>
           <w:rPr>
             <w:rStyle w:val="aff1"/>
             <w:noProof/>
+            <w:lang w:eastAsia="ko-KR"/>
           </w:rPr>
           <w:t>3-7. Part 4로 넘어가는 다리</w:t>
         </w:r>
@@ -2977,7 +3190,7 @@
             <w:noProof/>
             <w:webHidden/>
           </w:rPr>
-          <w:instrText xml:space="preserve"> PAGEREF _Toc238024611 \h </w:instrText>
+          <w:instrText xml:space="preserve"> PAGEREF _Toc238042012 \h </w:instrText>
         </w:r>
         <w:r>
           <w:rPr>
@@ -2997,7 +3210,7 @@
             <w:noProof/>
             <w:webHidden/>
           </w:rPr>
-          <w:t>18</w:t>
+          <w:t>19</w:t>
         </w:r>
         <w:r>
           <w:rPr>
@@ -3015,14 +3228,21 @@
           <w:tab w:val="right" w:leader="dot" w:pos="9402"/>
         </w:tabs>
         <w:rPr>
+          <w:rFonts w:asciiTheme="minorHAnsi" w:eastAsiaTheme="minorEastAsia" w:hAnsiTheme="minorHAnsi"/>
           <w:noProof/>
-        </w:rPr>
-      </w:pPr>
-      <w:hyperlink w:anchor="_Toc238024612" w:history="1">
+          <w:kern w:val="2"/>
+          <w:sz w:val="22"/>
+          <w:szCs w:val="24"/>
+          <w:lang w:eastAsia="ko-Kore-KR"/>
+          <w14:ligatures w14:val="standardContextual"/>
+        </w:rPr>
+      </w:pPr>
+      <w:hyperlink w:anchor="_Toc238042013" w:history="1">
         <w:r>
           <w:rPr>
             <w:rStyle w:val="aff1"/>
             <w:noProof/>
+            <w:lang w:eastAsia="ko-KR"/>
           </w:rPr>
           <w:t>Part 4. 크리에이티브 제안 — Before/After</w:t>
         </w:r>
@@ -3045,7 +3265,7 @@
             <w:noProof/>
             <w:webHidden/>
           </w:rPr>
-          <w:instrText xml:space="preserve"> PAGEREF _Toc238024612 \h </w:instrText>
+          <w:instrText xml:space="preserve"> PAGEREF _Toc238042013 \h </w:instrText>
         </w:r>
         <w:r>
           <w:rPr>
@@ -3065,7 +3285,7 @@
             <w:noProof/>
             <w:webHidden/>
           </w:rPr>
-          <w:t>19</w:t>
+          <w:t>20</w:t>
         </w:r>
         <w:r>
           <w:rPr>
@@ -3084,14 +3304,21 @@
         </w:tabs>
         <w:ind w:left="420"/>
         <w:rPr>
+          <w:rFonts w:asciiTheme="minorHAnsi" w:eastAsiaTheme="minorEastAsia" w:hAnsiTheme="minorHAnsi"/>
           <w:noProof/>
-        </w:rPr>
-      </w:pPr>
-      <w:hyperlink w:anchor="_Toc238024613" w:history="1">
+          <w:kern w:val="2"/>
+          <w:sz w:val="22"/>
+          <w:szCs w:val="24"/>
+          <w:lang w:eastAsia="ko-Kore-KR"/>
+          <w14:ligatures w14:val="standardContextual"/>
+        </w:rPr>
+      </w:pPr>
+      <w:hyperlink w:anchor="_Toc238042014" w:history="1">
         <w:r>
           <w:rPr>
             <w:rStyle w:val="aff1"/>
             <w:noProof/>
+            <w:lang w:eastAsia="ko-KR"/>
           </w:rPr>
           <w:t>4-1. 무드보드 — 브랜드가 스스로 어떤 톤으로 말할 것인가</w:t>
         </w:r>
@@ -3114,7 +3341,7 @@
             <w:noProof/>
             <w:webHidden/>
           </w:rPr>
-          <w:instrText xml:space="preserve"> PAGEREF _Toc238024613 \h </w:instrText>
+          <w:instrText xml:space="preserve"> PAGEREF _Toc238042014 \h </w:instrText>
         </w:r>
         <w:r>
           <w:rPr>
@@ -3134,7 +3361,7 @@
             <w:noProof/>
             <w:webHidden/>
           </w:rPr>
-          <w:t>19</w:t>
+          <w:t>20</w:t>
         </w:r>
         <w:r>
           <w:rPr>
@@ -3153,30 +3380,23 @@
         </w:tabs>
         <w:ind w:left="420"/>
         <w:rPr>
+          <w:rFonts w:asciiTheme="minorHAnsi" w:eastAsiaTheme="minorEastAsia" w:hAnsiTheme="minorHAnsi"/>
           <w:noProof/>
-        </w:rPr>
-      </w:pPr>
-      <w:hyperlink w:anchor="_Toc238024614" w:history="1">
+          <w:kern w:val="2"/>
+          <w:sz w:val="22"/>
+          <w:szCs w:val="24"/>
+          <w:lang w:eastAsia="ko-Kore-KR"/>
+          <w14:ligatures w14:val="standardContextual"/>
+        </w:rPr>
+      </w:pPr>
+      <w:hyperlink w:anchor="_Toc238042015" w:history="1">
         <w:r>
           <w:rPr>
             <w:rStyle w:val="aff1"/>
             <w:noProof/>
-          </w:rPr>
-          <w:t>4-2. 오프라인 체험 거점</w:t>
-        </w:r>
-        <w:r>
-          <w:rPr>
-            <w:rStyle w:val="aff1"/>
-            <w:noProof/>
-          </w:rPr>
-          <w:t xml:space="preserve"> </w:t>
-        </w:r>
-        <w:r>
-          <w:rPr>
-            <w:rStyle w:val="aff1"/>
-            <w:noProof/>
-          </w:rPr>
-          <w:t>— '공병공간' 확장 (신규 제작 아님)</w:t>
+            <w:lang w:eastAsia="ko-KR"/>
+          </w:rPr>
+          <w:t>4-2. 오프라인 체험 거점 — '공병공간' 확장 (신규 제작 아님)</w:t>
         </w:r>
         <w:r>
           <w:rPr>
@@ -3197,7 +3417,7 @@
             <w:noProof/>
             <w:webHidden/>
           </w:rPr>
-          <w:instrText xml:space="preserve"> PAGEREF _Toc238024614 \h </w:instrText>
+          <w:instrText xml:space="preserve"> PAGEREF _Toc238042015 \h </w:instrText>
         </w:r>
         <w:r>
           <w:rPr>
@@ -3217,7 +3437,7 @@
             <w:noProof/>
             <w:webHidden/>
           </w:rPr>
-          <w:t>20</w:t>
+          <w:t>21</w:t>
         </w:r>
         <w:r>
           <w:rPr>
@@ -3236,14 +3456,21 @@
         </w:tabs>
         <w:ind w:left="420"/>
         <w:rPr>
+          <w:rFonts w:asciiTheme="minorHAnsi" w:eastAsiaTheme="minorEastAsia" w:hAnsiTheme="minorHAnsi"/>
           <w:noProof/>
-        </w:rPr>
-      </w:pPr>
-      <w:hyperlink w:anchor="_Toc238024615" w:history="1">
+          <w:kern w:val="2"/>
+          <w:sz w:val="22"/>
+          <w:szCs w:val="24"/>
+          <w:lang w:eastAsia="ko-Kore-KR"/>
+          <w14:ligatures w14:val="standardContextual"/>
+        </w:rPr>
+      </w:pPr>
+      <w:hyperlink w:anchor="_Toc238042016" w:history="1">
         <w:r>
           <w:rPr>
             <w:rStyle w:val="aff1"/>
             <w:noProof/>
+            <w:lang w:eastAsia="ko-KR"/>
           </w:rPr>
           <w:t>4-3. 랜딩페이지 — 첫 화면에서 "무엇이 왜 바뀌었는지" 선언</w:t>
         </w:r>
@@ -3266,7 +3493,7 @@
             <w:noProof/>
             <w:webHidden/>
           </w:rPr>
-          <w:instrText xml:space="preserve"> PAGEREF _Toc238024615 \h </w:instrText>
+          <w:instrText xml:space="preserve"> PAGEREF _Toc238042016 \h </w:instrText>
         </w:r>
         <w:r>
           <w:rPr>
@@ -3286,7 +3513,7 @@
             <w:noProof/>
             <w:webHidden/>
           </w:rPr>
-          <w:t>21</w:t>
+          <w:t>22</w:t>
         </w:r>
         <w:r>
           <w:rPr>
@@ -3305,14 +3532,21 @@
         </w:tabs>
         <w:ind w:left="420"/>
         <w:rPr>
+          <w:rFonts w:asciiTheme="minorHAnsi" w:eastAsiaTheme="minorEastAsia" w:hAnsiTheme="minorHAnsi"/>
           <w:noProof/>
-        </w:rPr>
-      </w:pPr>
-      <w:hyperlink w:anchor="_Toc238024616" w:history="1">
+          <w:kern w:val="2"/>
+          <w:sz w:val="22"/>
+          <w:szCs w:val="24"/>
+          <w:lang w:eastAsia="ko-Kore-KR"/>
+          <w14:ligatures w14:val="standardContextual"/>
+        </w:rPr>
+      </w:pPr>
+      <w:hyperlink w:anchor="_Toc238042017" w:history="1">
         <w:r>
           <w:rPr>
             <w:rStyle w:val="aff1"/>
             <w:noProof/>
+            <w:lang w:eastAsia="ko-KR"/>
           </w:rPr>
           <w:t>4-4. 상세페이지 — 제품에서 브랜드로 건너가는 다리</w:t>
         </w:r>
@@ -3335,7 +3569,7 @@
             <w:noProof/>
             <w:webHidden/>
           </w:rPr>
-          <w:instrText xml:space="preserve"> PAGEREF _Toc238024616 \h </w:instrText>
+          <w:instrText xml:space="preserve"> PAGEREF _Toc238042017 \h </w:instrText>
         </w:r>
         <w:r>
           <w:rPr>
@@ -3355,7 +3589,7 @@
             <w:noProof/>
             <w:webHidden/>
           </w:rPr>
-          <w:t>21</w:t>
+          <w:t>22</w:t>
         </w:r>
         <w:r>
           <w:rPr>
@@ -3374,10 +3608,16 @@
         </w:tabs>
         <w:ind w:left="420"/>
         <w:rPr>
+          <w:rFonts w:asciiTheme="minorHAnsi" w:eastAsiaTheme="minorEastAsia" w:hAnsiTheme="minorHAnsi"/>
           <w:noProof/>
-        </w:rPr>
-      </w:pPr>
-      <w:hyperlink w:anchor="_Toc238024617" w:history="1">
+          <w:kern w:val="2"/>
+          <w:sz w:val="22"/>
+          <w:szCs w:val="24"/>
+          <w:lang w:eastAsia="ko-Kore-KR"/>
+          <w14:ligatures w14:val="standardContextual"/>
+        </w:rPr>
+      </w:pPr>
+      <w:hyperlink w:anchor="_Toc238042018" w:history="1">
         <w:r>
           <w:rPr>
             <w:rStyle w:val="aff1"/>
@@ -3404,7 +3644,7 @@
             <w:noProof/>
             <w:webHidden/>
           </w:rPr>
-          <w:instrText xml:space="preserve"> PAGEREF _Toc238024617 \h </w:instrText>
+          <w:instrText xml:space="preserve"> PAGEREF _Toc238042018 \h </w:instrText>
         </w:r>
         <w:r>
           <w:rPr>
@@ -3424,7 +3664,7 @@
             <w:noProof/>
             <w:webHidden/>
           </w:rPr>
-          <w:t>22</w:t>
+          <w:t>23</w:t>
         </w:r>
         <w:r>
           <w:rPr>
@@ -3443,15 +3683,22 @@
         </w:tabs>
         <w:ind w:left="840"/>
         <w:rPr>
+          <w:rFonts w:asciiTheme="minorHAnsi" w:eastAsiaTheme="minorEastAsia" w:hAnsiTheme="minorHAnsi"/>
           <w:noProof/>
-        </w:rPr>
-      </w:pPr>
-      <w:hyperlink w:anchor="_Toc238024618" w:history="1">
+          <w:kern w:val="2"/>
+          <w:sz w:val="22"/>
+          <w:szCs w:val="24"/>
+          <w:lang w:eastAsia="ko-Kore-KR"/>
+          <w14:ligatures w14:val="standardContextual"/>
+        </w:rPr>
+      </w:pPr>
+      <w:hyperlink w:anchor="_Toc238042019" w:history="1">
         <w:r>
           <w:rPr>
             <w:rStyle w:val="aff1"/>
             <w:rFonts w:ascii="Apple Color Emoji" w:hAnsi="Apple Color Emoji" w:cs="Apple Color Emoji"/>
             <w:noProof/>
+            <w:lang w:eastAsia="ko-KR"/>
           </w:rPr>
           <w:t>✏️</w:t>
         </w:r>
@@ -3459,6 +3706,7 @@
           <w:rPr>
             <w:rStyle w:val="aff1"/>
             <w:noProof/>
+            <w:lang w:eastAsia="ko-KR"/>
           </w:rPr>
           <w:t xml:space="preserve"> 팀 작성 필요 — Part 4 항목별 담당·일정</w:t>
         </w:r>
@@ -3481,7 +3729,7 @@
             <w:noProof/>
             <w:webHidden/>
           </w:rPr>
-          <w:instrText xml:space="preserve"> PAGEREF _Toc238024618 \h </w:instrText>
+          <w:instrText xml:space="preserve"> PAGEREF _Toc238042019 \h </w:instrText>
         </w:r>
         <w:r>
           <w:rPr>
@@ -3501,7 +3749,7 @@
             <w:noProof/>
             <w:webHidden/>
           </w:rPr>
-          <w:t>23</w:t>
+          <w:t>24</w:t>
         </w:r>
         <w:r>
           <w:rPr>
@@ -3519,14 +3767,21 @@
           <w:tab w:val="right" w:leader="dot" w:pos="9402"/>
         </w:tabs>
         <w:rPr>
+          <w:rFonts w:asciiTheme="minorHAnsi" w:eastAsiaTheme="minorEastAsia" w:hAnsiTheme="minorHAnsi"/>
           <w:noProof/>
-        </w:rPr>
-      </w:pPr>
-      <w:hyperlink w:anchor="_Toc238024619" w:history="1">
+          <w:kern w:val="2"/>
+          <w:sz w:val="22"/>
+          <w:szCs w:val="24"/>
+          <w:lang w:eastAsia="ko-Kore-KR"/>
+          <w14:ligatures w14:val="standardContextual"/>
+        </w:rPr>
+      </w:pPr>
+      <w:hyperlink w:anchor="_Toc238042020" w:history="1">
         <w:r>
           <w:rPr>
             <w:rStyle w:val="aff1"/>
             <w:noProof/>
+            <w:lang w:eastAsia="ko-KR"/>
           </w:rPr>
           <w:t>Part 5. 실행 로드맵 — 언제, 어떤 순서로, 얼마의 예산으로</w:t>
         </w:r>
@@ -3549,7 +3804,7 @@
             <w:noProof/>
             <w:webHidden/>
           </w:rPr>
-          <w:instrText xml:space="preserve"> PAGEREF _Toc238024619 \h </w:instrText>
+          <w:instrText xml:space="preserve"> PAGEREF _Toc238042020 \h </w:instrText>
         </w:r>
         <w:r>
           <w:rPr>
@@ -3569,7 +3824,7 @@
             <w:noProof/>
             <w:webHidden/>
           </w:rPr>
-          <w:t>23</w:t>
+          <w:t>24</w:t>
         </w:r>
         <w:r>
           <w:rPr>
@@ -3588,14 +3843,21 @@
         </w:tabs>
         <w:ind w:left="420"/>
         <w:rPr>
+          <w:rFonts w:asciiTheme="minorHAnsi" w:eastAsiaTheme="minorEastAsia" w:hAnsiTheme="minorHAnsi"/>
           <w:noProof/>
-        </w:rPr>
-      </w:pPr>
-      <w:hyperlink w:anchor="_Toc238024620" w:history="1">
+          <w:kern w:val="2"/>
+          <w:sz w:val="22"/>
+          <w:szCs w:val="24"/>
+          <w:lang w:eastAsia="ko-Kore-KR"/>
+          <w14:ligatures w14:val="standardContextual"/>
+        </w:rPr>
+      </w:pPr>
+      <w:hyperlink w:anchor="_Toc238042021" w:history="1">
         <w:r>
           <w:rPr>
             <w:rStyle w:val="aff1"/>
             <w:noProof/>
+            <w:lang w:eastAsia="ko-KR"/>
           </w:rPr>
           <w:t>5-1. 실행 후보 재정리 — 같은 가이드라인을 실행안에도 적용</w:t>
         </w:r>
@@ -3618,7 +3880,7 @@
             <w:noProof/>
             <w:webHidden/>
           </w:rPr>
-          <w:instrText xml:space="preserve"> PAGEREF _Toc238024620 \h </w:instrText>
+          <w:instrText xml:space="preserve"> PAGEREF _Toc238042021 \h </w:instrText>
         </w:r>
         <w:r>
           <w:rPr>
@@ -3638,7 +3900,7 @@
             <w:noProof/>
             <w:webHidden/>
           </w:rPr>
-          <w:t>23</w:t>
+          <w:t>24</w:t>
         </w:r>
         <w:r>
           <w:rPr>
@@ -3657,14 +3919,21 @@
         </w:tabs>
         <w:ind w:left="420"/>
         <w:rPr>
+          <w:rFonts w:asciiTheme="minorHAnsi" w:eastAsiaTheme="minorEastAsia" w:hAnsiTheme="minorHAnsi"/>
           <w:noProof/>
-        </w:rPr>
-      </w:pPr>
-      <w:hyperlink w:anchor="_Toc238024621" w:history="1">
+          <w:kern w:val="2"/>
+          <w:sz w:val="22"/>
+          <w:szCs w:val="24"/>
+          <w:lang w:eastAsia="ko-Kore-KR"/>
+          <w14:ligatures w14:val="standardContextual"/>
+        </w:rPr>
+      </w:pPr>
+      <w:hyperlink w:anchor="_Toc238042022" w:history="1">
         <w:r>
           <w:rPr>
             <w:rStyle w:val="aff1"/>
             <w:noProof/>
+            <w:lang w:eastAsia="ko-KR"/>
           </w:rPr>
           <w:t>5-2. 타임라인 — 난이도·순서별 배치</w:t>
         </w:r>
@@ -3687,7 +3956,7 @@
             <w:noProof/>
             <w:webHidden/>
           </w:rPr>
-          <w:instrText xml:space="preserve"> PAGEREF _Toc238024621 \h </w:instrText>
+          <w:instrText xml:space="preserve"> PAGEREF _Toc238042022 \h </w:instrText>
         </w:r>
         <w:r>
           <w:rPr>
@@ -3707,7 +3976,7 @@
             <w:noProof/>
             <w:webHidden/>
           </w:rPr>
-          <w:t>24</w:t>
+          <w:t>25</w:t>
         </w:r>
         <w:r>
           <w:rPr>
@@ -3726,15 +3995,22 @@
         </w:tabs>
         <w:ind w:left="840"/>
         <w:rPr>
+          <w:rFonts w:asciiTheme="minorHAnsi" w:eastAsiaTheme="minorEastAsia" w:hAnsiTheme="minorHAnsi"/>
           <w:noProof/>
-        </w:rPr>
-      </w:pPr>
-      <w:hyperlink w:anchor="_Toc238024622" w:history="1">
+          <w:kern w:val="2"/>
+          <w:sz w:val="22"/>
+          <w:szCs w:val="24"/>
+          <w:lang w:eastAsia="ko-Kore-KR"/>
+          <w14:ligatures w14:val="standardContextual"/>
+        </w:rPr>
+      </w:pPr>
+      <w:hyperlink w:anchor="_Toc238042023" w:history="1">
         <w:r>
           <w:rPr>
             <w:rStyle w:val="aff1"/>
             <w:rFonts w:ascii="Apple Color Emoji" w:hAnsi="Apple Color Emoji" w:cs="Apple Color Emoji"/>
             <w:noProof/>
+            <w:lang w:eastAsia="ko-KR"/>
           </w:rPr>
           <w:t>✏️</w:t>
         </w:r>
@@ -3742,6 +4018,7 @@
           <w:rPr>
             <w:rStyle w:val="aff1"/>
             <w:noProof/>
+            <w:lang w:eastAsia="ko-KR"/>
           </w:rPr>
           <w:t xml:space="preserve"> 팀 작성 필요 — 타임라인 실제 일정·담당자</w:t>
         </w:r>
@@ -3764,7 +4041,7 @@
             <w:noProof/>
             <w:webHidden/>
           </w:rPr>
-          <w:instrText xml:space="preserve"> PAGEREF _Toc238024622 \h </w:instrText>
+          <w:instrText xml:space="preserve"> PAGEREF _Toc238042023 \h </w:instrText>
         </w:r>
         <w:r>
           <w:rPr>
@@ -3784,7 +4061,7 @@
             <w:noProof/>
             <w:webHidden/>
           </w:rPr>
-          <w:t>25</w:t>
+          <w:t>26</w:t>
         </w:r>
         <w:r>
           <w:rPr>
@@ -3803,14 +4080,21 @@
         </w:tabs>
         <w:ind w:left="420"/>
         <w:rPr>
+          <w:rFonts w:asciiTheme="minorHAnsi" w:eastAsiaTheme="minorEastAsia" w:hAnsiTheme="minorHAnsi"/>
           <w:noProof/>
-        </w:rPr>
-      </w:pPr>
-      <w:hyperlink w:anchor="_Toc238024623" w:history="1">
+          <w:kern w:val="2"/>
+          <w:sz w:val="22"/>
+          <w:szCs w:val="24"/>
+          <w:lang w:eastAsia="ko-Kore-KR"/>
+          <w14:ligatures w14:val="standardContextual"/>
+        </w:rPr>
+      </w:pPr>
+      <w:hyperlink w:anchor="_Toc238042024" w:history="1">
         <w:r>
           <w:rPr>
             <w:rStyle w:val="aff1"/>
             <w:noProof/>
+            <w:lang w:eastAsia="ko-KR"/>
           </w:rPr>
           <w:t>5-3. 예산 원칙 — "더 쓰기"가 아니라 "다르게 쓰기"</w:t>
         </w:r>
@@ -3833,7 +4117,7 @@
             <w:noProof/>
             <w:webHidden/>
           </w:rPr>
-          <w:instrText xml:space="preserve"> PAGEREF _Toc238024623 \h </w:instrText>
+          <w:instrText xml:space="preserve"> PAGEREF _Toc238042024 \h </w:instrText>
         </w:r>
         <w:r>
           <w:rPr>
@@ -3853,7 +4137,7 @@
             <w:noProof/>
             <w:webHidden/>
           </w:rPr>
-          <w:t>26</w:t>
+          <w:t>27</w:t>
         </w:r>
         <w:r>
           <w:rPr>
@@ -3872,15 +4156,22 @@
         </w:tabs>
         <w:ind w:left="840"/>
         <w:rPr>
+          <w:rFonts w:asciiTheme="minorHAnsi" w:eastAsiaTheme="minorEastAsia" w:hAnsiTheme="minorHAnsi"/>
           <w:noProof/>
-        </w:rPr>
-      </w:pPr>
-      <w:hyperlink w:anchor="_Toc238024624" w:history="1">
+          <w:kern w:val="2"/>
+          <w:sz w:val="22"/>
+          <w:szCs w:val="24"/>
+          <w:lang w:eastAsia="ko-Kore-KR"/>
+          <w14:ligatures w14:val="standardContextual"/>
+        </w:rPr>
+      </w:pPr>
+      <w:hyperlink w:anchor="_Toc238042025" w:history="1">
         <w:r>
           <w:rPr>
             <w:rStyle w:val="aff1"/>
             <w:rFonts w:ascii="Apple Color Emoji" w:hAnsi="Apple Color Emoji" w:cs="Apple Color Emoji"/>
             <w:noProof/>
+            <w:lang w:eastAsia="ko-KR"/>
           </w:rPr>
           <w:t>✏️</w:t>
         </w:r>
@@ -3888,6 +4179,7 @@
           <w:rPr>
             <w:rStyle w:val="aff1"/>
             <w:noProof/>
+            <w:lang w:eastAsia="ko-KR"/>
           </w:rPr>
           <w:t xml:space="preserve"> 팀 작성 필요 — 예산 확정</w:t>
         </w:r>
@@ -3910,7 +4202,7 @@
             <w:noProof/>
             <w:webHidden/>
           </w:rPr>
-          <w:instrText xml:space="preserve"> PAGEREF _Toc238024624 \h </w:instrText>
+          <w:instrText xml:space="preserve"> PAGEREF _Toc238042025 \h </w:instrText>
         </w:r>
         <w:r>
           <w:rPr>
@@ -3930,7 +4222,7 @@
             <w:noProof/>
             <w:webHidden/>
           </w:rPr>
-          <w:t>26</w:t>
+          <w:t>27</w:t>
         </w:r>
         <w:r>
           <w:rPr>
@@ -3949,16 +4241,23 @@
         </w:tabs>
         <w:ind w:left="420"/>
         <w:rPr>
+          <w:rFonts w:asciiTheme="minorHAnsi" w:eastAsiaTheme="minorEastAsia" w:hAnsiTheme="minorHAnsi"/>
           <w:noProof/>
-        </w:rPr>
-      </w:pPr>
-      <w:hyperlink w:anchor="_Toc238024625" w:history="1">
+          <w:kern w:val="2"/>
+          <w:sz w:val="22"/>
+          <w:szCs w:val="24"/>
+          <w:lang w:eastAsia="ko-Kore-KR"/>
+          <w14:ligatures w14:val="standardContextual"/>
+        </w:rPr>
+      </w:pPr>
+      <w:hyperlink w:anchor="_Toc238042026" w:history="1">
         <w:r>
           <w:rPr>
             <w:rStyle w:val="aff1"/>
             <w:noProof/>
-          </w:rPr>
-          <w:t>5-4. 6개 문제 ↔ 실행 항목 최종 매핑</w:t>
+            <w:lang w:eastAsia="ko-KR"/>
+          </w:rPr>
+          <w:t>5-4. 5개 문제 ↔ 실행 항목 최종 매핑</w:t>
         </w:r>
         <w:r>
           <w:rPr>
@@ -3979,7 +4278,7 @@
             <w:noProof/>
             <w:webHidden/>
           </w:rPr>
-          <w:instrText xml:space="preserve"> PAGEREF _Toc238024625 \h </w:instrText>
+          <w:instrText xml:space="preserve"> PAGEREF _Toc238042026 \h </w:instrText>
         </w:r>
         <w:r>
           <w:rPr>
@@ -3999,7 +4298,7 @@
             <w:noProof/>
             <w:webHidden/>
           </w:rPr>
-          <w:t>27</w:t>
+          <w:t>28</w:t>
         </w:r>
         <w:r>
           <w:rPr>
@@ -4018,14 +4317,21 @@
         </w:tabs>
         <w:ind w:left="420"/>
         <w:rPr>
+          <w:rFonts w:asciiTheme="minorHAnsi" w:eastAsiaTheme="minorEastAsia" w:hAnsiTheme="minorHAnsi"/>
           <w:noProof/>
-        </w:rPr>
-      </w:pPr>
-      <w:hyperlink w:anchor="_Toc238024626" w:history="1">
+          <w:kern w:val="2"/>
+          <w:sz w:val="22"/>
+          <w:szCs w:val="24"/>
+          <w:lang w:eastAsia="ko-Kore-KR"/>
+          <w14:ligatures w14:val="standardContextual"/>
+        </w:rPr>
+      </w:pPr>
+      <w:hyperlink w:anchor="_Toc238042027" w:history="1">
         <w:r>
           <w:rPr>
             <w:rStyle w:val="aff1"/>
             <w:noProof/>
+            <w:lang w:eastAsia="ko-KR"/>
           </w:rPr>
           <w:t>5-5. KPI 미리보기 &amp; 모니터링 파트로 넘기는 이유</w:t>
         </w:r>
@@ -4048,7 +4354,7 @@
             <w:noProof/>
             <w:webHidden/>
           </w:rPr>
-          <w:instrText xml:space="preserve"> PAGEREF _Toc238024626 \h </w:instrText>
+          <w:instrText xml:space="preserve"> PAGEREF _Toc238042027 \h </w:instrText>
         </w:r>
         <w:r>
           <w:rPr>
@@ -4068,7 +4374,7 @@
             <w:noProof/>
             <w:webHidden/>
           </w:rPr>
-          <w:t>28</w:t>
+          <w:t>29</w:t>
         </w:r>
         <w:r>
           <w:rPr>
@@ -4087,15 +4393,22 @@
         </w:tabs>
         <w:ind w:left="840"/>
         <w:rPr>
+          <w:rFonts w:asciiTheme="minorHAnsi" w:eastAsiaTheme="minorEastAsia" w:hAnsiTheme="minorHAnsi"/>
           <w:noProof/>
-        </w:rPr>
-      </w:pPr>
-      <w:hyperlink w:anchor="_Toc238024627" w:history="1">
+          <w:kern w:val="2"/>
+          <w:sz w:val="22"/>
+          <w:szCs w:val="24"/>
+          <w:lang w:eastAsia="ko-Kore-KR"/>
+          <w14:ligatures w14:val="standardContextual"/>
+        </w:rPr>
+      </w:pPr>
+      <w:hyperlink w:anchor="_Toc238042028" w:history="1">
         <w:r>
           <w:rPr>
             <w:rStyle w:val="aff1"/>
             <w:rFonts w:ascii="Apple Color Emoji" w:hAnsi="Apple Color Emoji" w:cs="Apple Color Emoji"/>
             <w:noProof/>
+            <w:lang w:eastAsia="ko-KR"/>
           </w:rPr>
           <w:t>✏️</w:t>
         </w:r>
@@ -4103,6 +4416,7 @@
           <w:rPr>
             <w:rStyle w:val="aff1"/>
             <w:noProof/>
+            <w:lang w:eastAsia="ko-KR"/>
           </w:rPr>
           <w:t xml:space="preserve"> 팀 작성 필요 — KPI 목표치</w:t>
         </w:r>
@@ -4125,7 +4439,7 @@
             <w:noProof/>
             <w:webHidden/>
           </w:rPr>
-          <w:instrText xml:space="preserve"> PAGEREF _Toc238024627 \h </w:instrText>
+          <w:instrText xml:space="preserve"> PAGEREF _Toc238042028 \h </w:instrText>
         </w:r>
         <w:r>
           <w:rPr>
@@ -4145,7 +4459,7 @@
             <w:noProof/>
             <w:webHidden/>
           </w:rPr>
-          <w:t>28</w:t>
+          <w:t>29</w:t>
         </w:r>
         <w:r>
           <w:rPr>
@@ -4164,10 +4478,16 @@
         </w:tabs>
         <w:ind w:left="420"/>
         <w:rPr>
+          <w:rFonts w:asciiTheme="minorHAnsi" w:eastAsiaTheme="minorEastAsia" w:hAnsiTheme="minorHAnsi"/>
           <w:noProof/>
-        </w:rPr>
-      </w:pPr>
-      <w:hyperlink w:anchor="_Toc238024628" w:history="1">
+          <w:kern w:val="2"/>
+          <w:sz w:val="22"/>
+          <w:szCs w:val="24"/>
+          <w:lang w:eastAsia="ko-Kore-KR"/>
+          <w14:ligatures w14:val="standardContextual"/>
+        </w:rPr>
+      </w:pPr>
+      <w:hyperlink w:anchor="_Toc238042029" w:history="1">
         <w:r>
           <w:rPr>
             <w:rStyle w:val="aff1"/>
@@ -4194,7 +4514,7 @@
             <w:noProof/>
             <w:webHidden/>
           </w:rPr>
-          <w:instrText xml:space="preserve"> PAGEREF _Toc238024628 \h </w:instrText>
+          <w:instrText xml:space="preserve"> PAGEREF _Toc238042029 \h </w:instrText>
         </w:r>
         <w:r>
           <w:rPr>
@@ -4214,7 +4534,7 @@
             <w:noProof/>
             <w:webHidden/>
           </w:rPr>
-          <w:t>28</w:t>
+          <w:t>29</w:t>
         </w:r>
         <w:r>
           <w:rPr>
@@ -4298,7 +4618,7 @@
           <w:b/>
           <w:lang w:eastAsia="ko-KR"/>
         </w:rPr>
-        <w:t>브랜드 인지도 문제 6개만 남김</w:t>
+        <w:t>브랜드 인지도 문제 5개만 남김</w:t>
       </w:r>
     </w:p>
     <w:p>
@@ -4360,41 +4680,18 @@
           <w:lang w:eastAsia="ko-KR"/>
         </w:rPr>
       </w:pPr>
-      <w:proofErr w:type="spellStart"/>
       <w:r>
         <w:rPr>
           <w:b/>
           <w:lang w:eastAsia="ko-KR"/>
         </w:rPr>
-        <w:t>스코프</w:t>
-      </w:r>
-      <w:proofErr w:type="spellEnd"/>
-      <w:r>
-        <w:rPr>
-          <w:b/>
-          <w:lang w:eastAsia="ko-KR"/>
-        </w:rPr>
-        <w:t xml:space="preserve"> 선언</w:t>
-      </w:r>
-      <w:r>
-        <w:rPr>
-          <w:lang w:eastAsia="ko-KR"/>
-        </w:rPr>
-        <w:t xml:space="preserve">: 이 제안서는 </w:t>
-      </w:r>
-      <w:proofErr w:type="spellStart"/>
-      <w:r>
-        <w:rPr>
-          <w:lang w:eastAsia="ko-KR"/>
-        </w:rPr>
-        <w:t>이니스프리를</w:t>
-      </w:r>
-      <w:proofErr w:type="spellEnd"/>
-      <w:r>
-        <w:rPr>
-          <w:lang w:eastAsia="ko-KR"/>
-        </w:rPr>
-        <w:t xml:space="preserve"> 재무적으로 살리는 방법이 아니라, </w:t>
+        <w:t>스코프 선언</w:t>
+      </w:r>
+      <w:r>
+        <w:rPr>
+          <w:lang w:eastAsia="ko-KR"/>
+        </w:rPr>
+        <w:t xml:space="preserve">: 이 제안서는 이니스프리를 재무적으로 살리는 방법이 아니라, </w:t>
       </w:r>
       <w:r>
         <w:rPr>
@@ -4447,19 +4744,11 @@
         </w:rPr>
         <w:footnoteReference w:id="3"/>
       </w:r>
-      <w:proofErr w:type="spellStart"/>
-      <w:r>
-        <w:rPr>
-          <w:lang w:eastAsia="ko-KR"/>
-        </w:rPr>
-        <w:t>에</w:t>
-      </w:r>
-      <w:proofErr w:type="spellEnd"/>
-      <w:r>
-        <w:rPr>
-          <w:lang w:eastAsia="ko-KR"/>
-        </w:rPr>
-        <w:t xml:space="preserve"> 있다</w:t>
+      <w:r>
+        <w:rPr>
+          <w:lang w:eastAsia="ko-KR"/>
+        </w:rPr>
+        <w:t>에 있다</w:t>
       </w:r>
     </w:p>
     <w:p>
@@ -4480,7 +4769,7 @@
           <w:lang w:eastAsia="ko-KR"/>
         </w:rPr>
       </w:pPr>
-      <w:bookmarkStart w:id="1" w:name="_Toc238024574"/>
+      <w:bookmarkStart w:id="1" w:name="_Toc238041975"/>
       <w:r>
         <w:rPr>
           <w:lang w:eastAsia="ko-KR"/>
@@ -4582,7 +4871,6 @@
     <w:p>
       <w:pPr>
         <w:rPr>
-          <w:rFonts w:hint="eastAsia"/>
           <w:lang w:eastAsia="ko-KR"/>
         </w:rPr>
       </w:pPr>
@@ -4668,7 +4956,7 @@
           <w:lang w:eastAsia="ko-KR"/>
         </w:rPr>
       </w:pPr>
-      <w:bookmarkStart w:id="2" w:name="_Toc238024575"/>
+      <w:bookmarkStart w:id="2" w:name="_Toc238041976"/>
       <w:r>
         <w:rPr>
           <w:lang w:eastAsia="ko-KR"/>
@@ -4771,21 +5059,7 @@
         <w:rPr>
           <w:lang w:eastAsia="ko-KR"/>
         </w:rPr>
-        <w:t xml:space="preserve">2023년 2월, </w:t>
-      </w:r>
-      <w:proofErr w:type="spellStart"/>
-      <w:r>
-        <w:rPr>
-          <w:lang w:eastAsia="ko-KR"/>
-        </w:rPr>
-        <w:t>이니스프리는</w:t>
-      </w:r>
-      <w:proofErr w:type="spellEnd"/>
-      <w:r>
-        <w:rPr>
-          <w:lang w:eastAsia="ko-KR"/>
-        </w:rPr>
-        <w:t xml:space="preserve"> 20년 넘게 쓰던 "제주" 세계관을 걷어내고 가상의 섬 </w:t>
+        <w:t xml:space="preserve">2023년 2월, 이니스프리는 20년 넘게 쓰던 "제주" 세계관을 걷어내고 가상의 섬 </w:t>
       </w:r>
       <w:r>
         <w:rPr>
@@ -4846,21 +5120,7 @@
         <w:rPr>
           <w:lang w:eastAsia="ko-KR"/>
         </w:rPr>
-        <w:t xml:space="preserve"> 브랜드 검색 대비 "</w:t>
-      </w:r>
-      <w:proofErr w:type="spellStart"/>
-      <w:r>
-        <w:rPr>
-          <w:lang w:eastAsia="ko-KR"/>
-        </w:rPr>
-        <w:t>이니스프리</w:t>
-      </w:r>
-      <w:proofErr w:type="spellEnd"/>
-      <w:r>
-        <w:rPr>
-          <w:lang w:eastAsia="ko-KR"/>
-        </w:rPr>
-        <w:t xml:space="preserve"> 제주" 계열 검색 비중은 2021년 0.79%에서 2025년 </w:t>
+        <w:t xml:space="preserve"> 브랜드 검색 대비 "이니스프리 제주" 계열 검색 비중은 2021년 0.79%에서 2025년 </w:t>
       </w:r>
       <w:r>
         <w:rPr>
@@ -4908,21 +5168,7 @@
         <w:rPr>
           <w:lang w:eastAsia="ko-KR"/>
         </w:rPr>
-        <w:t>소비자 반응(</w:t>
-      </w:r>
-      <w:proofErr w:type="spellStart"/>
-      <w:r>
-        <w:rPr>
-          <w:lang w:eastAsia="ko-KR"/>
-        </w:rPr>
-        <w:t>디자인나침반</w:t>
-      </w:r>
-      <w:proofErr w:type="spellEnd"/>
-      <w:r>
-        <w:rPr>
-          <w:lang w:eastAsia="ko-KR"/>
-        </w:rPr>
-        <w:t xml:space="preserve"> 2023-02-22): </w:t>
+        <w:t xml:space="preserve">소비자 반응(디자인나침반 2023-02-22): </w:t>
       </w:r>
       <w:r>
         <w:rPr>
@@ -4978,19 +5224,11 @@
           <w:lang w:eastAsia="ko-KR"/>
         </w:rPr>
       </w:pPr>
-      <w:proofErr w:type="spellStart"/>
-      <w:r>
-        <w:rPr>
-          <w:lang w:eastAsia="ko-KR"/>
-        </w:rPr>
-        <w:t>매드타임스</w:t>
-      </w:r>
-      <w:proofErr w:type="spellEnd"/>
-      <w:r>
-        <w:rPr>
-          <w:lang w:eastAsia="ko-KR"/>
-        </w:rPr>
-        <w:t xml:space="preserve">(2023-06-27): </w:t>
+      <w:r>
+        <w:rPr>
+          <w:lang w:eastAsia="ko-KR"/>
+        </w:rPr>
+        <w:t xml:space="preserve">매드타임스(2023-06-27): </w:t>
       </w:r>
       <w:r>
         <w:rPr>
@@ -5052,7 +5290,7 @@
           <w:lang w:eastAsia="ko-KR"/>
         </w:rPr>
       </w:pPr>
-      <w:bookmarkStart w:id="3" w:name="_Toc238024576"/>
+      <w:bookmarkStart w:id="3" w:name="_Toc238041977"/>
       <w:r>
         <w:rPr>
           <w:lang w:eastAsia="ko-KR"/>
@@ -5167,35 +5405,7 @@
         <w:rPr>
           <w:lang w:eastAsia="ko-KR"/>
         </w:rPr>
-        <w:t>2023년 광고선전비를 244억 → 345억(+41.6%)</w:t>
-      </w:r>
-      <w:proofErr w:type="spellStart"/>
-      <w:r>
-        <w:rPr>
-          <w:lang w:eastAsia="ko-KR"/>
-        </w:rPr>
-        <w:t>으로</w:t>
-      </w:r>
-      <w:proofErr w:type="spellEnd"/>
-      <w:r>
-        <w:rPr>
-          <w:lang w:eastAsia="ko-KR"/>
-        </w:rPr>
-        <w:t xml:space="preserve"> 늘렸다가, 2024년 다시 274억(-20.6%)</w:t>
-      </w:r>
-      <w:proofErr w:type="spellStart"/>
-      <w:r>
-        <w:rPr>
-          <w:lang w:eastAsia="ko-KR"/>
-        </w:rPr>
-        <w:t>으로</w:t>
-      </w:r>
-      <w:proofErr w:type="spellEnd"/>
-      <w:r>
-        <w:rPr>
-          <w:lang w:eastAsia="ko-KR"/>
-        </w:rPr>
-        <w:t xml:space="preserve"> 줄였다. </w:t>
+        <w:t xml:space="preserve">2023년 광고선전비를 244억 → 345억(+41.6%)으로 늘렸다가, 2024년 다시 274억(-20.6%)으로 줄였다. </w:t>
       </w:r>
       <w:r>
         <w:rPr>
@@ -5338,7 +5548,7 @@
           <w:lang w:eastAsia="ko-KR"/>
         </w:rPr>
       </w:pPr>
-      <w:bookmarkStart w:id="4" w:name="_Toc238024577"/>
+      <w:bookmarkStart w:id="4" w:name="_Toc238041978"/>
       <w:r>
         <w:rPr>
           <w:lang w:eastAsia="ko-KR"/>
@@ -5449,42 +5659,18 @@
           <w:lang w:eastAsia="ko-KR"/>
         </w:rPr>
       </w:pPr>
-      <w:proofErr w:type="spellStart"/>
-      <w:r>
-        <w:rPr>
-          <w:lang w:eastAsia="ko-KR"/>
-        </w:rPr>
-        <w:t>로드샵</w:t>
-      </w:r>
-      <w:proofErr w:type="spellEnd"/>
-      <w:r>
-        <w:rPr>
-          <w:lang w:eastAsia="ko-KR"/>
-        </w:rPr>
-        <w:t xml:space="preserve"> 매장 수는 2021년 400개 → 2024년 190개로, 3년 만에 절반 이하로 줄었다. </w:t>
+      <w:r>
+        <w:rPr>
+          <w:lang w:eastAsia="ko-KR"/>
+        </w:rPr>
+        <w:t xml:space="preserve">로드샵 매장 수는 2021년 400개 → 2024년 190개로, 3년 만에 절반 이하로 줄었다. </w:t>
       </w:r>
       <w:r>
         <w:rPr>
           <w:i/>
           <w:lang w:eastAsia="ko-KR"/>
         </w:rPr>
-        <w:t xml:space="preserve">(매장을 줄인 이유·비용 구조는 재무·운영 영역이라 다루지 않는다 — 여기서 보는 건 매장 수가 인지도와 어떻게 </w:t>
-      </w:r>
-      <w:proofErr w:type="spellStart"/>
-      <w:r>
-        <w:rPr>
-          <w:i/>
-          <w:lang w:eastAsia="ko-KR"/>
-        </w:rPr>
-        <w:t>움직였는가뿐이다</w:t>
-      </w:r>
-      <w:proofErr w:type="spellEnd"/>
-      <w:r>
-        <w:rPr>
-          <w:i/>
-          <w:lang w:eastAsia="ko-KR"/>
-        </w:rPr>
-        <w:t>)</w:t>
+        <w:t>(매장을 줄인 이유·비용 구조는 재무·운영 영역이라 다루지 않는다 — 여기서 보는 건 매장 수가 인지도와 어떻게 움직였는가뿐이다)</w:t>
       </w:r>
     </w:p>
     <w:p>
@@ -5596,7 +5782,7 @@
           <w:lang w:eastAsia="ko-KR"/>
         </w:rPr>
       </w:pPr>
-      <w:bookmarkStart w:id="5" w:name="_Toc238024578"/>
+      <w:bookmarkStart w:id="5" w:name="_Toc238041979"/>
       <w:r>
         <w:rPr>
           <w:lang w:eastAsia="ko-KR"/>
@@ -5688,21 +5874,7 @@
         <w:rPr>
           <w:lang w:eastAsia="ko-KR"/>
         </w:rPr>
-        <w:t>"</w:t>
-      </w:r>
-      <w:proofErr w:type="spellStart"/>
-      <w:r>
-        <w:rPr>
-          <w:lang w:eastAsia="ko-KR"/>
-        </w:rPr>
-        <w:t>레티놀</w:t>
-      </w:r>
-      <w:proofErr w:type="spellEnd"/>
-      <w:r>
-        <w:rPr>
-          <w:lang w:eastAsia="ko-KR"/>
-        </w:rPr>
-        <w:t xml:space="preserve"> 앰플" 등 제품군 검색은 2022→2023년 </w:t>
+        <w:t xml:space="preserve">"레티놀 앰플" 등 제품군 검색은 2022→2023년 </w:t>
       </w:r>
       <w:r>
         <w:rPr>
@@ -5725,19 +5897,11 @@
           <w:lang w:eastAsia="ko-KR"/>
         </w:rPr>
       </w:pPr>
-      <w:proofErr w:type="spellStart"/>
-      <w:r>
-        <w:rPr>
-          <w:lang w:eastAsia="ko-KR"/>
-        </w:rPr>
-        <w:t>그린티</w:t>
-      </w:r>
-      <w:proofErr w:type="spellEnd"/>
-      <w:r>
-        <w:rPr>
-          <w:lang w:eastAsia="ko-KR"/>
-        </w:rPr>
-        <w:t xml:space="preserve"> 키워드는 리브랜딩 발표 직후(2023년 4월) </w:t>
+      <w:r>
+        <w:rPr>
+          <w:lang w:eastAsia="ko-KR"/>
+        </w:rPr>
+        <w:t xml:space="preserve">그린티 키워드는 리브랜딩 발표 직후(2023년 4월) </w:t>
       </w:r>
       <w:r>
         <w:rPr>
@@ -5783,21 +5947,7 @@
         <w:rPr>
           <w:lang w:eastAsia="ko-KR"/>
         </w:rPr>
-        <w:t>: 잘 만든 제품 하나하나에 대한 관심은 생긴다. 그 관심이 "</w:t>
-      </w:r>
-      <w:proofErr w:type="spellStart"/>
-      <w:r>
-        <w:rPr>
-          <w:lang w:eastAsia="ko-KR"/>
-        </w:rPr>
-        <w:t>이니스프리</w:t>
-      </w:r>
-      <w:proofErr w:type="spellEnd"/>
-      <w:r>
-        <w:rPr>
-          <w:lang w:eastAsia="ko-KR"/>
-        </w:rPr>
-        <w:t>"라는 이름으로는 적립되지 않는다.</w:t>
+        <w:t>: 잘 만든 제품 하나하나에 대한 관심은 생긴다. 그 관심이 "이니스프리"라는 이름으로는 적립되지 않는다.</w:t>
       </w:r>
     </w:p>
     <w:p>
@@ -5818,7 +5968,7 @@
           <w:lang w:eastAsia="ko-KR"/>
         </w:rPr>
       </w:pPr>
-      <w:bookmarkStart w:id="6" w:name="_Toc238024579"/>
+      <w:bookmarkStart w:id="6" w:name="_Toc238041980"/>
       <w:r>
         <w:rPr>
           <w:lang w:eastAsia="ko-KR"/>
@@ -5879,14 +6029,12 @@
         </w:rPr>
         <w:t>"</w:t>
       </w:r>
-      <w:proofErr w:type="spellStart"/>
       <w:r>
         <w:rPr>
           <w:lang w:eastAsia="ko-KR"/>
         </w:rPr>
         <w:t>에</w:t>
       </w:r>
-      <w:proofErr w:type="spellEnd"/>
       <w:r>
         <w:rPr>
           <w:lang w:eastAsia="ko-KR"/>
@@ -5932,75 +6080,11 @@
           <w:lang w:eastAsia="ko-KR"/>
         </w:rPr>
       </w:pPr>
-      <w:proofErr w:type="spellStart"/>
-      <w:r>
-        <w:rPr>
-          <w:lang w:eastAsia="ko-KR"/>
-        </w:rPr>
-        <w:t>이니스프리</w:t>
-      </w:r>
-      <w:proofErr w:type="spellEnd"/>
-      <w:r>
-        <w:rPr>
-          <w:lang w:eastAsia="ko-KR"/>
-        </w:rPr>
-        <w:t xml:space="preserve"> 공식 사이트 직접 점검: robots.txt</w:t>
-      </w:r>
-      <w:proofErr w:type="spellStart"/>
-      <w:r>
-        <w:rPr>
-          <w:lang w:eastAsia="ko-KR"/>
-        </w:rPr>
-        <w:t>에</w:t>
-      </w:r>
-      <w:proofErr w:type="spellEnd"/>
-      <w:r>
-        <w:rPr>
-          <w:lang w:eastAsia="ko-KR"/>
-        </w:rPr>
-        <w:t xml:space="preserve"> AI </w:t>
-      </w:r>
-      <w:proofErr w:type="spellStart"/>
-      <w:r>
-        <w:rPr>
-          <w:lang w:eastAsia="ko-KR"/>
-        </w:rPr>
-        <w:t>크롤러</w:t>
-      </w:r>
-      <w:proofErr w:type="spellEnd"/>
-      <w:r>
-        <w:rPr>
-          <w:lang w:eastAsia="ko-KR"/>
-        </w:rPr>
-        <w:t>(</w:t>
-      </w:r>
-      <w:proofErr w:type="spellStart"/>
-      <w:r>
-        <w:rPr>
-          <w:lang w:eastAsia="ko-KR"/>
-        </w:rPr>
-        <w:t>GPTBot·ClaudeBot</w:t>
-      </w:r>
-      <w:proofErr w:type="spellEnd"/>
-      <w:r>
-        <w:rPr>
-          <w:lang w:eastAsia="ko-KR"/>
-        </w:rPr>
-        <w:t xml:space="preserve"> 등) 전용 규칙 없음, 메인 페이지에 </w:t>
-      </w:r>
-      <w:proofErr w:type="spellStart"/>
-      <w:r>
-        <w:rPr>
-          <w:lang w:eastAsia="ko-KR"/>
-        </w:rPr>
-        <w:t>FAQPage</w:t>
-      </w:r>
-      <w:proofErr w:type="spellEnd"/>
-      <w:r>
-        <w:rPr>
-          <w:lang w:eastAsia="ko-KR"/>
-        </w:rPr>
-        <w:t xml:space="preserve"> 스키마(JSON-LD) 없음, </w:t>
+      <w:r>
+        <w:rPr>
+          <w:lang w:eastAsia="ko-KR"/>
+        </w:rPr>
+        <w:t xml:space="preserve">이니스프리 공식 사이트 직접 점검: robots.txt에 AI 크롤러(GPTBot·ClaudeBot 등) 전용 규칙 없음, 메인 페이지에 FAQPage 스키마(JSON-LD) 없음, </w:t>
       </w:r>
       <w:r>
         <w:rPr>
@@ -6028,35 +6112,7 @@
         <w:rPr>
           <w:lang w:eastAsia="ko-KR"/>
         </w:rPr>
-        <w:t>수집한 블로그 게시물 60건 중 다수가 동일한 서술 템플릿("왜 ○○</w:t>
-      </w:r>
-      <w:proofErr w:type="spellStart"/>
-      <w:r>
-        <w:rPr>
-          <w:lang w:eastAsia="ko-KR"/>
-        </w:rPr>
-        <w:t>를</w:t>
-      </w:r>
-      <w:proofErr w:type="spellEnd"/>
-      <w:r>
-        <w:rPr>
-          <w:lang w:eastAsia="ko-KR"/>
-        </w:rPr>
-        <w:t xml:space="preserve"> 찾게 되었나 → 인스타 </w:t>
-      </w:r>
-      <w:proofErr w:type="spellStart"/>
-      <w:r>
-        <w:rPr>
-          <w:lang w:eastAsia="ko-KR"/>
-        </w:rPr>
-        <w:t>피드에서</w:t>
-      </w:r>
-      <w:proofErr w:type="spellEnd"/>
-      <w:r>
-        <w:rPr>
-          <w:lang w:eastAsia="ko-KR"/>
-        </w:rPr>
-        <w:t xml:space="preserve"> 우연히 → 추천")의 협찬형 후기였다</w:t>
+        <w:t>수집한 블로그 게시물 60건 중 다수가 동일한 서술 템플릿("왜 ○○를 찾게 되었나 → 인스타 피드에서 우연히 → 추천")의 협찬형 후기였다</w:t>
       </w:r>
     </w:p>
     <w:p>
@@ -6070,21 +6126,7 @@
         <w:rPr>
           <w:lang w:eastAsia="ko-KR"/>
         </w:rPr>
-        <w:t xml:space="preserve">업계 참고 지표: 검색의 69%가 클릭 없이 종료(zero-click), FAQ 형태 콘텐츠의 AI </w:t>
-      </w:r>
-      <w:proofErr w:type="spellStart"/>
-      <w:r>
-        <w:rPr>
-          <w:lang w:eastAsia="ko-KR"/>
-        </w:rPr>
-        <w:t>인용률이</w:t>
-      </w:r>
-      <w:proofErr w:type="spellEnd"/>
-      <w:r>
-        <w:rPr>
-          <w:lang w:eastAsia="ko-KR"/>
-        </w:rPr>
-        <w:t xml:space="preserve"> 홈페이지형보다 훨씬 높다(95% vs 35%)</w:t>
+        <w:t>업계 참고 지표: 검색의 69%가 클릭 없이 종료(zero-click), FAQ 형태 콘텐츠의 AI 인용률이 홈페이지형보다 훨씬 높다(95% vs 35%)</w:t>
       </w:r>
     </w:p>
     <w:p>
@@ -6104,35 +6146,7 @@
         <w:rPr>
           <w:lang w:eastAsia="ko-KR"/>
         </w:rPr>
-        <w:t xml:space="preserve">: 사람들이 </w:t>
-      </w:r>
-      <w:proofErr w:type="spellStart"/>
-      <w:r>
-        <w:rPr>
-          <w:lang w:eastAsia="ko-KR"/>
-        </w:rPr>
-        <w:t>검색창</w:t>
-      </w:r>
-      <w:proofErr w:type="spellEnd"/>
-      <w:r>
-        <w:rPr>
-          <w:lang w:eastAsia="ko-KR"/>
-        </w:rPr>
-        <w:t xml:space="preserve"> 대신 AI에게 바로 묻는 비중이 느는데, 지금 </w:t>
-      </w:r>
-      <w:proofErr w:type="spellStart"/>
-      <w:r>
-        <w:rPr>
-          <w:lang w:eastAsia="ko-KR"/>
-        </w:rPr>
-        <w:t>이니스프리의</w:t>
-      </w:r>
-      <w:proofErr w:type="spellEnd"/>
-      <w:r>
-        <w:rPr>
-          <w:lang w:eastAsia="ko-KR"/>
-        </w:rPr>
-        <w:t xml:space="preserve"> 온라인 콘텐츠는 그 질문에 답으로 뽑히기 어려운 형태다.</w:t>
+        <w:t>: 사람들이 검색창 대신 AI에게 바로 묻는 비중이 느는데, 지금 이니스프리의 온라인 콘텐츠는 그 질문에 답으로 뽑히기 어려운 형태다.</w:t>
       </w:r>
     </w:p>
     <w:p>
@@ -6148,23 +6162,7 @@
           <w:i/>
           <w:lang w:eastAsia="ko-KR"/>
         </w:rPr>
-        <w:t xml:space="preserve">⚠ 이건 "영향을 준 것을 관찰"한 게 아니라 "취약점을 점검"한 것이다 — 실제로 AI가 </w:t>
-      </w:r>
-      <w:proofErr w:type="spellStart"/>
-      <w:r>
-        <w:rPr>
-          <w:i/>
-          <w:lang w:eastAsia="ko-KR"/>
-        </w:rPr>
-        <w:t>이니스프리를</w:t>
-      </w:r>
-      <w:proofErr w:type="spellEnd"/>
-      <w:r>
-        <w:rPr>
-          <w:i/>
-          <w:lang w:eastAsia="ko-KR"/>
-        </w:rPr>
-        <w:t xml:space="preserve"> 얼마나 인용/누락하는지는 아직 측정하지 않았다.</w:t>
+        <w:t>⚠ 이건 "영향을 준 것을 관찰"한 게 아니라 "취약점을 점검"한 것이다 — 실제로 AI가 이니스프리를 얼마나 인용/누락하는지는 아직 측정하지 않았다.</w:t>
       </w:r>
     </w:p>
     <w:p>
@@ -6193,7 +6191,7 @@
       <w:pPr>
         <w:pStyle w:val="21"/>
       </w:pPr>
-      <w:bookmarkStart w:id="7" w:name="_Toc238024581"/>
+      <w:bookmarkStart w:id="7" w:name="_Toc238041981"/>
       <w:r>
         <w:rPr>
           <w:rFonts w:hint="eastAsia"/>
@@ -6208,11 +6206,9 @@
       <w:r>
         <w:t xml:space="preserve"> </w:t>
       </w:r>
-      <w:proofErr w:type="spellStart"/>
       <w:r>
         <w:t>문제를</w:t>
       </w:r>
-      <w:proofErr w:type="spellEnd"/>
       <w:r>
         <w:t xml:space="preserve"> </w:t>
       </w:r>
@@ -6222,12 +6218,10 @@
       <w:r>
         <w:t xml:space="preserve"> </w:t>
       </w:r>
-      <w:proofErr w:type="spellStart"/>
       <w:r>
         <w:t>장으로</w:t>
       </w:r>
       <w:bookmarkEnd w:id="7"/>
-      <w:proofErr w:type="spellEnd"/>
     </w:p>
     <w:tbl>
       <w:tblPr>
@@ -6362,21 +6356,7 @@
               <w:rPr>
                 <w:lang w:eastAsia="ko-KR"/>
               </w:rPr>
-              <w:t xml:space="preserve">광고→인지도 </w:t>
-            </w:r>
-            <w:proofErr w:type="spellStart"/>
-            <w:r>
-              <w:rPr>
-                <w:lang w:eastAsia="ko-KR"/>
-              </w:rPr>
-              <w:t>미전환</w:t>
-            </w:r>
-            <w:proofErr w:type="spellEnd"/>
-            <w:r>
-              <w:rPr>
-                <w:lang w:eastAsia="ko-KR"/>
-              </w:rPr>
-              <w:t xml:space="preserve"> + 1년 만에 중단</w:t>
+              <w:t>광고→인지도 미전환 + 1년 만에 중단</w:t>
             </w:r>
           </w:p>
         </w:tc>
@@ -6599,21 +6579,7 @@
         <w:rPr>
           <w:lang w:eastAsia="ko-KR"/>
         </w:rPr>
-        <w:t xml:space="preserve"> 안에 이미 반영돼 있다(예: 광고비 재배치의 "인지도로 안 이어졌다"는 결론은 문제B</w:t>
-      </w:r>
-      <w:proofErr w:type="spellStart"/>
-      <w:r>
-        <w:rPr>
-          <w:lang w:eastAsia="ko-KR"/>
-        </w:rPr>
-        <w:t>에</w:t>
-      </w:r>
-      <w:proofErr w:type="spellEnd"/>
-      <w:r>
-        <w:rPr>
-          <w:lang w:eastAsia="ko-KR"/>
-        </w:rPr>
-        <w:t xml:space="preserve"> 남아있다). 전체 목록과 제외 이유는 </w:t>
+        <w:t xml:space="preserve"> 안에 이미 반영돼 있다(예: 광고비 재배치의 "인지도로 안 이어졌다"는 결론은 문제B에 남아있다). 전체 목록과 제외 이유는 </w:t>
       </w:r>
       <w:r>
         <w:rPr>
@@ -6678,7 +6644,7 @@
           <w:lang w:eastAsia="ko-KR"/>
         </w:rPr>
       </w:pPr>
-      <w:bookmarkStart w:id="8" w:name="_Toc238024582"/>
+      <w:bookmarkStart w:id="8" w:name="_Toc238041982"/>
       <w:r>
         <w:rPr>
           <w:lang w:eastAsia="ko-KR"/>
@@ -6740,21 +6706,7 @@
         <w:rPr>
           <w:lang w:eastAsia="ko-KR"/>
         </w:rPr>
-        <w:t xml:space="preserve">개 문제는 "인지도가 무엇 때문에 흔들렸는지"는 보여주지만 "그럼 무엇을 해야 하는지"는 답하지 않는다. 답을 찾으려면 지금 </w:t>
-      </w:r>
-      <w:proofErr w:type="spellStart"/>
-      <w:r>
-        <w:rPr>
-          <w:lang w:eastAsia="ko-KR"/>
-        </w:rPr>
-        <w:t>이니스프리가</w:t>
-      </w:r>
-      <w:proofErr w:type="spellEnd"/>
-      <w:r>
-        <w:rPr>
-          <w:lang w:eastAsia="ko-KR"/>
-        </w:rPr>
-        <w:t xml:space="preserve"> 서 있는 시장이 어떤 모양인지부터 다시 봐야 한다.</w:t>
+        <w:t>개 문제는 "인지도가 무엇 때문에 흔들렸는지"는 보여주지만 "그럼 무엇을 해야 하는지"는 답하지 않는다. 답을 찾으려면 지금 이니스프리가 서 있는 시장이 어떤 모양인지부터 다시 봐야 한다.</w:t>
       </w:r>
     </w:p>
     <w:p>
@@ -6911,7 +6863,6 @@
         </w:rPr>
         <w:t>/</w:t>
       </w:r>
-      <w:proofErr w:type="spellStart"/>
       <w:r>
         <w:rPr>
           <w:rFonts w:ascii="Consolas" w:hAnsi="Consolas"/>
@@ -6921,7 +6872,6 @@
         </w:rPr>
         <w:t>한국기업평판연구소</w:t>
       </w:r>
-      <w:proofErr w:type="spellEnd"/>
       <w:r>
         <w:rPr>
           <w:rFonts w:ascii="Consolas" w:hAnsi="Consolas"/>
@@ -6931,7 +6881,6 @@
         </w:rPr>
         <w:t>_</w:t>
       </w:r>
-      <w:proofErr w:type="spellStart"/>
       <w:r>
         <w:rPr>
           <w:rFonts w:ascii="Consolas" w:hAnsi="Consolas"/>
@@ -6941,7 +6890,6 @@
         </w:rPr>
         <w:t>브랜드평판지수</w:t>
       </w:r>
-      <w:proofErr w:type="spellEnd"/>
       <w:r>
         <w:rPr>
           <w:rFonts w:ascii="Consolas" w:hAnsi="Consolas"/>
@@ -6951,7 +6899,6 @@
         </w:rPr>
         <w:t>_</w:t>
       </w:r>
-      <w:proofErr w:type="spellStart"/>
       <w:r>
         <w:rPr>
           <w:rFonts w:ascii="Consolas" w:hAnsi="Consolas"/>
@@ -6961,7 +6908,6 @@
         </w:rPr>
         <w:t>이니스프리</w:t>
       </w:r>
-      <w:proofErr w:type="spellEnd"/>
       <w:r>
         <w:rPr>
           <w:rFonts w:ascii="Consolas" w:hAnsi="Consolas"/>
@@ -7005,7 +6951,7 @@
           <w:lang w:eastAsia="ko-KR"/>
         </w:rPr>
       </w:pPr>
-      <w:bookmarkStart w:id="9" w:name="_Toc238024583"/>
+      <w:bookmarkStart w:id="9" w:name="_Toc238041983"/>
       <w:r>
         <w:rPr>
           <w:lang w:eastAsia="ko-KR"/>
@@ -7091,35 +7037,7 @@
         <w:rPr>
           <w:lang w:eastAsia="ko-KR"/>
         </w:rPr>
-        <w:t>Part 1의 6개 문제는 "인지도가 왜 흔들렸는지"</w:t>
-      </w:r>
-      <w:proofErr w:type="spellStart"/>
-      <w:r>
-        <w:rPr>
-          <w:lang w:eastAsia="ko-KR"/>
-        </w:rPr>
-        <w:t>를</w:t>
-      </w:r>
-      <w:proofErr w:type="spellEnd"/>
-      <w:r>
-        <w:rPr>
-          <w:lang w:eastAsia="ko-KR"/>
-        </w:rPr>
-        <w:t xml:space="preserve"> 보여줬다. 이 파트는 "그래서 누구를 향해, 무엇을 다시 보여줘야 하는지"</w:t>
-      </w:r>
-      <w:proofErr w:type="spellStart"/>
-      <w:r>
-        <w:rPr>
-          <w:lang w:eastAsia="ko-KR"/>
-        </w:rPr>
-        <w:t>에</w:t>
-      </w:r>
-      <w:proofErr w:type="spellEnd"/>
-      <w:r>
-        <w:rPr>
-          <w:lang w:eastAsia="ko-KR"/>
-        </w:rPr>
-        <w:t xml:space="preserve"> 답한다. </w:t>
+        <w:t xml:space="preserve">Part 1의 5개 문제는 "인지도가 왜 흔들렸는지"를 보여줬다. 이 파트는 "그래서 누구를 향해, 무엇을 다시 보여줘야 하는지"에 답한다. </w:t>
       </w:r>
       <w:r>
         <w:rPr>
@@ -7132,21 +7050,7 @@
         <w:rPr>
           <w:lang w:eastAsia="ko-KR"/>
         </w:rPr>
-        <w:t xml:space="preserve"> — 시장 규모·경쟁사 재무실적·그룹 사업구조처럼 순수 재무 영역인 것은 결론 한 줄로만 스치고, "인지도를 어떻게 되찾을지"</w:t>
-      </w:r>
-      <w:proofErr w:type="spellStart"/>
-      <w:r>
-        <w:rPr>
-          <w:lang w:eastAsia="ko-KR"/>
-        </w:rPr>
-        <w:t>에</w:t>
-      </w:r>
-      <w:proofErr w:type="spellEnd"/>
-      <w:r>
-        <w:rPr>
-          <w:lang w:eastAsia="ko-KR"/>
-        </w:rPr>
-        <w:t xml:space="preserve"> 직접 쓰이는 것만 깊게 본다.</w:t>
+        <w:t xml:space="preserve"> — 시장 규모·경쟁사 재무실적·그룹 사업구조처럼 순수 재무 영역인 것은 결론 한 줄로만 스치고, "인지도를 어떻게 되찾을지"에 직접 쓰이는 것만 깊게 본다.</w:t>
       </w:r>
     </w:p>
     <w:p>
@@ -7167,7 +7071,7 @@
           <w:lang w:eastAsia="ko-KR"/>
         </w:rPr>
       </w:pPr>
-      <w:bookmarkStart w:id="10" w:name="_Toc238024584"/>
+      <w:bookmarkStart w:id="10" w:name="_Toc238041984"/>
       <w:r>
         <w:rPr>
           <w:lang w:eastAsia="ko-KR"/>
@@ -7240,21 +7144,7 @@
         <w:rPr>
           <w:lang w:eastAsia="ko-KR"/>
         </w:rPr>
-        <w:t xml:space="preserve">지금 </w:t>
-      </w:r>
-      <w:proofErr w:type="spellStart"/>
-      <w:r>
-        <w:rPr>
-          <w:lang w:eastAsia="ko-KR"/>
-        </w:rPr>
-        <w:t>이니스프리를</w:t>
-      </w:r>
-      <w:proofErr w:type="spellEnd"/>
-      <w:r>
-        <w:rPr>
-          <w:lang w:eastAsia="ko-KR"/>
-        </w:rPr>
-        <w:t xml:space="preserve"> 아는(또는 알았던) 사람은 하나의 덩어리가 아니라 세 조각으로 나뉜다.</w:t>
+        <w:t>지금 이니스프리를 아는(또는 알았던) 사람은 하나의 덩어리가 아니라 세 조각으로 나뉜다.</w:t>
       </w:r>
     </w:p>
     <w:p>
@@ -7264,7 +7154,7 @@
           <w:lang w:eastAsia="ko-KR"/>
         </w:rPr>
       </w:pPr>
-      <w:bookmarkStart w:id="11" w:name="_Toc238024585"/>
+      <w:bookmarkStart w:id="11" w:name="_Toc238041985"/>
       <w:r>
         <w:rPr>
           <w:lang w:eastAsia="ko-KR"/>
@@ -7332,35 +7222,7 @@
         <w:rPr>
           <w:lang w:eastAsia="ko-KR"/>
         </w:rPr>
-        <w:t>원래 "제주 자연주의"</w:t>
-      </w:r>
-      <w:proofErr w:type="spellStart"/>
-      <w:r>
-        <w:rPr>
-          <w:lang w:eastAsia="ko-KR"/>
-        </w:rPr>
-        <w:t>를</w:t>
-      </w:r>
-      <w:proofErr w:type="spellEnd"/>
-      <w:r>
-        <w:rPr>
-          <w:lang w:eastAsia="ko-KR"/>
-        </w:rPr>
-        <w:t xml:space="preserve"> 보고 </w:t>
-      </w:r>
-      <w:proofErr w:type="spellStart"/>
-      <w:r>
-        <w:rPr>
-          <w:lang w:eastAsia="ko-KR"/>
-        </w:rPr>
-        <w:t>이니스프리를</w:t>
-      </w:r>
-      <w:proofErr w:type="spellEnd"/>
-      <w:r>
-        <w:rPr>
-          <w:lang w:eastAsia="ko-KR"/>
-        </w:rPr>
-        <w:t xml:space="preserve"> 택했던 층. 재구매 중심이었다</w:t>
+        <w:t>원래 "제주 자연주의"를 보고 이니스프리를 택했던 층. 재구매 중심이었다</w:t>
       </w:r>
     </w:p>
     <w:p>
@@ -7412,7 +7274,7 @@
           <w:lang w:eastAsia="ko-KR"/>
         </w:rPr>
       </w:pPr>
-      <w:bookmarkStart w:id="12" w:name="_Toc238024586"/>
+      <w:bookmarkStart w:id="12" w:name="_Toc238041986"/>
       <w:r>
         <w:rPr>
           <w:lang w:eastAsia="ko-KR"/>
@@ -7513,21 +7375,7 @@
         <w:rPr>
           <w:lang w:eastAsia="ko-KR"/>
         </w:rPr>
-        <w:t>: 이들은 브랜드가 아니라 제품을 산다. PDRN 앰플을 사도 "</w:t>
-      </w:r>
-      <w:proofErr w:type="spellStart"/>
-      <w:r>
-        <w:rPr>
-          <w:lang w:eastAsia="ko-KR"/>
-        </w:rPr>
-        <w:t>이니스프리</w:t>
-      </w:r>
-      <w:proofErr w:type="spellEnd"/>
-      <w:r>
-        <w:rPr>
-          <w:lang w:eastAsia="ko-KR"/>
-        </w:rPr>
-        <w:t>"라는 다음 구매로 안 이어진다</w:t>
+        <w:t>: 이들은 브랜드가 아니라 제품을 산다. PDRN 앰플을 사도 "이니스프리"라는 다음 구매로 안 이어진다</w:t>
       </w:r>
     </w:p>
     <w:p>
@@ -7551,7 +7399,7 @@
           <w:lang w:eastAsia="ko-KR"/>
         </w:rPr>
       </w:pPr>
-      <w:bookmarkStart w:id="13" w:name="_Toc238024587"/>
+      <w:bookmarkStart w:id="13" w:name="_Toc238041987"/>
       <w:r>
         <w:rPr>
           <w:lang w:eastAsia="ko-KR"/>
@@ -7600,14 +7448,12 @@
         </w:rPr>
         <w:t xml:space="preserve"> </w:t>
       </w:r>
-      <w:proofErr w:type="spellStart"/>
       <w:r>
         <w:rPr>
           <w:lang w:eastAsia="ko-KR"/>
         </w:rPr>
         <w:t>스코프</w:t>
       </w:r>
-      <w:proofErr w:type="spellEnd"/>
       <w:r>
         <w:rPr>
           <w:lang w:eastAsia="ko-KR"/>
@@ -7654,35 +7500,7 @@
         <w:rPr>
           <w:lang w:eastAsia="ko-KR"/>
         </w:rPr>
-        <w:t xml:space="preserve">이 제안서는 국내 인지도 지표(네이버 </w:t>
-      </w:r>
-      <w:proofErr w:type="spellStart"/>
-      <w:r>
-        <w:rPr>
-          <w:lang w:eastAsia="ko-KR"/>
-        </w:rPr>
-        <w:t>데이터랩</w:t>
-      </w:r>
-      <w:proofErr w:type="spellEnd"/>
-      <w:r>
-        <w:rPr>
-          <w:lang w:eastAsia="ko-KR"/>
-        </w:rPr>
-        <w:t xml:space="preserve">, </w:t>
-      </w:r>
-      <w:proofErr w:type="spellStart"/>
-      <w:r>
-        <w:rPr>
-          <w:lang w:eastAsia="ko-KR"/>
-        </w:rPr>
-        <w:t>브랜드평판지수</w:t>
-      </w:r>
-      <w:proofErr w:type="spellEnd"/>
-      <w:r>
-        <w:rPr>
-          <w:lang w:eastAsia="ko-KR"/>
-        </w:rPr>
-        <w:t xml:space="preserve">)만 가지고 있으므로, </w:t>
+        <w:t xml:space="preserve">이 제안서는 국내 인지도 지표(네이버 데이터랩, 브랜드평판지수)만 가지고 있으므로, </w:t>
       </w:r>
       <w:r>
         <w:rPr>
@@ -7695,21 +7513,7 @@
         <w:rPr>
           <w:lang w:eastAsia="ko-KR"/>
         </w:rPr>
-        <w:t xml:space="preserve"> — Part 1의 </w:t>
-      </w:r>
-      <w:proofErr w:type="spellStart"/>
-      <w:r>
-        <w:rPr>
-          <w:lang w:eastAsia="ko-KR"/>
-        </w:rPr>
-        <w:t>스코프</w:t>
-      </w:r>
-      <w:proofErr w:type="spellEnd"/>
-      <w:r>
-        <w:rPr>
-          <w:lang w:eastAsia="ko-KR"/>
-        </w:rPr>
-        <w:t xml:space="preserve"> 원칙(가이드라인 제외항목 ④)과 일관된 결정</w:t>
+        <w:t xml:space="preserve"> — Part 1의 스코프 원칙(가이드라인 제외항목 ④)과 일관된 결정</w:t>
       </w:r>
     </w:p>
     <w:p>
@@ -7730,49 +7534,7 @@
         <w:rPr>
           <w:lang w:eastAsia="ko-KR"/>
         </w:rPr>
-        <w:t>: 헤리티지 고객은 "제주 이야기"</w:t>
-      </w:r>
-      <w:proofErr w:type="spellStart"/>
-      <w:r>
-        <w:rPr>
-          <w:lang w:eastAsia="ko-KR"/>
-        </w:rPr>
-        <w:t>를</w:t>
-      </w:r>
-      <w:proofErr w:type="spellEnd"/>
-      <w:r>
-        <w:rPr>
-          <w:lang w:eastAsia="ko-KR"/>
-        </w:rPr>
-        <w:t xml:space="preserve"> 원하고, 성분 탐색형은 "데이터"</w:t>
-      </w:r>
-      <w:proofErr w:type="spellStart"/>
-      <w:r>
-        <w:rPr>
-          <w:lang w:eastAsia="ko-KR"/>
-        </w:rPr>
-        <w:t>를</w:t>
-      </w:r>
-      <w:proofErr w:type="spellEnd"/>
-      <w:r>
-        <w:rPr>
-          <w:lang w:eastAsia="ko-KR"/>
-        </w:rPr>
-        <w:t xml:space="preserve"> 원한다. </w:t>
-      </w:r>
-      <w:proofErr w:type="spellStart"/>
-      <w:r>
-        <w:rPr>
-          <w:lang w:eastAsia="ko-KR"/>
-        </w:rPr>
-        <w:t>이니스프리는</w:t>
-      </w:r>
-      <w:proofErr w:type="spellEnd"/>
-      <w:r>
-        <w:rPr>
-          <w:lang w:eastAsia="ko-KR"/>
-        </w:rPr>
-        <w:t xml:space="preserve"> 지금 이 둘 사이 어디에도 확실히 서 있지 않다.</w:t>
+        <w:t>: 헤리티지 고객은 "제주 이야기"를 원하고, 성분 탐색형은 "데이터"를 원한다. 이니스프리는 지금 이 둘 사이 어디에도 확실히 서 있지 않다.</w:t>
       </w:r>
     </w:p>
     <w:p>
@@ -7793,7 +7555,7 @@
           <w:lang w:eastAsia="ko-KR"/>
         </w:rPr>
       </w:pPr>
-      <w:bookmarkStart w:id="14" w:name="_Toc238024588"/>
+      <w:bookmarkStart w:id="14" w:name="_Toc238041988"/>
       <w:r>
         <w:rPr>
           <w:lang w:eastAsia="ko-KR"/>
@@ -7875,38 +7637,24 @@
           <w:lang w:eastAsia="ko-KR"/>
         </w:rPr>
       </w:pPr>
-      <w:bookmarkStart w:id="15" w:name="_Toc238024589"/>
-      <w:proofErr w:type="spellStart"/>
+      <w:bookmarkStart w:id="15" w:name="_Toc238041989"/>
       <w:r>
         <w:rPr>
           <w:lang w:eastAsia="ko-KR"/>
         </w:rPr>
         <w:t>미샤</w:t>
       </w:r>
-      <w:proofErr w:type="spellEnd"/>
-      <w:r>
-        <w:rPr>
-          <w:lang w:eastAsia="ko-KR"/>
-        </w:rPr>
-        <w:t xml:space="preserve"> — Part 1 </w:t>
-      </w:r>
-      <w:r>
-        <w:rPr>
-          <w:lang w:eastAsia="ko-KR"/>
-        </w:rPr>
-        <w:t>문제</w:t>
-      </w:r>
-      <w:r>
-        <w:rPr>
-          <w:lang w:eastAsia="ko-KR"/>
-        </w:rPr>
-        <w:t xml:space="preserve"> F</w:t>
-      </w:r>
-      <w:r>
-        <w:rPr>
-          <w:lang w:eastAsia="ko-KR"/>
-        </w:rPr>
-        <w:t>의</w:t>
+      <w:r>
+        <w:rPr>
+          <w:lang w:eastAsia="ko-KR"/>
+        </w:rPr>
+        <w:t xml:space="preserve"> — </w:t>
+      </w:r>
+      <w:r>
+        <w:rPr>
+          <w:lang w:eastAsia="ko-KR"/>
+        </w:rPr>
+        <w:t>브랜드평판</w:t>
       </w:r>
       <w:r>
         <w:rPr>
@@ -7918,6 +7666,30 @@
         <w:rPr>
           <w:lang w:eastAsia="ko-KR"/>
         </w:rPr>
+        <w:t>순위</w:t>
+      </w:r>
+      <w:r>
+        <w:rPr>
+          <w:lang w:eastAsia="ko-KR"/>
+        </w:rPr>
+        <w:t xml:space="preserve"> </w:t>
+      </w:r>
+      <w:r>
+        <w:rPr>
+          <w:lang w:eastAsia="ko-KR"/>
+        </w:rPr>
+        <w:t>경쟁의</w:t>
+      </w:r>
+      <w:r>
+        <w:rPr>
+          <w:lang w:eastAsia="ko-KR"/>
+        </w:rPr>
+        <w:t xml:space="preserve"> </w:t>
+      </w:r>
+      <w:r>
+        <w:rPr>
+          <w:lang w:eastAsia="ko-KR"/>
+        </w:rPr>
         <w:t>배경</w:t>
       </w:r>
       <w:bookmarkEnd w:id="15"/>
@@ -7929,47 +7701,11 @@
           <w:lang w:eastAsia="ko-KR"/>
         </w:rPr>
       </w:pPr>
-      <w:proofErr w:type="spellStart"/>
-      <w:r>
-        <w:rPr>
-          <w:lang w:eastAsia="ko-KR"/>
-        </w:rPr>
-        <w:t>브랜드평판</w:t>
-      </w:r>
-      <w:proofErr w:type="spellEnd"/>
-      <w:r>
-        <w:rPr>
-          <w:lang w:eastAsia="ko-KR"/>
-        </w:rPr>
-        <w:t xml:space="preserve"> 순위에서 </w:t>
-      </w:r>
-      <w:proofErr w:type="spellStart"/>
-      <w:r>
-        <w:rPr>
-          <w:lang w:eastAsia="ko-KR"/>
-        </w:rPr>
-        <w:t>이니스프리를</w:t>
-      </w:r>
-      <w:proofErr w:type="spellEnd"/>
-      <w:r>
-        <w:rPr>
-          <w:lang w:eastAsia="ko-KR"/>
-        </w:rPr>
-        <w:t xml:space="preserve"> 밀어낸 주역. 그런데 </w:t>
-      </w:r>
-      <w:proofErr w:type="spellStart"/>
-      <w:r>
-        <w:rPr>
-          <w:lang w:eastAsia="ko-KR"/>
-        </w:rPr>
-        <w:t>미샤의</w:t>
-      </w:r>
-      <w:proofErr w:type="spellEnd"/>
-      <w:r>
-        <w:rPr>
-          <w:lang w:eastAsia="ko-KR"/>
-        </w:rPr>
-        <w:t xml:space="preserve"> 메타 광고는 </w:t>
+      <w:r>
+        <w:rPr>
+          <w:lang w:eastAsia="ko-KR"/>
+        </w:rPr>
+        <w:t xml:space="preserve">브랜드평판 순위에서 이니스프리를 밀어낸 주역. 그런데 미샤의 메타 광고는 </w:t>
       </w:r>
       <w:r>
         <w:rPr>
@@ -7982,22 +7718,302 @@
         <w:rPr>
           <w:lang w:eastAsia="ko-KR"/>
         </w:rPr>
+        <w:t>(이니스프리는 220건)</w:t>
+      </w:r>
+    </w:p>
+    <w:p>
+      <w:pPr>
+        <w:pStyle w:val="a0"/>
+        <w:rPr>
+          <w:lang w:eastAsia="ko-KR"/>
+        </w:rPr>
+      </w:pPr>
+      <w:r>
+        <w:rPr>
+          <w:lang w:eastAsia="ko-KR"/>
+        </w:rPr>
+        <w:t xml:space="preserve">즉 미샤는 광고비를 늘려서 이긴 게 아니라, </w:t>
+      </w:r>
+      <w:r>
+        <w:rPr>
+          <w:b/>
+          <w:lang w:eastAsia="ko-KR"/>
+        </w:rPr>
+        <w:t>다른 채널(무신사 뷰티페스타 등 플랫폼 제휴)에서 인지도를 쌓았다</w:t>
+      </w:r>
+    </w:p>
+    <w:p>
+      <w:pPr>
+        <w:pStyle w:val="a0"/>
+        <w:rPr>
+          <w:lang w:eastAsia="ko-KR"/>
+        </w:rPr>
+      </w:pPr>
+      <w:r>
+        <w:rPr>
+          <w:lang w:eastAsia="ko-KR"/>
+        </w:rPr>
+        <w:t>해석: "돈을 더 써서 진 게" 아니라 "다른 방식으로 닿는 경쟁자에게 밀렸다"</w:t>
+      </w:r>
+    </w:p>
+    <w:p>
+      <w:pPr>
+        <w:pStyle w:val="31"/>
+        <w:rPr>
+          <w:lang w:eastAsia="ko-KR"/>
+        </w:rPr>
+      </w:pPr>
+      <w:bookmarkStart w:id="16" w:name="_Toc238041990"/>
+      <w:r>
+        <w:rPr>
+          <w:lang w:eastAsia="ko-KR"/>
+        </w:rPr>
+        <w:t>토니모리</w:t>
+      </w:r>
+      <w:r>
+        <w:rPr>
+          <w:lang w:eastAsia="ko-KR"/>
+        </w:rPr>
+        <w:t xml:space="preserve"> — </w:t>
+      </w:r>
+      <w:r>
+        <w:rPr>
+          <w:lang w:eastAsia="ko-KR"/>
+        </w:rPr>
+        <w:t>업계</w:t>
+      </w:r>
+      <w:r>
+        <w:rPr>
+          <w:lang w:eastAsia="ko-KR"/>
+        </w:rPr>
+        <w:t xml:space="preserve"> </w:t>
+      </w:r>
+      <w:r>
+        <w:rPr>
+          <w:lang w:eastAsia="ko-KR"/>
+        </w:rPr>
+        <w:t>공통</w:t>
+      </w:r>
+      <w:r>
+        <w:rPr>
+          <w:lang w:eastAsia="ko-KR"/>
+        </w:rPr>
+        <w:t xml:space="preserve"> </w:t>
+      </w:r>
+      <w:r>
+        <w:rPr>
+          <w:lang w:eastAsia="ko-KR"/>
+        </w:rPr>
+        <w:t>패턴</w:t>
+      </w:r>
+      <w:r>
+        <w:rPr>
+          <w:lang w:eastAsia="ko-KR"/>
+        </w:rPr>
+        <w:t xml:space="preserve"> </w:t>
+      </w:r>
+      <w:r>
+        <w:rPr>
+          <w:lang w:eastAsia="ko-KR"/>
+        </w:rPr>
+        <w:t>확인</w:t>
+      </w:r>
+      <w:bookmarkEnd w:id="16"/>
+    </w:p>
+    <w:p>
+      <w:pPr>
+        <w:pStyle w:val="a0"/>
+        <w:rPr>
+          <w:lang w:eastAsia="ko-KR"/>
+        </w:rPr>
+      </w:pPr>
+      <w:r>
+        <w:rPr>
+          <w:lang w:eastAsia="ko-KR"/>
+        </w:rPr>
+        <w:t>토니모리도 광고 64건 전량 성과형(할인·콜라보), 브랜드 스토리텔링 0건</w:t>
+      </w:r>
+    </w:p>
+    <w:p>
+      <w:pPr>
+        <w:pStyle w:val="a0"/>
+        <w:rPr>
+          <w:lang w:eastAsia="ko-KR"/>
+        </w:rPr>
+      </w:pPr>
+      <w:r>
+        <w:rPr>
+          <w:b/>
+          <w:lang w:eastAsia="ko-KR"/>
+        </w:rPr>
+        <w:t>Part 1 문제 A·B의 맥락을 보강한다</w:t>
+      </w:r>
+      <w:r>
+        <w:rPr>
+          <w:lang w:eastAsia="ko-KR"/>
+        </w:rPr>
+        <w:t xml:space="preserve">: "회사 발신 콘텐츠에 헤리티지 서사가 없다"는 게 이니스프리만의 특이 현상이 아니라 업계 전반의 패턴일 수 있다는 뜻 — 이건 이니스프리에게 오히려 기회다. </w:t>
+      </w:r>
+      <w:r>
+        <w:rPr>
+          <w:b/>
+          <w:lang w:eastAsia="ko-KR"/>
+        </w:rPr>
+        <w:t>업계가 다 안 하는 걸 하나만 해도 차별화가 생긴다</w:t>
+      </w:r>
+    </w:p>
+    <w:p>
+      <w:pPr>
+        <w:pStyle w:val="31"/>
+      </w:pPr>
+      <w:bookmarkStart w:id="17" w:name="_Toc238041991"/>
+      <w:r>
+        <w:t xml:space="preserve">3CE — </w:t>
+      </w:r>
+      <w:r>
+        <w:t>계열</w:t>
+      </w:r>
+      <w:r>
+        <w:t>·</w:t>
+      </w:r>
+      <w:r>
+        <w:t>카테고리가</w:t>
+      </w:r>
+      <w:r>
+        <w:t xml:space="preserve"> </w:t>
+      </w:r>
+      <w:r>
+        <w:t>완전히</w:t>
+      </w:r>
+      <w:r>
+        <w:t xml:space="preserve"> </w:t>
+      </w:r>
+      <w:r>
+        <w:t>다른데도</w:t>
+      </w:r>
+      <w:r>
+        <w:t xml:space="preserve"> </w:t>
+      </w:r>
+      <w:r>
+        <w:t>같은</w:t>
+      </w:r>
+      <w:r>
+        <w:t xml:space="preserve"> </w:t>
+      </w:r>
+      <w:r>
+        <w:t>패턴</w:t>
+      </w:r>
+      <w:bookmarkEnd w:id="17"/>
+    </w:p>
+    <w:p>
+      <w:pPr>
+        <w:pStyle w:val="a0"/>
+      </w:pPr>
+      <w:r>
+        <w:t>3CE는 2018년 로레알(L'Oréal)에 인수된 색조 전문 브랜드로, 미샤·토니모리와 달리 이니스프리와 계열(아모레퍼시픽과 무관)도 카테고리(스킨케어 중심 vs 색조 중심)도 완전히 다른 순수 외부 경쟁자다</w:t>
+      </w:r>
+    </w:p>
+    <w:p>
+      <w:pPr>
+        <w:pStyle w:val="a0"/>
+      </w:pPr>
+      <w:r>
+        <w:t>메타 광고 라이브러리에서 "3CE" 단독 검색은 무관한 전세계 광고 5만여 건이 섞여 나와, "3CE STYLENANDA"로 좁혀 재검색했다. 실제 3CE 관련 광고는 약 10건(3CE 자체 페이지 6건 + 올리브영 X 3CE 협업 4건, 고유 크리에이티브 3~4개)으로 이니스프리(220건)·토니모리(64건)보다 훨씬 적고 미샤(2건)보다는 많다</w:t>
+      </w:r>
+    </w:p>
+    <w:p>
+      <w:pPr>
+        <w:pStyle w:val="a0"/>
+      </w:pPr>
+      <w:r>
+        <w:t>전량 2026년 7월 말~8월 중순 시작한 최근 광고이며, 브랜드 스토리텔링·세계관 광고는 여기서도 0건이다. "컬러 장인 3CE", "원조블러틴트" 같은 제품 전문성 클레임은 있지만, 이건 창립 서사가 아니라 제품 레벨 자부심 표현이다</w:t>
+      </w:r>
+    </w:p>
+    <w:p>
+      <w:pPr>
+        <w:pStyle w:val="a0"/>
+      </w:pPr>
+      <w:r>
+        <w:t>유통 채널 유도 방식도 동일: 올리브영·무신사 뷰티("무뷰페")로 트래픽을 보내고 3CE 자사몰 유도는 없다</w:t>
+      </w:r>
+    </w:p>
+    <w:p>
+      <w:pPr>
+        <w:pStyle w:val="a0"/>
+      </w:pPr>
+      <w:r>
+        <w:lastRenderedPageBreak/>
+        <w:t>해석: 계열·카테고리·소유구조가 전혀 다른 브랜드조차 같은 광고 패턴을 쓴다는 건, "성과형 일변도"가 이니스프리 개별 문제가 아니라 올리브영·무신사 중심 K뷰티 유통 구조 자체의 산업 표준이라는 가설(이니스프리 단독 분석)을 한층 더 강하게 뒷받침한다</w:t>
+      </w:r>
+    </w:p>
+    <w:p>
+      <w:r>
+        <w:t>⚠ 표본 10건 내외로 작다는 점과 조사 시점(2026년 8월) 스냅샷이라는 한계는 미샤·토니모리 분석과 동일하게 적용된다. 상세 데이터: 02_수집자료/메타광고라이브러리_경쟁사비교_2026-08.md</w:t>
+      </w:r>
+    </w:p>
+    <w:p>
+      <w:pPr>
+        <w:pStyle w:val="31"/>
+        <w:rPr>
+          <w:lang w:eastAsia="ko-KR"/>
+        </w:rPr>
+      </w:pPr>
+      <w:bookmarkStart w:id="18" w:name="_Toc238041992"/>
+      <w:r>
+        <w:rPr>
+          <w:lang w:eastAsia="ko-KR"/>
+        </w:rPr>
+        <w:t>인디</w:t>
+      </w:r>
+      <w:r>
+        <w:rPr>
+          <w:lang w:eastAsia="ko-KR"/>
+        </w:rPr>
+        <w:t xml:space="preserve"> </w:t>
+      </w:r>
+      <w:r>
+        <w:rPr>
+          <w:lang w:eastAsia="ko-KR"/>
+        </w:rPr>
+        <w:t>브랜드</w:t>
+      </w:r>
+      <w:r>
+        <w:rPr>
+          <w:lang w:eastAsia="ko-KR"/>
+        </w:rPr>
         <w:t>(</w:t>
       </w:r>
-      <w:proofErr w:type="spellStart"/>
-      <w:r>
-        <w:rPr>
-          <w:lang w:eastAsia="ko-KR"/>
-        </w:rPr>
-        <w:t>이니스프리는</w:t>
-      </w:r>
-      <w:proofErr w:type="spellEnd"/>
-      <w:r>
-        <w:rPr>
-          <w:lang w:eastAsia="ko-KR"/>
-        </w:rPr>
-        <w:t xml:space="preserve"> 220건)</w:t>
-      </w:r>
+      <w:r>
+        <w:rPr>
+          <w:lang w:eastAsia="ko-KR"/>
+        </w:rPr>
+        <w:t>코스알엑스</w:t>
+      </w:r>
+      <w:r>
+        <w:rPr>
+          <w:lang w:eastAsia="ko-KR"/>
+        </w:rPr>
+        <w:t xml:space="preserve"> </w:t>
+      </w:r>
+      <w:r>
+        <w:rPr>
+          <w:lang w:eastAsia="ko-KR"/>
+        </w:rPr>
+        <w:t>등</w:t>
+      </w:r>
+      <w:r>
+        <w:rPr>
+          <w:lang w:eastAsia="ko-KR"/>
+        </w:rPr>
+        <w:t xml:space="preserve">) — </w:t>
+      </w:r>
+      <w:r>
+        <w:rPr>
+          <w:lang w:eastAsia="ko-KR"/>
+        </w:rPr>
+        <w:t>간단히만</w:t>
+      </w:r>
+      <w:bookmarkEnd w:id="18"/>
     </w:p>
     <w:p>
       <w:pPr>
@@ -8010,424 +8026,7 @@
         <w:rPr>
           <w:lang w:eastAsia="ko-KR"/>
         </w:rPr>
-        <w:t xml:space="preserve">즉 </w:t>
-      </w:r>
-      <w:proofErr w:type="spellStart"/>
-      <w:r>
-        <w:rPr>
-          <w:lang w:eastAsia="ko-KR"/>
-        </w:rPr>
-        <w:t>미샤는</w:t>
-      </w:r>
-      <w:proofErr w:type="spellEnd"/>
-      <w:r>
-        <w:rPr>
-          <w:lang w:eastAsia="ko-KR"/>
-        </w:rPr>
-        <w:t xml:space="preserve"> 광고비를 늘려서 이긴 게 아니라, </w:t>
-      </w:r>
-      <w:r>
-        <w:rPr>
-          <w:b/>
-          <w:lang w:eastAsia="ko-KR"/>
-        </w:rPr>
-        <w:t>다른 채널(</w:t>
-      </w:r>
-      <w:proofErr w:type="spellStart"/>
-      <w:r>
-        <w:rPr>
-          <w:b/>
-          <w:lang w:eastAsia="ko-KR"/>
-        </w:rPr>
-        <w:t>무신사</w:t>
-      </w:r>
-      <w:proofErr w:type="spellEnd"/>
-      <w:r>
-        <w:rPr>
-          <w:b/>
-          <w:lang w:eastAsia="ko-KR"/>
-        </w:rPr>
-        <w:t xml:space="preserve"> </w:t>
-      </w:r>
-      <w:proofErr w:type="spellStart"/>
-      <w:r>
-        <w:rPr>
-          <w:b/>
-          <w:lang w:eastAsia="ko-KR"/>
-        </w:rPr>
-        <w:t>뷰티페스타</w:t>
-      </w:r>
-      <w:proofErr w:type="spellEnd"/>
-      <w:r>
-        <w:rPr>
-          <w:b/>
-          <w:lang w:eastAsia="ko-KR"/>
-        </w:rPr>
-        <w:t xml:space="preserve"> 등 플랫폼 제휴)에서 인지도를 쌓았다</w:t>
-      </w:r>
-    </w:p>
-    <w:p>
-      <w:pPr>
-        <w:pStyle w:val="a0"/>
-        <w:rPr>
-          <w:lang w:eastAsia="ko-KR"/>
-        </w:rPr>
-      </w:pPr>
-      <w:r>
-        <w:rPr>
-          <w:lang w:eastAsia="ko-KR"/>
-        </w:rPr>
-        <w:t>해석: "돈을 더 써서 진 게" 아니라 "다른 방식으로 닿는 경쟁자에게 밀렸다"</w:t>
-      </w:r>
-    </w:p>
-    <w:p>
-      <w:pPr>
-        <w:pStyle w:val="31"/>
-        <w:rPr>
-          <w:lang w:eastAsia="ko-KR"/>
-        </w:rPr>
-      </w:pPr>
-      <w:bookmarkStart w:id="16" w:name="_Toc238024590"/>
-      <w:proofErr w:type="spellStart"/>
-      <w:r>
-        <w:rPr>
-          <w:lang w:eastAsia="ko-KR"/>
-        </w:rPr>
-        <w:t>토니모리</w:t>
-      </w:r>
-      <w:proofErr w:type="spellEnd"/>
-      <w:r>
-        <w:rPr>
-          <w:lang w:eastAsia="ko-KR"/>
-        </w:rPr>
-        <w:t xml:space="preserve"> — </w:t>
-      </w:r>
-      <w:r>
-        <w:rPr>
-          <w:lang w:eastAsia="ko-KR"/>
-        </w:rPr>
-        <w:t>업계</w:t>
-      </w:r>
-      <w:r>
-        <w:rPr>
-          <w:lang w:eastAsia="ko-KR"/>
-        </w:rPr>
-        <w:t xml:space="preserve"> </w:t>
-      </w:r>
-      <w:r>
-        <w:rPr>
-          <w:lang w:eastAsia="ko-KR"/>
-        </w:rPr>
-        <w:t>공통</w:t>
-      </w:r>
-      <w:r>
-        <w:rPr>
-          <w:lang w:eastAsia="ko-KR"/>
-        </w:rPr>
-        <w:t xml:space="preserve"> </w:t>
-      </w:r>
-      <w:r>
-        <w:rPr>
-          <w:lang w:eastAsia="ko-KR"/>
-        </w:rPr>
-        <w:t>패턴</w:t>
-      </w:r>
-      <w:r>
-        <w:rPr>
-          <w:lang w:eastAsia="ko-KR"/>
-        </w:rPr>
-        <w:t xml:space="preserve"> </w:t>
-      </w:r>
-      <w:r>
-        <w:rPr>
-          <w:lang w:eastAsia="ko-KR"/>
-        </w:rPr>
-        <w:t>확인</w:t>
-      </w:r>
-      <w:bookmarkEnd w:id="16"/>
-    </w:p>
-    <w:p>
-      <w:pPr>
-        <w:pStyle w:val="a0"/>
-        <w:rPr>
-          <w:lang w:eastAsia="ko-KR"/>
-        </w:rPr>
-      </w:pPr>
-      <w:proofErr w:type="spellStart"/>
-      <w:r>
-        <w:rPr>
-          <w:lang w:eastAsia="ko-KR"/>
-        </w:rPr>
-        <w:t>토니모리도</w:t>
-      </w:r>
-      <w:proofErr w:type="spellEnd"/>
-      <w:r>
-        <w:rPr>
-          <w:lang w:eastAsia="ko-KR"/>
-        </w:rPr>
-        <w:t xml:space="preserve"> 광고 64건 전량 성과형(할인·</w:t>
-      </w:r>
-      <w:proofErr w:type="spellStart"/>
-      <w:r>
-        <w:rPr>
-          <w:lang w:eastAsia="ko-KR"/>
-        </w:rPr>
-        <w:t>콜라보</w:t>
-      </w:r>
-      <w:proofErr w:type="spellEnd"/>
-      <w:r>
-        <w:rPr>
-          <w:lang w:eastAsia="ko-KR"/>
-        </w:rPr>
-        <w:t>), 브랜드 스토리텔링 0건</w:t>
-      </w:r>
-    </w:p>
-    <w:p>
-      <w:pPr>
-        <w:pStyle w:val="a0"/>
-        <w:rPr>
-          <w:lang w:eastAsia="ko-KR"/>
-        </w:rPr>
-      </w:pPr>
-      <w:r>
-        <w:rPr>
-          <w:b/>
-          <w:lang w:eastAsia="ko-KR"/>
-        </w:rPr>
-        <w:t>Part 1 문제 A·B의 맥락을 보강한다</w:t>
-      </w:r>
-      <w:r>
-        <w:rPr>
-          <w:lang w:eastAsia="ko-KR"/>
-        </w:rPr>
-        <w:t xml:space="preserve">: "회사 발신 콘텐츠에 헤리티지 서사가 없다"는 게 </w:t>
-      </w:r>
-      <w:proofErr w:type="spellStart"/>
-      <w:r>
-        <w:rPr>
-          <w:lang w:eastAsia="ko-KR"/>
-        </w:rPr>
-        <w:t>이니스프리만의</w:t>
-      </w:r>
-      <w:proofErr w:type="spellEnd"/>
-      <w:r>
-        <w:rPr>
-          <w:lang w:eastAsia="ko-KR"/>
-        </w:rPr>
-        <w:t xml:space="preserve"> 특이 현상이 아니라 업계 전반의 패턴일 수 있다는 뜻 — 이건 </w:t>
-      </w:r>
-      <w:proofErr w:type="spellStart"/>
-      <w:r>
-        <w:rPr>
-          <w:lang w:eastAsia="ko-KR"/>
-        </w:rPr>
-        <w:t>이니스프리에게</w:t>
-      </w:r>
-      <w:proofErr w:type="spellEnd"/>
-      <w:r>
-        <w:rPr>
-          <w:lang w:eastAsia="ko-KR"/>
-        </w:rPr>
-        <w:t xml:space="preserve"> 오히려 기회다. </w:t>
-      </w:r>
-      <w:r>
-        <w:rPr>
-          <w:b/>
-          <w:lang w:eastAsia="ko-KR"/>
-        </w:rPr>
-        <w:t>업계가 다 안 하는 걸 하나만 해도 차별화가 생긴다</w:t>
-      </w:r>
-    </w:p>
-    <w:p>
-      <w:pPr>
-        <w:pStyle w:val="31"/>
-      </w:pPr>
-      <w:r>
-        <w:t>3CE — 계열·카테고리가 완전히 다른데도 같은 패턴</w:t>
-      </w:r>
-    </w:p>
-    <w:p>
-      <w:pPr>
-        <w:pStyle w:val="a0"/>
-      </w:pPr>
-      <w:r>
-        <w:t>3CE는 2018년 로레알(L'Oréal)에 인수된 색조 전문 브랜드로, 미샤·토니모리와 달리 이니스프리와 계열(아모레퍼시픽과 무관)도 카테고리(스킨케어 중심 vs 색조 중심)도 완전히 다른 순수 외부 경쟁자다</w:t>
-      </w:r>
-    </w:p>
-    <w:p>
-      <w:pPr>
-        <w:pStyle w:val="a0"/>
-      </w:pPr>
-      <w:r>
-        <w:t>메타 광고 라이브러리에서 "3CE" 단독 검색은 무관한 전세계 광고 5만여 건이 섞여 나와, "3CE STYLENANDA"로 좁혀 재검색했다. 실제 3CE 관련 광고는 약 10건(3CE 자체 페이지 6건 + 올리브영 X 3CE 협업 4건, 고유 크리에이티브 3~4개)으로 이니스프리(220건)·토니모리(64건)보다 훨씬 적고 미샤(2건)보다는 많다</w:t>
-      </w:r>
-    </w:p>
-    <w:p>
-      <w:pPr>
-        <w:pStyle w:val="a0"/>
-      </w:pPr>
-      <w:r>
-        <w:t>전량 2026년 7월 말~8월 중순 시작한 최근 광고이며, 브랜드 스토리텔링·세계관 광고는 여기서도 0건이다. "컬러 장인 3CE", "원조블러틴트" 같은 제품 전문성 클레임은 있지만, 이건 창립 서사가 아니라 제품 레벨 자부심 표현이다</w:t>
-      </w:r>
-    </w:p>
-    <w:p>
-      <w:pPr>
-        <w:pStyle w:val="a0"/>
-      </w:pPr>
-      <w:r>
-        <w:t>유통 채널 유도 방식도 동일: 올리브영·무신사 뷰티("무뷰페")로 트래픽을 보내고 3CE 자사몰 유도는 없다</w:t>
-      </w:r>
-    </w:p>
-    <w:p>
-      <w:pPr>
-        <w:pStyle w:val="a0"/>
-      </w:pPr>
-      <w:r>
-        <w:t>해석: 계열·카테고리·소유구조가 전혀 다른 브랜드조차 같은 광고 패턴을 쓴다는 건, "성과형 일변도"가 이니스프리 개별 문제가 아니라 올리브영·무신사 중심 K뷰티 유통 구조 자체의 산업 표준이라는 가설(이니스프리 단독 분석)을 한층 더 강하게 뒷받침한다</w:t>
-      </w:r>
-    </w:p>
-    <w:p>
-      <w:pPr/>
-      <w:r>
-        <w:t>⚠ 표본 10건 내외로 작다는 점과 조사 시점(2026년 8월) 스냅샷이라는 한계는 미샤·토니모리 분석과 동일하게 적용된다. 상세 데이터: 02_수집자료/메타광고라이브러리_경쟁사비교_2026-08.md</w:t>
-      </w:r>
-    </w:p>
-    <w:p>
-      <w:pPr>
-        <w:pStyle w:val="31"/>
-        <w:rPr>
-          <w:lang w:eastAsia="ko-KR"/>
-        </w:rPr>
-      </w:pPr>
-      <w:bookmarkStart w:id="17" w:name="_Toc238024591"/>
-      <w:proofErr w:type="spellStart"/>
-      <w:r>
-        <w:rPr>
-          <w:lang w:eastAsia="ko-KR"/>
-        </w:rPr>
-        <w:t>인디</w:t>
-      </w:r>
-      <w:proofErr w:type="spellEnd"/>
-      <w:r>
-        <w:rPr>
-          <w:lang w:eastAsia="ko-KR"/>
-        </w:rPr>
-        <w:t xml:space="preserve"> </w:t>
-      </w:r>
-      <w:r>
-        <w:rPr>
-          <w:lang w:eastAsia="ko-KR"/>
-        </w:rPr>
-        <w:t>브랜드</w:t>
-      </w:r>
-      <w:r>
-        <w:rPr>
-          <w:lang w:eastAsia="ko-KR"/>
-        </w:rPr>
-        <w:t>(</w:t>
-      </w:r>
-      <w:proofErr w:type="spellStart"/>
-      <w:r>
-        <w:rPr>
-          <w:lang w:eastAsia="ko-KR"/>
-        </w:rPr>
-        <w:t>코스알엑스</w:t>
-      </w:r>
-      <w:proofErr w:type="spellEnd"/>
-      <w:r>
-        <w:rPr>
-          <w:lang w:eastAsia="ko-KR"/>
-        </w:rPr>
-        <w:t xml:space="preserve"> </w:t>
-      </w:r>
-      <w:r>
-        <w:rPr>
-          <w:lang w:eastAsia="ko-KR"/>
-        </w:rPr>
-        <w:t>등</w:t>
-      </w:r>
-      <w:r>
-        <w:rPr>
-          <w:lang w:eastAsia="ko-KR"/>
-        </w:rPr>
-        <w:t xml:space="preserve">) — </w:t>
-      </w:r>
-      <w:r>
-        <w:rPr>
-          <w:lang w:eastAsia="ko-KR"/>
-        </w:rPr>
-        <w:t>간단히만</w:t>
-      </w:r>
-      <w:bookmarkEnd w:id="17"/>
-    </w:p>
-    <w:p>
-      <w:pPr>
-        <w:pStyle w:val="a0"/>
-        <w:rPr>
-          <w:lang w:eastAsia="ko-KR"/>
-        </w:rPr>
-      </w:pPr>
-      <w:r>
-        <w:rPr>
-          <w:lang w:eastAsia="ko-KR"/>
-        </w:rPr>
-        <w:t xml:space="preserve">올리브영 </w:t>
-      </w:r>
-      <w:proofErr w:type="spellStart"/>
-      <w:r>
-        <w:rPr>
-          <w:lang w:eastAsia="ko-KR"/>
-        </w:rPr>
-        <w:t>어워즈</w:t>
-      </w:r>
-      <w:proofErr w:type="spellEnd"/>
-      <w:r>
-        <w:rPr>
-          <w:lang w:eastAsia="ko-KR"/>
-        </w:rPr>
-        <w:t xml:space="preserve"> 수상 브랜드의 다수가 </w:t>
-      </w:r>
-      <w:proofErr w:type="spellStart"/>
-      <w:r>
-        <w:rPr>
-          <w:lang w:eastAsia="ko-KR"/>
-        </w:rPr>
-        <w:t>인디</w:t>
-      </w:r>
-      <w:proofErr w:type="spellEnd"/>
-      <w:r>
-        <w:rPr>
-          <w:lang w:eastAsia="ko-KR"/>
-        </w:rPr>
-        <w:t xml:space="preserve"> 브랜드라는 업계 구조가 있다. 다만 이건 유통·매출 경쟁 구도(재무 영역)</w:t>
-      </w:r>
-      <w:proofErr w:type="spellStart"/>
-      <w:r>
-        <w:rPr>
-          <w:lang w:eastAsia="ko-KR"/>
-        </w:rPr>
-        <w:t>에</w:t>
-      </w:r>
-      <w:proofErr w:type="spellEnd"/>
-      <w:r>
-        <w:rPr>
-          <w:lang w:eastAsia="ko-KR"/>
-        </w:rPr>
-        <w:t xml:space="preserve"> 가까워 여기서는 "경쟁이 치열한 배경"</w:t>
-      </w:r>
-      <w:proofErr w:type="spellStart"/>
-      <w:r>
-        <w:rPr>
-          <w:lang w:eastAsia="ko-KR"/>
-        </w:rPr>
-        <w:t>으로만</w:t>
-      </w:r>
-      <w:proofErr w:type="spellEnd"/>
-      <w:r>
-        <w:rPr>
-          <w:lang w:eastAsia="ko-KR"/>
-        </w:rPr>
-        <w:t xml:space="preserve"> 짚고 깊게 다루지 않는다</w:t>
+        <w:t>올리브영 어워즈 수상 브랜드의 다수가 인디 브랜드라는 업계 구조가 있다. 다만 이건 유통·매출 경쟁 구도(재무 영역)에 가까워 여기서는 "경쟁이 치열한 배경"으로만 짚고 깊게 다루지 않는다</w:t>
       </w:r>
     </w:p>
     <w:p>
@@ -8448,7 +8047,7 @@
           <w:lang w:eastAsia="ko-KR"/>
         </w:rPr>
       </w:pPr>
-      <w:bookmarkStart w:id="18" w:name="_Toc238024592"/>
+      <w:bookmarkStart w:id="19" w:name="_Toc238041993"/>
       <w:r>
         <w:rPr>
           <w:lang w:eastAsia="ko-KR"/>
@@ -8509,7 +8108,7 @@
         </w:rPr>
         <w:t>약점</w:t>
       </w:r>
-      <w:bookmarkEnd w:id="18"/>
+      <w:bookmarkEnd w:id="19"/>
     </w:p>
     <w:p>
       <w:pPr>
@@ -8518,7 +8117,7 @@
           <w:lang w:eastAsia="ko-KR"/>
         </w:rPr>
       </w:pPr>
-      <w:bookmarkStart w:id="19" w:name="_Toc238024593"/>
+      <w:bookmarkStart w:id="20" w:name="_Toc238041994"/>
       <w:r>
         <w:rPr>
           <w:lang w:eastAsia="ko-KR"/>
@@ -8597,7 +8196,7 @@
         </w:rPr>
         <w:t>자산</w:t>
       </w:r>
-      <w:bookmarkEnd w:id="19"/>
+      <w:bookmarkEnd w:id="20"/>
     </w:p>
     <w:p>
       <w:pPr>
@@ -8627,42 +8226,32 @@
           <w:lang w:eastAsia="ko-KR"/>
         </w:rPr>
       </w:pPr>
-      <w:proofErr w:type="spellStart"/>
       <w:r>
         <w:rPr>
           <w:b/>
           <w:lang w:eastAsia="ko-KR"/>
         </w:rPr>
-        <w:t>그린티</w:t>
-      </w:r>
-      <w:proofErr w:type="spellEnd"/>
+        <w:t>그린티 등 헤리티지 원료</w:t>
+      </w:r>
+      <w:r>
+        <w:rPr>
+          <w:lang w:eastAsia="ko-KR"/>
+        </w:rPr>
+        <w:t>: 광고 소재에서 완전히 빠진 건 아니고(제품 성분으로는 계속 쓰임), 이야기로 안 쓰이고 있을 뿐</w:t>
+      </w:r>
+    </w:p>
+    <w:p>
+      <w:pPr>
+        <w:pStyle w:val="a0"/>
+        <w:rPr>
+          <w:lang w:eastAsia="ko-KR"/>
+        </w:rPr>
+      </w:pPr>
       <w:r>
         <w:rPr>
           <w:b/>
           <w:lang w:eastAsia="ko-KR"/>
         </w:rPr>
-        <w:t xml:space="preserve"> 등 헤리티지 원료</w:t>
-      </w:r>
-      <w:r>
-        <w:rPr>
-          <w:lang w:eastAsia="ko-KR"/>
-        </w:rPr>
-        <w:t>: 광고 소재에서 완전히 빠진 건 아니고(제품 성분으로는 계속 쓰임), 이야기로 안 쓰이고 있을 뿐</w:t>
-      </w:r>
-    </w:p>
-    <w:p>
-      <w:pPr>
-        <w:pStyle w:val="a0"/>
-        <w:rPr>
-          <w:lang w:eastAsia="ko-KR"/>
-        </w:rPr>
-      </w:pPr>
-      <w:r>
-        <w:rPr>
-          <w:b/>
-          <w:lang w:eastAsia="ko-KR"/>
-        </w:rPr>
-        <w:lastRenderedPageBreak/>
         <w:t>해외 노출 채널(세포라·Space NK)</w:t>
       </w:r>
       <w:r>
@@ -8679,7 +8268,7 @@
           <w:lang w:eastAsia="ko-KR"/>
         </w:rPr>
       </w:pPr>
-      <w:bookmarkStart w:id="20" w:name="_Toc238024594"/>
+      <w:bookmarkStart w:id="21" w:name="_Toc238041995"/>
       <w:r>
         <w:rPr>
           <w:lang w:eastAsia="ko-KR"/>
@@ -8734,7 +8323,7 @@
         </w:rPr>
         <w:t>구조</w:t>
       </w:r>
-      <w:bookmarkEnd w:id="20"/>
+      <w:bookmarkEnd w:id="21"/>
     </w:p>
     <w:p>
       <w:pPr>
@@ -8807,21 +8396,12 @@
           <w:lang w:eastAsia="ko-KR"/>
         </w:rPr>
       </w:pPr>
-      <w:proofErr w:type="spellStart"/>
       <w:r>
         <w:rPr>
           <w:i/>
           <w:lang w:eastAsia="ko-KR"/>
         </w:rPr>
-        <w:t>스코프</w:t>
-      </w:r>
-      <w:proofErr w:type="spellEnd"/>
-      <w:r>
-        <w:rPr>
-          <w:i/>
-          <w:lang w:eastAsia="ko-KR"/>
-        </w:rPr>
-        <w:t xml:space="preserve"> 노트 — "수익 구조·영업이익률" 같은 항목은 자사 강점표에 흔히 들어가지만, 이건 재무 영역이라 이 파트에서 다루지 않는다.</w:t>
+        <w:t>스코프 노트 — "수익 구조·영업이익률" 같은 항목은 자사 강점표에 흔히 들어가지만, 이건 재무 영역이라 이 파트에서 다루지 않는다.</w:t>
       </w:r>
     </w:p>
     <w:p>
@@ -8842,7 +8422,7 @@
           <w:lang w:eastAsia="ko-KR"/>
         </w:rPr>
       </w:pPr>
-      <w:bookmarkStart w:id="21" w:name="_Toc238024595"/>
+      <w:bookmarkStart w:id="22" w:name="_Toc238041996"/>
       <w:r>
         <w:rPr>
           <w:lang w:eastAsia="ko-KR"/>
@@ -8915,7 +8495,7 @@
         </w:rPr>
         <w:t>있는가</w:t>
       </w:r>
-      <w:bookmarkEnd w:id="21"/>
+      <w:bookmarkEnd w:id="22"/>
     </w:p>
     <w:p>
       <w:pPr>
@@ -8937,11 +8517,12 @@
           <w:lang w:eastAsia="ko-KR"/>
         </w:rPr>
       </w:pPr>
-      <w:bookmarkStart w:id="22" w:name="_Toc238024596"/>
-      <w:r>
-        <w:rPr>
-          <w:lang w:eastAsia="ko-KR"/>
-        </w:rPr>
+      <w:bookmarkStart w:id="23" w:name="_Toc238041997"/>
+      <w:r>
+        <w:rPr>
+          <w:lang w:eastAsia="ko-KR"/>
+        </w:rPr>
+        <w:lastRenderedPageBreak/>
         <w:t>Social(</w:t>
       </w:r>
       <w:r>
@@ -8980,14 +8561,12 @@
         </w:rPr>
         <w:t>·</w:t>
       </w:r>
-      <w:proofErr w:type="spellStart"/>
       <w:r>
         <w:rPr>
           <w:lang w:eastAsia="ko-KR"/>
         </w:rPr>
         <w:t>팬덤</w:t>
       </w:r>
-      <w:proofErr w:type="spellEnd"/>
       <w:r>
         <w:rPr>
           <w:lang w:eastAsia="ko-KR"/>
@@ -9006,15 +8585,13 @@
         </w:rPr>
         <w:t xml:space="preserve"> </w:t>
       </w:r>
-      <w:proofErr w:type="spellStart"/>
       <w:r>
         <w:rPr>
           <w:lang w:eastAsia="ko-KR"/>
         </w:rPr>
         <w:t>재부상</w:t>
       </w:r>
-      <w:bookmarkEnd w:id="22"/>
-      <w:proofErr w:type="spellEnd"/>
+      <w:bookmarkEnd w:id="23"/>
     </w:p>
     <w:p>
       <w:pPr>
@@ -9027,50 +8604,67 @@
         <w:rPr>
           <w:lang w:eastAsia="ko-KR"/>
         </w:rPr>
-        <w:t>Gen Z</w:t>
-      </w:r>
-      <w:proofErr w:type="spellStart"/>
-      <w:r>
-        <w:rPr>
-          <w:lang w:eastAsia="ko-KR"/>
-        </w:rPr>
-        <w:t>를</w:t>
-      </w:r>
-      <w:proofErr w:type="spellEnd"/>
-      <w:r>
-        <w:rPr>
-          <w:lang w:eastAsia="ko-KR"/>
-        </w:rPr>
-        <w:t xml:space="preserve"> 포함한 소비자들이 브랜드 서사보다 </w:t>
+        <w:t xml:space="preserve">Gen Z를 포함한 소비자들이 브랜드 서사보다 </w:t>
       </w:r>
       <w:r>
         <w:rPr>
           <w:b/>
           <w:lang w:eastAsia="ko-KR"/>
         </w:rPr>
-        <w:t>경험·</w:t>
-      </w:r>
-      <w:proofErr w:type="spellStart"/>
+        <w:t>경험·팬덤</w:t>
+      </w:r>
+      <w:r>
+        <w:rPr>
+          <w:lang w:eastAsia="ko-KR"/>
+        </w:rPr>
+        <w:t>에 반응하는 흐름이 있다</w:t>
+      </w:r>
+    </w:p>
+    <w:p>
+      <w:pPr>
+        <w:pStyle w:val="a0"/>
+        <w:rPr>
+          <w:lang w:eastAsia="ko-KR"/>
+        </w:rPr>
+      </w:pPr>
+      <w:r>
+        <w:rPr>
+          <w:lang w:eastAsia="ko-KR"/>
+        </w:rPr>
+        <w:t xml:space="preserve">오프라인 체험형 소비가 다시 떠오르고 있다 — </w:t>
+      </w:r>
       <w:r>
         <w:rPr>
           <w:b/>
           <w:lang w:eastAsia="ko-KR"/>
         </w:rPr>
-        <w:t>팬덤</w:t>
-      </w:r>
-      <w:r>
-        <w:rPr>
-          <w:lang w:eastAsia="ko-KR"/>
-        </w:rPr>
-        <w:t>에</w:t>
-      </w:r>
-      <w:proofErr w:type="spellEnd"/>
-      <w:r>
-        <w:rPr>
-          <w:lang w:eastAsia="ko-KR"/>
-        </w:rPr>
-        <w:t xml:space="preserve"> 반응하는 흐름이 있다</w:t>
-      </w:r>
+        <w:t>Part 1 문제 C(접점 소멸)를 메울 수 있는 통로</w:t>
+      </w:r>
+    </w:p>
+    <w:p>
+      <w:pPr>
+        <w:pStyle w:val="31"/>
+      </w:pPr>
+      <w:bookmarkStart w:id="24" w:name="_Toc238041998"/>
+      <w:r>
+        <w:t>Technological(</w:t>
+      </w:r>
+      <w:r>
+        <w:t>기술</w:t>
+      </w:r>
+      <w:r>
+        <w:t xml:space="preserve">) — AI </w:t>
+      </w:r>
+      <w:r>
+        <w:t>검색과</w:t>
+      </w:r>
+      <w:r>
+        <w:t xml:space="preserve"> </w:t>
+      </w:r>
+      <w:r>
+        <w:t>제로클릭</w:t>
+      </w:r>
+      <w:bookmarkEnd w:id="24"/>
     </w:p>
     <w:p>
       <w:pPr>
@@ -9083,60 +8677,57 @@
         <w:rPr>
           <w:lang w:eastAsia="ko-KR"/>
         </w:rPr>
-        <w:t xml:space="preserve">오프라인 체험형 소비가 다시 떠오르고 있다 — </w:t>
+        <w:t xml:space="preserve">AI 검색 확산으로 제로클릭이 늘고 있고, AEO(답변 최적화)가 부상하고 있다 — </w:t>
       </w:r>
       <w:r>
         <w:rPr>
           <w:b/>
           <w:lang w:eastAsia="ko-KR"/>
         </w:rPr>
-        <w:t>Part 1 문제 C(접점 소멸)</w:t>
-      </w:r>
-      <w:proofErr w:type="spellStart"/>
-      <w:r>
-        <w:rPr>
-          <w:b/>
-          <w:lang w:eastAsia="ko-KR"/>
-        </w:rPr>
-        <w:t>를</w:t>
-      </w:r>
-      <w:proofErr w:type="spellEnd"/>
-      <w:r>
-        <w:rPr>
-          <w:b/>
-          <w:lang w:eastAsia="ko-KR"/>
-        </w:rPr>
-        <w:t xml:space="preserve"> 메울 수 있는 통로</w:t>
+        <w:t>Part 1 문제 E와 정확히 겹친다</w:t>
+      </w:r>
+    </w:p>
+    <w:p>
+      <w:pPr>
+        <w:pStyle w:val="a0"/>
+        <w:rPr>
+          <w:lang w:eastAsia="ko-KR"/>
+        </w:rPr>
+      </w:pPr>
+      <w:r>
+        <w:rPr>
+          <w:lang w:eastAsia="ko-KR"/>
+        </w:rPr>
+        <w:t>검색 유입이 줄어드는 만큼, "AI 답변에 인용되는 것"이 새로운 접점이 될 수 있다</w:t>
       </w:r>
     </w:p>
     <w:p>
       <w:pPr>
         <w:pStyle w:val="31"/>
       </w:pPr>
-      <w:bookmarkStart w:id="23" w:name="_Toc238024597"/>
-      <w:r>
-        <w:t>Technological(</w:t>
-      </w:r>
-      <w:proofErr w:type="spellStart"/>
-      <w:r>
-        <w:t>기술</w:t>
-      </w:r>
-      <w:proofErr w:type="spellEnd"/>
-      <w:r>
-        <w:t xml:space="preserve">) — AI </w:t>
-      </w:r>
-      <w:proofErr w:type="spellStart"/>
-      <w:r>
-        <w:t>검색과</w:t>
-      </w:r>
-      <w:proofErr w:type="spellEnd"/>
+      <w:bookmarkStart w:id="25" w:name="_Toc238041999"/>
+      <w:r>
+        <w:t>나머지</w:t>
+      </w:r>
+      <w:r>
+        <w:t xml:space="preserve"> 4</w:t>
+      </w:r>
+      <w:r>
+        <w:t>축</w:t>
+      </w:r>
+      <w:r>
+        <w:t xml:space="preserve"> — </w:t>
+      </w:r>
+      <w:r>
+        <w:t>한</w:t>
+      </w:r>
       <w:r>
         <w:t xml:space="preserve"> </w:t>
       </w:r>
       <w:r>
-        <w:t>제로클릭</w:t>
-      </w:r>
-      <w:bookmarkEnd w:id="23"/>
+        <w:t>줄씩만</w:t>
+      </w:r>
+      <w:bookmarkEnd w:id="25"/>
     </w:p>
     <w:p>
       <w:pPr>
@@ -9149,14 +8740,7 @@
         <w:rPr>
           <w:lang w:eastAsia="ko-KR"/>
         </w:rPr>
-        <w:t xml:space="preserve">AI 검색 확산으로 제로클릭이 늘고 있고, AEO(답변 최적화)가 부상하고 있다 — </w:t>
-      </w:r>
-      <w:r>
-        <w:rPr>
-          <w:b/>
-          <w:lang w:eastAsia="ko-KR"/>
-        </w:rPr>
-        <w:t>Part 1 문제 E와 정확히 겹친다</w:t>
+        <w:t>Political: 가맹 정보공개서 등록 의무 등 — 규제 영역, 인지도와 간접적</w:t>
       </w:r>
     </w:p>
     <w:p>
@@ -9170,38 +8754,8 @@
         <w:rPr>
           <w:lang w:eastAsia="ko-KR"/>
         </w:rPr>
-        <w:t>검색 유입이 줄어드는 만큼, "AI 답변에 인용되는 것"이 새로운 접점이 될 수 있다</w:t>
-      </w:r>
-    </w:p>
-    <w:p>
-      <w:pPr>
-        <w:pStyle w:val="31"/>
-      </w:pPr>
-      <w:bookmarkStart w:id="24" w:name="_Toc238024598"/>
-      <w:proofErr w:type="spellStart"/>
-      <w:r>
-        <w:t>나머지</w:t>
-      </w:r>
-      <w:proofErr w:type="spellEnd"/>
-      <w:r>
-        <w:t xml:space="preserve"> 4</w:t>
-      </w:r>
-      <w:r>
-        <w:t>축</w:t>
-      </w:r>
-      <w:r>
-        <w:t xml:space="preserve"> — </w:t>
-      </w:r>
-      <w:r>
-        <w:t>한</w:t>
-      </w:r>
-      <w:r>
-        <w:t xml:space="preserve"> </w:t>
-      </w:r>
-      <w:r>
-        <w:t>줄씩만</w:t>
-      </w:r>
-      <w:bookmarkEnd w:id="24"/>
+        <w:t>Economic: 내수 소비 위축·온라인 거래 성장 — 시장 규모 지표, 재무 영역이라 스킵</w:t>
+      </w:r>
     </w:p>
     <w:p>
       <w:pPr>
@@ -9214,71 +8768,7 @@
         <w:rPr>
           <w:lang w:eastAsia="ko-KR"/>
         </w:rPr>
-        <w:t>Political: 가맹 정보공개서 등록 의무 등 — 규제 영역, 인지도와 간접적</w:t>
-      </w:r>
-    </w:p>
-    <w:p>
-      <w:pPr>
-        <w:pStyle w:val="a0"/>
-        <w:rPr>
-          <w:lang w:eastAsia="ko-KR"/>
-        </w:rPr>
-      </w:pPr>
-      <w:r>
-        <w:rPr>
-          <w:lang w:eastAsia="ko-KR"/>
-        </w:rPr>
-        <w:t xml:space="preserve">Economic: 내수 소비 위축·온라인 거래 성장 — 시장 규모 지표, 재무 영역이라 </w:t>
-      </w:r>
-      <w:proofErr w:type="spellStart"/>
-      <w:r>
-        <w:rPr>
-          <w:lang w:eastAsia="ko-KR"/>
-        </w:rPr>
-        <w:t>스킵</w:t>
-      </w:r>
-      <w:proofErr w:type="spellEnd"/>
-    </w:p>
-    <w:p>
-      <w:pPr>
-        <w:pStyle w:val="a0"/>
-        <w:rPr>
-          <w:lang w:eastAsia="ko-KR"/>
-        </w:rPr>
-      </w:pPr>
-      <w:r>
-        <w:rPr>
-          <w:lang w:eastAsia="ko-KR"/>
-        </w:rPr>
-        <w:t xml:space="preserve">Environmental: </w:t>
-      </w:r>
-      <w:proofErr w:type="spellStart"/>
-      <w:r>
-        <w:rPr>
-          <w:lang w:eastAsia="ko-KR"/>
-        </w:rPr>
-        <w:t>클린뷰티</w:t>
-      </w:r>
-      <w:proofErr w:type="spellEnd"/>
-      <w:r>
-        <w:rPr>
-          <w:lang w:eastAsia="ko-KR"/>
-        </w:rPr>
-        <w:t xml:space="preserve">·비건 수요 정착 — 제주 헤리티지 자산과 결이 맞는 기회이나, 별도 캠페인 자산이 필요해 이번 </w:t>
-      </w:r>
-      <w:proofErr w:type="spellStart"/>
-      <w:r>
-        <w:rPr>
-          <w:lang w:eastAsia="ko-KR"/>
-        </w:rPr>
-        <w:t>스코프에선</w:t>
-      </w:r>
-      <w:proofErr w:type="spellEnd"/>
-      <w:r>
-        <w:rPr>
-          <w:lang w:eastAsia="ko-KR"/>
-        </w:rPr>
-        <w:t xml:space="preserve"> 참고만</w:t>
+        <w:t>Environmental: 클린뷰티·비건 수요 정착 — 제주 헤리티지 자산과 결이 맞는 기회이나, 별도 캠페인 자산이 필요해 이번 스코프에선 참고만</w:t>
       </w:r>
     </w:p>
     <w:p>
@@ -9333,12 +8823,11 @@
           <w:lang w:eastAsia="ko-KR"/>
         </w:rPr>
       </w:pPr>
-      <w:bookmarkStart w:id="25" w:name="_Toc238024599"/>
-      <w:r>
-        <w:rPr>
-          <w:lang w:eastAsia="ko-KR"/>
-        </w:rPr>
-        <w:lastRenderedPageBreak/>
+      <w:bookmarkStart w:id="26" w:name="_Toc238042000"/>
+      <w:r>
+        <w:rPr>
+          <w:lang w:eastAsia="ko-KR"/>
+        </w:rPr>
         <w:t xml:space="preserve">2-5. </w:t>
       </w:r>
       <w:r>
@@ -9431,7 +8920,7 @@
         </w:rPr>
         <w:t>자산인가</w:t>
       </w:r>
-      <w:bookmarkEnd w:id="25"/>
+      <w:bookmarkEnd w:id="26"/>
     </w:p>
     <w:p>
       <w:pPr>
@@ -9511,21 +9000,7 @@
         <w:rPr>
           <w:lang w:eastAsia="ko-KR"/>
         </w:rPr>
-        <w:t xml:space="preserve">그런데 </w:t>
-      </w:r>
-      <w:proofErr w:type="spellStart"/>
-      <w:r>
-        <w:rPr>
-          <w:lang w:eastAsia="ko-KR"/>
-        </w:rPr>
-        <w:t>이니스프리는</w:t>
-      </w:r>
-      <w:proofErr w:type="spellEnd"/>
-      <w:r>
-        <w:rPr>
-          <w:lang w:eastAsia="ko-KR"/>
-        </w:rPr>
-        <w:t xml:space="preserve"> 이 방어막(매장 노출, 문제 C)을 3년 만에 절반 넘게 잃었다</w:t>
+        <w:t>그런데 이니스프리는 이 방어막(매장 노출, 문제 C)을 3년 만에 절반 넘게 잃었다</w:t>
       </w:r>
     </w:p>
     <w:p>
@@ -9566,21 +9041,20 @@
           <w:lang w:eastAsia="ko-KR"/>
         </w:rPr>
       </w:pPr>
-      <w:bookmarkStart w:id="26" w:name="_Toc238024600"/>
-      <w:r>
-        <w:rPr>
-          <w:lang w:eastAsia="ko-KR"/>
-        </w:rPr>
+      <w:bookmarkStart w:id="27" w:name="_Toc238042001"/>
+      <w:r>
+        <w:rPr>
+          <w:lang w:eastAsia="ko-KR"/>
+        </w:rPr>
+        <w:lastRenderedPageBreak/>
         <w:t xml:space="preserve">2-6. </w:t>
       </w:r>
-      <w:proofErr w:type="spellStart"/>
       <w:r>
         <w:rPr>
           <w:lang w:eastAsia="ko-KR"/>
         </w:rPr>
         <w:t>스위트스팟</w:t>
       </w:r>
-      <w:proofErr w:type="spellEnd"/>
       <w:r>
         <w:rPr>
           <w:lang w:eastAsia="ko-KR"/>
@@ -9617,7 +9091,7 @@
         </w:rPr>
         <w:t>하는가</w:t>
       </w:r>
-      <w:bookmarkEnd w:id="26"/>
+      <w:bookmarkEnd w:id="27"/>
     </w:p>
     <w:p>
       <w:pPr>
@@ -9653,23 +9127,7 @@
           <w:i/>
           <w:lang w:eastAsia="ko-KR"/>
         </w:rPr>
-        <w:t xml:space="preserve"> — 순수 스토리(헤리티지 고객이 원하는 것)도, 순수 </w:t>
-      </w:r>
-      <w:proofErr w:type="spellStart"/>
-      <w:r>
-        <w:rPr>
-          <w:i/>
-          <w:lang w:eastAsia="ko-KR"/>
-        </w:rPr>
-        <w:t>성분표</w:t>
-      </w:r>
-      <w:proofErr w:type="spellEnd"/>
-      <w:r>
-        <w:rPr>
-          <w:i/>
-          <w:lang w:eastAsia="ko-KR"/>
-        </w:rPr>
-        <w:t>(성분 탐색형이 원하는 것)도 아닌, 둘을 합친 자리</w:t>
+        <w:t xml:space="preserve"> — 순수 스토리(헤리티지 고객이 원하는 것)도, 순수 성분표(성분 탐색형이 원하는 것)도 아닌, 둘을 합친 자리</w:t>
       </w:r>
     </w:p>
     <w:p>
@@ -9683,35 +9141,7 @@
         <w:rPr>
           <w:lang w:eastAsia="ko-KR"/>
         </w:rPr>
-        <w:t xml:space="preserve">헤리티지 고객에게는: "제주에서 온 </w:t>
-      </w:r>
-      <w:proofErr w:type="spellStart"/>
-      <w:r>
-        <w:rPr>
-          <w:lang w:eastAsia="ko-KR"/>
-        </w:rPr>
-        <w:t>그린티가</w:t>
-      </w:r>
-      <w:proofErr w:type="spellEnd"/>
-      <w:r>
-        <w:rPr>
-          <w:lang w:eastAsia="ko-KR"/>
-        </w:rPr>
-        <w:t>, 왜 아직도 유효한지"</w:t>
-      </w:r>
-      <w:proofErr w:type="spellStart"/>
-      <w:r>
-        <w:rPr>
-          <w:lang w:eastAsia="ko-KR"/>
-        </w:rPr>
-        <w:t>를</w:t>
-      </w:r>
-      <w:proofErr w:type="spellEnd"/>
-      <w:r>
-        <w:rPr>
-          <w:lang w:eastAsia="ko-KR"/>
-        </w:rPr>
-        <w:t xml:space="preserve"> 데이터로 보여준다</w:t>
+        <w:t>헤리티지 고객에게는: "제주에서 온 그린티가, 왜 아직도 유효한지"를 데이터로 보여준다</w:t>
       </w:r>
     </w:p>
     <w:p>
@@ -9760,7 +9190,7 @@
           <w:lang w:eastAsia="ko-KR"/>
         </w:rPr>
       </w:pPr>
-      <w:bookmarkStart w:id="27" w:name="_Toc238024601"/>
+      <w:bookmarkStart w:id="28" w:name="_Toc238042002"/>
       <w:r>
         <w:rPr>
           <w:lang w:eastAsia="ko-KR"/>
@@ -9797,7 +9227,7 @@
         </w:rPr>
         <w:t>확정</w:t>
       </w:r>
-      <w:bookmarkEnd w:id="27"/>
+      <w:bookmarkEnd w:id="28"/>
     </w:p>
     <w:p>
       <w:pPr>
@@ -9834,7 +9264,6 @@
             <w:shd w:val="clear" w:color="auto" w:fill="4A7A5C"/>
           </w:tcPr>
           <w:p>
-            <w:proofErr w:type="spellStart"/>
             <w:r>
               <w:rPr>
                 <w:b/>
@@ -9842,7 +9271,6 @@
               </w:rPr>
               <w:t>기준</w:t>
             </w:r>
-            <w:proofErr w:type="spellEnd"/>
           </w:p>
         </w:tc>
         <w:tc>
@@ -9872,63 +9300,13 @@
             <w:shd w:val="clear" w:color="auto" w:fill="4A7A5C"/>
           </w:tcPr>
           <w:p>
-            <w:proofErr w:type="spellStart"/>
             <w:r>
               <w:rPr>
                 <w:b/>
                 <w:color w:val="FFFFFF"/>
               </w:rPr>
-              <w:t>성분</w:t>
+              <w:t>성분 탐색형 전환 강화</w:t>
             </w:r>
-            <w:proofErr w:type="spellEnd"/>
-            <w:r>
-              <w:rPr>
-                <w:b/>
-                <w:color w:val="FFFFFF"/>
-              </w:rPr>
-              <w:t xml:space="preserve"> </w:t>
-            </w:r>
-            <w:proofErr w:type="spellStart"/>
-            <w:r>
-              <w:rPr>
-                <w:b/>
-                <w:color w:val="FFFFFF"/>
-              </w:rPr>
-              <w:t>탐색형</w:t>
-            </w:r>
-            <w:proofErr w:type="spellEnd"/>
-            <w:r>
-              <w:rPr>
-                <w:b/>
-                <w:color w:val="FFFFFF"/>
-              </w:rPr>
-              <w:t xml:space="preserve"> </w:t>
-            </w:r>
-            <w:proofErr w:type="spellStart"/>
-            <w:r>
-              <w:rPr>
-                <w:b/>
-                <w:color w:val="FFFFFF"/>
-              </w:rPr>
-              <w:t>전환</w:t>
-            </w:r>
-            <w:proofErr w:type="spellEnd"/>
-            <w:r>
-              <w:rPr>
-                <w:b/>
-                <w:color w:val="FFFFFF"/>
-              </w:rPr>
-              <w:t xml:space="preserve"> </w:t>
-            </w:r>
-            <w:proofErr w:type="spellStart"/>
-            <w:r>
-              <w:rPr>
-                <w:b/>
-                <w:color w:val="FFFFFF"/>
-              </w:rPr>
-              <w:t>강화</w:t>
-            </w:r>
-            <w:proofErr w:type="spellEnd"/>
           </w:p>
         </w:tc>
       </w:tr>
@@ -9959,27 +9337,9 @@
             <w:tcW w:w="3137" w:type="dxa"/>
           </w:tcPr>
           <w:p>
-            <w:proofErr w:type="spellStart"/>
             <w:r>
-              <w:t>문제</w:t>
+              <w:t>문제 A·C 직접 대응</w:t>
             </w:r>
-            <w:proofErr w:type="spellEnd"/>
-            <w:r>
-              <w:t xml:space="preserve"> A·C </w:t>
-            </w:r>
-            <w:proofErr w:type="spellStart"/>
-            <w:r>
-              <w:t>직접</w:t>
-            </w:r>
-            <w:proofErr w:type="spellEnd"/>
-            <w:r>
-              <w:t xml:space="preserve"> </w:t>
-            </w:r>
-            <w:proofErr w:type="spellStart"/>
-            <w:r>
-              <w:t>대응</w:t>
-            </w:r>
-            <w:proofErr w:type="spellEnd"/>
           </w:p>
         </w:tc>
         <w:tc>
@@ -10034,14 +9394,7 @@
               <w:rPr>
                 <w:lang w:eastAsia="ko-KR"/>
               </w:rPr>
-              <w:t xml:space="preserve">(0.79%→1.87%) — 완전히 </w:t>
-            </w:r>
-            <w:r>
-              <w:rPr>
-                <w:lang w:eastAsia="ko-KR"/>
-              </w:rPr>
-              <w:lastRenderedPageBreak/>
-              <w:t>떠나지 않음</w:t>
+              <w:t>(0.79%→1.87%) — 완전히 떠나지 않음</w:t>
             </w:r>
           </w:p>
         </w:tc>
@@ -10059,15 +9412,7 @@
               <w:rPr>
                 <w:lang w:eastAsia="ko-KR"/>
               </w:rPr>
-              <w:lastRenderedPageBreak/>
-              <w:t xml:space="preserve">브랜드 애착보다 그때그때 비교구매 — 인지도 캠페인 </w:t>
-            </w:r>
-            <w:r>
-              <w:rPr>
-                <w:lang w:eastAsia="ko-KR"/>
-              </w:rPr>
-              <w:lastRenderedPageBreak/>
-              <w:t>반응이 가장 늦게 나타나는 층</w:t>
+              <w:t>브랜드 애착보다 그때그때 비교구매 — 인지도 캠페인 반응이 가장 늦게 나타나는 층</w:t>
             </w:r>
           </w:p>
         </w:tc>
@@ -10081,28 +9426,9 @@
             <w:tcW w:w="3137" w:type="dxa"/>
           </w:tcPr>
           <w:p>
-            <w:proofErr w:type="spellStart"/>
             <w:r>
-              <w:lastRenderedPageBreak/>
-              <w:t>이미</w:t>
+              <w:t>이미 있는 자산</w:t>
             </w:r>
-            <w:proofErr w:type="spellEnd"/>
-            <w:r>
-              <w:t xml:space="preserve"> </w:t>
-            </w:r>
-            <w:proofErr w:type="spellStart"/>
-            <w:r>
-              <w:t>있는</w:t>
-            </w:r>
-            <w:proofErr w:type="spellEnd"/>
-            <w:r>
-              <w:t xml:space="preserve"> </w:t>
-            </w:r>
-            <w:proofErr w:type="spellStart"/>
-            <w:r>
-              <w:t>자산</w:t>
-            </w:r>
-            <w:proofErr w:type="spellEnd"/>
           </w:p>
         </w:tc>
         <w:tc>
@@ -10215,7 +9541,14 @@
         <w:rPr>
           <w:lang w:eastAsia="ko-KR"/>
         </w:rPr>
-        <w:t>이유: ① Part 1에서 가장 강한 지표(문제 C, r=0.98)가 이 타깃이 잃은 접점과 직결되고 ② 이 타깃의 브랜드 연상이 아직 살아있다는 게 데이터로 확인되어 "완전히 새로 설득"이 아니라 "다시 상기시키는" 더 쉬운 과제이며 ③ 이미 만들어진 크리에이티브 자산(재활성화 무드보드)이 있어 Part 4로 바로 이어진다.</w:t>
+        <w:t xml:space="preserve">이유: ① Part 1에서 가장 강한 지표(문제 C, r=0.98)가 이 타깃이 잃은 접점과 직결되고 ② 이 타깃의 브랜드 연상이 아직 살아있다는 게 데이터로 확인되어 "완전히 새로 설득"이 아니라 "다시 </w:t>
+      </w:r>
+      <w:r>
+        <w:rPr>
+          <w:lang w:eastAsia="ko-KR"/>
+        </w:rPr>
+        <w:lastRenderedPageBreak/>
+        <w:t>상기시키는" 더 쉬운 과제이며 ③ 이미 만들어진 크리에이티브 자산(재활성화 무드보드)이 있어 Part 4로 바로 이어진다.</w:t>
       </w:r>
     </w:p>
     <w:p>
@@ -10262,7 +9595,7 @@
           <w:lang w:eastAsia="ko-KR"/>
         </w:rPr>
       </w:pPr>
-      <w:bookmarkStart w:id="28" w:name="_Toc238024602"/>
+      <w:bookmarkStart w:id="29" w:name="_Toc238042003"/>
       <w:r>
         <w:rPr>
           <w:lang w:eastAsia="ko-KR"/>
@@ -10311,7 +9644,7 @@
         </w:rPr>
         <w:t>이유</w:t>
       </w:r>
-      <w:bookmarkEnd w:id="28"/>
+      <w:bookmarkEnd w:id="29"/>
     </w:p>
     <w:p>
       <w:pPr>
@@ -10337,23 +9670,7 @@
           <w:b/>
           <w:lang w:eastAsia="ko-KR"/>
         </w:rPr>
-        <w:t xml:space="preserve">Part 3에서 이 </w:t>
-      </w:r>
-      <w:proofErr w:type="spellStart"/>
-      <w:r>
-        <w:rPr>
-          <w:b/>
-          <w:lang w:eastAsia="ko-KR"/>
-        </w:rPr>
-        <w:t>스위트스팟과</w:t>
-      </w:r>
-      <w:proofErr w:type="spellEnd"/>
-      <w:r>
-        <w:rPr>
-          <w:b/>
-          <w:lang w:eastAsia="ko-KR"/>
-        </w:rPr>
-        <w:t xml:space="preserve"> 타깃을 하나의 포지셔닝 문장으로 압축한다.</w:t>
+        <w:t>Part 3에서 이 스위트스팟과 타깃을 하나의 포지셔닝 문장으로 압축한다.</w:t>
       </w:r>
       <w:r>
         <w:rPr>
@@ -10382,7 +9699,7 @@
           <w:lang w:eastAsia="ko-KR"/>
         </w:rPr>
       </w:pPr>
-      <w:bookmarkStart w:id="29" w:name="_Toc238024603"/>
+      <w:bookmarkStart w:id="30" w:name="_Toc238042004"/>
       <w:r>
         <w:rPr>
           <w:lang w:eastAsia="ko-KR"/>
@@ -10444,47 +9761,19 @@
         </w:rPr>
         <w:t>문장</w:t>
       </w:r>
-      <w:bookmarkEnd w:id="29"/>
-    </w:p>
-    <w:p>
-      <w:pPr>
-        <w:rPr>
-          <w:lang w:eastAsia="ko-KR"/>
-        </w:rPr>
-      </w:pPr>
-      <w:r>
-        <w:rPr>
-          <w:lang w:eastAsia="ko-KR"/>
-        </w:rPr>
-        <w:t xml:space="preserve">Part 1은 "무엇이 흔들렸나"(6개 문제), Part 2는 "누구에게·무엇을 보여줘야 하나"(타깃 1개, </w:t>
-      </w:r>
-      <w:proofErr w:type="spellStart"/>
-      <w:r>
-        <w:rPr>
-          <w:lang w:eastAsia="ko-KR"/>
-        </w:rPr>
-        <w:t>스위트스팟</w:t>
-      </w:r>
-      <w:proofErr w:type="spellEnd"/>
-      <w:r>
-        <w:rPr>
-          <w:lang w:eastAsia="ko-KR"/>
-        </w:rPr>
-        <w:t xml:space="preserve"> 1개)</w:t>
-      </w:r>
-      <w:proofErr w:type="spellStart"/>
-      <w:r>
-        <w:rPr>
-          <w:lang w:eastAsia="ko-KR"/>
-        </w:rPr>
-        <w:t>에</w:t>
-      </w:r>
-      <w:proofErr w:type="spellEnd"/>
-      <w:r>
-        <w:rPr>
-          <w:lang w:eastAsia="ko-KR"/>
-        </w:rPr>
-        <w:t xml:space="preserve"> 답했다. 이 파트는 그 둘을 </w:t>
+      <w:bookmarkEnd w:id="30"/>
+    </w:p>
+    <w:p>
+      <w:pPr>
+        <w:rPr>
+          <w:lang w:eastAsia="ko-KR"/>
+        </w:rPr>
+      </w:pPr>
+      <w:r>
+        <w:rPr>
+          <w:lang w:eastAsia="ko-KR"/>
+        </w:rPr>
+        <w:t xml:space="preserve">Part 1은 "무엇이 흔들렸나"(5개 문제), Part 2는 "누구에게·무엇을 보여줘야 하나"(타깃 1개, 스위트스팟 1개)에 답했다. 이 파트는 그 둘을 </w:t>
       </w:r>
       <w:r>
         <w:rPr>
@@ -10518,7 +9807,7 @@
           <w:lang w:eastAsia="ko-KR"/>
         </w:rPr>
       </w:pPr>
-      <w:bookmarkStart w:id="30" w:name="_Toc238024604"/>
+      <w:bookmarkStart w:id="31" w:name="_Toc238042005"/>
       <w:r>
         <w:rPr>
           <w:lang w:eastAsia="ko-KR"/>
@@ -10555,7 +9844,7 @@
         </w:rPr>
         <w:t>채우기</w:t>
       </w:r>
-      <w:bookmarkEnd w:id="30"/>
+      <w:bookmarkEnd w:id="31"/>
     </w:p>
     <w:p>
       <w:pPr>
@@ -10584,43 +9873,7 @@
           <w:i/>
           <w:lang w:eastAsia="ko-KR"/>
         </w:rPr>
-        <w:t xml:space="preserve">[타깃]에게, [카테고리]인 </w:t>
-      </w:r>
-      <w:proofErr w:type="spellStart"/>
-      <w:r>
-        <w:rPr>
-          <w:b/>
-          <w:i/>
-          <w:lang w:eastAsia="ko-KR"/>
-        </w:rPr>
-        <w:t>이니스프리는</w:t>
-      </w:r>
-      <w:proofErr w:type="spellEnd"/>
-      <w:r>
-        <w:rPr>
-          <w:b/>
-          <w:i/>
-          <w:lang w:eastAsia="ko-KR"/>
-        </w:rPr>
-        <w:t xml:space="preserve"> [핵심 혜택]을 줍니다 — 왜냐하면 [헤리티지 근거] 때문이고, [경쟁자]와 달리 [</w:t>
-      </w:r>
-      <w:proofErr w:type="spellStart"/>
-      <w:r>
-        <w:rPr>
-          <w:b/>
-          <w:i/>
-          <w:lang w:eastAsia="ko-KR"/>
-        </w:rPr>
-        <w:t>차별점</w:t>
-      </w:r>
-      <w:proofErr w:type="spellEnd"/>
-      <w:r>
-        <w:rPr>
-          <w:b/>
-          <w:i/>
-          <w:lang w:eastAsia="ko-KR"/>
-        </w:rPr>
-        <w:t>]이 있습니다.</w:t>
+        <w:t>[타깃]에게, [카테고리]인 이니스프리는 [핵심 혜택]을 줍니다 — 왜냐하면 [헤리티지 근거] 때문이고, [경쟁자]와 달리 [차별점]이 있습니다.</w:t>
       </w:r>
     </w:p>
     <w:tbl>
@@ -10645,7 +9898,6 @@
             <w:shd w:val="clear" w:color="auto" w:fill="4A7A5C"/>
           </w:tcPr>
           <w:p>
-            <w:proofErr w:type="spellStart"/>
             <w:r>
               <w:rPr>
                 <w:b/>
@@ -10653,7 +9905,6 @@
               </w:rPr>
               <w:t>빈칸</w:t>
             </w:r>
-            <w:proofErr w:type="spellEnd"/>
           </w:p>
         </w:tc>
         <w:tc>
@@ -10725,13 +9976,8 @@
           </w:tcPr>
           <w:p>
             <w:r>
-              <w:t xml:space="preserve">Part 2-7 </w:t>
+              <w:t>Part 2-7 결정</w:t>
             </w:r>
-            <w:proofErr w:type="spellStart"/>
-            <w:r>
-              <w:t>결정</w:t>
-            </w:r>
-            <w:proofErr w:type="spellEnd"/>
           </w:p>
         </w:tc>
       </w:tr>
@@ -10773,13 +10019,8 @@
           </w:tcPr>
           <w:p>
             <w:r>
-              <w:t xml:space="preserve">Part 2-6 </w:t>
+              <w:t>Part 2-6 스위트스팟</w:t>
             </w:r>
-            <w:proofErr w:type="spellStart"/>
-            <w:r>
-              <w:t>스위트스팟</w:t>
-            </w:r>
-            <w:proofErr w:type="spellEnd"/>
           </w:p>
         </w:tc>
       </w:tr>
@@ -10843,19 +10084,9 @@
             <w:tcW w:w="3137" w:type="dxa"/>
           </w:tcPr>
           <w:p>
-            <w:proofErr w:type="spellStart"/>
             <w:r>
-              <w:t>헤리티지</w:t>
+              <w:t>헤리티지 근거</w:t>
             </w:r>
-            <w:proofErr w:type="spellEnd"/>
-            <w:r>
-              <w:t xml:space="preserve"> </w:t>
-            </w:r>
-            <w:proofErr w:type="spellStart"/>
-            <w:r>
-              <w:t>근거</w:t>
-            </w:r>
-            <w:proofErr w:type="spellEnd"/>
           </w:p>
         </w:tc>
         <w:tc>
@@ -10872,21 +10103,7 @@
               <w:rPr>
                 <w:lang w:eastAsia="ko-KR"/>
               </w:rPr>
-              <w:t xml:space="preserve">제주 연상 비중 상승(0.79%→1.87%), 20년 </w:t>
-            </w:r>
-            <w:proofErr w:type="spellStart"/>
-            <w:r>
-              <w:rPr>
-                <w:lang w:eastAsia="ko-KR"/>
-              </w:rPr>
-              <w:t>그린티</w:t>
-            </w:r>
-            <w:proofErr w:type="spellEnd"/>
-            <w:r>
-              <w:rPr>
-                <w:lang w:eastAsia="ko-KR"/>
-              </w:rPr>
-              <w:t xml:space="preserve"> 원료 헤리티지, 제품군 관심 유지(+118.5%)</w:t>
+              <w:t>제주 연상 비중 상승(0.79%→1.87%), 20년 그린티 원료 헤리티지, 제품군 관심 유지(+118.5%)</w:t>
             </w:r>
           </w:p>
         </w:tc>
@@ -10895,13 +10112,8 @@
             <w:tcW w:w="3137" w:type="dxa"/>
           </w:tcPr>
           <w:p>
-            <w:proofErr w:type="spellStart"/>
             <w:r>
-              <w:t>문제</w:t>
-            </w:r>
-            <w:proofErr w:type="spellEnd"/>
-            <w:r>
-              <w:t xml:space="preserve"> A, D</w:t>
+              <w:t>문제 A, D</w:t>
             </w:r>
           </w:p>
         </w:tc>
@@ -10930,61 +10142,11 @@
                 <w:lang w:eastAsia="ko-KR"/>
               </w:rPr>
             </w:pPr>
-            <w:proofErr w:type="spellStart"/>
             <w:r>
               <w:rPr>
                 <w:lang w:eastAsia="ko-KR"/>
               </w:rPr>
-              <w:t>미샤</w:t>
-            </w:r>
-            <w:proofErr w:type="spellEnd"/>
-            <w:r>
-              <w:rPr>
-                <w:lang w:eastAsia="ko-KR"/>
-              </w:rPr>
-              <w:t>·</w:t>
-            </w:r>
-            <w:proofErr w:type="spellStart"/>
-            <w:r>
-              <w:rPr>
-                <w:lang w:eastAsia="ko-KR"/>
-              </w:rPr>
-              <w:t>토니모리·3CE</w:t>
-            </w:r>
-            <w:proofErr w:type="spellEnd"/>
-            <w:r>
-              <w:rPr>
-                <w:lang w:eastAsia="ko-KR"/>
-              </w:rPr>
-              <w:t xml:space="preserve">(성과형 광고, 헤리티지 서사 0건 — 3CE는 계열·카테고리가 달라도 동일) / </w:t>
-            </w:r>
-            <w:proofErr w:type="spellStart"/>
-            <w:r>
-              <w:rPr>
-                <w:lang w:eastAsia="ko-KR"/>
-              </w:rPr>
-              <w:t>코스알엑스</w:t>
-            </w:r>
-            <w:proofErr w:type="spellEnd"/>
-            <w:r>
-              <w:rPr>
-                <w:lang w:eastAsia="ko-KR"/>
-              </w:rPr>
-              <w:t xml:space="preserve"> 등 </w:t>
-            </w:r>
-            <w:proofErr w:type="spellStart"/>
-            <w:r>
-              <w:rPr>
-                <w:lang w:eastAsia="ko-KR"/>
-              </w:rPr>
-              <w:t>인디</w:t>
-            </w:r>
-            <w:proofErr w:type="spellEnd"/>
-            <w:r>
-              <w:rPr>
-                <w:lang w:eastAsia="ko-KR"/>
-              </w:rPr>
-              <w:t xml:space="preserve"> 브랜드(데이터는 있으나 원산지 서사 없음)</w:t>
+              <w:t>미샤·토니모리·3CE(성과형 광고, 헤리티지 서사 0건 — 3CE는 계열·카테고리가 달라도 동일) / 코스알엑스 등 인디 브랜드(데이터는 있으나 원산지 서사 없음)</w:t>
             </w:r>
           </w:p>
         </w:tc>
@@ -10994,13 +10156,8 @@
           </w:tcPr>
           <w:p>
             <w:r>
-              <w:t xml:space="preserve">Part 2-2 </w:t>
+              <w:t>Part 2-2 경쟁구도</w:t>
             </w:r>
-            <w:proofErr w:type="spellStart"/>
-            <w:r>
-              <w:t>경쟁구도</w:t>
-            </w:r>
-            <w:proofErr w:type="spellEnd"/>
           </w:p>
         </w:tc>
       </w:tr>
@@ -11033,21 +10190,7 @@
               <w:rPr>
                 <w:lang w:eastAsia="ko-KR"/>
               </w:rPr>
-              <w:t xml:space="preserve">원산지(제주) + 20년 축적 + 데이터 </w:t>
-            </w:r>
-            <w:proofErr w:type="spellStart"/>
-            <w:r>
-              <w:rPr>
-                <w:lang w:eastAsia="ko-KR"/>
-              </w:rPr>
-              <w:t>재입증</w:t>
-            </w:r>
-            <w:proofErr w:type="spellEnd"/>
-            <w:r>
-              <w:rPr>
-                <w:lang w:eastAsia="ko-KR"/>
-              </w:rPr>
-              <w:t>, 이 세 가지를 동시에 가진 경쟁자가 없다</w:t>
+              <w:t>원산지(제주) + 20년 축적 + 데이터 재입증, 이 세 가지를 동시에 가진 경쟁자가 없다</w:t>
             </w:r>
           </w:p>
         </w:tc>
@@ -11076,7 +10219,7 @@
       <w:pPr>
         <w:pStyle w:val="21"/>
       </w:pPr>
-      <w:bookmarkStart w:id="31" w:name="_Toc238024605"/>
+      <w:bookmarkStart w:id="32" w:name="_Toc238042006"/>
       <w:r>
         <w:t xml:space="preserve">3-2. </w:t>
       </w:r>
@@ -11089,7 +10232,7 @@
       <w:r>
         <w:t>문장</w:t>
       </w:r>
-      <w:bookmarkEnd w:id="31"/>
+      <w:bookmarkEnd w:id="32"/>
     </w:p>
     <w:p>
       <w:pPr>
@@ -11104,39 +10247,7 @@
           <w:i/>
           <w:lang w:eastAsia="ko-KR"/>
         </w:rPr>
-        <w:t xml:space="preserve">한때 제주의 초록빛을 믿고 </w:t>
-      </w:r>
-      <w:proofErr w:type="spellStart"/>
-      <w:r>
-        <w:rPr>
-          <w:i/>
-          <w:lang w:eastAsia="ko-KR"/>
-        </w:rPr>
-        <w:t>이니스프리를</w:t>
-      </w:r>
-      <w:proofErr w:type="spellEnd"/>
-      <w:r>
-        <w:rPr>
-          <w:i/>
-          <w:lang w:eastAsia="ko-KR"/>
-        </w:rPr>
-        <w:t xml:space="preserve"> 골랐지만 최근 발길이 뜸해진 당신에게, 제주 원료 기반 스킨케어 브랜드 </w:t>
-      </w:r>
-      <w:proofErr w:type="spellStart"/>
-      <w:r>
-        <w:rPr>
-          <w:i/>
-          <w:lang w:eastAsia="ko-KR"/>
-        </w:rPr>
-        <w:t>이니스프리는</w:t>
-      </w:r>
-      <w:proofErr w:type="spellEnd"/>
-      <w:r>
-        <w:rPr>
-          <w:i/>
-          <w:lang w:eastAsia="ko-KR"/>
-        </w:rPr>
-        <w:t xml:space="preserve"> </w:t>
+        <w:t xml:space="preserve">한때 제주의 초록빛을 믿고 이니스프리를 골랐지만 최근 발길이 뜸해진 당신에게, 제주 원료 기반 스킨케어 브랜드 이니스프리는 </w:t>
       </w:r>
       <w:r>
         <w:rPr>
@@ -11151,23 +10262,7 @@
           <w:i/>
           <w:lang w:eastAsia="ko-KR"/>
         </w:rPr>
-        <w:t xml:space="preserve">을 드립니다. 20년간 제주에서 쌓아온 원료 헤리티지가 최근 데이터로 다시 증명되고 있기 때문입니다. 성분표만 나열하는 다른 브랜드들과 달리, </w:t>
-      </w:r>
-      <w:proofErr w:type="spellStart"/>
-      <w:r>
-        <w:rPr>
-          <w:i/>
-          <w:lang w:eastAsia="ko-KR"/>
-        </w:rPr>
-        <w:t>이니스프리에는</w:t>
-      </w:r>
-      <w:proofErr w:type="spellEnd"/>
-      <w:r>
-        <w:rPr>
-          <w:i/>
-          <w:lang w:eastAsia="ko-KR"/>
-        </w:rPr>
-        <w:t xml:space="preserve"> 실제로 가서 확인할 수 있는 원산지와, 그 원산지가 오래 쌓아온 이야기가 있습니다.</w:t>
+        <w:t>을 드립니다. 20년간 제주에서 쌓아온 원료 헤리티지가 최근 데이터로 다시 증명되고 있기 때문입니다. 성분표만 나열하는 다른 브랜드들과 달리, 이니스프리에는 실제로 가서 확인할 수 있는 원산지와, 그 원산지가 오래 쌓아온 이야기가 있습니다.</w:t>
       </w:r>
     </w:p>
     <w:p>
@@ -11202,7 +10297,7 @@
           <w:lang w:eastAsia="ko-KR"/>
         </w:rPr>
       </w:pPr>
-      <w:bookmarkStart w:id="32" w:name="_Toc238024606"/>
+      <w:bookmarkStart w:id="33" w:name="_Toc238042007"/>
       <w:r>
         <w:rPr>
           <w:lang w:eastAsia="ko-KR"/>
@@ -11275,7 +10370,7 @@
         </w:rPr>
         <w:t>신뢰성</w:t>
       </w:r>
-      <w:bookmarkEnd w:id="32"/>
+      <w:bookmarkEnd w:id="33"/>
     </w:p>
     <w:p>
       <w:pPr>
@@ -11343,77 +10438,7 @@
         <w:rPr>
           <w:lang w:eastAsia="ko-KR"/>
         </w:rPr>
-        <w:t xml:space="preserve"> — </w:t>
-      </w:r>
-      <w:proofErr w:type="spellStart"/>
-      <w:r>
-        <w:rPr>
-          <w:lang w:eastAsia="ko-KR"/>
-        </w:rPr>
-        <w:t>미샤</w:t>
-      </w:r>
-      <w:proofErr w:type="spellEnd"/>
-      <w:r>
-        <w:rPr>
-          <w:lang w:eastAsia="ko-KR"/>
-        </w:rPr>
-        <w:t>·</w:t>
-      </w:r>
-      <w:proofErr w:type="spellStart"/>
-      <w:r>
-        <w:rPr>
-          <w:lang w:eastAsia="ko-KR"/>
-        </w:rPr>
-        <w:t>토니모리·3CE는</w:t>
-      </w:r>
-      <w:proofErr w:type="spellEnd"/>
-      <w:r>
-        <w:rPr>
-          <w:lang w:eastAsia="ko-KR"/>
-        </w:rPr>
-        <w:t xml:space="preserve"> 성과형 광고에 서사가 0건이고(3CE는 계열·카테고리가 완전히 달라도 동일), </w:t>
-      </w:r>
-      <w:proofErr w:type="spellStart"/>
-      <w:r>
-        <w:rPr>
-          <w:lang w:eastAsia="ko-KR"/>
-        </w:rPr>
-        <w:t>코스알엑스</w:t>
-      </w:r>
-      <w:proofErr w:type="spellEnd"/>
-      <w:r>
-        <w:rPr>
-          <w:lang w:eastAsia="ko-KR"/>
-        </w:rPr>
-        <w:t xml:space="preserve"> 등 </w:t>
-      </w:r>
-      <w:proofErr w:type="spellStart"/>
-      <w:r>
-        <w:rPr>
-          <w:lang w:eastAsia="ko-KR"/>
-        </w:rPr>
-        <w:t>인디</w:t>
-      </w:r>
-      <w:proofErr w:type="spellEnd"/>
-      <w:r>
-        <w:rPr>
-          <w:lang w:eastAsia="ko-KR"/>
-        </w:rPr>
-        <w:t xml:space="preserve"> 브랜드는 데이터는 있지만 실제 원산지 헤리티지가 없다. "원산지 + 20년 축적 + 데이터"</w:t>
-      </w:r>
-      <w:proofErr w:type="spellStart"/>
-      <w:r>
-        <w:rPr>
-          <w:lang w:eastAsia="ko-KR"/>
-        </w:rPr>
-        <w:t>를</w:t>
-      </w:r>
-      <w:proofErr w:type="spellEnd"/>
-      <w:r>
-        <w:rPr>
-          <w:lang w:eastAsia="ko-KR"/>
-        </w:rPr>
-        <w:t xml:space="preserve"> 동시에 가진 경쟁자는 확인되지 않는다 → 통과</w:t>
+        <w:t xml:space="preserve"> — 미샤·토니모리·3CE는 성과형 광고에 서사가 0건이고(3CE는 계열·카테고리가 완전히 달라도 동일), 코스알엑스 등 인디 브랜드는 데이터는 있지만 실제 원산지 헤리티지가 없다. "원산지 + 20년 축적 + 데이터"를 동시에 가진 경쟁자는 확인되지 않는다 → 통과</w:t>
       </w:r>
     </w:p>
     <w:p>
@@ -11434,35 +10459,7 @@
         <w:rPr>
           <w:lang w:eastAsia="ko-KR"/>
         </w:rPr>
-        <w:t xml:space="preserve"> — 헤리티지 고객이 원하는 것(제주 이야기)과 성분 탐색형이 원하는 것(데이터)이 </w:t>
-      </w:r>
-      <w:proofErr w:type="spellStart"/>
-      <w:r>
-        <w:rPr>
-          <w:lang w:eastAsia="ko-KR"/>
-        </w:rPr>
-        <w:t>스위트스팟</w:t>
-      </w:r>
-      <w:proofErr w:type="spellEnd"/>
-      <w:r>
-        <w:rPr>
-          <w:lang w:eastAsia="ko-KR"/>
-        </w:rPr>
-        <w:t>(Part 2-6)에서 이미 교집합으로 확인됐다. 다만 이 문장의 정서적 무게는 1순위 타깃(헤리티지 고객)</w:t>
-      </w:r>
-      <w:proofErr w:type="spellStart"/>
-      <w:r>
-        <w:rPr>
-          <w:lang w:eastAsia="ko-KR"/>
-        </w:rPr>
-        <w:t>에</w:t>
-      </w:r>
-      <w:proofErr w:type="spellEnd"/>
-      <w:r>
-        <w:rPr>
-          <w:lang w:eastAsia="ko-KR"/>
-        </w:rPr>
-        <w:t xml:space="preserve"> 더 실려 있다 → 의도된 것, 통과</w:t>
+        <w:t xml:space="preserve"> — 헤리티지 고객이 원하는 것(제주 이야기)과 성분 탐색형이 원하는 것(데이터)이 스위트스팟(Part 2-6)에서 이미 교집합으로 확인됐다. 다만 이 문장의 정서적 무게는 1순위 타깃(헤리티지 고객)에 더 실려 있다 → 의도된 것, 통과</w:t>
       </w:r>
     </w:p>
     <w:p>
@@ -11520,23 +10517,7 @@
           <w:i/>
           <w:lang w:eastAsia="ko-KR"/>
         </w:rPr>
-        <w:t xml:space="preserve">⚠ 신뢰성 항목은 "지금 참"이 아니라 "Part 4·5가 실행되면 참이 되는" 조건부 검증이다. 이 문장을 채택하는 순간, </w:t>
-      </w:r>
-      <w:proofErr w:type="spellStart"/>
-      <w:r>
-        <w:rPr>
-          <w:i/>
-          <w:lang w:eastAsia="ko-KR"/>
-        </w:rPr>
-        <w:t>뒤이은</w:t>
-      </w:r>
-      <w:proofErr w:type="spellEnd"/>
-      <w:r>
-        <w:rPr>
-          <w:i/>
-          <w:lang w:eastAsia="ko-KR"/>
-        </w:rPr>
-        <w:t xml:space="preserve"> 실행이 문장을 증명할 책임을 진다.</w:t>
+        <w:t>⚠ 신뢰성 항목은 "지금 참"이 아니라 "Part 4·5가 실행되면 참이 되는" 조건부 검증이다. 이 문장을 채택하는 순간, 뒤이은 실행이 문장을 증명할 책임을 진다.</w:t>
       </w:r>
     </w:p>
     <w:p>
@@ -11557,7 +10538,7 @@
           <w:lang w:eastAsia="ko-KR"/>
         </w:rPr>
       </w:pPr>
-      <w:bookmarkStart w:id="33" w:name="_Toc238024607"/>
+      <w:bookmarkStart w:id="34" w:name="_Toc238042008"/>
       <w:r>
         <w:rPr>
           <w:lang w:eastAsia="ko-KR"/>
@@ -11594,7 +10575,7 @@
         </w:rPr>
         <w:t>다르다</w:t>
       </w:r>
-      <w:bookmarkEnd w:id="33"/>
+      <w:bookmarkEnd w:id="34"/>
     </w:p>
     <w:p>
       <w:pPr>
@@ -11632,21 +10613,7 @@
         <w:rPr>
           <w:lang w:eastAsia="ko-KR"/>
         </w:rPr>
-        <w:t>이 아니다. 이 문장을 그대로 광고에 걸지 않는다 — 대신 Part 4를 만들 때 "이 크리에이티브가 이 문장에서 벗어났는가"</w:t>
-      </w:r>
-      <w:proofErr w:type="spellStart"/>
-      <w:r>
-        <w:rPr>
-          <w:lang w:eastAsia="ko-KR"/>
-        </w:rPr>
-        <w:t>를</w:t>
-      </w:r>
-      <w:proofErr w:type="spellEnd"/>
-      <w:r>
-        <w:rPr>
-          <w:lang w:eastAsia="ko-KR"/>
-        </w:rPr>
-        <w:t xml:space="preserve"> 검사하는 내부 기준으로 쓴다.</w:t>
+        <w:t>이 아니다. 이 문장을 그대로 광고에 걸지 않는다 — 대신 Part 4를 만들 때 "이 크리에이티브가 이 문장에서 벗어났는가"를 검사하는 내부 기준으로 쓴다.</w:t>
       </w:r>
     </w:p>
     <w:p>
@@ -11675,7 +10642,6 @@
         </w:rPr>
         <w:t>"오랜만이에요, 제주" — 기존 무드보드(</w:t>
       </w:r>
-      <w:proofErr w:type="spellStart"/>
       <w:r>
         <w:rPr>
           <w:rFonts w:ascii="Consolas" w:hAnsi="Consolas"/>
@@ -11684,7 +10650,6 @@
         </w:rPr>
         <w:t>이니스프리</w:t>
       </w:r>
-      <w:proofErr w:type="spellEnd"/>
       <w:r>
         <w:rPr>
           <w:rFonts w:ascii="Consolas" w:hAnsi="Consolas"/>
@@ -11766,7 +10731,7 @@
           <w:lang w:eastAsia="ko-KR"/>
         </w:rPr>
       </w:pPr>
-      <w:bookmarkStart w:id="34" w:name="_Toc238024608"/>
+      <w:bookmarkStart w:id="35" w:name="_Toc238042009"/>
       <w:r>
         <w:rPr>
           <w:lang w:eastAsia="ko-KR"/>
@@ -11839,7 +10804,7 @@
         </w:rPr>
         <w:t>선택</w:t>
       </w:r>
-      <w:bookmarkEnd w:id="34"/>
+      <w:bookmarkEnd w:id="35"/>
     </w:p>
     <w:p>
       <w:pPr>
@@ -11879,31 +10844,13 @@
             <w:shd w:val="clear" w:color="auto" w:fill="4A7A5C"/>
           </w:tcPr>
           <w:p>
-            <w:proofErr w:type="spellStart"/>
             <w:r>
               <w:rPr>
                 <w:b/>
                 <w:color w:val="FFFFFF"/>
               </w:rPr>
-              <w:t>슬로건</w:t>
+              <w:t>슬로건 후보</w:t>
             </w:r>
-            <w:proofErr w:type="spellEnd"/>
-            <w:r>
-              <w:rPr>
-                <w:b/>
-                <w:color w:val="FFFFFF"/>
-              </w:rPr>
-              <w:t xml:space="preserve"> </w:t>
-            </w:r>
-            <w:proofErr w:type="spellStart"/>
-            <w:r>
-              <w:rPr>
-                <w:b/>
-                <w:color w:val="FFFFFF"/>
-              </w:rPr>
-              <w:t>후보</w:t>
-            </w:r>
-            <w:proofErr w:type="spellEnd"/>
           </w:p>
         </w:tc>
         <w:tc>
@@ -11983,7 +10930,6 @@
           <w:p>
             <w:pPr>
               <w:rPr>
-                <w:rFonts w:hint="eastAsia"/>
                 <w:lang w:eastAsia="ko-KR"/>
               </w:rPr>
             </w:pPr>
@@ -12129,7 +11075,7 @@
       <w:pPr>
         <w:pStyle w:val="21"/>
       </w:pPr>
-      <w:bookmarkStart w:id="35" w:name="_Toc238024609"/>
+      <w:bookmarkStart w:id="36" w:name="_Toc238042010"/>
       <w:r>
         <w:t xml:space="preserve">3-5. </w:t>
       </w:r>
@@ -12148,61 +11094,32 @@
       <w:r>
         <w:t>계승</w:t>
       </w:r>
-      <w:bookmarkEnd w:id="35"/>
-    </w:p>
-    <w:p>
-      <w:pPr>
-        <w:rPr>
-          <w:lang w:eastAsia="ko-KR"/>
-        </w:rPr>
-      </w:pPr>
-      <w:r>
-        <w:rPr>
-          <w:lang w:eastAsia="ko-KR"/>
-        </w:rPr>
-        <w:t>이 문장은 2023년 이전(순수 자연주의 시절)</w:t>
-      </w:r>
-      <w:proofErr w:type="spellStart"/>
-      <w:r>
-        <w:rPr>
-          <w:lang w:eastAsia="ko-KR"/>
-        </w:rPr>
-        <w:t>으로의</w:t>
-      </w:r>
-      <w:proofErr w:type="spellEnd"/>
-      <w:r>
-        <w:rPr>
-          <w:lang w:eastAsia="ko-KR"/>
-        </w:rPr>
-        <w:t xml:space="preserve"> 회귀 제안이 아니다. THE NEW ISLE 시기에 바뀐 구체적 시각 자산(로고 표기, 키 컬러 등)을 전부 되돌리자는 뜻도 아니다. 이 문장이 정하는 건 </w:t>
+      <w:bookmarkEnd w:id="36"/>
+    </w:p>
+    <w:p>
+      <w:pPr>
+        <w:rPr>
+          <w:lang w:eastAsia="ko-KR"/>
+        </w:rPr>
+      </w:pPr>
+      <w:r>
+        <w:rPr>
+          <w:lang w:eastAsia="ko-KR"/>
+        </w:rPr>
+        <w:t xml:space="preserve">이 문장은 2023년 이전(순수 자연주의 시절)으로의 회귀 제안이 아니다. THE NEW ISLE 시기에 바뀐 구체적 시각 자산(로고 표기, 키 컬러 등)을 전부 되돌리자는 뜻도 아니다. 이 문장이 정하는 건 </w:t>
       </w:r>
       <w:r>
         <w:rPr>
           <w:b/>
           <w:lang w:eastAsia="ko-KR"/>
         </w:rPr>
-        <w:t xml:space="preserve">"제주라는 원산지·헤리티지를 서사의 중심에 다시 놓는다"는 </w:t>
-      </w:r>
-      <w:proofErr w:type="spellStart"/>
-      <w:r>
-        <w:rPr>
-          <w:b/>
-          <w:lang w:eastAsia="ko-KR"/>
-        </w:rPr>
-        <w:t>방향</w:t>
-      </w:r>
-      <w:r>
-        <w:rPr>
-          <w:lang w:eastAsia="ko-KR"/>
-        </w:rPr>
-        <w:t>뿐이고</w:t>
-      </w:r>
-      <w:proofErr w:type="spellEnd"/>
-      <w:r>
-        <w:rPr>
-          <w:lang w:eastAsia="ko-KR"/>
-        </w:rPr>
-        <w:t>, 어떤 시각 자산을 되돌리고 어떤 걸 유지할지는 Part 4의 몫으로 남긴다.</w:t>
+        <w:t>"제주라는 원산지·헤리티지를 서사의 중심에 다시 놓는다"는 방향</w:t>
+      </w:r>
+      <w:r>
+        <w:rPr>
+          <w:lang w:eastAsia="ko-KR"/>
+        </w:rPr>
+        <w:t>뿐이고, 어떤 시각 자산을 되돌리고 어떤 걸 유지할지는 Part 4의 몫으로 남긴다.</w:t>
       </w:r>
     </w:p>
     <w:p>
@@ -12223,12 +11140,12 @@
           <w:lang w:eastAsia="ko-KR"/>
         </w:rPr>
       </w:pPr>
-      <w:bookmarkStart w:id="36" w:name="_Toc238024610"/>
-      <w:r>
-        <w:rPr>
-          <w:lang w:eastAsia="ko-KR"/>
-        </w:rPr>
-        <w:t>3-6. 6</w:t>
+      <w:bookmarkStart w:id="37" w:name="_Toc238042011"/>
+      <w:r>
+        <w:rPr>
+          <w:lang w:eastAsia="ko-KR"/>
+        </w:rPr>
+        <w:t>3-6. 5</w:t>
       </w:r>
       <w:r>
         <w:rPr>
@@ -12272,7 +11189,7 @@
         </w:rPr>
         <w:t>확인</w:t>
       </w:r>
-      <w:bookmarkEnd w:id="36"/>
+      <w:bookmarkEnd w:id="37"/>
     </w:p>
     <w:p>
       <w:pPr>
@@ -12308,7 +11225,6 @@
             <w:shd w:val="clear" w:color="auto" w:fill="4A7A5C"/>
           </w:tcPr>
           <w:p>
-            <w:proofErr w:type="spellStart"/>
             <w:r>
               <w:rPr>
                 <w:b/>
@@ -12316,7 +11232,6 @@
               </w:rPr>
               <w:t>문제</w:t>
             </w:r>
-            <w:proofErr w:type="spellEnd"/>
           </w:p>
         </w:tc>
         <w:tc>
@@ -12386,21 +11301,7 @@
               <w:rPr>
                 <w:lang w:eastAsia="ko-KR"/>
               </w:rPr>
-              <w:t xml:space="preserve">B. 광고 </w:t>
-            </w:r>
-            <w:proofErr w:type="spellStart"/>
-            <w:r>
-              <w:rPr>
-                <w:lang w:eastAsia="ko-KR"/>
-              </w:rPr>
-              <w:t>미전환</w:t>
-            </w:r>
-            <w:proofErr w:type="spellEnd"/>
-            <w:r>
-              <w:rPr>
-                <w:lang w:eastAsia="ko-KR"/>
-              </w:rPr>
-              <w:t>·1년 중단</w:t>
+              <w:t>B. 광고 미전환·1년 중단</w:t>
             </w:r>
           </w:p>
         </w:tc>
@@ -12479,21 +11380,8 @@
           </w:tcPr>
           <w:p>
             <w:r>
-              <w:t xml:space="preserve">D. </w:t>
+              <w:t>D. 제품↔브랜드 단절</w:t>
             </w:r>
-            <w:proofErr w:type="spellStart"/>
-            <w:r>
-              <w:t>제품↔브랜드</w:t>
-            </w:r>
-            <w:proofErr w:type="spellEnd"/>
-            <w:r>
-              <w:t xml:space="preserve"> </w:t>
-            </w:r>
-            <w:proofErr w:type="spellStart"/>
-            <w:r>
-              <w:t>단절</w:t>
-            </w:r>
-            <w:proofErr w:type="spellEnd"/>
           </w:p>
         </w:tc>
         <w:tc>
@@ -12556,39 +11444,6 @@
           </w:p>
         </w:tc>
       </w:tr>
-      <w:tr>
-        <w:trPr>
-          <w:jc w:val="center"/>
-        </w:trPr>
-        <w:tc>
-          <w:tcPr>
-            <w:tcW w:w="4706" w:type="dxa"/>
-          </w:tcPr>
-          <w:p>
-            <w:r>
-              <w:t>F. 경쟁 지위 하락</w:t>
-            </w:r>
-          </w:p>
-        </w:tc>
-        <w:tc>
-          <w:tcPr>
-            <w:tcW w:w="4706" w:type="dxa"/>
-          </w:tcPr>
-          <w:p>
-            <w:pPr>
-              <w:rPr>
-                <w:lang w:eastAsia="ko-KR"/>
-              </w:rPr>
-            </w:pPr>
-            <w:r>
-              <w:rPr>
-                <w:lang w:eastAsia="ko-KR"/>
-              </w:rPr>
-              <w:t>3-3 차별성 검증에서 이미 다뤘다</w:t>
-            </w:r>
-          </w:p>
-        </w:tc>
-      </w:tr>
     </w:tbl>
     <w:p>
       <w:pPr>
@@ -12614,7 +11469,7 @@
         <w:rPr>
           <w:lang w:eastAsia="ko-KR"/>
         </w:rPr>
-        <w:t>: 이 문장은 여섯 문제 중 어느 하나도 새로 만들지 않는다. 전부 이미 확인된 데이터 위에서만 만들어졌다.</w:t>
+        <w:t>: 이 문장은 다섯 문제 중 어느 하나도 새로 만들지 않는다. 전부 이미 확인된 데이터 위에서만 만들어졌다.</w:t>
       </w:r>
     </w:p>
     <w:p>
@@ -12635,7 +11490,7 @@
           <w:lang w:eastAsia="ko-KR"/>
         </w:rPr>
       </w:pPr>
-      <w:bookmarkStart w:id="37" w:name="_Toc238024611"/>
+      <w:bookmarkStart w:id="38" w:name="_Toc238042012"/>
       <w:r>
         <w:rPr>
           <w:lang w:eastAsia="ko-KR"/>
@@ -12673,7 +11528,7 @@
         </w:rPr>
         <w:t>다리</w:t>
       </w:r>
-      <w:bookmarkEnd w:id="37"/>
+      <w:bookmarkEnd w:id="38"/>
     </w:p>
     <w:p>
       <w:pPr>
@@ -12698,21 +11553,7 @@
         <w:rPr>
           <w:lang w:eastAsia="ko-KR"/>
         </w:rPr>
-        <w:t>의 문제로 좁혀진다. 다음 파트부터는 각 크리에이티브의 Before(지금)와 After(이 문장을 반영한 이후)</w:t>
-      </w:r>
-      <w:proofErr w:type="spellStart"/>
-      <w:r>
-        <w:rPr>
-          <w:lang w:eastAsia="ko-KR"/>
-        </w:rPr>
-        <w:t>를</w:t>
-      </w:r>
-      <w:proofErr w:type="spellEnd"/>
-      <w:r>
-        <w:rPr>
-          <w:lang w:eastAsia="ko-KR"/>
-        </w:rPr>
-        <w:t xml:space="preserve"> 하나씩 비교한다.</w:t>
+        <w:t>의 문제로 좁혀진다. 다음 파트부터는 각 크리에이티브의 Before(지금)와 After(이 문장을 반영한 이후)를 하나씩 비교한다.</w:t>
       </w:r>
     </w:p>
     <w:p>
@@ -12894,7 +11735,7 @@
           <w:lang w:eastAsia="ko-KR"/>
         </w:rPr>
       </w:pPr>
-      <w:bookmarkStart w:id="38" w:name="_Toc238024612"/>
+      <w:bookmarkStart w:id="39" w:name="_Toc238042013"/>
       <w:r>
         <w:rPr>
           <w:lang w:eastAsia="ko-KR"/>
@@ -12926,7 +11767,7 @@
         </w:rPr>
         <w:t xml:space="preserve"> — Before/After</w:t>
       </w:r>
-      <w:bookmarkEnd w:id="38"/>
+      <w:bookmarkEnd w:id="39"/>
     </w:p>
     <w:p>
       <w:pPr>
@@ -12951,23 +11792,8 @@
         <w:rPr>
           <w:lang w:eastAsia="ko-KR"/>
         </w:rPr>
-        <w:t>되도록 구성했다 — "왜 이걸 만드는가"</w:t>
-      </w:r>
-      <w:proofErr w:type="spellStart"/>
-      <w:r>
-        <w:rPr>
-          <w:lang w:eastAsia="ko-KR"/>
-        </w:rPr>
-        <w:t>에</w:t>
-      </w:r>
-      <w:proofErr w:type="spellEnd"/>
-      <w:r>
-        <w:rPr>
-          <w:lang w:eastAsia="ko-KR"/>
-        </w:rPr>
-        <w:t xml:space="preserve"> 항상 데이터로 답할 수 있게 하기 위해서다. 근거 매핑 전체는 </w:t>
-      </w:r>
-      <w:proofErr w:type="spellStart"/>
+        <w:t xml:space="preserve">되도록 구성했다 — "왜 이걸 만드는가"에 항상 데이터로 답할 수 있게 하기 위해서다. 근거 매핑 전체는 </w:t>
+      </w:r>
       <w:r>
         <w:rPr>
           <w:rFonts w:ascii="Consolas" w:hAnsi="Consolas"/>
@@ -12976,7 +11802,6 @@
         </w:rPr>
         <w:t>크리에이티브제안</w:t>
       </w:r>
-      <w:proofErr w:type="spellEnd"/>
       <w:r>
         <w:rPr>
           <w:rFonts w:ascii="Consolas" w:hAnsi="Consolas"/>
@@ -12985,7 +11810,6 @@
         </w:rPr>
         <w:t>_</w:t>
       </w:r>
-      <w:proofErr w:type="spellStart"/>
       <w:r>
         <w:rPr>
           <w:rFonts w:ascii="Consolas" w:hAnsi="Consolas"/>
@@ -12994,7 +11818,6 @@
         </w:rPr>
         <w:t>근거매핑</w:t>
       </w:r>
-      <w:proofErr w:type="spellEnd"/>
       <w:r>
         <w:rPr>
           <w:rFonts w:ascii="Consolas" w:hAnsi="Consolas"/>
@@ -13034,7 +11857,7 @@
           <w:lang w:eastAsia="ko-KR"/>
         </w:rPr>
       </w:pPr>
-      <w:bookmarkStart w:id="39" w:name="_Toc238024613"/>
+      <w:bookmarkStart w:id="40" w:name="_Toc238042014"/>
       <w:r>
         <w:rPr>
           <w:lang w:eastAsia="ko-KR"/>
@@ -13119,7 +11942,7 @@
         </w:rPr>
         <w:t>것인가</w:t>
       </w:r>
-      <w:bookmarkEnd w:id="39"/>
+      <w:bookmarkEnd w:id="40"/>
     </w:p>
     <w:p>
       <w:pPr>
@@ -13151,21 +11974,7 @@
         <w:rPr>
           <w:lang w:eastAsia="ko-KR"/>
         </w:rPr>
-        <w:t xml:space="preserve">. 무드보드로 옮기면 "제품 나열 + 즉시 구매 유도" 톤 </w:t>
-      </w:r>
-      <w:proofErr w:type="spellStart"/>
-      <w:r>
-        <w:rPr>
-          <w:lang w:eastAsia="ko-KR"/>
-        </w:rPr>
-        <w:t>하나뿐이다</w:t>
-      </w:r>
-      <w:proofErr w:type="spellEnd"/>
-      <w:r>
-        <w:rPr>
-          <w:lang w:eastAsia="ko-KR"/>
-        </w:rPr>
-        <w:t>.</w:t>
+        <w:t>. 무드보드로 옮기면 "제품 나열 + 즉시 구매 유도" 톤 하나뿐이다.</w:t>
       </w:r>
     </w:p>
     <w:p>
@@ -13195,7 +12004,6 @@
           <w:lang w:eastAsia="ko-KR"/>
         </w:rPr>
       </w:pPr>
-      <w:proofErr w:type="spellStart"/>
       <w:r>
         <w:rPr>
           <w:rFonts w:ascii="Consolas" w:hAnsi="Consolas"/>
@@ -13204,7 +12012,6 @@
         </w:rPr>
         <w:t>이니스프리</w:t>
       </w:r>
-      <w:proofErr w:type="spellEnd"/>
       <w:r>
         <w:rPr>
           <w:rFonts w:ascii="Consolas" w:hAnsi="Consolas"/>
@@ -13255,21 +12062,7 @@
         <w:rPr>
           <w:lang w:eastAsia="ko-KR"/>
         </w:rPr>
-        <w:t>("오랜만이에요", Reactivation Campaign 2026Q3) — Part 2-7에서 확정한 1순위 타깃(헤리티지 고객 재활성화)</w:t>
-      </w:r>
-      <w:proofErr w:type="spellStart"/>
-      <w:r>
-        <w:rPr>
-          <w:lang w:eastAsia="ko-KR"/>
-        </w:rPr>
-        <w:t>에</w:t>
-      </w:r>
-      <w:proofErr w:type="spellEnd"/>
-      <w:r>
-        <w:rPr>
-          <w:lang w:eastAsia="ko-KR"/>
-        </w:rPr>
-        <w:t xml:space="preserve"> 정확히 맞는 톤이다. 시안 안 샘플 헤드라인 </w:t>
+        <w:t xml:space="preserve">("오랜만이에요", Reactivation Campaign 2026Q3) — Part 2-7에서 확정한 1순위 타깃(헤리티지 고객 재활성화)에 정확히 맞는 톤이다. 시안 안 샘플 헤드라인 </w:t>
       </w:r>
       <w:r>
         <w:rPr>
@@ -13292,7 +12085,6 @@
           <w:lang w:eastAsia="ko-KR"/>
         </w:rPr>
       </w:pPr>
-      <w:proofErr w:type="spellStart"/>
       <w:r>
         <w:rPr>
           <w:rFonts w:ascii="Consolas" w:hAnsi="Consolas"/>
@@ -13301,7 +12093,6 @@
         </w:rPr>
         <w:t>이니스프리</w:t>
       </w:r>
-      <w:proofErr w:type="spellEnd"/>
       <w:r>
         <w:rPr>
           <w:rFonts w:ascii="Consolas" w:hAnsi="Consolas"/>
@@ -13372,21 +12163,7 @@
         <w:rPr>
           <w:lang w:eastAsia="ko-KR"/>
         </w:rPr>
-        <w:t>: 1순위 타깃에 맞춰 캠페인 무드보드("오랜만이에요")</w:t>
-      </w:r>
-      <w:proofErr w:type="spellStart"/>
-      <w:r>
-        <w:rPr>
-          <w:lang w:eastAsia="ko-KR"/>
-        </w:rPr>
-        <w:t>를</w:t>
-      </w:r>
-      <w:proofErr w:type="spellEnd"/>
-      <w:r>
-        <w:rPr>
-          <w:lang w:eastAsia="ko-KR"/>
-        </w:rPr>
-        <w:t xml:space="preserve"> 우선 채택한다. 리브랜딩 무드보드는 장기 브랜드 톤 참고용으로 병행한다. 무드보드 파일 안의 Do("관계 회복형 언어 사용") / Don't("신규 고객 획득용 소재와 동일 톤 재사용") 지침을 그대로 따른다.</w:t>
+        <w:t>: 1순위 타깃에 맞춰 캠페인 무드보드("오랜만이에요")를 우선 채택한다. 리브랜딩 무드보드는 장기 브랜드 톤 참고용으로 병행한다. 무드보드 파일 안의 Do("관계 회복형 언어 사용") / Don't("신규 고객 획득용 소재와 동일 톤 재사용") 지침을 그대로 따른다.</w:t>
       </w:r>
     </w:p>
     <w:p>
@@ -13427,7 +12204,7 @@
           <w:lang w:eastAsia="ko-KR"/>
         </w:rPr>
       </w:pPr>
-      <w:bookmarkStart w:id="40" w:name="_Toc238024614"/>
+      <w:bookmarkStart w:id="41" w:name="_Toc238042015"/>
       <w:r>
         <w:rPr>
           <w:lang w:eastAsia="ko-KR"/>
@@ -13531,7 +12308,7 @@
         </w:rPr>
         <w:t>)</w:t>
       </w:r>
-      <w:bookmarkEnd w:id="40"/>
+      <w:bookmarkEnd w:id="41"/>
     </w:p>
     <w:p>
       <w:pPr>
@@ -13550,21 +12327,7 @@
         <w:rPr>
           <w:lang w:eastAsia="ko-KR"/>
         </w:rPr>
-        <w:t xml:space="preserve">: </w:t>
-      </w:r>
-      <w:proofErr w:type="spellStart"/>
-      <w:r>
-        <w:rPr>
-          <w:lang w:eastAsia="ko-KR"/>
-        </w:rPr>
-        <w:t>로드샵</w:t>
-      </w:r>
-      <w:proofErr w:type="spellEnd"/>
-      <w:r>
-        <w:rPr>
-          <w:lang w:eastAsia="ko-KR"/>
-        </w:rPr>
-        <w:t xml:space="preserve"> 매장 400개(2021)→190개(2024), 매장 수-브랜드 검색 상관 </w:t>
+        <w:t xml:space="preserve">: 로드샵 매장 400개(2021)→190개(2024), 매장 수-브랜드 검색 상관 </w:t>
       </w:r>
       <w:r>
         <w:rPr>
@@ -13620,19 +12383,11 @@
           <w:lang w:eastAsia="ko-KR"/>
         </w:rPr>
       </w:pPr>
-      <w:proofErr w:type="spellStart"/>
-      <w:r>
-        <w:rPr>
-          <w:lang w:eastAsia="ko-KR"/>
-        </w:rPr>
-        <w:t>이니스프리는</w:t>
-      </w:r>
-      <w:proofErr w:type="spellEnd"/>
-      <w:r>
-        <w:rPr>
-          <w:lang w:eastAsia="ko-KR"/>
-        </w:rPr>
-        <w:t xml:space="preserve"> </w:t>
+      <w:r>
+        <w:rPr>
+          <w:lang w:eastAsia="ko-KR"/>
+        </w:rPr>
+        <w:t xml:space="preserve">이니스프리는 </w:t>
       </w:r>
       <w:r>
         <w:rPr>
@@ -13645,21 +12400,7 @@
         <w:rPr>
           <w:lang w:eastAsia="ko-KR"/>
         </w:rPr>
-        <w:t xml:space="preserve">이라는 별도 매장을 운영 중이다 — </w:t>
-      </w:r>
-      <w:proofErr w:type="spellStart"/>
-      <w:r>
-        <w:rPr>
-          <w:lang w:eastAsia="ko-KR"/>
-        </w:rPr>
-        <w:t>아모레퍼시픽그룹</w:t>
-      </w:r>
-      <w:proofErr w:type="spellEnd"/>
-      <w:r>
-        <w:rPr>
-          <w:lang w:eastAsia="ko-KR"/>
-        </w:rPr>
-        <w:t xml:space="preserve"> '그린사이클(GREENCYCLE)' 캠페인의 핵심으로 </w:t>
+        <w:t xml:space="preserve">이라는 별도 매장을 운영 중이다 — 아모레퍼시픽그룹 '그린사이클(GREENCYCLE)' 캠페인의 핵심으로 </w:t>
       </w:r>
       <w:r>
         <w:rPr>
@@ -13727,39 +12468,7 @@
           <w:b/>
           <w:lang w:eastAsia="ko-KR"/>
         </w:rPr>
-        <w:t>'</w:t>
-      </w:r>
-      <w:proofErr w:type="spellStart"/>
-      <w:r>
-        <w:rPr>
-          <w:b/>
-          <w:lang w:eastAsia="ko-KR"/>
-        </w:rPr>
-        <w:t>마키토이</w:t>
-      </w:r>
-      <w:proofErr w:type="spellEnd"/>
-      <w:r>
-        <w:rPr>
-          <w:b/>
-          <w:lang w:eastAsia="ko-KR"/>
-        </w:rPr>
-        <w:t xml:space="preserve"> </w:t>
-      </w:r>
-      <w:proofErr w:type="spellStart"/>
-      <w:r>
-        <w:rPr>
-          <w:b/>
-          <w:lang w:eastAsia="ko-KR"/>
-        </w:rPr>
-        <w:t>그린티</w:t>
-      </w:r>
-      <w:proofErr w:type="spellEnd"/>
-      <w:r>
-        <w:rPr>
-          <w:b/>
-          <w:lang w:eastAsia="ko-KR"/>
-        </w:rPr>
-        <w:t xml:space="preserve"> 리미티드 에디션'</w:t>
+        <w:t>'마키토이 그린티 리미티드 에디션'</w:t>
       </w:r>
       <w:r>
         <w:rPr>
@@ -13779,35 +12488,7 @@
         <w:rPr>
           <w:lang w:eastAsia="ko-KR"/>
         </w:rPr>
-        <w:t xml:space="preserve">참여 유인 구조도 이미 있다 — 공병 1개당 </w:t>
-      </w:r>
-      <w:proofErr w:type="spellStart"/>
-      <w:r>
-        <w:rPr>
-          <w:lang w:eastAsia="ko-KR"/>
-        </w:rPr>
-        <w:t>뷰티포인트</w:t>
-      </w:r>
-      <w:proofErr w:type="spellEnd"/>
-      <w:r>
-        <w:rPr>
-          <w:lang w:eastAsia="ko-KR"/>
-        </w:rPr>
-        <w:t xml:space="preserve"> 최대 500점, 아리따움·</w:t>
-      </w:r>
-      <w:proofErr w:type="spellStart"/>
-      <w:r>
-        <w:rPr>
-          <w:lang w:eastAsia="ko-KR"/>
-        </w:rPr>
-        <w:t>에뛰드하우스</w:t>
-      </w:r>
-      <w:proofErr w:type="spellEnd"/>
-      <w:r>
-        <w:rPr>
-          <w:lang w:eastAsia="ko-KR"/>
-        </w:rPr>
-        <w:t xml:space="preserve"> 등 계열 매장에서도 반납 가능</w:t>
+        <w:t>참여 유인 구조도 이미 있다 — 공병 1개당 뷰티포인트 최대 500점, 아리따움·에뛰드하우스 등 계열 매장에서도 반납 가능</w:t>
       </w:r>
     </w:p>
     <w:p>
@@ -13818,21 +12499,12 @@
           <w:lang w:eastAsia="ko-KR"/>
         </w:rPr>
       </w:pPr>
-      <w:proofErr w:type="spellStart"/>
       <w:r>
         <w:rPr>
           <w:i/>
           <w:lang w:eastAsia="ko-KR"/>
         </w:rPr>
-        <w:t>스코프</w:t>
-      </w:r>
-      <w:proofErr w:type="spellEnd"/>
-      <w:r>
-        <w:rPr>
-          <w:i/>
-          <w:lang w:eastAsia="ko-KR"/>
-        </w:rPr>
-        <w:t xml:space="preserve"> 노트: 이 공간의 운영비·수익성은 재무 영역이라 다루지 않는다(</w:t>
+        <w:t>스코프 노트: 이 공간의 운영비·수익성은 재무 영역이라 다루지 않는다(</w:t>
       </w:r>
       <w:r>
         <w:rPr>
@@ -13921,35 +12593,7 @@
         <w:rPr>
           <w:lang w:eastAsia="ko-KR"/>
         </w:rPr>
-        <w:t xml:space="preserve">: "실제로 가서 확인할 수 있는 원산지"(3-1-7 </w:t>
-      </w:r>
-      <w:proofErr w:type="spellStart"/>
-      <w:r>
-        <w:rPr>
-          <w:lang w:eastAsia="ko-KR"/>
-        </w:rPr>
-        <w:t>차별점</w:t>
-      </w:r>
-      <w:proofErr w:type="spellEnd"/>
-      <w:r>
-        <w:rPr>
-          <w:lang w:eastAsia="ko-KR"/>
-        </w:rPr>
-        <w:t>)</w:t>
-      </w:r>
-      <w:proofErr w:type="spellStart"/>
-      <w:r>
-        <w:rPr>
-          <w:lang w:eastAsia="ko-KR"/>
-        </w:rPr>
-        <w:t>를</w:t>
-      </w:r>
-      <w:proofErr w:type="spellEnd"/>
-      <w:r>
-        <w:rPr>
-          <w:lang w:eastAsia="ko-KR"/>
-        </w:rPr>
-        <w:t xml:space="preserve"> 유일하게 몸으로 겪게 하는 항목 — 데이터가 아니라 공간으로 신뢰성(3-3)을 증명한다.</w:t>
+        <w:t>: "실제로 가서 확인할 수 있는 원산지"(3-1-7 차별점)를 유일하게 몸으로 겪게 하는 항목 — 데이터가 아니라 공간으로 신뢰성(3-3)을 증명한다.</w:t>
       </w:r>
     </w:p>
     <w:p>
@@ -14034,7 +12678,7 @@
           <w:lang w:eastAsia="ko-KR"/>
         </w:rPr>
       </w:pPr>
-      <w:bookmarkStart w:id="41" w:name="_Toc238024615"/>
+      <w:bookmarkStart w:id="42" w:name="_Toc238042016"/>
       <w:r>
         <w:rPr>
           <w:lang w:eastAsia="ko-KR"/>
@@ -14120,7 +12764,7 @@
         </w:rPr>
         <w:t>선언</w:t>
       </w:r>
-      <w:bookmarkEnd w:id="41"/>
+      <w:bookmarkEnd w:id="42"/>
     </w:p>
     <w:p>
       <w:pPr>
@@ -14139,35 +12783,7 @@
         <w:rPr>
           <w:lang w:eastAsia="ko-KR"/>
         </w:rPr>
-        <w:t xml:space="preserve">: 공식 사이트 직접 점검 결과 — </w:t>
-      </w:r>
-      <w:proofErr w:type="spellStart"/>
-      <w:r>
-        <w:rPr>
-          <w:lang w:eastAsia="ko-KR"/>
-        </w:rPr>
-        <w:t>제품나열형</w:t>
-      </w:r>
-      <w:proofErr w:type="spellEnd"/>
-      <w:r>
-        <w:rPr>
-          <w:lang w:eastAsia="ko-KR"/>
-        </w:rPr>
-        <w:t xml:space="preserve"> 구성, 계승 서사 없음, </w:t>
-      </w:r>
-      <w:proofErr w:type="spellStart"/>
-      <w:r>
-        <w:rPr>
-          <w:lang w:eastAsia="ko-KR"/>
-        </w:rPr>
-        <w:t>FAQPage</w:t>
-      </w:r>
-      <w:proofErr w:type="spellEnd"/>
-      <w:r>
-        <w:rPr>
-          <w:lang w:eastAsia="ko-KR"/>
-        </w:rPr>
-        <w:t xml:space="preserve"> 스키마(JSON-LD) 없음, </w:t>
+        <w:t xml:space="preserve">: 공식 사이트 직접 점검 결과 — 제품나열형 구성, 계승 서사 없음, FAQPage 스키마(JSON-LD) 없음, </w:t>
       </w:r>
       <w:r>
         <w:rPr>
@@ -14191,47 +12807,11 @@
         </w:rPr>
         <w:t>robots.txt</w:t>
       </w:r>
-      <w:proofErr w:type="spellStart"/>
-      <w:r>
-        <w:rPr>
-          <w:lang w:eastAsia="ko-KR"/>
-        </w:rPr>
-        <w:t>에</w:t>
-      </w:r>
-      <w:proofErr w:type="spellEnd"/>
-      <w:r>
-        <w:rPr>
-          <w:lang w:eastAsia="ko-KR"/>
-        </w:rPr>
-        <w:t xml:space="preserve"> AI </w:t>
-      </w:r>
-      <w:proofErr w:type="spellStart"/>
-      <w:r>
-        <w:rPr>
-          <w:lang w:eastAsia="ko-KR"/>
-        </w:rPr>
-        <w:t>크롤러</w:t>
-      </w:r>
-      <w:proofErr w:type="spellEnd"/>
-      <w:r>
-        <w:rPr>
-          <w:lang w:eastAsia="ko-KR"/>
-        </w:rPr>
-        <w:t>(</w:t>
-      </w:r>
-      <w:proofErr w:type="spellStart"/>
-      <w:r>
-        <w:rPr>
-          <w:lang w:eastAsia="ko-KR"/>
-        </w:rPr>
-        <w:t>GPTBot·ClaudeBot</w:t>
-      </w:r>
-      <w:proofErr w:type="spellEnd"/>
-      <w:r>
-        <w:rPr>
-          <w:lang w:eastAsia="ko-KR"/>
-        </w:rPr>
-        <w:t>) 전용 규칙 없음.</w:t>
+      <w:r>
+        <w:rPr>
+          <w:lang w:eastAsia="ko-KR"/>
+        </w:rPr>
+        <w:t>에 AI 크롤러(GPTBot·ClaudeBot) 전용 규칙 없음.</w:t>
       </w:r>
     </w:p>
     <w:p>
@@ -14270,21 +12850,7 @@
         <w:rPr>
           <w:lang w:eastAsia="ko-KR"/>
         </w:rPr>
-        <w:t xml:space="preserve">제주 원료 헤리티지 20년 타임라인을 </w:t>
-      </w:r>
-      <w:proofErr w:type="spellStart"/>
-      <w:r>
-        <w:rPr>
-          <w:lang w:eastAsia="ko-KR"/>
-        </w:rPr>
-        <w:t>시각화한다</w:t>
-      </w:r>
-      <w:proofErr w:type="spellEnd"/>
-      <w:r>
-        <w:rPr>
-          <w:lang w:eastAsia="ko-KR"/>
-        </w:rPr>
-        <w:t xml:space="preserve"> — 문제 A의 "회사는 뗐는데 소비자는 안 뗀" 간극을 회사가 먼저 인정하고 다시 잇는 방식</w:t>
+        <w:t>제주 원료 헤리티지 20년 타임라인을 시각화한다 — 문제 A의 "회사는 뗐는데 소비자는 안 뗀" 간극을 회사가 먼저 인정하고 다시 잇는 방식</w:t>
       </w:r>
     </w:p>
     <w:p>
@@ -14294,19 +12860,11 @@
           <w:lang w:eastAsia="ko-KR"/>
         </w:rPr>
       </w:pPr>
-      <w:proofErr w:type="spellStart"/>
-      <w:r>
-        <w:rPr>
-          <w:lang w:eastAsia="ko-KR"/>
-        </w:rPr>
-        <w:t>FAQPage</w:t>
-      </w:r>
-      <w:proofErr w:type="spellEnd"/>
-      <w:r>
-        <w:rPr>
-          <w:lang w:eastAsia="ko-KR"/>
-        </w:rPr>
-        <w:t xml:space="preserve"> 스키마(JSON-LD) 도입, </w:t>
+      <w:r>
+        <w:rPr>
+          <w:lang w:eastAsia="ko-KR"/>
+        </w:rPr>
+        <w:t xml:space="preserve">FAQPage 스키마(JSON-LD) 도입, </w:t>
       </w:r>
       <w:r>
         <w:rPr>
@@ -14334,21 +12892,7 @@
         <w:rPr>
           <w:lang w:eastAsia="ko-KR"/>
         </w:rPr>
-        <w:t xml:space="preserve"> AI </w:t>
-      </w:r>
-      <w:proofErr w:type="spellStart"/>
-      <w:r>
-        <w:rPr>
-          <w:lang w:eastAsia="ko-KR"/>
-        </w:rPr>
-        <w:t>크롤러</w:t>
-      </w:r>
-      <w:proofErr w:type="spellEnd"/>
-      <w:r>
-        <w:rPr>
-          <w:lang w:eastAsia="ko-KR"/>
-        </w:rPr>
-        <w:t xml:space="preserve"> 규칙 추가 — AEO 대응 최소 요건을 채운다</w:t>
+        <w:t xml:space="preserve"> AI 크롤러 규칙 추가 — AEO 대응 최소 요건을 채운다</w:t>
       </w:r>
     </w:p>
     <w:p>
@@ -14362,21 +12906,7 @@
         <w:rPr>
           <w:lang w:eastAsia="ko-KR"/>
         </w:rPr>
-        <w:t xml:space="preserve">두괄식·수치 기반 문장 구조로 전환한다(수치 포함 답변의 AI </w:t>
-      </w:r>
-      <w:proofErr w:type="spellStart"/>
-      <w:r>
-        <w:rPr>
-          <w:lang w:eastAsia="ko-KR"/>
-        </w:rPr>
-        <w:t>인용률이</w:t>
-      </w:r>
-      <w:proofErr w:type="spellEnd"/>
-      <w:r>
-        <w:rPr>
-          <w:lang w:eastAsia="ko-KR"/>
-        </w:rPr>
-        <w:t xml:space="preserve"> 3.7배 높다는 업계 지표 근거)</w:t>
+        <w:t>두괄식·수치 기반 문장 구조로 전환한다(수치 포함 답변의 AI 인용률이 3.7배 높다는 업계 지표 근거)</w:t>
       </w:r>
     </w:p>
     <w:p>
@@ -14437,7 +12967,7 @@
           <w:lang w:eastAsia="ko-KR"/>
         </w:rPr>
       </w:pPr>
-      <w:bookmarkStart w:id="42" w:name="_Toc238024616"/>
+      <w:bookmarkStart w:id="43" w:name="_Toc238042017"/>
       <w:r>
         <w:rPr>
           <w:lang w:eastAsia="ko-KR"/>
@@ -14498,7 +13028,7 @@
         </w:rPr>
         <w:t>다리</w:t>
       </w:r>
-      <w:bookmarkEnd w:id="42"/>
+      <w:bookmarkEnd w:id="43"/>
     </w:p>
     <w:p>
       <w:pPr>
@@ -14568,21 +13098,7 @@
         <w:rPr>
           <w:lang w:eastAsia="ko-KR"/>
         </w:rPr>
-        <w:t xml:space="preserve">원료 원산지(제주) + 데이터(임상·판매 실적) + 헤리티지 근거를 한 페이지 안에 배치한다 — 성분 탐색형(Part 2-7의 2순위 타깃)에게도 통하는 구성(Part 2-6 </w:t>
-      </w:r>
-      <w:proofErr w:type="spellStart"/>
-      <w:r>
-        <w:rPr>
-          <w:lang w:eastAsia="ko-KR"/>
-        </w:rPr>
-        <w:t>스위트스팟</w:t>
-      </w:r>
-      <w:proofErr w:type="spellEnd"/>
-      <w:r>
-        <w:rPr>
-          <w:lang w:eastAsia="ko-KR"/>
-        </w:rPr>
-        <w:t xml:space="preserve"> "입증된 원료 + 검증된 데이터"의 실제 구현)</w:t>
+        <w:t>원료 원산지(제주) + 데이터(임상·판매 실적) + 헤리티지 근거를 한 페이지 안에 배치한다 — 성분 탐색형(Part 2-7의 2순위 타깃)에게도 통하는 구성(Part 2-6 스위트스팟 "입증된 원료 + 검증된 데이터"의 실제 구현)</w:t>
       </w:r>
     </w:p>
     <w:p>
@@ -14596,35 +13112,7 @@
         <w:rPr>
           <w:lang w:eastAsia="ko-KR"/>
         </w:rPr>
-        <w:t xml:space="preserve">"이 성분이 왜 20년째 쓰이는가" 같은 질문형 소제목으로 두괄식 구조를 적용한다 — FAQ형 콘텐츠 </w:t>
-      </w:r>
-      <w:proofErr w:type="spellStart"/>
-      <w:r>
-        <w:rPr>
-          <w:lang w:eastAsia="ko-KR"/>
-        </w:rPr>
-        <w:t>인용률이</w:t>
-      </w:r>
-      <w:proofErr w:type="spellEnd"/>
-      <w:r>
-        <w:rPr>
-          <w:lang w:eastAsia="ko-KR"/>
-        </w:rPr>
-        <w:t xml:space="preserve"> 홈페이지형보다 높다는 근거(1-5-3-b)</w:t>
-      </w:r>
-      <w:proofErr w:type="spellStart"/>
-      <w:r>
-        <w:rPr>
-          <w:lang w:eastAsia="ko-KR"/>
-        </w:rPr>
-        <w:t>를</w:t>
-      </w:r>
-      <w:proofErr w:type="spellEnd"/>
-      <w:r>
-        <w:rPr>
-          <w:lang w:eastAsia="ko-KR"/>
-        </w:rPr>
-        <w:t xml:space="preserve"> 상세페이지에도 재사용</w:t>
+        <w:t>"이 성분이 왜 20년째 쓰이는가" 같은 질문형 소제목으로 두괄식 구조를 적용한다 — FAQ형 콘텐츠 인용률이 홈페이지형보다 높다는 근거(1-5-3-b)를 상세페이지에도 재사용</w:t>
       </w:r>
     </w:p>
     <w:p>
@@ -14679,21 +13167,7 @@
         <w:rPr>
           <w:lang w:eastAsia="ko-KR"/>
         </w:rPr>
-        <w:t>: 4개 항목 중 성분 탐색형(2순위 타깃)을 향한 유일한 항목 — 나머지 세 항목이 1순위 타깃(헤리티지)</w:t>
-      </w:r>
-      <w:proofErr w:type="spellStart"/>
-      <w:r>
-        <w:rPr>
-          <w:lang w:eastAsia="ko-KR"/>
-        </w:rPr>
-        <w:t>에</w:t>
-      </w:r>
-      <w:proofErr w:type="spellEnd"/>
-      <w:r>
-        <w:rPr>
-          <w:lang w:eastAsia="ko-KR"/>
-        </w:rPr>
-        <w:t xml:space="preserve"> 쏠려 있는 것과 균형을 맞춘다.</w:t>
+        <w:t>: 4개 항목 중 성분 탐색형(2순위 타깃)을 향한 유일한 항목 — 나머지 세 항목이 1순위 타깃(헤리티지)에 쏠려 있는 것과 균형을 맞춘다.</w:t>
       </w:r>
     </w:p>
     <w:p>
@@ -14711,15 +13185,13 @@
       <w:pPr>
         <w:pStyle w:val="21"/>
       </w:pPr>
-      <w:bookmarkStart w:id="43" w:name="_Toc238024617"/>
+      <w:bookmarkStart w:id="44" w:name="_Toc238042018"/>
       <w:r>
         <w:t xml:space="preserve">4-5. </w:t>
       </w:r>
-      <w:proofErr w:type="spellStart"/>
       <w:r>
         <w:t>종합</w:t>
       </w:r>
-      <w:proofErr w:type="spellEnd"/>
       <w:r>
         <w:t xml:space="preserve"> — Before/After </w:t>
       </w:r>
@@ -14744,7 +13216,7 @@
       <w:r>
         <w:t>이유</w:t>
       </w:r>
-      <w:bookmarkEnd w:id="43"/>
+      <w:bookmarkEnd w:id="44"/>
     </w:p>
     <w:tbl>
       <w:tblPr>
@@ -14860,27 +13332,9 @@
             <w:tcW w:w="3137" w:type="dxa"/>
           </w:tcPr>
           <w:p>
-            <w:proofErr w:type="spellStart"/>
             <w:r>
-              <w:t>오프라인</w:t>
+              <w:t>오프라인 체험 거점</w:t>
             </w:r>
-            <w:proofErr w:type="spellEnd"/>
-            <w:r>
-              <w:t xml:space="preserve"> </w:t>
-            </w:r>
-            <w:proofErr w:type="spellStart"/>
-            <w:r>
-              <w:t>체험</w:t>
-            </w:r>
-            <w:proofErr w:type="spellEnd"/>
-            <w:r>
-              <w:t xml:space="preserve"> </w:t>
-            </w:r>
-            <w:proofErr w:type="spellStart"/>
-            <w:r>
-              <w:t>거점</w:t>
-            </w:r>
-            <w:proofErr w:type="spellEnd"/>
           </w:p>
         </w:tc>
         <w:tc>
@@ -14921,11 +13375,9 @@
             <w:tcW w:w="3137" w:type="dxa"/>
           </w:tcPr>
           <w:p>
-            <w:proofErr w:type="spellStart"/>
             <w:r>
               <w:t>랜딩페이지</w:t>
             </w:r>
-            <w:proofErr w:type="spellEnd"/>
           </w:p>
         </w:tc>
         <w:tc>
@@ -15022,48 +13474,20 @@
         <w:rPr>
           <w:lang w:eastAsia="ko-KR"/>
         </w:rPr>
-        <w:t xml:space="preserve">이다. 이 비율 자체가 하나의 논거다 — </w:t>
-      </w:r>
-      <w:proofErr w:type="spellStart"/>
-      <w:r>
-        <w:rPr>
-          <w:lang w:eastAsia="ko-KR"/>
-        </w:rPr>
-        <w:t>이니스프리에게</w:t>
-      </w:r>
-      <w:proofErr w:type="spellEnd"/>
-      <w:r>
-        <w:rPr>
-          <w:lang w:eastAsia="ko-KR"/>
-        </w:rPr>
-        <w:t xml:space="preserve"> 부족했던 건 자산이 아니라, 그 자산을 인지도로 연결하는 실행이었다는 Part 1의 결론(문제 A~F 공통점, 1-7-2)과 일치한다.</w:t>
-      </w:r>
-    </w:p>
-    <w:p>
-      <w:pPr>
-        <w:rPr>
-          <w:lang w:eastAsia="ko-KR"/>
-        </w:rPr>
-      </w:pPr>
-      <w:r>
-        <w:rPr>
-          <w:lang w:eastAsia="ko-KR"/>
-        </w:rPr>
-        <w:t>Part 4는 "무엇을 보여줄지"</w:t>
-      </w:r>
-      <w:proofErr w:type="spellStart"/>
-      <w:r>
-        <w:rPr>
-          <w:lang w:eastAsia="ko-KR"/>
-        </w:rPr>
-        <w:t>에</w:t>
-      </w:r>
-      <w:proofErr w:type="spellEnd"/>
-      <w:r>
-        <w:rPr>
-          <w:lang w:eastAsia="ko-KR"/>
-        </w:rPr>
-        <w:t xml:space="preserve"> 답했다. "언제, 어떤 순서로 시작할지"는 Part 5의 몫이다.</w:t>
+        <w:t>이다. 이 비율 자체가 하나의 논거다 — 이니스프리에게 부족했던 건 자산이 아니라, 그 자산을 인지도로 연결하는 실행이었다는 Part 1의 결론(문제 A~E 공통점, 1-7-2)과 일치한다.</w:t>
+      </w:r>
+    </w:p>
+    <w:p>
+      <w:pPr>
+        <w:rPr>
+          <w:lang w:eastAsia="ko-KR"/>
+        </w:rPr>
+      </w:pPr>
+      <w:r>
+        <w:rPr>
+          <w:lang w:eastAsia="ko-KR"/>
+        </w:rPr>
+        <w:t>Part 4는 "무엇을 보여줄지"에 답했다. "언제, 어떤 순서로 시작할지"는 Part 5의 몫이다.</w:t>
       </w:r>
     </w:p>
     <w:p>
@@ -15090,7 +13514,6 @@
         </w:rPr>
         <w:t xml:space="preserve">이 파트의 근거는 </w:t>
       </w:r>
-      <w:proofErr w:type="spellStart"/>
       <w:r>
         <w:rPr>
           <w:rFonts w:ascii="Consolas" w:hAnsi="Consolas"/>
@@ -15100,7 +13523,6 @@
         </w:rPr>
         <w:t>크리에이티브제안</w:t>
       </w:r>
-      <w:proofErr w:type="spellEnd"/>
       <w:r>
         <w:rPr>
           <w:rFonts w:ascii="Consolas" w:hAnsi="Consolas"/>
@@ -15110,7 +13532,6 @@
         </w:rPr>
         <w:t>_</w:t>
       </w:r>
-      <w:proofErr w:type="spellStart"/>
       <w:r>
         <w:rPr>
           <w:rFonts w:ascii="Consolas" w:hAnsi="Consolas"/>
@@ -15120,7 +13541,6 @@
         </w:rPr>
         <w:t>근거매핑</w:t>
       </w:r>
-      <w:proofErr w:type="spellEnd"/>
       <w:r>
         <w:rPr>
           <w:rFonts w:ascii="Consolas" w:hAnsi="Consolas"/>
@@ -15213,7 +13633,7 @@
           <w:lang w:eastAsia="ko-KR"/>
         </w:rPr>
       </w:pPr>
-      <w:bookmarkStart w:id="44" w:name="_Toc238024618"/>
+      <w:bookmarkStart w:id="45" w:name="_Toc238042019"/>
       <w:r>
         <w:rPr>
           <w:lang w:eastAsia="ko-KR"/>
@@ -15287,7 +13707,7 @@
         </w:rPr>
         <w:t>일정</w:t>
       </w:r>
-      <w:bookmarkEnd w:id="44"/>
+      <w:bookmarkEnd w:id="45"/>
     </w:p>
     <w:tbl>
       <w:tblPr>
@@ -15312,7 +13732,6 @@
             <w:shd w:val="clear" w:color="auto" w:fill="4A7A5C"/>
           </w:tcPr>
           <w:p>
-            <w:proofErr w:type="spellStart"/>
             <w:r>
               <w:rPr>
                 <w:b/>
@@ -15320,7 +13739,6 @@
               </w:rPr>
               <w:t>항목</w:t>
             </w:r>
-            <w:proofErr w:type="spellEnd"/>
           </w:p>
         </w:tc>
         <w:tc>
@@ -15440,21 +13858,7 @@
               <w:rPr>
                 <w:lang w:eastAsia="ko-KR"/>
               </w:rPr>
-              <w:t xml:space="preserve">오프라인 체험 거점('공병공간') </w:t>
-            </w:r>
-            <w:proofErr w:type="spellStart"/>
-            <w:r>
-              <w:rPr>
-                <w:lang w:eastAsia="ko-KR"/>
-              </w:rPr>
-              <w:t>확장안</w:t>
-            </w:r>
-            <w:proofErr w:type="spellEnd"/>
-            <w:r>
-              <w:rPr>
-                <w:lang w:eastAsia="ko-KR"/>
-              </w:rPr>
-              <w:t xml:space="preserve"> 승인</w:t>
+              <w:t>오프라인 체험 거점('공병공간') 확장안 승인</w:t>
             </w:r>
           </w:p>
         </w:tc>
@@ -15588,7 +13992,7 @@
           <w:lang w:eastAsia="ko-KR"/>
         </w:rPr>
       </w:pPr>
-      <w:bookmarkStart w:id="45" w:name="_Toc238024619"/>
+      <w:bookmarkStart w:id="46" w:name="_Toc238042020"/>
       <w:r>
         <w:rPr>
           <w:lang w:eastAsia="ko-KR"/>
@@ -15673,7 +14077,7 @@
         </w:rPr>
         <w:t>예산으로</w:t>
       </w:r>
-      <w:bookmarkEnd w:id="45"/>
+      <w:bookmarkEnd w:id="46"/>
     </w:p>
     <w:p>
       <w:pPr>
@@ -15694,19 +14098,11 @@
         </w:rPr>
         <w:t>"언제 시작하고, 어떤 순서로 배치하고, 예산은 어떻게 다르게 쓸지"</w:t>
       </w:r>
-      <w:proofErr w:type="spellStart"/>
-      <w:r>
-        <w:rPr>
-          <w:lang w:eastAsia="ko-KR"/>
-        </w:rPr>
-        <w:t>에</w:t>
-      </w:r>
-      <w:proofErr w:type="spellEnd"/>
-      <w:r>
-        <w:rPr>
-          <w:lang w:eastAsia="ko-KR"/>
-        </w:rPr>
-        <w:t xml:space="preserve"> 답한다. 여기서도 같은 원칙을 지킨다 — 실행 후보 중 재무·유통 성과 자체가 목표인 것은 이 제안서의 대상이 아니다.</w:t>
+      <w:r>
+        <w:rPr>
+          <w:lang w:eastAsia="ko-KR"/>
+        </w:rPr>
+        <w:t>에 답한다. 여기서도 같은 원칙을 지킨다 — 실행 후보 중 재무·유통 성과 자체가 목표인 것은 이 제안서의 대상이 아니다.</w:t>
       </w:r>
     </w:p>
     <w:p>
@@ -15727,7 +14123,7 @@
           <w:lang w:eastAsia="ko-KR"/>
         </w:rPr>
       </w:pPr>
-      <w:bookmarkStart w:id="46" w:name="_Toc238024620"/>
+      <w:bookmarkStart w:id="47" w:name="_Toc238042021"/>
       <w:r>
         <w:rPr>
           <w:lang w:eastAsia="ko-KR"/>
@@ -15812,7 +14208,7 @@
         </w:rPr>
         <w:t>적용</w:t>
       </w:r>
-      <w:bookmarkEnd w:id="46"/>
+      <w:bookmarkEnd w:id="47"/>
     </w:p>
     <w:p>
       <w:pPr>
@@ -16030,19 +14426,9 @@
             <w:tcW w:w="2353" w:type="dxa"/>
           </w:tcPr>
           <w:p>
-            <w:proofErr w:type="spellStart"/>
             <w:r>
-              <w:t>노출·접점</w:t>
+              <w:t>노출·접점 회복</w:t>
             </w:r>
-            <w:proofErr w:type="spellEnd"/>
-            <w:r>
-              <w:t xml:space="preserve"> </w:t>
-            </w:r>
-            <w:proofErr w:type="spellStart"/>
-            <w:r>
-              <w:t>회복</w:t>
-            </w:r>
-            <w:proofErr w:type="spellEnd"/>
           </w:p>
         </w:tc>
         <w:tc>
@@ -16093,19 +14479,9 @@
             <w:tcW w:w="2353" w:type="dxa"/>
           </w:tcPr>
           <w:p>
-            <w:proofErr w:type="spellStart"/>
             <w:r>
-              <w:t>브랜드</w:t>
+              <w:t>브랜드 재상기</w:t>
             </w:r>
-            <w:proofErr w:type="spellEnd"/>
-            <w:r>
-              <w:t xml:space="preserve"> </w:t>
-            </w:r>
-            <w:proofErr w:type="spellStart"/>
-            <w:r>
-              <w:t>재상기</w:t>
-            </w:r>
-            <w:proofErr w:type="spellEnd"/>
           </w:p>
         </w:tc>
         <w:tc>
@@ -16174,27 +14550,9 @@
             <w:tcW w:w="2353" w:type="dxa"/>
           </w:tcPr>
           <w:p>
-            <w:proofErr w:type="spellStart"/>
             <w:r>
-              <w:t>인지도</w:t>
+              <w:t>인지도 영역 — 채택</w:t>
             </w:r>
-            <w:proofErr w:type="spellEnd"/>
-            <w:r>
-              <w:t xml:space="preserve"> </w:t>
-            </w:r>
-            <w:proofErr w:type="spellStart"/>
-            <w:r>
-              <w:t>영역</w:t>
-            </w:r>
-            <w:proofErr w:type="spellEnd"/>
-            <w:r>
-              <w:t xml:space="preserve"> — </w:t>
-            </w:r>
-            <w:proofErr w:type="spellStart"/>
-            <w:r>
-              <w:t>채택</w:t>
-            </w:r>
-            <w:proofErr w:type="spellEnd"/>
           </w:p>
         </w:tc>
       </w:tr>
@@ -16236,29 +14594,8 @@
           </w:tcPr>
           <w:p>
             <w:r>
-              <w:t xml:space="preserve">AI </w:t>
+              <w:t>AI 인용 가능성 확보</w:t>
             </w:r>
-            <w:proofErr w:type="spellStart"/>
-            <w:r>
-              <w:t>인용</w:t>
-            </w:r>
-            <w:proofErr w:type="spellEnd"/>
-            <w:r>
-              <w:t xml:space="preserve"> </w:t>
-            </w:r>
-            <w:proofErr w:type="spellStart"/>
-            <w:r>
-              <w:t>가능성</w:t>
-            </w:r>
-            <w:proofErr w:type="spellEnd"/>
-            <w:r>
-              <w:t xml:space="preserve"> </w:t>
-            </w:r>
-            <w:proofErr w:type="spellStart"/>
-            <w:r>
-              <w:t>확보</w:t>
-            </w:r>
-            <w:proofErr w:type="spellEnd"/>
           </w:p>
         </w:tc>
         <w:tc>
@@ -16309,35 +14646,9 @@
             <w:tcW w:w="2353" w:type="dxa"/>
           </w:tcPr>
           <w:p>
-            <w:proofErr w:type="spellStart"/>
             <w:r>
-              <w:t>판매</w:t>
+              <w:t>판매 랭킹 순위 자체</w:t>
             </w:r>
-            <w:proofErr w:type="spellEnd"/>
-            <w:r>
-              <w:t xml:space="preserve"> </w:t>
-            </w:r>
-            <w:proofErr w:type="spellStart"/>
-            <w:r>
-              <w:t>랭킹</w:t>
-            </w:r>
-            <w:proofErr w:type="spellEnd"/>
-            <w:r>
-              <w:t xml:space="preserve"> </w:t>
-            </w:r>
-            <w:proofErr w:type="spellStart"/>
-            <w:r>
-              <w:t>순위</w:t>
-            </w:r>
-            <w:proofErr w:type="spellEnd"/>
-            <w:r>
-              <w:t xml:space="preserve"> </w:t>
-            </w:r>
-            <w:proofErr w:type="spellStart"/>
-            <w:r>
-              <w:t>자체</w:t>
-            </w:r>
-            <w:proofErr w:type="spellEnd"/>
           </w:p>
         </w:tc>
         <w:tc>
@@ -16378,19 +14689,11 @@
                 <w:lang w:eastAsia="ko-KR"/>
               </w:rPr>
             </w:pPr>
-            <w:proofErr w:type="spellStart"/>
             <w:r>
               <w:rPr>
                 <w:lang w:eastAsia="ko-KR"/>
               </w:rPr>
-              <w:t>코스알엑스</w:t>
-            </w:r>
-            <w:proofErr w:type="spellEnd"/>
-            <w:r>
-              <w:rPr>
-                <w:lang w:eastAsia="ko-KR"/>
-              </w:rPr>
-              <w:t xml:space="preserve"> 노하우 이식(해외 D2C)</w:t>
+              <w:t>코스알엑스 노하우 이식(해외 D2C)</w:t>
             </w:r>
           </w:p>
         </w:tc>
@@ -16399,27 +14702,9 @@
             <w:tcW w:w="2353" w:type="dxa"/>
           </w:tcPr>
           <w:p>
-            <w:proofErr w:type="spellStart"/>
             <w:r>
-              <w:t>해외</w:t>
+              <w:t>해외 채널 운영·매출</w:t>
             </w:r>
-            <w:proofErr w:type="spellEnd"/>
-            <w:r>
-              <w:t xml:space="preserve"> </w:t>
-            </w:r>
-            <w:proofErr w:type="spellStart"/>
-            <w:r>
-              <w:t>채널</w:t>
-            </w:r>
-            <w:proofErr w:type="spellEnd"/>
-            <w:r>
-              <w:t xml:space="preserve"> </w:t>
-            </w:r>
-            <w:proofErr w:type="spellStart"/>
-            <w:r>
-              <w:t>운영·매출</w:t>
-            </w:r>
-            <w:proofErr w:type="spellEnd"/>
           </w:p>
         </w:tc>
         <w:tc>
@@ -16473,35 +14758,9 @@
             <w:tcW w:w="2353" w:type="dxa"/>
           </w:tcPr>
           <w:p>
-            <w:proofErr w:type="spellStart"/>
             <w:r>
-              <w:t>온라인</w:t>
+              <w:t>온라인 노출 접점 확대</w:t>
             </w:r>
-            <w:proofErr w:type="spellEnd"/>
-            <w:r>
-              <w:t xml:space="preserve"> </w:t>
-            </w:r>
-            <w:proofErr w:type="spellStart"/>
-            <w:r>
-              <w:t>노출</w:t>
-            </w:r>
-            <w:proofErr w:type="spellEnd"/>
-            <w:r>
-              <w:t xml:space="preserve"> </w:t>
-            </w:r>
-            <w:proofErr w:type="spellStart"/>
-            <w:r>
-              <w:t>접점</w:t>
-            </w:r>
-            <w:proofErr w:type="spellEnd"/>
-            <w:r>
-              <w:t xml:space="preserve"> </w:t>
-            </w:r>
-            <w:proofErr w:type="spellStart"/>
-            <w:r>
-              <w:t>확대</w:t>
-            </w:r>
-            <w:proofErr w:type="spellEnd"/>
           </w:p>
         </w:tc>
         <w:tc>
@@ -16534,35 +14793,7 @@
         <w:rPr>
           <w:lang w:eastAsia="ko-KR"/>
         </w:rPr>
-        <w:t>: 5번(랭킹 KPI화)은 "얼마나 팔렸는가"</w:t>
-      </w:r>
-      <w:proofErr w:type="spellStart"/>
-      <w:r>
-        <w:rPr>
-          <w:lang w:eastAsia="ko-KR"/>
-        </w:rPr>
-        <w:t>를</w:t>
-      </w:r>
-      <w:proofErr w:type="spellEnd"/>
-      <w:r>
-        <w:rPr>
-          <w:lang w:eastAsia="ko-KR"/>
-        </w:rPr>
-        <w:t xml:space="preserve"> 관리 지표로 삼는 안이라, Part 1에서 이미 제외했던 항목(가이드라인 제외항목 ③)과 같은 이유로 실행안에서도 뺀다. 7번(</w:t>
-      </w:r>
-      <w:proofErr w:type="spellStart"/>
-      <w:r>
-        <w:rPr>
-          <w:lang w:eastAsia="ko-KR"/>
-        </w:rPr>
-        <w:t>코스알엑스</w:t>
-      </w:r>
-      <w:proofErr w:type="spellEnd"/>
-      <w:r>
-        <w:rPr>
-          <w:lang w:eastAsia="ko-KR"/>
-        </w:rPr>
-        <w:t xml:space="preserve"> 노하우 이식)은 해외 유통·매출 채널 운영에 관한 안이라, 이 제안서가 국내 인지도 지표에만 근거를 두기로 한 결정(가이드라인 제외항목 ④, "부수 효과 — 국내 시장에 집중")과 충돌한다. 두 안 모두 </w:t>
+        <w:t xml:space="preserve">: 5번(랭킹 KPI화)은 "얼마나 팔렸는가"를 관리 지표로 삼는 안이라, Part 1에서 이미 제외했던 항목(가이드라인 제외항목 ③)과 같은 이유로 실행안에서도 뺀다. 7번(코스알엑스 노하우 이식)은 해외 유통·매출 채널 운영에 관한 안이라, 이 제안서가 국내 인지도 지표에만 근거를 두기로 한 결정(가이드라인 제외항목 ④, "부수 효과 — 국내 시장에 집중")과 충돌한다. 두 안 모두 </w:t>
       </w:r>
       <w:r>
         <w:rPr>
@@ -16616,7 +14847,7 @@
           <w:lang w:eastAsia="ko-KR"/>
         </w:rPr>
       </w:pPr>
-      <w:bookmarkStart w:id="47" w:name="_Toc238024621"/>
+      <w:bookmarkStart w:id="48" w:name="_Toc238042022"/>
       <w:r>
         <w:rPr>
           <w:lang w:eastAsia="ko-KR"/>
@@ -16665,7 +14896,7 @@
         </w:rPr>
         <w:t>배치</w:t>
       </w:r>
-      <w:bookmarkEnd w:id="47"/>
+      <w:bookmarkEnd w:id="48"/>
     </w:p>
     <w:tbl>
       <w:tblPr>
@@ -16690,7 +14921,6 @@
             <w:shd w:val="clear" w:color="auto" w:fill="4A7A5C"/>
           </w:tcPr>
           <w:p>
-            <w:proofErr w:type="spellStart"/>
             <w:r>
               <w:rPr>
                 <w:b/>
@@ -16698,7 +14928,6 @@
               </w:rPr>
               <w:t>시점</w:t>
             </w:r>
-            <w:proofErr w:type="spellEnd"/>
           </w:p>
         </w:tc>
         <w:tc>
@@ -16800,35 +15029,9 @@
             <w:tcW w:w="2353" w:type="dxa"/>
           </w:tcPr>
           <w:p>
-            <w:proofErr w:type="gramStart"/>
             <w:r>
               <w:lastRenderedPageBreak/>
-              <w:t>E(</w:t>
-            </w:r>
-            <w:proofErr w:type="spellStart"/>
-            <w:proofErr w:type="gramEnd"/>
-            <w:r>
-              <w:t>제로클릭</w:t>
-            </w:r>
-            <w:proofErr w:type="spellEnd"/>
-            <w:r>
-              <w:t xml:space="preserve"> </w:t>
-            </w:r>
-            <w:proofErr w:type="spellStart"/>
-            <w:r>
-              <w:t>대응</w:t>
-            </w:r>
-            <w:proofErr w:type="spellEnd"/>
-            <w:r>
-              <w:t xml:space="preserve"> </w:t>
-            </w:r>
-            <w:proofErr w:type="spellStart"/>
-            <w:r>
-              <w:t>부재</w:t>
-            </w:r>
-            <w:proofErr w:type="spellEnd"/>
-            <w:r>
-              <w:t>)</w:t>
+              <w:t>E(제로클릭 대응 부재)</w:t>
             </w:r>
           </w:p>
         </w:tc>
@@ -16881,21 +15084,7 @@
               <w:rPr>
                 <w:lang w:eastAsia="ko-KR"/>
               </w:rPr>
-              <w:t>플랫폼 제휴 기획전 확대(</w:t>
-            </w:r>
-            <w:proofErr w:type="spellStart"/>
-            <w:r>
-              <w:rPr>
-                <w:lang w:eastAsia="ko-KR"/>
-              </w:rPr>
-              <w:t>무신사</w:t>
-            </w:r>
-            <w:proofErr w:type="spellEnd"/>
-            <w:r>
-              <w:rPr>
-                <w:lang w:eastAsia="ko-KR"/>
-              </w:rPr>
-              <w:t xml:space="preserve"> 등)</w:t>
+              <w:t>플랫폼 제휴 기획전 확대(무신사 등)</w:t>
             </w:r>
           </w:p>
         </w:tc>
@@ -16927,19 +15116,11 @@
                 <w:lang w:eastAsia="ko-KR"/>
               </w:rPr>
             </w:pPr>
-            <w:proofErr w:type="spellStart"/>
             <w:r>
               <w:rPr>
                 <w:lang w:eastAsia="ko-KR"/>
               </w:rPr>
-              <w:t>미샤·3CE</w:t>
-            </w:r>
-            <w:proofErr w:type="spellEnd"/>
-            <w:r>
-              <w:rPr>
-                <w:lang w:eastAsia="ko-KR"/>
-              </w:rPr>
-              <w:t xml:space="preserve"> 벤치마크(Part 2-2) — 무신사 뷰티 협업이 미샤만의 사례가 아님을 3CE로 재확인</w:t>
+              <w:t>미샤·3CE 벤치마크(Part 2-2) — 무신사 뷰티 협업이 미샤만의 사례가 아님을 3CE로 재확인</w:t>
             </w:r>
           </w:p>
         </w:tc>
@@ -16953,47 +15134,11 @@
             <w:tcW w:w="2353" w:type="dxa"/>
           </w:tcPr>
           <w:p>
-            <w:proofErr w:type="spellStart"/>
             <w:r>
               <w:rPr>
                 <w:b/>
               </w:rPr>
-              <w:t>중기</w:t>
-            </w:r>
-            <w:proofErr w:type="spellEnd"/>
-            <w:r>
-              <w:rPr>
-                <w:b/>
-              </w:rPr>
-              <w:t xml:space="preserve"> (30~90일, </w:t>
-            </w:r>
-            <w:proofErr w:type="spellStart"/>
-            <w:r>
-              <w:rPr>
-                <w:b/>
-              </w:rPr>
-              <w:t>중간</w:t>
-            </w:r>
-            <w:proofErr w:type="spellEnd"/>
-            <w:r>
-              <w:rPr>
-                <w:b/>
-              </w:rPr>
-              <w:t xml:space="preserve"> </w:t>
-            </w:r>
-            <w:proofErr w:type="spellStart"/>
-            <w:r>
-              <w:rPr>
-                <w:b/>
-              </w:rPr>
-              <w:t>난이도</w:t>
-            </w:r>
-            <w:proofErr w:type="spellEnd"/>
-            <w:r>
-              <w:rPr>
-                <w:b/>
-              </w:rPr>
-              <w:t>)</w:t>
+              <w:t>중기 (30~90일, 중간 난이도)</w:t>
             </w:r>
           </w:p>
         </w:tc>
@@ -17020,34 +15165,8 @@
             <w:tcW w:w="2353" w:type="dxa"/>
           </w:tcPr>
           <w:p>
-            <w:proofErr w:type="gramStart"/>
             <w:r>
-              <w:t>A(</w:t>
-            </w:r>
-            <w:proofErr w:type="spellStart"/>
-            <w:proofErr w:type="gramEnd"/>
-            <w:r>
-              <w:t>헤리티지</w:t>
-            </w:r>
-            <w:proofErr w:type="spellEnd"/>
-            <w:r>
-              <w:t xml:space="preserve"> </w:t>
-            </w:r>
-            <w:proofErr w:type="spellStart"/>
-            <w:r>
-              <w:t>서사</w:t>
-            </w:r>
-            <w:proofErr w:type="spellEnd"/>
-            <w:r>
-              <w:t xml:space="preserve"> </w:t>
-            </w:r>
-            <w:proofErr w:type="spellStart"/>
-            <w:r>
-              <w:t>단절</w:t>
-            </w:r>
-            <w:proofErr w:type="spellEnd"/>
-            <w:r>
-              <w:t>)</w:t>
+              <w:t>A(헤리티지 서사 단절)</w:t>
             </w:r>
           </w:p>
         </w:tc>
@@ -17258,29 +15377,8 @@
           </w:tcPr>
           <w:p>
             <w:r>
-              <w:t xml:space="preserve">4-2 </w:t>
+              <w:t>4-2 오프라인 체험 거점</w:t>
             </w:r>
-            <w:proofErr w:type="spellStart"/>
-            <w:r>
-              <w:t>오프라인</w:t>
-            </w:r>
-            <w:proofErr w:type="spellEnd"/>
-            <w:r>
-              <w:t xml:space="preserve"> </w:t>
-            </w:r>
-            <w:proofErr w:type="spellStart"/>
-            <w:r>
-              <w:t>체험</w:t>
-            </w:r>
-            <w:proofErr w:type="spellEnd"/>
-            <w:r>
-              <w:t xml:space="preserve"> </w:t>
-            </w:r>
-            <w:proofErr w:type="spellStart"/>
-            <w:r>
-              <w:t>거점</w:t>
-            </w:r>
-            <w:proofErr w:type="spellEnd"/>
           </w:p>
         </w:tc>
       </w:tr>
@@ -17384,7 +15482,7 @@
           <w:lang w:eastAsia="ko-KR"/>
         </w:rPr>
       </w:pPr>
-      <w:bookmarkStart w:id="48" w:name="_Toc238024622"/>
+      <w:bookmarkStart w:id="49" w:name="_Toc238042023"/>
       <w:r>
         <w:rPr>
           <w:lang w:eastAsia="ko-KR"/>
@@ -17469,7 +15567,7 @@
         </w:rPr>
         <w:t>담당자</w:t>
       </w:r>
-      <w:bookmarkEnd w:id="48"/>
+      <w:bookmarkEnd w:id="49"/>
     </w:p>
     <w:p>
       <w:pPr>
@@ -17510,31 +15608,13 @@
             <w:shd w:val="clear" w:color="auto" w:fill="4A7A5C"/>
           </w:tcPr>
           <w:p>
-            <w:proofErr w:type="spellStart"/>
             <w:r>
               <w:rPr>
                 <w:b/>
                 <w:color w:val="FFFFFF"/>
               </w:rPr>
-              <w:t>실행</w:t>
+              <w:t>실행 항목</w:t>
             </w:r>
-            <w:proofErr w:type="spellEnd"/>
-            <w:r>
-              <w:rPr>
-                <w:b/>
-                <w:color w:val="FFFFFF"/>
-              </w:rPr>
-              <w:t xml:space="preserve"> </w:t>
-            </w:r>
-            <w:proofErr w:type="spellStart"/>
-            <w:r>
-              <w:rPr>
-                <w:b/>
-                <w:color w:val="FFFFFF"/>
-              </w:rPr>
-              <w:t>항목</w:t>
-            </w:r>
-            <w:proofErr w:type="spellEnd"/>
           </w:p>
         </w:tc>
         <w:tc>
@@ -17646,6 +15726,7 @@
               <w:rPr>
                 <w:lang w:eastAsia="ko-KR"/>
               </w:rPr>
+              <w:lastRenderedPageBreak/>
               <w:t>플랫폼 제휴 기획전 확대</w:t>
             </w:r>
           </w:p>
@@ -17723,14 +15804,7 @@
               <w:rPr>
                 <w:lang w:eastAsia="ko-KR"/>
               </w:rPr>
-              <w:t xml:space="preserve">무드보드 확정 + </w:t>
-            </w:r>
-            <w:r>
-              <w:rPr>
-                <w:lang w:eastAsia="ko-KR"/>
-              </w:rPr>
-              <w:lastRenderedPageBreak/>
-              <w:t>재활성화 캠페인</w:t>
+              <w:t>무드보드 확정 + 재활성화 캠페인</w:t>
             </w:r>
           </w:p>
         </w:tc>
@@ -17748,7 +15822,6 @@
               <w:rPr>
                 <w:lang w:eastAsia="ko-KR"/>
               </w:rPr>
-              <w:lastRenderedPageBreak/>
               <w:t xml:space="preserve"> </w:t>
             </w:r>
           </w:p>
@@ -17799,27 +15872,9 @@
             <w:tcW w:w="2353" w:type="dxa"/>
           </w:tcPr>
           <w:p>
-            <w:proofErr w:type="spellStart"/>
             <w:r>
-              <w:t>랜딩페이지</w:t>
+              <w:t>랜딩페이지 신규 제작</w:t>
             </w:r>
-            <w:proofErr w:type="spellEnd"/>
-            <w:r>
-              <w:t xml:space="preserve"> </w:t>
-            </w:r>
-            <w:proofErr w:type="spellStart"/>
-            <w:r>
-              <w:t>신규</w:t>
-            </w:r>
-            <w:proofErr w:type="spellEnd"/>
-            <w:r>
-              <w:t xml:space="preserve"> </w:t>
-            </w:r>
-            <w:proofErr w:type="spellStart"/>
-            <w:r>
-              <w:t>제작</w:t>
-            </w:r>
-            <w:proofErr w:type="spellEnd"/>
           </w:p>
         </w:tc>
         <w:tc>
@@ -17939,27 +15994,9 @@
             <w:tcW w:w="2353" w:type="dxa"/>
           </w:tcPr>
           <w:p>
-            <w:proofErr w:type="spellStart"/>
             <w:r>
-              <w:t>상세페이지</w:t>
+              <w:t>상세페이지 신규 제작</w:t>
             </w:r>
-            <w:proofErr w:type="spellEnd"/>
-            <w:r>
-              <w:t xml:space="preserve"> </w:t>
-            </w:r>
-            <w:proofErr w:type="spellStart"/>
-            <w:r>
-              <w:t>신규</w:t>
-            </w:r>
-            <w:proofErr w:type="spellEnd"/>
-            <w:r>
-              <w:t xml:space="preserve"> </w:t>
-            </w:r>
-            <w:proofErr w:type="spellStart"/>
-            <w:r>
-              <w:t>제작</w:t>
-            </w:r>
-            <w:proofErr w:type="spellEnd"/>
           </w:p>
         </w:tc>
         <w:tc>
@@ -18085,7 +16122,7 @@
           <w:lang w:eastAsia="ko-KR"/>
         </w:rPr>
       </w:pPr>
-      <w:bookmarkStart w:id="49" w:name="_Toc238024623"/>
+      <w:bookmarkStart w:id="50" w:name="_Toc238042024"/>
       <w:r>
         <w:rPr>
           <w:lang w:eastAsia="ko-KR"/>
@@ -18188,7 +16225,7 @@
         </w:rPr>
         <w:t>"</w:t>
       </w:r>
-      <w:bookmarkEnd w:id="49"/>
+      <w:bookmarkEnd w:id="50"/>
     </w:p>
     <w:p>
       <w:pPr>
@@ -18254,101 +16291,41 @@
           <w:b/>
           <w:lang w:eastAsia="ko-KR"/>
         </w:rPr>
-        <w:t>①</w:t>
-      </w:r>
-      <w:proofErr w:type="spellStart"/>
+        <w:t>①에 대한 처방</w:t>
+      </w:r>
+      <w:r>
+        <w:rPr>
+          <w:lang w:eastAsia="ko-KR"/>
+        </w:rPr>
+        <w:t xml:space="preserve">: 예산을 무작정 늘리는 게 아니라, 이번 로드맵의 5개 항목(체험 거점·재활성화 캠페인·자사 채널 감사·콘텐츠 전환·플랫폼 제휴)처럼 </w:t>
+      </w:r>
       <w:r>
         <w:rPr>
           <w:b/>
           <w:lang w:eastAsia="ko-KR"/>
         </w:rPr>
-        <w:t>에</w:t>
-      </w:r>
-      <w:proofErr w:type="spellEnd"/>
+        <w:t>인지도와 실제로 연결되는 지점에 배분</w:t>
+      </w:r>
+      <w:r>
+        <w:rPr>
+          <w:lang w:eastAsia="ko-KR"/>
+        </w:rPr>
+        <w:t>한다. 상관없는 곳에 더 쓰는 건 문제 B를 반복하는 것이다</w:t>
+      </w:r>
+    </w:p>
+    <w:p>
+      <w:pPr>
+        <w:pStyle w:val="a0"/>
+        <w:rPr>
+          <w:lang w:eastAsia="ko-KR"/>
+        </w:rPr>
+      </w:pPr>
       <w:r>
         <w:rPr>
           <w:b/>
           <w:lang w:eastAsia="ko-KR"/>
         </w:rPr>
-        <w:t xml:space="preserve"> 대한 처방</w:t>
-      </w:r>
-      <w:r>
-        <w:rPr>
-          <w:lang w:eastAsia="ko-KR"/>
-        </w:rPr>
-        <w:t>: 예산을 무작정 늘리는 게 아니라, 이번 로드맵의 5개 항목(체험 거점·재활성화 캠페인·자사 채널 감사·콘텐츠 전환·플랫폼 제휴)</w:t>
-      </w:r>
-      <w:proofErr w:type="spellStart"/>
-      <w:r>
-        <w:rPr>
-          <w:lang w:eastAsia="ko-KR"/>
-        </w:rPr>
-        <w:t>처럼</w:t>
-      </w:r>
-      <w:proofErr w:type="spellEnd"/>
-      <w:r>
-        <w:rPr>
-          <w:lang w:eastAsia="ko-KR"/>
-        </w:rPr>
-        <w:t xml:space="preserve"> </w:t>
-      </w:r>
-      <w:r>
-        <w:rPr>
-          <w:b/>
-          <w:lang w:eastAsia="ko-KR"/>
-        </w:rPr>
-        <w:t>인지도와 실제로 연결되는 지점에 배분</w:t>
-      </w:r>
-      <w:r>
-        <w:rPr>
-          <w:lang w:eastAsia="ko-KR"/>
-        </w:rPr>
-        <w:t>한다. 상관없는 곳에 더 쓰는 건 문제 B</w:t>
-      </w:r>
-      <w:proofErr w:type="spellStart"/>
-      <w:r>
-        <w:rPr>
-          <w:lang w:eastAsia="ko-KR"/>
-        </w:rPr>
-        <w:t>를</w:t>
-      </w:r>
-      <w:proofErr w:type="spellEnd"/>
-      <w:r>
-        <w:rPr>
-          <w:lang w:eastAsia="ko-KR"/>
-        </w:rPr>
-        <w:t xml:space="preserve"> 반복하는 것이다</w:t>
-      </w:r>
-    </w:p>
-    <w:p>
-      <w:pPr>
-        <w:pStyle w:val="a0"/>
-        <w:rPr>
-          <w:lang w:eastAsia="ko-KR"/>
-        </w:rPr>
-      </w:pPr>
-      <w:r>
-        <w:rPr>
-          <w:b/>
-          <w:lang w:eastAsia="ko-KR"/>
-        </w:rPr>
-        <w:t>②</w:t>
-      </w:r>
-      <w:proofErr w:type="spellStart"/>
-      <w:r>
-        <w:rPr>
-          <w:b/>
-          <w:lang w:eastAsia="ko-KR"/>
-        </w:rPr>
-        <w:t>에</w:t>
-      </w:r>
-      <w:proofErr w:type="spellEnd"/>
-      <w:r>
-        <w:rPr>
-          <w:b/>
-          <w:lang w:eastAsia="ko-KR"/>
-        </w:rPr>
-        <w:t xml:space="preserve"> 대한 처방</w:t>
+        <w:t>②에 대한 처방</w:t>
       </w:r>
       <w:r>
         <w:rPr>
@@ -18421,7 +16398,7 @@
           <w:lang w:eastAsia="ko-KR"/>
         </w:rPr>
       </w:pPr>
-      <w:bookmarkStart w:id="50" w:name="_Toc238024624"/>
+      <w:bookmarkStart w:id="51" w:name="_Toc238042025"/>
       <w:r>
         <w:rPr>
           <w:lang w:eastAsia="ko-KR"/>
@@ -18482,7 +16459,7 @@
         </w:rPr>
         <w:t>확정</w:t>
       </w:r>
-      <w:bookmarkEnd w:id="50"/>
+      <w:bookmarkEnd w:id="51"/>
     </w:p>
     <w:p>
       <w:pPr>
@@ -18497,27 +16474,7 @@
           <w:sz w:val="19"/>
           <w:lang w:eastAsia="ko-KR"/>
         </w:rPr>
-        <w:t>5-3의 원칙(재배치 아닌 증액, 최소 3년 확약)</w:t>
-      </w:r>
-      <w:proofErr w:type="spellStart"/>
-      <w:r>
-        <w:rPr>
-          <w:i/>
-          <w:color w:val="666666"/>
-          <w:sz w:val="19"/>
-          <w:lang w:eastAsia="ko-KR"/>
-        </w:rPr>
-        <w:t>에</w:t>
-      </w:r>
-      <w:proofErr w:type="spellEnd"/>
-      <w:r>
-        <w:rPr>
-          <w:i/>
-          <w:color w:val="666666"/>
-          <w:sz w:val="19"/>
-          <w:lang w:eastAsia="ko-KR"/>
-        </w:rPr>
-        <w:t xml:space="preserve"> 맞춰 구체적 금액·기간이 정해지면 채운다.</w:t>
+        <w:t>5-3의 원칙(재배치 아닌 증액, 최소 3년 확약)에 맞춰 구체적 금액·기간이 정해지면 채운다.</w:t>
       </w:r>
     </w:p>
     <w:tbl>
@@ -18541,15 +16498,14 @@
             <w:shd w:val="clear" w:color="auto" w:fill="4A7A5C"/>
           </w:tcPr>
           <w:p>
-            <w:proofErr w:type="spellStart"/>
             <w:r>
               <w:rPr>
                 <w:b/>
                 <w:color w:val="FFFFFF"/>
               </w:rPr>
+              <w:lastRenderedPageBreak/>
               <w:t>항목</w:t>
             </w:r>
-            <w:proofErr w:type="spellEnd"/>
           </w:p>
         </w:tc>
         <w:tc>
@@ -18603,7 +16559,6 @@
           </w:tcPr>
           <w:p>
             <w:r>
-              <w:lastRenderedPageBreak/>
               <w:t>확약 기간</w:t>
             </w:r>
           </w:p>
@@ -18636,19 +16591,9 @@
             <w:tcW w:w="4706" w:type="dxa"/>
           </w:tcPr>
           <w:p>
-            <w:proofErr w:type="spellStart"/>
             <w:r>
-              <w:t>승인</w:t>
+              <w:t>승인 상태</w:t>
             </w:r>
-            <w:proofErr w:type="spellEnd"/>
-            <w:r>
-              <w:t xml:space="preserve"> </w:t>
-            </w:r>
-            <w:proofErr w:type="spellStart"/>
-            <w:r>
-              <w:t>상태</w:t>
-            </w:r>
-            <w:proofErr w:type="spellEnd"/>
           </w:p>
         </w:tc>
         <w:tc>
@@ -18665,21 +16610,7 @@
               <w:rPr>
                 <w:lang w:eastAsia="ko-KR"/>
               </w:rPr>
-              <w:t xml:space="preserve">☐ </w:t>
-            </w:r>
-            <w:proofErr w:type="spellStart"/>
-            <w:r>
-              <w:rPr>
-                <w:lang w:eastAsia="ko-KR"/>
-              </w:rPr>
-              <w:t>미승인</w:t>
-            </w:r>
-            <w:proofErr w:type="spellEnd"/>
-            <w:r>
-              <w:rPr>
-                <w:lang w:eastAsia="ko-KR"/>
-              </w:rPr>
-              <w:t xml:space="preserve"> ☐ 승인 대기 ☐ 승인 완료</w:t>
+              <w:t>☐ 미승인 ☐ 승인 대기 ☐ 승인 완료</w:t>
             </w:r>
           </w:p>
         </w:tc>
@@ -18693,27 +16624,9 @@
             <w:tcW w:w="4706" w:type="dxa"/>
           </w:tcPr>
           <w:p>
-            <w:proofErr w:type="spellStart"/>
             <w:r>
-              <w:t>승인</w:t>
+              <w:t>승인 주체 / 일정</w:t>
             </w:r>
-            <w:proofErr w:type="spellEnd"/>
-            <w:r>
-              <w:t xml:space="preserve"> </w:t>
-            </w:r>
-            <w:proofErr w:type="spellStart"/>
-            <w:r>
-              <w:t>주체</w:t>
-            </w:r>
-            <w:proofErr w:type="spellEnd"/>
-            <w:r>
-              <w:t xml:space="preserve"> / </w:t>
-            </w:r>
-            <w:proofErr w:type="spellStart"/>
-            <w:r>
-              <w:t>일정</w:t>
-            </w:r>
-            <w:proofErr w:type="spellEnd"/>
           </w:p>
         </w:tc>
         <w:tc>
@@ -18736,12 +16649,12 @@
           <w:lang w:eastAsia="ko-KR"/>
         </w:rPr>
       </w:pPr>
-      <w:bookmarkStart w:id="51" w:name="_Toc238024625"/>
-      <w:r>
-        <w:rPr>
-          <w:lang w:eastAsia="ko-KR"/>
-        </w:rPr>
-        <w:t>5-4. 6</w:t>
+      <w:bookmarkStart w:id="52" w:name="_Toc238042026"/>
+      <w:r>
+        <w:rPr>
+          <w:lang w:eastAsia="ko-KR"/>
+        </w:rPr>
+        <w:t>5-4. 5</w:t>
       </w:r>
       <w:r>
         <w:rPr>
@@ -18809,33 +16722,19 @@
         </w:rPr>
         <w:t>매핑</w:t>
       </w:r>
-      <w:bookmarkEnd w:id="51"/>
-    </w:p>
-    <w:p>
-      <w:pPr>
-        <w:rPr>
-          <w:lang w:eastAsia="ko-KR"/>
-        </w:rPr>
-      </w:pPr>
-      <w:r>
-        <w:rPr>
-          <w:lang w:eastAsia="ko-KR"/>
-        </w:rPr>
-        <w:t xml:space="preserve">Part 1에서 시작한 문제 A~F가 Part 5에서 각각 어떤 실행으로 </w:t>
-      </w:r>
-      <w:proofErr w:type="spellStart"/>
-      <w:r>
-        <w:rPr>
-          <w:lang w:eastAsia="ko-KR"/>
-        </w:rPr>
-        <w:t>응답받는지</w:t>
-      </w:r>
-      <w:proofErr w:type="spellEnd"/>
-      <w:r>
-        <w:rPr>
-          <w:lang w:eastAsia="ko-KR"/>
-        </w:rPr>
-        <w:t xml:space="preserve"> 정리하면 이 제안서 전체의 뼈대가 완성된다.</w:t>
+      <w:bookmarkEnd w:id="52"/>
+    </w:p>
+    <w:p>
+      <w:pPr>
+        <w:rPr>
+          <w:lang w:eastAsia="ko-KR"/>
+        </w:rPr>
+      </w:pPr>
+      <w:r>
+        <w:rPr>
+          <w:lang w:eastAsia="ko-KR"/>
+        </w:rPr>
+        <w:t>Part 1에서 시작한 문제 A~E가 Part 5에서 각각 어떤 실행으로 응답받는지 정리하면 이 제안서 전체의 뼈대가 완성된다.</w:t>
       </w:r>
     </w:p>
     <w:tbl>
@@ -18860,7 +16759,6 @@
             <w:shd w:val="clear" w:color="auto" w:fill="4A7A5C"/>
           </w:tcPr>
           <w:p>
-            <w:proofErr w:type="spellStart"/>
             <w:r>
               <w:rPr>
                 <w:b/>
@@ -18868,7 +16766,6 @@
               </w:rPr>
               <w:t>문제</w:t>
             </w:r>
-            <w:proofErr w:type="spellEnd"/>
           </w:p>
         </w:tc>
         <w:tc>
@@ -18940,13 +16837,8 @@
           </w:tcPr>
           <w:p>
             <w:r>
-              <w:t xml:space="preserve">Part 4-1, Part 5-2 </w:t>
+              <w:t>Part 4-1, Part 5-2 중기</w:t>
             </w:r>
-            <w:proofErr w:type="spellStart"/>
-            <w:r>
-              <w:t>중기</w:t>
-            </w:r>
-            <w:proofErr w:type="spellEnd"/>
           </w:p>
         </w:tc>
       </w:tr>
@@ -18978,21 +16870,7 @@
               <w:rPr>
                 <w:lang w:eastAsia="ko-KR"/>
               </w:rPr>
-              <w:t xml:space="preserve">예산 </w:t>
-            </w:r>
-            <w:proofErr w:type="spellStart"/>
-            <w:r>
-              <w:rPr>
-                <w:lang w:eastAsia="ko-KR"/>
-              </w:rPr>
-              <w:t>재배분</w:t>
-            </w:r>
-            <w:proofErr w:type="spellEnd"/>
-            <w:r>
-              <w:rPr>
-                <w:lang w:eastAsia="ko-KR"/>
-              </w:rPr>
-              <w:t xml:space="preserve"> 원칙 + 최소 3년 사전 확약</w:t>
+              <w:t>예산 재배분 원칙 + 최소 3년 사전 확약</w:t>
             </w:r>
           </w:p>
         </w:tc>
@@ -19144,49 +17022,6 @@
           </w:p>
         </w:tc>
       </w:tr>
-      <w:tr>
-        <w:trPr>
-          <w:jc w:val="center"/>
-        </w:trPr>
-        <w:tc>
-          <w:tcPr>
-            <w:tcW w:w="3137" w:type="dxa"/>
-          </w:tcPr>
-          <w:p>
-            <w:r>
-              <w:t>F. 경쟁 지위 하락</w:t>
-            </w:r>
-          </w:p>
-        </w:tc>
-        <w:tc>
-          <w:tcPr>
-            <w:tcW w:w="3137" w:type="dxa"/>
-          </w:tcPr>
-          <w:p>
-            <w:pPr>
-              <w:rPr>
-                <w:lang w:eastAsia="ko-KR"/>
-              </w:rPr>
-            </w:pPr>
-            <w:r>
-              <w:rPr>
-                <w:lang w:eastAsia="ko-KR"/>
-              </w:rPr>
-              <w:t>3-3 포지셔닝 차별성 검증으로 대응(별도 실행 항목 아님)</w:t>
-            </w:r>
-          </w:p>
-        </w:tc>
-        <w:tc>
-          <w:tcPr>
-            <w:tcW w:w="3137" w:type="dxa"/>
-          </w:tcPr>
-          <w:p>
-            <w:r>
-              <w:t>Part 3-3</w:t>
-            </w:r>
-          </w:p>
-        </w:tc>
-      </w:tr>
     </w:tbl>
     <w:p/>
     <w:p>
@@ -19206,7 +17041,7 @@
         <w:rPr>
           <w:lang w:eastAsia="ko-KR"/>
         </w:rPr>
-        <w:t>: 여섯 문제 중 다섯은 구체적 실행 항목을 갖고, 하나(F)는 새 실행이 아니라 포지셔닝 문장 자체의 차별성으로 이미 응답됐다.</w:t>
+        <w:t>: 다섯 문제 모두 구체적 실행 항목을 갖는다.</w:t>
       </w:r>
     </w:p>
     <w:p>
@@ -19227,7 +17062,7 @@
           <w:lang w:eastAsia="ko-KR"/>
         </w:rPr>
       </w:pPr>
-      <w:bookmarkStart w:id="52" w:name="_Toc238024626"/>
+      <w:bookmarkStart w:id="53" w:name="_Toc238042027"/>
       <w:r>
         <w:rPr>
           <w:lang w:eastAsia="ko-KR"/>
@@ -19289,7 +17124,7 @@
         </w:rPr>
         <w:t>이유</w:t>
       </w:r>
-      <w:bookmarkEnd w:id="52"/>
+      <w:bookmarkEnd w:id="53"/>
     </w:p>
     <w:p>
       <w:pPr>
@@ -19328,16 +17163,8 @@
         <w:rPr>
           <w:lang w:eastAsia="ko-KR"/>
         </w:rPr>
-        <w:t xml:space="preserve">핵심 KPI 후보: 브랜드 검색지수, "제주" 연상 비중, 오프라인·온라인 접점 수, 헤리티지 서사 </w:t>
-      </w:r>
-      <w:proofErr w:type="spellStart"/>
-      <w:r>
-        <w:rPr>
-          <w:lang w:eastAsia="ko-KR"/>
-        </w:rPr>
-        <w:t>언급률</w:t>
-      </w:r>
-      <w:proofErr w:type="spellEnd"/>
+        <w:t>핵심 KPI 후보: 브랜드 검색지수, "제주" 연상 비중, 오프라인·온라인 접점 수, 헤리티지 서사 언급률</w:t>
+      </w:r>
     </w:p>
     <w:p>
       <w:pPr>
@@ -19378,7 +17205,7 @@
           <w:lang w:eastAsia="ko-KR"/>
         </w:rPr>
       </w:pPr>
-      <w:bookmarkStart w:id="53" w:name="_Toc238024627"/>
+      <w:bookmarkStart w:id="54" w:name="_Toc238042028"/>
       <w:r>
         <w:rPr>
           <w:lang w:eastAsia="ko-KR"/>
@@ -19427,7 +17254,7 @@
         </w:rPr>
         <w:t>목표치</w:t>
       </w:r>
-      <w:bookmarkEnd w:id="53"/>
+      <w:bookmarkEnd w:id="54"/>
     </w:p>
     <w:p>
       <w:pPr>
@@ -19473,17 +17300,8 @@
                 <w:b/>
                 <w:color w:val="FFFFFF"/>
               </w:rPr>
-              <w:t xml:space="preserve">KPI </w:t>
+              <w:t>KPI 항목</w:t>
             </w:r>
-            <w:proofErr w:type="spellStart"/>
-            <w:r>
-              <w:rPr>
-                <w:b/>
-                <w:color w:val="FFFFFF"/>
-              </w:rPr>
-              <w:t>항목</w:t>
-            </w:r>
-            <w:proofErr w:type="spellEnd"/>
           </w:p>
         </w:tc>
         <w:tc>
@@ -19649,21 +17467,8 @@
             <w:tcW w:w="2353" w:type="dxa"/>
           </w:tcPr>
           <w:p>
-            <w:proofErr w:type="spellStart"/>
             <w:r>
-              <w:t>매장</w:t>
-            </w:r>
-            <w:proofErr w:type="spellEnd"/>
-            <w:r>
-              <w:t xml:space="preserve"> 190</w:t>
-            </w:r>
-            <w:proofErr w:type="gramStart"/>
-            <w:r>
-              <w:t>개(</w:t>
-            </w:r>
-            <w:proofErr w:type="gramEnd"/>
-            <w:r>
-              <w:t>2024)</w:t>
+              <w:t>매장 190개(2024)</w:t>
             </w:r>
           </w:p>
         </w:tc>
@@ -19706,21 +17511,7 @@
               <w:rPr>
                 <w:lang w:eastAsia="ko-KR"/>
               </w:rPr>
-              <w:t xml:space="preserve">헤리티지 서사 </w:t>
-            </w:r>
-            <w:proofErr w:type="spellStart"/>
-            <w:r>
-              <w:rPr>
-                <w:lang w:eastAsia="ko-KR"/>
-              </w:rPr>
-              <w:t>언급률</w:t>
-            </w:r>
-            <w:proofErr w:type="spellEnd"/>
-            <w:r>
-              <w:rPr>
-                <w:lang w:eastAsia="ko-KR"/>
-              </w:rPr>
-              <w:t>(자사 콘텐츠)</w:t>
+              <w:t>헤리티지 서사 언급률(자사 콘텐츠)</w:t>
             </w:r>
           </w:p>
         </w:tc>
@@ -19730,36 +17521,7 @@
           </w:tcPr>
           <w:p>
             <w:r>
-              <w:t>0/220</w:t>
-            </w:r>
-            <w:proofErr w:type="gramStart"/>
-            <w:r>
-              <w:t>건(</w:t>
-            </w:r>
-            <w:proofErr w:type="spellStart"/>
-            <w:proofErr w:type="gramEnd"/>
-            <w:r>
-              <w:t>메타</w:t>
-            </w:r>
-            <w:proofErr w:type="spellEnd"/>
-            <w:r>
-              <w:t xml:space="preserve"> </w:t>
-            </w:r>
-            <w:proofErr w:type="spellStart"/>
-            <w:r>
-              <w:t>광고</w:t>
-            </w:r>
-            <w:proofErr w:type="spellEnd"/>
-            <w:r>
-              <w:t xml:space="preserve"> </w:t>
-            </w:r>
-            <w:proofErr w:type="spellStart"/>
-            <w:r>
-              <w:t>기준</w:t>
-            </w:r>
-            <w:proofErr w:type="spellEnd"/>
-            <w:r>
-              <w:t>)</w:t>
+              <w:t>0/220건(메타 광고 기준)</w:t>
             </w:r>
           </w:p>
         </w:tc>
@@ -19790,7 +17552,7 @@
       <w:pPr>
         <w:pStyle w:val="21"/>
       </w:pPr>
-      <w:bookmarkStart w:id="54" w:name="_Toc238024628"/>
+      <w:bookmarkStart w:id="55" w:name="_Toc238042029"/>
       <w:r>
         <w:t>종합</w:t>
       </w:r>
@@ -19812,26 +17574,26 @@
       <w:r>
         <w:t>흐름</w:t>
       </w:r>
-      <w:bookmarkEnd w:id="54"/>
-    </w:p>
-    <w:p>
-      <w:pPr>
-        <w:rPr>
-          <w:lang w:eastAsia="ko-KR"/>
-        </w:rPr>
-      </w:pPr>
-      <w:r>
-        <w:rPr>
-          <w:lang w:eastAsia="ko-KR"/>
-        </w:rPr>
-        <w:t xml:space="preserve">Part 1(무엇이 흔들렸나, 문제 A~F) → Part 2(누구에게·무엇을, 헤리티지 고객 재활성화 + "입증된 원료·검증된 데이터") → Part 3(한 문장, "증명된 헤리티지") → Part 4(그 문장을 보여줄 화면·공간 4개) → Part 5(그걸 언제·어떻게·얼마로 실행할지)까지, </w:t>
+      <w:bookmarkEnd w:id="55"/>
+    </w:p>
+    <w:p>
+      <w:pPr>
+        <w:rPr>
+          <w:lang w:eastAsia="ko-KR"/>
+        </w:rPr>
+      </w:pPr>
+      <w:r>
+        <w:rPr>
+          <w:lang w:eastAsia="ko-KR"/>
+        </w:rPr>
+        <w:t xml:space="preserve">Part 1(무엇이 흔들렸나, 문제 A~E) → Part 2(누구에게·무엇을, 헤리티지 고객 재활성화 + "입증된 원료·검증된 데이터") → Part 3(한 문장, "증명된 헤리티지") → Part 4(그 문장을 보여줄 화면·공간 4개) → Part 5(그걸 언제·어떻게·얼마로 실행할지)까지, </w:t>
       </w:r>
       <w:r>
         <w:rPr>
           <w:b/>
           <w:lang w:eastAsia="ko-KR"/>
         </w:rPr>
-        <w:t>처음 6개 문제 중 어느 하나도 다음 단계에서 사라지지 않고 끝까지 추적됐다.</w:t>
+        <w:t>처음 5개 문제 중 어느 하나도 다음 단계에서 사라지지 않고 끝까지 추적됐다.</w:t>
       </w:r>
     </w:p>
     <w:p>
@@ -19968,39 +17730,7 @@
           <w:i/>
           <w:lang w:eastAsia="ko-KR"/>
         </w:rPr>
-        <w:t>(</w:t>
-      </w:r>
-      <w:proofErr w:type="spellStart"/>
-      <w:r>
-        <w:rPr>
-          <w:i/>
-          <w:lang w:eastAsia="ko-KR"/>
-        </w:rPr>
-        <w:t>실행안</w:t>
-      </w:r>
-      <w:proofErr w:type="spellEnd"/>
-      <w:r>
-        <w:rPr>
-          <w:i/>
-          <w:lang w:eastAsia="ko-KR"/>
-        </w:rPr>
-        <w:t xml:space="preserve"> </w:t>
-      </w:r>
-      <w:proofErr w:type="spellStart"/>
-      <w:r>
-        <w:rPr>
-          <w:i/>
-          <w:lang w:eastAsia="ko-KR"/>
-        </w:rPr>
-        <w:t>스코프</w:t>
-      </w:r>
-      <w:proofErr w:type="spellEnd"/>
-      <w:r>
-        <w:rPr>
-          <w:i/>
-          <w:lang w:eastAsia="ko-KR"/>
-        </w:rPr>
-        <w:t xml:space="preserve"> 판정)에서 인용했다.</w:t>
+        <w:t>(실행안 스코프 판정)에서 인용했다.</w:t>
       </w:r>
     </w:p>
     <w:sectPr>
@@ -20104,7 +17834,23 @@
           <w:sz w:val="18"/>
           <w:lang w:eastAsia="ko-KR"/>
         </w:rPr>
-        <w:t xml:space="preserve"> </w:t>
+        <w:t xml:space="preserve"> 참고 자료: 제안서_개요.md  (같은 폴더: 03_기획)</w:t>
+      </w:r>
+    </w:p>
+  </w:footnote>
+  <w:footnote w:id="3">
+    <w:p>
+      <w:pPr>
+        <w:rPr>
+          <w:sz w:val="18"/>
+          <w:lang w:eastAsia="ko-KR"/>
+        </w:rPr>
+      </w:pPr>
+      <w:r>
+        <w:rPr>
+          <w:vertAlign w:val="superscript"/>
+        </w:rPr>
+        <w:footnoteRef/>
       </w:r>
       <w:r>
         <w:rPr>
@@ -20112,11 +17858,11 @@
           <w:sz w:val="18"/>
           <w:lang w:eastAsia="ko-KR"/>
         </w:rPr>
-        <w:t>참고 자료: 제안서_개요.md  (같은 폴더: 03_기획)</w:t>
+        <w:t xml:space="preserve"> 참고 자료: 인지도범위_판단가이드라인.md  (같은 폴더: 03_기획)</w:t>
       </w:r>
     </w:p>
   </w:footnote>
-  <w:footnote w:id="3">
+  <w:footnote w:id="4">
     <w:p>
       <w:pPr>
         <w:rPr>
@@ -20136,7 +17882,23 @@
           <w:sz w:val="18"/>
           <w:lang w:eastAsia="ko-KR"/>
         </w:rPr>
-        <w:t xml:space="preserve"> </w:t>
+        <w:t xml:space="preserve"> 참고 자료: 인지도범위_판단가이드라인.md  (같은 폴더: 03_기획)</w:t>
+      </w:r>
+    </w:p>
+  </w:footnote>
+  <w:footnote w:id="5">
+    <w:p>
+      <w:pPr>
+        <w:rPr>
+          <w:sz w:val="18"/>
+          <w:lang w:eastAsia="ko-KR"/>
+        </w:rPr>
+      </w:pPr>
+      <w:r>
+        <w:rPr>
+          <w:vertAlign w:val="superscript"/>
+        </w:rPr>
+        <w:footnoteRef/>
       </w:r>
       <w:r>
         <w:rPr>
@@ -20144,11 +17906,11 @@
           <w:sz w:val="18"/>
           <w:lang w:eastAsia="ko-KR"/>
         </w:rPr>
-        <w:t>참고 자료: 인지도범위_판단가이드라인.md  (같은 폴더: 03_기획)</w:t>
+        <w:t xml:space="preserve"> 참고 자료: 인지도범위_판단가이드라인.md  (같은 폴더: 03_기획)</w:t>
       </w:r>
     </w:p>
   </w:footnote>
-  <w:footnote w:id="4">
+  <w:footnote w:id="6">
     <w:p>
       <w:pPr>
         <w:rPr>
@@ -20168,7 +17930,23 @@
           <w:sz w:val="18"/>
           <w:lang w:eastAsia="ko-KR"/>
         </w:rPr>
-        <w:t xml:space="preserve"> </w:t>
+        <w:t xml:space="preserve"> 참고 자료: 인지도범위_판단가이드라인.md  (같은 폴더: 03_기획)</w:t>
+      </w:r>
+    </w:p>
+  </w:footnote>
+  <w:footnote w:id="7">
+    <w:p>
+      <w:pPr>
+        <w:rPr>
+          <w:sz w:val="18"/>
+          <w:lang w:eastAsia="ko-KR"/>
+        </w:rPr>
+      </w:pPr>
+      <w:r>
+        <w:rPr>
+          <w:vertAlign w:val="superscript"/>
+        </w:rPr>
+        <w:footnoteRef/>
       </w:r>
       <w:r>
         <w:rPr>
@@ -20176,11 +17954,11 @@
           <w:sz w:val="18"/>
           <w:lang w:eastAsia="ko-KR"/>
         </w:rPr>
-        <w:t>참고 자료: 인지도범위_판단가이드라인.md  (같은 폴더: 03_기획)</w:t>
+        <w:t xml:space="preserve"> 참고 자료: 전략실행_지표반응_중립분석.md  (같은 폴더: 03_기획)</w:t>
       </w:r>
     </w:p>
   </w:footnote>
-  <w:footnote w:id="5">
+  <w:footnote w:id="8">
     <w:p>
       <w:pPr>
         <w:rPr>
@@ -20200,7 +17978,23 @@
           <w:sz w:val="18"/>
           <w:lang w:eastAsia="ko-KR"/>
         </w:rPr>
-        <w:t xml:space="preserve"> </w:t>
+        <w:t xml:space="preserve"> 참고 자료: ../02_수집자료/한국기업평판연구소_브랜드평판지수_이니스프리_2021-2025.md  (경로 기준: 이 문서가 있는 03_기획 폴더)</w:t>
+      </w:r>
+    </w:p>
+  </w:footnote>
+  <w:footnote w:id="9">
+    <w:p>
+      <w:pPr>
+        <w:rPr>
+          <w:sz w:val="18"/>
+          <w:lang w:eastAsia="ko-KR"/>
+        </w:rPr>
+      </w:pPr>
+      <w:r>
+        <w:rPr>
+          <w:vertAlign w:val="superscript"/>
+        </w:rPr>
+        <w:footnoteRef/>
       </w:r>
       <w:r>
         <w:rPr>
@@ -20208,11 +18002,11 @@
           <w:sz w:val="18"/>
           <w:lang w:eastAsia="ko-KR"/>
         </w:rPr>
-        <w:t>참고 자료: 인지도범위_판단가이드라인.md  (같은 폴더: 03_기획)</w:t>
+        <w:t xml:space="preserve"> 참고 자료: ../01_분석결과/최종결론.md  (경로 기준: 이 문서가 있는 03_기획 폴더)</w:t>
       </w:r>
     </w:p>
   </w:footnote>
-  <w:footnote w:id="6">
+  <w:footnote w:id="10">
     <w:p>
       <w:pPr>
         <w:rPr>
@@ -20232,7 +18026,23 @@
           <w:sz w:val="18"/>
           <w:lang w:eastAsia="ko-KR"/>
         </w:rPr>
-        <w:t xml:space="preserve"> </w:t>
+        <w:t xml:space="preserve"> 참고 자료: 무드보드/이니스프리_캠페인_무드보드.html  (같은 폴더: 03_기획)</w:t>
+      </w:r>
+    </w:p>
+  </w:footnote>
+  <w:footnote w:id="11">
+    <w:p>
+      <w:pPr>
+        <w:rPr>
+          <w:sz w:val="18"/>
+          <w:lang w:eastAsia="ko-KR"/>
+        </w:rPr>
+      </w:pPr>
+      <w:r>
+        <w:rPr>
+          <w:vertAlign w:val="superscript"/>
+        </w:rPr>
+        <w:footnoteRef/>
       </w:r>
       <w:r>
         <w:rPr>
@@ -20240,11 +18050,11 @@
           <w:sz w:val="18"/>
           <w:lang w:eastAsia="ko-KR"/>
         </w:rPr>
-        <w:t>참고 자료: 인지도범위_판단가이드라인.md  (같은 폴더: 03_기획)</w:t>
+        <w:t xml:space="preserve"> 참고 자료: ../01_분석결과/시장분석_3C_PESTEL_5Forces_SWOT.pptx  (경로 기준: 이 문서가 있는 03_기획 폴더)</w:t>
       </w:r>
     </w:p>
   </w:footnote>
-  <w:footnote w:id="7">
+  <w:footnote w:id="12">
     <w:p>
       <w:pPr>
         <w:rPr>
@@ -20264,7 +18074,23 @@
           <w:sz w:val="18"/>
           <w:lang w:eastAsia="ko-KR"/>
         </w:rPr>
-        <w:t xml:space="preserve"> </w:t>
+        <w:t xml:space="preserve"> 참고 자료: ../02_수집자료/메타광고라이브러리_경쟁사비교_2026-08.md  (경로 기준: 이 문서가 있는 03_기획 폴더)</w:t>
+      </w:r>
+    </w:p>
+  </w:footnote>
+  <w:footnote w:id="13">
+    <w:p>
+      <w:pPr>
+        <w:rPr>
+          <w:sz w:val="18"/>
+          <w:lang w:eastAsia="ko-KR"/>
+        </w:rPr>
+      </w:pPr>
+      <w:r>
+        <w:rPr>
+          <w:vertAlign w:val="superscript"/>
+        </w:rPr>
+        <w:footnoteRef/>
       </w:r>
       <w:r>
         <w:rPr>
@@ -20272,11 +18098,11 @@
           <w:sz w:val="18"/>
           <w:lang w:eastAsia="ko-KR"/>
         </w:rPr>
-        <w:t>참고 자료: 전략실행_지표반응_중립분석.md  (같은 폴더: 03_기획)</w:t>
+        <w:t xml:space="preserve"> 참고 자료: 크리에이티브제안_근거매핑.md  (같은 폴더: 03_기획)</w:t>
       </w:r>
     </w:p>
   </w:footnote>
-  <w:footnote w:id="8">
+  <w:footnote w:id="14">
     <w:p>
       <w:pPr>
         <w:rPr>
@@ -20296,7 +18122,23 @@
           <w:sz w:val="18"/>
           <w:lang w:eastAsia="ko-KR"/>
         </w:rPr>
-        <w:t xml:space="preserve"> </w:t>
+        <w:t xml:space="preserve"> 참고 자료: 무드보드/이니스프리_캠페인_무드보드.html  (같은 폴더: 03_기획)</w:t>
+      </w:r>
+    </w:p>
+  </w:footnote>
+  <w:footnote w:id="15">
+    <w:p>
+      <w:pPr>
+        <w:rPr>
+          <w:sz w:val="18"/>
+          <w:lang w:eastAsia="ko-KR"/>
+        </w:rPr>
+      </w:pPr>
+      <w:r>
+        <w:rPr>
+          <w:vertAlign w:val="superscript"/>
+        </w:rPr>
+        <w:footnoteRef/>
       </w:r>
       <w:r>
         <w:rPr>
@@ -20304,65 +18146,155 @@
           <w:sz w:val="18"/>
           <w:lang w:eastAsia="ko-KR"/>
         </w:rPr>
-        <w:t>참고 자료: ../02_수집자료/</w:t>
-      </w:r>
-      <w:proofErr w:type="spellStart"/>
+        <w:t xml:space="preserve"> 참고 자료: 무드보드/이니스프리_리브랜딩_무드보드.html  (같은 폴더: 03_기획)</w:t>
+      </w:r>
+    </w:p>
+  </w:footnote>
+  <w:footnote w:id="16">
+    <w:p>
+      <w:pPr>
+        <w:rPr>
+          <w:sz w:val="18"/>
+          <w:lang w:eastAsia="ko-KR"/>
+        </w:rPr>
+      </w:pPr>
+      <w:r>
+        <w:rPr>
+          <w:vertAlign w:val="superscript"/>
+        </w:rPr>
+        <w:footnoteRef/>
+      </w:r>
       <w:r>
         <w:rPr>
           <w:color w:val="555555"/>
           <w:sz w:val="18"/>
           <w:lang w:eastAsia="ko-KR"/>
         </w:rPr>
-        <w:t>한국기업평판연구소</w:t>
-      </w:r>
-      <w:proofErr w:type="spellEnd"/>
+        <w:t xml:space="preserve"> 참고 자료: 인지도범위_판단가이드라인.md  (같은 폴더: 03_기획)</w:t>
+      </w:r>
+    </w:p>
+  </w:footnote>
+  <w:footnote w:id="17">
+    <w:p>
+      <w:pPr>
+        <w:rPr>
+          <w:sz w:val="18"/>
+          <w:lang w:eastAsia="ko-KR"/>
+        </w:rPr>
+      </w:pPr>
+      <w:r>
+        <w:rPr>
+          <w:vertAlign w:val="superscript"/>
+        </w:rPr>
+        <w:footnoteRef/>
+      </w:r>
       <w:r>
         <w:rPr>
           <w:color w:val="555555"/>
           <w:sz w:val="18"/>
           <w:lang w:eastAsia="ko-KR"/>
         </w:rPr>
-        <w:t>_</w:t>
-      </w:r>
-      <w:proofErr w:type="spellStart"/>
+        <w:t xml:space="preserve"> 참고 자료: 마케팅제안_전체스캔.md  (같은 폴더: 03_기획)</w:t>
+      </w:r>
+    </w:p>
+  </w:footnote>
+  <w:footnote w:id="18">
+    <w:p>
+      <w:pPr>
+        <w:rPr>
+          <w:sz w:val="18"/>
+          <w:lang w:eastAsia="ko-KR"/>
+        </w:rPr>
+      </w:pPr>
+      <w:r>
+        <w:rPr>
+          <w:vertAlign w:val="superscript"/>
+        </w:rPr>
+        <w:footnoteRef/>
+      </w:r>
       <w:r>
         <w:rPr>
           <w:color w:val="555555"/>
           <w:sz w:val="18"/>
           <w:lang w:eastAsia="ko-KR"/>
         </w:rPr>
-        <w:t>브랜드평판지수</w:t>
-      </w:r>
-      <w:proofErr w:type="spellEnd"/>
+        <w:t xml:space="preserve"> 참고 자료: 크리에이티브제안_근거매핑.md  (같은 폴더: 03_기획)</w:t>
+      </w:r>
+    </w:p>
+  </w:footnote>
+  <w:footnote w:id="19">
+    <w:p>
+      <w:pPr>
+        <w:rPr>
+          <w:sz w:val="18"/>
+          <w:lang w:eastAsia="ko-KR"/>
+        </w:rPr>
+      </w:pPr>
+      <w:r>
+        <w:rPr>
+          <w:vertAlign w:val="superscript"/>
+        </w:rPr>
+        <w:footnoteRef/>
+      </w:r>
       <w:r>
         <w:rPr>
           <w:color w:val="555555"/>
           <w:sz w:val="18"/>
           <w:lang w:eastAsia="ko-KR"/>
         </w:rPr>
-        <w:t>_</w:t>
-      </w:r>
-      <w:proofErr w:type="spellStart"/>
+        <w:t xml:space="preserve"> 참고 자료: 마케팅제안_전체스캔.md  (같은 폴더: 03_기획)</w:t>
+      </w:r>
+    </w:p>
+  </w:footnote>
+  <w:footnote w:id="20">
+    <w:p>
+      <w:pPr>
+        <w:rPr>
+          <w:sz w:val="18"/>
+          <w:lang w:eastAsia="ko-KR"/>
+        </w:rPr>
+      </w:pPr>
+      <w:r>
+        <w:rPr>
+          <w:vertAlign w:val="superscript"/>
+        </w:rPr>
+        <w:footnoteRef/>
+      </w:r>
       <w:r>
         <w:rPr>
           <w:color w:val="555555"/>
           <w:sz w:val="18"/>
           <w:lang w:eastAsia="ko-KR"/>
         </w:rPr>
-        <w:t>이니스프리</w:t>
-      </w:r>
-      <w:proofErr w:type="spellEnd"/>
+        <w:t xml:space="preserve"> 참고 자료: 마케팅제안_전체스캔.md  (같은 폴더: 03_기획)</w:t>
+      </w:r>
+    </w:p>
+  </w:footnote>
+  <w:footnote w:id="21">
+    <w:p>
+      <w:pPr>
+        <w:rPr>
+          <w:sz w:val="18"/>
+          <w:lang w:eastAsia="ko-KR"/>
+        </w:rPr>
+      </w:pPr>
+      <w:r>
+        <w:rPr>
+          <w:vertAlign w:val="superscript"/>
+        </w:rPr>
+        <w:footnoteRef/>
+      </w:r>
       <w:r>
         <w:rPr>
           <w:color w:val="555555"/>
           <w:sz w:val="18"/>
           <w:lang w:eastAsia="ko-KR"/>
         </w:rPr>
-        <w:t>_2021-2025.md  (경로 기준: 이 문서가 있는 03_기획 폴더)</w:t>
+        <w:t xml:space="preserve"> 참고 자료: 인지도범위_판단가이드라인.md  (같은 폴더: 03_기획)</w:t>
       </w:r>
     </w:p>
   </w:footnote>
-  <w:footnote w:id="9">
+  <w:footnote w:id="22">
     <w:p>
       <w:pPr>
         <w:rPr>
@@ -20382,7 +18314,23 @@
           <w:sz w:val="18"/>
           <w:lang w:eastAsia="ko-KR"/>
         </w:rPr>
-        <w:t xml:space="preserve"> </w:t>
+        <w:t xml:space="preserve"> 참고 자료: 마케팅제안_전체스캔.md  (같은 폴더: 03_기획)</w:t>
+      </w:r>
+    </w:p>
+  </w:footnote>
+  <w:footnote w:id="23">
+    <w:p>
+      <w:pPr>
+        <w:rPr>
+          <w:sz w:val="18"/>
+          <w:lang w:eastAsia="ko-KR"/>
+        </w:rPr>
+      </w:pPr>
+      <w:r>
+        <w:rPr>
+          <w:vertAlign w:val="superscript"/>
+        </w:rPr>
+        <w:footnoteRef/>
       </w:r>
       <w:r>
         <w:rPr>
@@ -20390,11 +18338,11 @@
           <w:sz w:val="18"/>
           <w:lang w:eastAsia="ko-KR"/>
         </w:rPr>
-        <w:t>참고 자료: ../01_분석결과/최종결론.md  (경로 기준: 이 문서가 있는 03_기획 폴더)</w:t>
+        <w:t xml:space="preserve"> 참고 자료: 마케팅제안_전체스캔.md  (같은 폴더: 03_기획)</w:t>
       </w:r>
     </w:p>
   </w:footnote>
-  <w:footnote w:id="10">
+  <w:footnote w:id="24">
     <w:p>
       <w:pPr>
         <w:rPr>
@@ -20414,589 +18362,7 @@
           <w:sz w:val="18"/>
           <w:lang w:eastAsia="ko-KR"/>
         </w:rPr>
-        <w:t xml:space="preserve"> </w:t>
-      </w:r>
-      <w:r>
-        <w:rPr>
-          <w:color w:val="555555"/>
-          <w:sz w:val="18"/>
-          <w:lang w:eastAsia="ko-KR"/>
-        </w:rPr>
-        <w:t>참고 자료: 무드보드/</w:t>
-      </w:r>
-      <w:proofErr w:type="spellStart"/>
-      <w:r>
-        <w:rPr>
-          <w:color w:val="555555"/>
-          <w:sz w:val="18"/>
-          <w:lang w:eastAsia="ko-KR"/>
-        </w:rPr>
-        <w:t>이니스프리</w:t>
-      </w:r>
-      <w:proofErr w:type="spellEnd"/>
-      <w:r>
-        <w:rPr>
-          <w:color w:val="555555"/>
-          <w:sz w:val="18"/>
-          <w:lang w:eastAsia="ko-KR"/>
-        </w:rPr>
-        <w:t>_캠페인_무드보드.html  (같은 폴더: 03_기획)</w:t>
-      </w:r>
-    </w:p>
-  </w:footnote>
-  <w:footnote w:id="11">
-    <w:p>
-      <w:pPr>
-        <w:rPr>
-          <w:sz w:val="18"/>
-          <w:lang w:eastAsia="ko-KR"/>
-        </w:rPr>
-      </w:pPr>
-      <w:r>
-        <w:rPr>
-          <w:vertAlign w:val="superscript"/>
-        </w:rPr>
-        <w:footnoteRef/>
-      </w:r>
-      <w:r>
-        <w:rPr>
-          <w:color w:val="555555"/>
-          <w:sz w:val="18"/>
-          <w:lang w:eastAsia="ko-KR"/>
-        </w:rPr>
-        <w:t xml:space="preserve"> </w:t>
-      </w:r>
-      <w:r>
-        <w:rPr>
-          <w:color w:val="555555"/>
-          <w:sz w:val="18"/>
-          <w:lang w:eastAsia="ko-KR"/>
-        </w:rPr>
-        <w:t>참고 자료: ../01_분석결과/시장분석_3C_PESTEL_5Forces_SWOT.pptx  (경로 기준: 이 문서가 있는 03_기획 폴더)</w:t>
-      </w:r>
-    </w:p>
-  </w:footnote>
-  <w:footnote w:id="12">
-    <w:p>
-      <w:pPr>
-        <w:rPr>
-          <w:sz w:val="18"/>
-          <w:lang w:eastAsia="ko-KR"/>
-        </w:rPr>
-      </w:pPr>
-      <w:r>
-        <w:rPr>
-          <w:vertAlign w:val="superscript"/>
-        </w:rPr>
-        <w:footnoteRef/>
-      </w:r>
-      <w:r>
-        <w:rPr>
-          <w:color w:val="555555"/>
-          <w:sz w:val="18"/>
-          <w:lang w:eastAsia="ko-KR"/>
-        </w:rPr>
-        <w:t xml:space="preserve"> </w:t>
-      </w:r>
-      <w:r>
-        <w:rPr>
-          <w:color w:val="555555"/>
-          <w:sz w:val="18"/>
-          <w:lang w:eastAsia="ko-KR"/>
-        </w:rPr>
-        <w:t>참고 자료: ../02_수집자료/메타광고라이브러리_경쟁사비교_2026-08.md  (경로 기준: 이 문서가 있는 03_기획 폴더)</w:t>
-      </w:r>
-    </w:p>
-  </w:footnote>
-  <w:footnote w:id="13">
-    <w:p>
-      <w:pPr>
-        <w:rPr>
-          <w:sz w:val="18"/>
-          <w:lang w:eastAsia="ko-KR"/>
-        </w:rPr>
-      </w:pPr>
-      <w:r>
-        <w:rPr>
-          <w:vertAlign w:val="superscript"/>
-        </w:rPr>
-        <w:footnoteRef/>
-      </w:r>
-      <w:r>
-        <w:rPr>
-          <w:color w:val="555555"/>
-          <w:sz w:val="18"/>
-          <w:lang w:eastAsia="ko-KR"/>
-        </w:rPr>
-        <w:t xml:space="preserve"> </w:t>
-      </w:r>
-      <w:r>
-        <w:rPr>
-          <w:color w:val="555555"/>
-          <w:sz w:val="18"/>
-          <w:lang w:eastAsia="ko-KR"/>
-        </w:rPr>
-        <w:t xml:space="preserve">참고 자료: </w:t>
-      </w:r>
-      <w:proofErr w:type="spellStart"/>
-      <w:r>
-        <w:rPr>
-          <w:color w:val="555555"/>
-          <w:sz w:val="18"/>
-          <w:lang w:eastAsia="ko-KR"/>
-        </w:rPr>
-        <w:t>크리에이티브제안</w:t>
-      </w:r>
-      <w:proofErr w:type="spellEnd"/>
-      <w:r>
-        <w:rPr>
-          <w:color w:val="555555"/>
-          <w:sz w:val="18"/>
-          <w:lang w:eastAsia="ko-KR"/>
-        </w:rPr>
-        <w:t>_</w:t>
-      </w:r>
-      <w:proofErr w:type="spellStart"/>
-      <w:r>
-        <w:rPr>
-          <w:color w:val="555555"/>
-          <w:sz w:val="18"/>
-          <w:lang w:eastAsia="ko-KR"/>
-        </w:rPr>
-        <w:t>근거매핑</w:t>
-      </w:r>
-      <w:proofErr w:type="spellEnd"/>
-      <w:r>
-        <w:rPr>
-          <w:color w:val="555555"/>
-          <w:sz w:val="18"/>
-          <w:lang w:eastAsia="ko-KR"/>
-        </w:rPr>
-        <w:t>.md  (같은 폴더: 03_기획)</w:t>
-      </w:r>
-    </w:p>
-  </w:footnote>
-  <w:footnote w:id="14">
-    <w:p>
-      <w:pPr>
-        <w:rPr>
-          <w:sz w:val="18"/>
-          <w:lang w:eastAsia="ko-KR"/>
-        </w:rPr>
-      </w:pPr>
-      <w:r>
-        <w:rPr>
-          <w:vertAlign w:val="superscript"/>
-        </w:rPr>
-        <w:footnoteRef/>
-      </w:r>
-      <w:r>
-        <w:rPr>
-          <w:color w:val="555555"/>
-          <w:sz w:val="18"/>
-          <w:lang w:eastAsia="ko-KR"/>
-        </w:rPr>
-        <w:t xml:space="preserve"> </w:t>
-      </w:r>
-      <w:r>
-        <w:rPr>
-          <w:color w:val="555555"/>
-          <w:sz w:val="18"/>
-          <w:lang w:eastAsia="ko-KR"/>
-        </w:rPr>
-        <w:t>참고 자료: 무드보드/</w:t>
-      </w:r>
-      <w:proofErr w:type="spellStart"/>
-      <w:r>
-        <w:rPr>
-          <w:color w:val="555555"/>
-          <w:sz w:val="18"/>
-          <w:lang w:eastAsia="ko-KR"/>
-        </w:rPr>
-        <w:t>이니스프리</w:t>
-      </w:r>
-      <w:proofErr w:type="spellEnd"/>
-      <w:r>
-        <w:rPr>
-          <w:color w:val="555555"/>
-          <w:sz w:val="18"/>
-          <w:lang w:eastAsia="ko-KR"/>
-        </w:rPr>
-        <w:t>_캠페인_무드보드.html  (같은 폴더: 03_기획)</w:t>
-      </w:r>
-    </w:p>
-  </w:footnote>
-  <w:footnote w:id="15">
-    <w:p>
-      <w:pPr>
-        <w:rPr>
-          <w:sz w:val="18"/>
-          <w:lang w:eastAsia="ko-KR"/>
-        </w:rPr>
-      </w:pPr>
-      <w:r>
-        <w:rPr>
-          <w:vertAlign w:val="superscript"/>
-        </w:rPr>
-        <w:footnoteRef/>
-      </w:r>
-      <w:r>
-        <w:rPr>
-          <w:color w:val="555555"/>
-          <w:sz w:val="18"/>
-          <w:lang w:eastAsia="ko-KR"/>
-        </w:rPr>
-        <w:t xml:space="preserve"> </w:t>
-      </w:r>
-      <w:r>
-        <w:rPr>
-          <w:color w:val="555555"/>
-          <w:sz w:val="18"/>
-          <w:lang w:eastAsia="ko-KR"/>
-        </w:rPr>
-        <w:t>참고 자료: 무드보드/</w:t>
-      </w:r>
-      <w:proofErr w:type="spellStart"/>
-      <w:r>
-        <w:rPr>
-          <w:color w:val="555555"/>
-          <w:sz w:val="18"/>
-          <w:lang w:eastAsia="ko-KR"/>
-        </w:rPr>
-        <w:t>이니스프리</w:t>
-      </w:r>
-      <w:proofErr w:type="spellEnd"/>
-      <w:r>
-        <w:rPr>
-          <w:color w:val="555555"/>
-          <w:sz w:val="18"/>
-          <w:lang w:eastAsia="ko-KR"/>
-        </w:rPr>
-        <w:t>_리브랜딩_무드보드.html  (같은 폴더: 03_기획)</w:t>
-      </w:r>
-    </w:p>
-  </w:footnote>
-  <w:footnote w:id="16">
-    <w:p>
-      <w:pPr>
-        <w:rPr>
-          <w:sz w:val="18"/>
-          <w:lang w:eastAsia="ko-KR"/>
-        </w:rPr>
-      </w:pPr>
-      <w:r>
-        <w:rPr>
-          <w:vertAlign w:val="superscript"/>
-        </w:rPr>
-        <w:footnoteRef/>
-      </w:r>
-      <w:r>
-        <w:rPr>
-          <w:color w:val="555555"/>
-          <w:sz w:val="18"/>
-          <w:lang w:eastAsia="ko-KR"/>
-        </w:rPr>
-        <w:t xml:space="preserve"> </w:t>
-      </w:r>
-      <w:r>
-        <w:rPr>
-          <w:color w:val="555555"/>
-          <w:sz w:val="18"/>
-          <w:lang w:eastAsia="ko-KR"/>
-        </w:rPr>
-        <w:t>참고 자료: 인지도범위_판단가이드라인.md  (같은 폴더: 03_기획)</w:t>
-      </w:r>
-    </w:p>
-  </w:footnote>
-  <w:footnote w:id="17">
-    <w:p>
-      <w:pPr>
-        <w:rPr>
-          <w:sz w:val="18"/>
-          <w:lang w:eastAsia="ko-KR"/>
-        </w:rPr>
-      </w:pPr>
-      <w:r>
-        <w:rPr>
-          <w:vertAlign w:val="superscript"/>
-        </w:rPr>
-        <w:footnoteRef/>
-      </w:r>
-      <w:r>
-        <w:rPr>
-          <w:color w:val="555555"/>
-          <w:sz w:val="18"/>
-          <w:lang w:eastAsia="ko-KR"/>
-        </w:rPr>
-        <w:t xml:space="preserve"> </w:t>
-      </w:r>
-      <w:r>
-        <w:rPr>
-          <w:color w:val="555555"/>
-          <w:sz w:val="18"/>
-          <w:lang w:eastAsia="ko-KR"/>
-        </w:rPr>
-        <w:t>참고 자료: 마케팅제안_전체스캔.md  (같은 폴더: 03_기획)</w:t>
-      </w:r>
-    </w:p>
-  </w:footnote>
-  <w:footnote w:id="18">
-    <w:p>
-      <w:pPr>
-        <w:rPr>
-          <w:sz w:val="18"/>
-          <w:lang w:eastAsia="ko-KR"/>
-        </w:rPr>
-      </w:pPr>
-      <w:r>
-        <w:rPr>
-          <w:vertAlign w:val="superscript"/>
-        </w:rPr>
-        <w:footnoteRef/>
-      </w:r>
-      <w:r>
-        <w:rPr>
-          <w:color w:val="555555"/>
-          <w:sz w:val="18"/>
-          <w:lang w:eastAsia="ko-KR"/>
-        </w:rPr>
-        <w:t xml:space="preserve"> </w:t>
-      </w:r>
-      <w:r>
-        <w:rPr>
-          <w:color w:val="555555"/>
-          <w:sz w:val="18"/>
-          <w:lang w:eastAsia="ko-KR"/>
-        </w:rPr>
-        <w:t xml:space="preserve">참고 자료: </w:t>
-      </w:r>
-      <w:proofErr w:type="spellStart"/>
-      <w:r>
-        <w:rPr>
-          <w:color w:val="555555"/>
-          <w:sz w:val="18"/>
-          <w:lang w:eastAsia="ko-KR"/>
-        </w:rPr>
-        <w:t>크리에이티브제안</w:t>
-      </w:r>
-      <w:proofErr w:type="spellEnd"/>
-      <w:r>
-        <w:rPr>
-          <w:color w:val="555555"/>
-          <w:sz w:val="18"/>
-          <w:lang w:eastAsia="ko-KR"/>
-        </w:rPr>
-        <w:t>_</w:t>
-      </w:r>
-      <w:proofErr w:type="spellStart"/>
-      <w:r>
-        <w:rPr>
-          <w:color w:val="555555"/>
-          <w:sz w:val="18"/>
-          <w:lang w:eastAsia="ko-KR"/>
-        </w:rPr>
-        <w:t>근거매핑</w:t>
-      </w:r>
-      <w:proofErr w:type="spellEnd"/>
-      <w:r>
-        <w:rPr>
-          <w:color w:val="555555"/>
-          <w:sz w:val="18"/>
-          <w:lang w:eastAsia="ko-KR"/>
-        </w:rPr>
-        <w:t>.md  (같은 폴더: 03_기획)</w:t>
-      </w:r>
-    </w:p>
-  </w:footnote>
-  <w:footnote w:id="19">
-    <w:p>
-      <w:pPr>
-        <w:rPr>
-          <w:sz w:val="18"/>
-          <w:lang w:eastAsia="ko-KR"/>
-        </w:rPr>
-      </w:pPr>
-      <w:r>
-        <w:rPr>
-          <w:vertAlign w:val="superscript"/>
-        </w:rPr>
-        <w:footnoteRef/>
-      </w:r>
-      <w:r>
-        <w:rPr>
-          <w:color w:val="555555"/>
-          <w:sz w:val="18"/>
-          <w:lang w:eastAsia="ko-KR"/>
-        </w:rPr>
-        <w:t xml:space="preserve"> </w:t>
-      </w:r>
-      <w:r>
-        <w:rPr>
-          <w:color w:val="555555"/>
-          <w:sz w:val="18"/>
-          <w:lang w:eastAsia="ko-KR"/>
-        </w:rPr>
-        <w:t>참고 자료: 마케팅제안_전체스캔.md  (같은 폴더: 03_기획)</w:t>
-      </w:r>
-    </w:p>
-  </w:footnote>
-  <w:footnote w:id="20">
-    <w:p>
-      <w:pPr>
-        <w:rPr>
-          <w:sz w:val="18"/>
-          <w:lang w:eastAsia="ko-KR"/>
-        </w:rPr>
-      </w:pPr>
-      <w:r>
-        <w:rPr>
-          <w:vertAlign w:val="superscript"/>
-        </w:rPr>
-        <w:footnoteRef/>
-      </w:r>
-      <w:r>
-        <w:rPr>
-          <w:color w:val="555555"/>
-          <w:sz w:val="18"/>
-          <w:lang w:eastAsia="ko-KR"/>
-        </w:rPr>
-        <w:t xml:space="preserve"> </w:t>
-      </w:r>
-      <w:r>
-        <w:rPr>
-          <w:color w:val="555555"/>
-          <w:sz w:val="18"/>
-          <w:lang w:eastAsia="ko-KR"/>
-        </w:rPr>
-        <w:t>참고 자료: 마케팅제안_전체스캔.md  (같은 폴더: 03_기획)</w:t>
-      </w:r>
-    </w:p>
-  </w:footnote>
-  <w:footnote w:id="21">
-    <w:p>
-      <w:pPr>
-        <w:rPr>
-          <w:sz w:val="18"/>
-          <w:lang w:eastAsia="ko-KR"/>
-        </w:rPr>
-      </w:pPr>
-      <w:r>
-        <w:rPr>
-          <w:vertAlign w:val="superscript"/>
-        </w:rPr>
-        <w:footnoteRef/>
-      </w:r>
-      <w:r>
-        <w:rPr>
-          <w:color w:val="555555"/>
-          <w:sz w:val="18"/>
-          <w:lang w:eastAsia="ko-KR"/>
-        </w:rPr>
-        <w:t xml:space="preserve"> </w:t>
-      </w:r>
-      <w:r>
-        <w:rPr>
-          <w:color w:val="555555"/>
-          <w:sz w:val="18"/>
-          <w:lang w:eastAsia="ko-KR"/>
-        </w:rPr>
-        <w:t>참고 자료: 인지도범위_판단가이드라인.md  (같은 폴더: 03_기획)</w:t>
-      </w:r>
-    </w:p>
-  </w:footnote>
-  <w:footnote w:id="22">
-    <w:p>
-      <w:pPr>
-        <w:rPr>
-          <w:sz w:val="18"/>
-          <w:lang w:eastAsia="ko-KR"/>
-        </w:rPr>
-      </w:pPr>
-      <w:r>
-        <w:rPr>
-          <w:vertAlign w:val="superscript"/>
-        </w:rPr>
-        <w:footnoteRef/>
-      </w:r>
-      <w:r>
-        <w:rPr>
-          <w:color w:val="555555"/>
-          <w:sz w:val="18"/>
-          <w:lang w:eastAsia="ko-KR"/>
-        </w:rPr>
-        <w:t xml:space="preserve"> </w:t>
-      </w:r>
-      <w:r>
-        <w:rPr>
-          <w:color w:val="555555"/>
-          <w:sz w:val="18"/>
-          <w:lang w:eastAsia="ko-KR"/>
-        </w:rPr>
-        <w:t>참고 자료: 마케팅제안_전체스캔.md  (같은 폴더: 03_기획)</w:t>
-      </w:r>
-    </w:p>
-  </w:footnote>
-  <w:footnote w:id="23">
-    <w:p>
-      <w:pPr>
-        <w:rPr>
-          <w:sz w:val="18"/>
-          <w:lang w:eastAsia="ko-KR"/>
-        </w:rPr>
-      </w:pPr>
-      <w:r>
-        <w:rPr>
-          <w:vertAlign w:val="superscript"/>
-        </w:rPr>
-        <w:footnoteRef/>
-      </w:r>
-      <w:r>
-        <w:rPr>
-          <w:color w:val="555555"/>
-          <w:sz w:val="18"/>
-          <w:lang w:eastAsia="ko-KR"/>
-        </w:rPr>
-        <w:t xml:space="preserve"> </w:t>
-      </w:r>
-      <w:r>
-        <w:rPr>
-          <w:color w:val="555555"/>
-          <w:sz w:val="18"/>
-          <w:lang w:eastAsia="ko-KR"/>
-        </w:rPr>
-        <w:t>참고 자료: 마케팅제안_전체스캔.md  (같은 폴더: 03_기획)</w:t>
-      </w:r>
-    </w:p>
-  </w:footnote>
-  <w:footnote w:id="24">
-    <w:p>
-      <w:pPr>
-        <w:rPr>
-          <w:sz w:val="18"/>
-          <w:lang w:eastAsia="ko-KR"/>
-        </w:rPr>
-      </w:pPr>
-      <w:r>
-        <w:rPr>
-          <w:vertAlign w:val="superscript"/>
-        </w:rPr>
-        <w:footnoteRef/>
-      </w:r>
-      <w:r>
-        <w:rPr>
-          <w:color w:val="555555"/>
-          <w:sz w:val="18"/>
-          <w:lang w:eastAsia="ko-KR"/>
-        </w:rPr>
-        <w:t xml:space="preserve"> </w:t>
-      </w:r>
-      <w:r>
-        <w:rPr>
-          <w:color w:val="555555"/>
-          <w:sz w:val="18"/>
-          <w:lang w:eastAsia="ko-KR"/>
-        </w:rPr>
-        <w:t>참고 자료: 인지도범위_판단가이드라인.md  (같은 폴더: 03_기획)</w:t>
+        <w:t xml:space="preserve"> 참고 자료: 인지도범위_판단가이드라인.md  (같은 폴더: 03_기획)</w:t>
       </w:r>
     </w:p>
   </w:footnote>

--- a/03_기획/제안서_본문_편집용.docx
+++ b/03_기획/제안서_본문_편집용.docx
@@ -1,6 +1,6 @@
 
 <file path=word/document.xml><?xml version="1.0" encoding="utf-8"?>
-<w:document xmlns:wpc="http://schemas.microsoft.com/office/word/2010/wordprocessingCanvas" xmlns:cx="http://schemas.microsoft.com/office/drawing/2014/chartex" xmlns:cx1="http://schemas.microsoft.com/office/drawing/2015/9/8/chartex" xmlns:cx2="http://schemas.microsoft.com/office/drawing/2015/10/21/chartex" xmlns:cx3="http://schemas.microsoft.com/office/drawing/2016/5/9/chartex" xmlns:cx4="http://schemas.microsoft.com/office/drawing/2016/5/10/chartex" xmlns:cx5="http://schemas.microsoft.com/office/drawing/2016/5/11/chartex" xmlns:cx6="http://schemas.microsoft.com/office/drawing/2016/5/12/chartex" xmlns:cx7="http://schemas.microsoft.com/office/drawing/2016/5/13/chartex" xmlns:cx8="http://schemas.microsoft.com/office/drawing/2016/5/14/chartex" xmlns:mc="http://schemas.openxmlformats.org/markup-compatibility/2006" xmlns:m="http://schemas.openxmlformats.org/officeDocument/2006/math" xmlns:aink="http://schemas.microsoft.com/office/drawing/2016/ink" xmlns:am3d="http://schemas.microsoft.com/office/drawing/2017/model3d" xmlns:oel="http://schemas.microsoft.com/office/2019/extlst" xmlns:r="http://schemas.openxmlformats.org/officeDocument/2006/relationships" xmlns:wp14="http://schemas.microsoft.com/office/word/2010/wordprocessingDrawing" xmlns:wp="http://schemas.openxmlformats.org/drawingml/2006/wordprocessingDrawing" xmlns:wpg="http://schemas.microsoft.com/office/word/2010/wordprocessingGroup" xmlns:wpi="http://schemas.microsoft.com/office/word/2010/wordprocessingInk" xmlns:wps="http://schemas.microsoft.com/office/word/2010/wordprocessingShape" xmlns:o="urn:schemas-microsoft-com:office:office" xmlns:v="urn:schemas-microsoft-com:vml" xmlns:w10="urn:schemas-microsoft-com:office:word" xmlns:w="http://schemas.openxmlformats.org/wordprocessingml/2006/main" xmlns:w14="http://schemas.microsoft.com/office/word/2010/wordml" xmlns:w15="http://schemas.microsoft.com/office/word/2012/wordml" xmlns:w16cex="http://schemas.microsoft.com/office/word/2018/wordml/cex" xmlns:w16cid="http://schemas.microsoft.com/office/word/2016/wordml/cid" xmlns:w16="http://schemas.microsoft.com/office/word/2018/wordml" xmlns:w16sdtdh="http://schemas.microsoft.com/office/word/2020/wordml/sdtdatahash" xmlns:w16sdtfl="http://schemas.microsoft.com/office/word/2024/wordml/sdtformatlock" xmlns:w16se="http://schemas.microsoft.com/office/word/2015/wordml/symex" xmlns:w16du="http://schemas.microsoft.com/office/word/2023/wordml/word16du" xmlns:wne="http://schemas.microsoft.com/office/word/2006/wordml" mc:Ignorable="w14 w15 w16se w16cid w16 w16cex w16sdtdh w16sdtfl w16du wp14">
+<w:document xmlns:wpc="http://schemas.microsoft.com/office/word/2010/wordprocessingCanvas" xmlns:cx="http://schemas.microsoft.com/office/drawing/2014/chartex" xmlns:cx1="http://schemas.microsoft.com/office/drawing/2015/9/8/chartex" xmlns:cx2="http://schemas.microsoft.com/office/drawing/2015/10/21/chartex" xmlns:cx3="http://schemas.microsoft.com/office/drawing/2016/5/9/chartex" xmlns:cx4="http://schemas.microsoft.com/office/drawing/2016/5/10/chartex" xmlns:cx5="http://schemas.microsoft.com/office/drawing/2016/5/11/chartex" xmlns:cx6="http://schemas.microsoft.com/office/drawing/2016/5/12/chartex" xmlns:cx7="http://schemas.microsoft.com/office/drawing/2016/5/13/chartex" xmlns:cx8="http://schemas.microsoft.com/office/drawing/2016/5/14/chartex" xmlns:mc="http://schemas.openxmlformats.org/markup-compatibility/2006" xmlns:aink="http://schemas.microsoft.com/office/drawing/2016/ink" xmlns:am3d="http://schemas.microsoft.com/office/drawing/2017/model3d" xmlns:o="urn:schemas-microsoft-com:office:office" xmlns:oel="http://schemas.microsoft.com/office/2019/extlst" xmlns:r="http://schemas.openxmlformats.org/officeDocument/2006/relationships" xmlns:m="http://schemas.openxmlformats.org/officeDocument/2006/math" xmlns:v="urn:schemas-microsoft-com:vml" xmlns:wp14="http://schemas.microsoft.com/office/word/2010/wordprocessingDrawing" xmlns:wp="http://schemas.openxmlformats.org/drawingml/2006/wordprocessingDrawing" xmlns:w10="urn:schemas-microsoft-com:office:word" xmlns:w="http://schemas.openxmlformats.org/wordprocessingml/2006/main" xmlns:w14="http://schemas.microsoft.com/office/word/2010/wordml" xmlns:w15="http://schemas.microsoft.com/office/word/2012/wordml" xmlns:w16cex="http://schemas.microsoft.com/office/word/2018/wordml/cex" xmlns:w16cid="http://schemas.microsoft.com/office/word/2016/wordml/cid" xmlns:w16="http://schemas.microsoft.com/office/word/2018/wordml" xmlns:w16du="http://schemas.microsoft.com/office/word/2023/wordml/word16du" xmlns:w16sdtdh="http://schemas.microsoft.com/office/word/2020/wordml/sdtdatahash" xmlns:w16sdtfl="http://schemas.microsoft.com/office/word/2024/wordml/sdtformatlock" xmlns:w16se="http://schemas.microsoft.com/office/word/2015/wordml/symex" xmlns:wpg="http://schemas.microsoft.com/office/word/2010/wordprocessingGroup" xmlns:wpi="http://schemas.microsoft.com/office/word/2010/wordprocessingInk" xmlns:wne="http://schemas.microsoft.com/office/word/2006/wordml" xmlns:wps="http://schemas.microsoft.com/office/word/2010/wordprocessingShape" mc:Ignorable="w14 w15 w16se w16cid w16 w16cex w16sdtdh w16sdtfl w16du wp14">
   <w:body>
     <w:p>
       <w:pPr>
@@ -238,7 +238,6 @@
           <w:kern w:val="2"/>
           <w:sz w:val="22"/>
           <w:szCs w:val="24"/>
-          <w:lang w:eastAsia="ko-Kore-KR"/>
           <w14:ligatures w14:val="standardContextual"/>
         </w:rPr>
       </w:pPr>
@@ -321,7 +320,6 @@
           <w:kern w:val="2"/>
           <w:sz w:val="22"/>
           <w:szCs w:val="24"/>
-          <w:lang w:eastAsia="ko-Kore-KR"/>
           <w14:ligatures w14:val="standardContextual"/>
         </w:rPr>
       </w:pPr>
@@ -397,7 +395,6 @@
           <w:kern w:val="2"/>
           <w:sz w:val="22"/>
           <w:szCs w:val="24"/>
-          <w:lang w:eastAsia="ko-Kore-KR"/>
           <w14:ligatures w14:val="standardContextual"/>
         </w:rPr>
       </w:pPr>
@@ -473,7 +470,6 @@
           <w:kern w:val="2"/>
           <w:sz w:val="22"/>
           <w:szCs w:val="24"/>
-          <w:lang w:eastAsia="ko-Kore-KR"/>
           <w14:ligatures w14:val="standardContextual"/>
         </w:rPr>
       </w:pPr>
@@ -549,7 +545,6 @@
           <w:kern w:val="2"/>
           <w:sz w:val="22"/>
           <w:szCs w:val="24"/>
-          <w:lang w:eastAsia="ko-Kore-KR"/>
           <w14:ligatures w14:val="standardContextual"/>
         </w:rPr>
       </w:pPr>
@@ -625,7 +620,6 @@
           <w:kern w:val="2"/>
           <w:sz w:val="22"/>
           <w:szCs w:val="24"/>
-          <w:lang w:eastAsia="ko-Kore-KR"/>
           <w14:ligatures w14:val="standardContextual"/>
         </w:rPr>
       </w:pPr>
@@ -636,23 +630,7 @@
             <w:noProof/>
             <w:lang w:eastAsia="ko-KR"/>
           </w:rPr>
-          <w:t>문제 D — 제품은 팔리는데, 그</w:t>
-        </w:r>
-        <w:r>
-          <w:rPr>
-            <w:rStyle w:val="aff1"/>
-            <w:noProof/>
-            <w:lang w:eastAsia="ko-KR"/>
-          </w:rPr>
-          <w:t>게</w:t>
-        </w:r>
-        <w:r>
-          <w:rPr>
-            <w:rStyle w:val="aff1"/>
-            <w:noProof/>
-            <w:lang w:eastAsia="ko-KR"/>
-          </w:rPr>
-          <w:t xml:space="preserve"> 브랜드로 안 쌓인다</w:t>
+          <w:t>문제 D — 제품은 팔리는데, 그게 브랜드로 안 쌓인다</w:t>
         </w:r>
         <w:r>
           <w:rPr>
@@ -717,7 +695,6 @@
           <w:kern w:val="2"/>
           <w:sz w:val="22"/>
           <w:szCs w:val="24"/>
-          <w:lang w:eastAsia="ko-Kore-KR"/>
           <w14:ligatures w14:val="standardContextual"/>
         </w:rPr>
       </w:pPr>
@@ -793,7 +770,6 @@
           <w:kern w:val="2"/>
           <w:sz w:val="22"/>
           <w:szCs w:val="24"/>
-          <w:lang w:eastAsia="ko-Kore-KR"/>
           <w14:ligatures w14:val="standardContextual"/>
         </w:rPr>
       </w:pPr>
@@ -876,7 +852,6 @@
           <w:kern w:val="2"/>
           <w:sz w:val="22"/>
           <w:szCs w:val="24"/>
-          <w:lang w:eastAsia="ko-Kore-KR"/>
           <w14:ligatures w14:val="standardContextual"/>
         </w:rPr>
       </w:pPr>
@@ -951,7 +926,6 @@
           <w:kern w:val="2"/>
           <w:sz w:val="22"/>
           <w:szCs w:val="24"/>
-          <w:lang w:eastAsia="ko-Kore-KR"/>
           <w14:ligatures w14:val="standardContextual"/>
         </w:rPr>
       </w:pPr>
@@ -1027,7 +1001,6 @@
           <w:kern w:val="2"/>
           <w:sz w:val="22"/>
           <w:szCs w:val="24"/>
-          <w:lang w:eastAsia="ko-Kore-KR"/>
           <w14:ligatures w14:val="standardContextual"/>
         </w:rPr>
       </w:pPr>
@@ -1103,7 +1076,6 @@
           <w:kern w:val="2"/>
           <w:sz w:val="22"/>
           <w:szCs w:val="24"/>
-          <w:lang w:eastAsia="ko-Kore-KR"/>
           <w14:ligatures w14:val="standardContextual"/>
         </w:rPr>
       </w:pPr>
@@ -1179,7 +1151,6 @@
           <w:kern w:val="2"/>
           <w:sz w:val="22"/>
           <w:szCs w:val="24"/>
-          <w:lang w:eastAsia="ko-Kore-KR"/>
           <w14:ligatures w14:val="standardContextual"/>
         </w:rPr>
       </w:pPr>
@@ -1255,7 +1226,6 @@
           <w:kern w:val="2"/>
           <w:sz w:val="22"/>
           <w:szCs w:val="24"/>
-          <w:lang w:eastAsia="ko-Kore-KR"/>
           <w14:ligatures w14:val="standardContextual"/>
         </w:rPr>
       </w:pPr>
@@ -1331,7 +1301,6 @@
           <w:kern w:val="2"/>
           <w:sz w:val="22"/>
           <w:szCs w:val="24"/>
-          <w:lang w:eastAsia="ko-Kore-KR"/>
           <w14:ligatures w14:val="standardContextual"/>
         </w:rPr>
       </w:pPr>
@@ -1407,7 +1376,6 @@
           <w:kern w:val="2"/>
           <w:sz w:val="22"/>
           <w:szCs w:val="24"/>
-          <w:lang w:eastAsia="ko-Kore-KR"/>
           <w14:ligatures w14:val="standardContextual"/>
         </w:rPr>
       </w:pPr>
@@ -1483,7 +1451,6 @@
           <w:kern w:val="2"/>
           <w:sz w:val="22"/>
           <w:szCs w:val="24"/>
-          <w:lang w:eastAsia="ko-Kore-KR"/>
           <w14:ligatures w14:val="standardContextual"/>
         </w:rPr>
       </w:pPr>
@@ -1559,7 +1526,6 @@
           <w:kern w:val="2"/>
           <w:sz w:val="22"/>
           <w:szCs w:val="24"/>
-          <w:lang w:eastAsia="ko-Kore-KR"/>
           <w14:ligatures w14:val="standardContextual"/>
         </w:rPr>
       </w:pPr>
@@ -1634,7 +1600,6 @@
           <w:kern w:val="2"/>
           <w:sz w:val="22"/>
           <w:szCs w:val="24"/>
-          <w:lang w:eastAsia="ko-Kore-KR"/>
           <w14:ligatures w14:val="standardContextual"/>
         </w:rPr>
       </w:pPr>
@@ -1710,7 +1675,6 @@
           <w:kern w:val="2"/>
           <w:sz w:val="22"/>
           <w:szCs w:val="24"/>
-          <w:lang w:eastAsia="ko-Kore-KR"/>
           <w14:ligatures w14:val="standardContextual"/>
         </w:rPr>
       </w:pPr>
@@ -1786,7 +1750,6 @@
           <w:kern w:val="2"/>
           <w:sz w:val="22"/>
           <w:szCs w:val="24"/>
-          <w:lang w:eastAsia="ko-Kore-KR"/>
           <w14:ligatures w14:val="standardContextual"/>
         </w:rPr>
       </w:pPr>
@@ -1862,7 +1825,6 @@
           <w:kern w:val="2"/>
           <w:sz w:val="22"/>
           <w:szCs w:val="24"/>
-          <w:lang w:eastAsia="ko-Kore-KR"/>
           <w14:ligatures w14:val="standardContextual"/>
         </w:rPr>
       </w:pPr>
@@ -1938,7 +1900,6 @@
           <w:kern w:val="2"/>
           <w:sz w:val="22"/>
           <w:szCs w:val="24"/>
-          <w:lang w:eastAsia="ko-Kore-KR"/>
           <w14:ligatures w14:val="standardContextual"/>
         </w:rPr>
       </w:pPr>
@@ -2014,7 +1975,6 @@
           <w:kern w:val="2"/>
           <w:sz w:val="22"/>
           <w:szCs w:val="24"/>
-          <w:lang w:eastAsia="ko-Kore-KR"/>
           <w14:ligatures w14:val="standardContextual"/>
         </w:rPr>
       </w:pPr>
@@ -2090,7 +2050,6 @@
           <w:kern w:val="2"/>
           <w:sz w:val="22"/>
           <w:szCs w:val="24"/>
-          <w:lang w:eastAsia="ko-Kore-KR"/>
           <w14:ligatures w14:val="standardContextual"/>
         </w:rPr>
       </w:pPr>
@@ -2165,7 +2124,6 @@
           <w:kern w:val="2"/>
           <w:sz w:val="22"/>
           <w:szCs w:val="24"/>
-          <w:lang w:eastAsia="ko-Kore-KR"/>
           <w14:ligatures w14:val="standardContextual"/>
         </w:rPr>
       </w:pPr>
@@ -2240,7 +2198,6 @@
           <w:kern w:val="2"/>
           <w:sz w:val="22"/>
           <w:szCs w:val="24"/>
-          <w:lang w:eastAsia="ko-Kore-KR"/>
           <w14:ligatures w14:val="standardContextual"/>
         </w:rPr>
       </w:pPr>
@@ -2316,7 +2273,6 @@
           <w:kern w:val="2"/>
           <w:sz w:val="22"/>
           <w:szCs w:val="24"/>
-          <w:lang w:eastAsia="ko-Kore-KR"/>
           <w14:ligatures w14:val="standardContextual"/>
         </w:rPr>
       </w:pPr>
@@ -2392,7 +2348,6 @@
           <w:kern w:val="2"/>
           <w:sz w:val="22"/>
           <w:szCs w:val="24"/>
-          <w:lang w:eastAsia="ko-Kore-KR"/>
           <w14:ligatures w14:val="standardContextual"/>
         </w:rPr>
       </w:pPr>
@@ -2468,7 +2423,6 @@
           <w:kern w:val="2"/>
           <w:sz w:val="22"/>
           <w:szCs w:val="24"/>
-          <w:lang w:eastAsia="ko-Kore-KR"/>
           <w14:ligatures w14:val="standardContextual"/>
         </w:rPr>
       </w:pPr>
@@ -2543,7 +2497,6 @@
           <w:kern w:val="2"/>
           <w:sz w:val="22"/>
           <w:szCs w:val="24"/>
-          <w:lang w:eastAsia="ko-Kore-KR"/>
           <w14:ligatures w14:val="standardContextual"/>
         </w:rPr>
       </w:pPr>
@@ -2619,7 +2572,6 @@
           <w:kern w:val="2"/>
           <w:sz w:val="22"/>
           <w:szCs w:val="24"/>
-          <w:lang w:eastAsia="ko-Kore-KR"/>
           <w14:ligatures w14:val="standardContextual"/>
         </w:rPr>
       </w:pPr>
@@ -2695,7 +2647,6 @@
           <w:kern w:val="2"/>
           <w:sz w:val="22"/>
           <w:szCs w:val="24"/>
-          <w:lang w:eastAsia="ko-Kore-KR"/>
           <w14:ligatures w14:val="standardContextual"/>
         </w:rPr>
       </w:pPr>
@@ -2770,7 +2721,6 @@
           <w:kern w:val="2"/>
           <w:sz w:val="22"/>
           <w:szCs w:val="24"/>
-          <w:lang w:eastAsia="ko-Kore-KR"/>
           <w14:ligatures w14:val="standardContextual"/>
         </w:rPr>
       </w:pPr>
@@ -2846,7 +2796,6 @@
           <w:kern w:val="2"/>
           <w:sz w:val="22"/>
           <w:szCs w:val="24"/>
-          <w:lang w:eastAsia="ko-Kore-KR"/>
           <w14:ligatures w14:val="standardContextual"/>
         </w:rPr>
       </w:pPr>
@@ -2922,7 +2871,6 @@
           <w:kern w:val="2"/>
           <w:sz w:val="22"/>
           <w:szCs w:val="24"/>
-          <w:lang w:eastAsia="ko-Kore-KR"/>
           <w14:ligatures w14:val="standardContextual"/>
         </w:rPr>
       </w:pPr>
@@ -3007,7 +2955,6 @@
           <w:kern w:val="2"/>
           <w:sz w:val="22"/>
           <w:szCs w:val="24"/>
-          <w:lang w:eastAsia="ko-Kore-KR"/>
           <w14:ligatures w14:val="standardContextual"/>
         </w:rPr>
       </w:pPr>
@@ -3082,7 +3029,6 @@
           <w:kern w:val="2"/>
           <w:sz w:val="22"/>
           <w:szCs w:val="24"/>
-          <w:lang w:eastAsia="ko-Kore-KR"/>
           <w14:ligatures w14:val="standardContextual"/>
         </w:rPr>
       </w:pPr>
@@ -3158,7 +3104,6 @@
           <w:kern w:val="2"/>
           <w:sz w:val="22"/>
           <w:szCs w:val="24"/>
-          <w:lang w:eastAsia="ko-Kore-KR"/>
           <w14:ligatures w14:val="standardContextual"/>
         </w:rPr>
       </w:pPr>
@@ -3233,7 +3178,6 @@
           <w:kern w:val="2"/>
           <w:sz w:val="22"/>
           <w:szCs w:val="24"/>
-          <w:lang w:eastAsia="ko-Kore-KR"/>
           <w14:ligatures w14:val="standardContextual"/>
         </w:rPr>
       </w:pPr>
@@ -3309,7 +3253,6 @@
           <w:kern w:val="2"/>
           <w:sz w:val="22"/>
           <w:szCs w:val="24"/>
-          <w:lang w:eastAsia="ko-Kore-KR"/>
           <w14:ligatures w14:val="standardContextual"/>
         </w:rPr>
       </w:pPr>
@@ -3385,7 +3328,6 @@
           <w:kern w:val="2"/>
           <w:sz w:val="22"/>
           <w:szCs w:val="24"/>
-          <w:lang w:eastAsia="ko-Kore-KR"/>
           <w14:ligatures w14:val="standardContextual"/>
         </w:rPr>
       </w:pPr>
@@ -3461,7 +3403,6 @@
           <w:kern w:val="2"/>
           <w:sz w:val="22"/>
           <w:szCs w:val="24"/>
-          <w:lang w:eastAsia="ko-Kore-KR"/>
           <w14:ligatures w14:val="standardContextual"/>
         </w:rPr>
       </w:pPr>
@@ -3537,7 +3478,6 @@
           <w:kern w:val="2"/>
           <w:sz w:val="22"/>
           <w:szCs w:val="24"/>
-          <w:lang w:eastAsia="ko-Kore-KR"/>
           <w14:ligatures w14:val="standardContextual"/>
         </w:rPr>
       </w:pPr>
@@ -3613,7 +3553,6 @@
           <w:kern w:val="2"/>
           <w:sz w:val="22"/>
           <w:szCs w:val="24"/>
-          <w:lang w:eastAsia="ko-Kore-KR"/>
           <w14:ligatures w14:val="standardContextual"/>
         </w:rPr>
       </w:pPr>
@@ -3688,7 +3627,6 @@
           <w:kern w:val="2"/>
           <w:sz w:val="22"/>
           <w:szCs w:val="24"/>
-          <w:lang w:eastAsia="ko-Kore-KR"/>
           <w14:ligatures w14:val="standardContextual"/>
         </w:rPr>
       </w:pPr>
@@ -3772,7 +3710,6 @@
           <w:kern w:val="2"/>
           <w:sz w:val="22"/>
           <w:szCs w:val="24"/>
-          <w:lang w:eastAsia="ko-Kore-KR"/>
           <w14:ligatures w14:val="standardContextual"/>
         </w:rPr>
       </w:pPr>
@@ -3848,7 +3785,6 @@
           <w:kern w:val="2"/>
           <w:sz w:val="22"/>
           <w:szCs w:val="24"/>
-          <w:lang w:eastAsia="ko-Kore-KR"/>
           <w14:ligatures w14:val="standardContextual"/>
         </w:rPr>
       </w:pPr>
@@ -3924,7 +3860,6 @@
           <w:kern w:val="2"/>
           <w:sz w:val="22"/>
           <w:szCs w:val="24"/>
-          <w:lang w:eastAsia="ko-Kore-KR"/>
           <w14:ligatures w14:val="standardContextual"/>
         </w:rPr>
       </w:pPr>
@@ -4000,7 +3935,6 @@
           <w:kern w:val="2"/>
           <w:sz w:val="22"/>
           <w:szCs w:val="24"/>
-          <w:lang w:eastAsia="ko-Kore-KR"/>
           <w14:ligatures w14:val="standardContextual"/>
         </w:rPr>
       </w:pPr>
@@ -4085,7 +4019,6 @@
           <w:kern w:val="2"/>
           <w:sz w:val="22"/>
           <w:szCs w:val="24"/>
-          <w:lang w:eastAsia="ko-Kore-KR"/>
           <w14:ligatures w14:val="standardContextual"/>
         </w:rPr>
       </w:pPr>
@@ -4161,7 +4094,6 @@
           <w:kern w:val="2"/>
           <w:sz w:val="22"/>
           <w:szCs w:val="24"/>
-          <w:lang w:eastAsia="ko-Kore-KR"/>
           <w14:ligatures w14:val="standardContextual"/>
         </w:rPr>
       </w:pPr>
@@ -4246,7 +4178,6 @@
           <w:kern w:val="2"/>
           <w:sz w:val="22"/>
           <w:szCs w:val="24"/>
-          <w:lang w:eastAsia="ko-Kore-KR"/>
           <w14:ligatures w14:val="standardContextual"/>
         </w:rPr>
       </w:pPr>
@@ -4322,7 +4253,6 @@
           <w:kern w:val="2"/>
           <w:sz w:val="22"/>
           <w:szCs w:val="24"/>
-          <w:lang w:eastAsia="ko-Kore-KR"/>
           <w14:ligatures w14:val="standardContextual"/>
         </w:rPr>
       </w:pPr>
@@ -4398,7 +4328,6 @@
           <w:kern w:val="2"/>
           <w:sz w:val="22"/>
           <w:szCs w:val="24"/>
-          <w:lang w:eastAsia="ko-Kore-KR"/>
           <w14:ligatures w14:val="standardContextual"/>
         </w:rPr>
       </w:pPr>
@@ -4483,7 +4412,6 @@
           <w:kern w:val="2"/>
           <w:sz w:val="22"/>
           <w:szCs w:val="24"/>
-          <w:lang w:eastAsia="ko-Kore-KR"/>
           <w14:ligatures w14:val="standardContextual"/>
         </w:rPr>
       </w:pPr>
@@ -4566,7 +4494,6 @@
         <w:rPr>
           <w:lang w:eastAsia="ko-KR"/>
         </w:rPr>
-        <w:lastRenderedPageBreak/>
         <w:t xml:space="preserve">작성 2026-08-18 · 개정 2026-08-18(2) — </w:t>
       </w:r>
       <w:r>
@@ -5086,54 +5013,46 @@
         <w:rPr>
           <w:lang w:eastAsia="ko-KR"/>
         </w:rPr>
-        <w:t xml:space="preserve">국내 브랜드 검색지수: 6.920 → 5.266 (2022→2023, </w:t>
-      </w:r>
+        <w:t xml:space="preserve">국내 브랜드 검색지수: </w:t>
+      </w:r>
+      <w:r>
+        <w:rPr>
+          <w:lang w:eastAsia="ko-KR"/>
+        </w:rPr>
+        <w:t>6.903 → 5.251 (2022→2023, -23.9%), 이듬해 -38.5%</w:t>
+      </w:r>
+      <w:r>
+        <w:rPr>
+          <w:lang w:eastAsia="ko-KR"/>
+        </w:rPr>
+        <w:t>(5년 중 최대 낙폭)</w:t>
+      </w:r>
+    </w:p>
+    <w:p>
+      <w:pPr>
+        <w:pStyle w:val="a0"/>
+        <w:rPr>
+          <w:lang w:eastAsia="ko-KR"/>
+        </w:rPr>
+      </w:pPr>
       <w:r>
         <w:rPr>
           <w:b/>
           <w:lang w:eastAsia="ko-KR"/>
         </w:rPr>
-        <w:t>-23.9%</w:t>
-      </w:r>
-      <w:r>
-        <w:rPr>
-          <w:lang w:eastAsia="ko-KR"/>
-        </w:rPr>
-        <w:t>), 이듬해 -38.6%(5년 중 최대 낙폭)</w:t>
-      </w:r>
-    </w:p>
-    <w:p>
-      <w:pPr>
-        <w:pStyle w:val="a0"/>
-        <w:rPr>
-          <w:lang w:eastAsia="ko-KR"/>
-        </w:rPr>
-      </w:pPr>
-      <w:r>
-        <w:rPr>
-          <w:b/>
-          <w:lang w:eastAsia="ko-KR"/>
-        </w:rPr>
         <w:t>그런데 소비자의 "제주" 연상은 사라지지 않았다.</w:t>
       </w:r>
       <w:r>
         <w:rPr>
           <w:lang w:eastAsia="ko-KR"/>
         </w:rPr>
-        <w:t xml:space="preserve"> 브랜드 검색 대비 "이니스프리 제주" 계열 검색 비중은 2021년 0.79%에서 2025년 </w:t>
-      </w:r>
-      <w:r>
-        <w:rPr>
-          <w:b/>
-          <w:lang w:eastAsia="ko-KR"/>
-        </w:rPr>
-        <w:t>1.87%로 계속 상승</w:t>
-      </w:r>
-      <w:r>
-        <w:rPr>
-          <w:lang w:eastAsia="ko-KR"/>
-        </w:rPr>
-        <w:t>했다</w:t>
+        <w:t xml:space="preserve"> 브랜드 검색 대비 "이니스프리 제주" </w:t>
+      </w:r>
+      <w:r>
+        <w:rPr>
+          <w:lang w:eastAsia="ko-KR"/>
+        </w:rPr>
+        <w:t>단독 검색 비중은 2021년 0.34%에서 2025년 0.52%로 올랐다 — 브랜드 전체보다 오래 버텼다(브랜드 -73% vs 제주 -59%). 비중 상승은 분모인 브랜드 검색이 더 빨리 무너진 결과이며, 2025년부터는 제주가 브랜드보다 빨리 빠져 그 우위도 끝났다</w:t>
       </w:r>
     </w:p>
     <w:p>
@@ -5262,7 +5181,6 @@
           <w:b/>
           <w:lang w:eastAsia="ko-KR"/>
         </w:rPr>
-        <w:lastRenderedPageBreak/>
         <w:t>한 줄로</w:t>
       </w:r>
       <w:r>
@@ -5507,7 +5425,19 @@
         <w:rPr>
           <w:lang w:eastAsia="ko-KR"/>
         </w:rPr>
-        <w:t>광고비를 줄인 2024년, 브랜드 검색은 -38.6%로 5년 중 가장 크게 빠졌다. 낙폭이 가장 큰 해가 정확히 지원을 끊은 해다</w:t>
+        <w:t xml:space="preserve">광고비를 줄인 2024년, </w:t>
+      </w:r>
+      <w:r>
+        <w:rPr>
+          <w:lang w:eastAsia="ko-KR"/>
+        </w:rPr>
+        <w:t>브랜드 검색은 -38.5%로 5년 중 가장 크게 빠졌다</w:t>
+      </w:r>
+      <w:r>
+        <w:rPr>
+          <w:lang w:eastAsia="ko-KR"/>
+        </w:rPr>
+        <w:t>. 낙폭이 가장 큰 해가 정확히 지원을 끊은 해다</w:t>
       </w:r>
     </w:p>
     <w:p>
@@ -5738,7 +5668,6 @@
           <w:b/>
           <w:lang w:eastAsia="ko-KR"/>
         </w:rPr>
-        <w:lastRenderedPageBreak/>
         <w:t>한 줄로</w:t>
       </w:r>
       <w:r>
@@ -6084,21 +6013,13 @@
         <w:rPr>
           <w:lang w:eastAsia="ko-KR"/>
         </w:rPr>
-        <w:t xml:space="preserve">이니스프리 공식 사이트 직접 점검: robots.txt에 AI 크롤러(GPTBot·ClaudeBot 등) 전용 규칙 없음, 메인 페이지에 FAQPage 스키마(JSON-LD) 없음, </w:t>
-      </w:r>
-      <w:r>
-        <w:rPr>
-          <w:rFonts w:ascii="Consolas" w:hAnsi="Consolas"/>
-          <w:color w:val="A03060"/>
-          <w:lang w:eastAsia="ko-KR"/>
-        </w:rPr>
-        <w:t>llms.txt</w:t>
-      </w:r>
-      <w:r>
-        <w:rPr>
-          <w:lang w:eastAsia="ko-KR"/>
-        </w:rPr>
-        <w:t xml:space="preserve"> 없음(404)</w:t>
+        <w:t xml:space="preserve">이니스프리 공식 사이트 직접 점검: robots.txt에 AI 크롤러(GPTBot·ClaudeBot 등) 전용 규칙 없음, </w:t>
+      </w:r>
+      <w:r>
+        <w:rPr>
+          <w:lang w:eastAsia="ko-KR"/>
+        </w:rPr>
+        <w:t>메인 페이지에 FAQPage 스키마 없음(JSON-LD는 있으나 타입이 Organization), llms.txt는 08-18 404였으나 08-19 재점검에서 200 OK 신설 확인 — AEO 충족 1/4</w:t>
       </w:r>
     </w:p>
     <w:p>
@@ -6197,7 +6118,6 @@
           <w:rFonts w:hint="eastAsia"/>
           <w:lang w:eastAsia="ko-KR"/>
         </w:rPr>
-        <w:lastRenderedPageBreak/>
         <w:t>5</w:t>
       </w:r>
       <w:r>
@@ -6323,7 +6243,13 @@
               <w:rPr>
                 <w:lang w:eastAsia="ko-KR"/>
               </w:rPr>
-              <w:t>브랜드 검색 -23.9%, 제주 연상 비중은 오히려 상승(0.79%→1.87%)</w:t>
+              <w:t xml:space="preserve">브랜드 검색 -23.9%, </w:t>
+            </w:r>
+            <w:r>
+              <w:rPr>
+                <w:lang w:eastAsia="ko-KR"/>
+              </w:rPr>
+              <w:t>제주 연상 비중은 브랜드보다 완만히 감소(0.34%→0.52%, 제주 단독)</w:t>
             </w:r>
           </w:p>
         </w:tc>
@@ -6720,7 +6646,6 @@
           <w:b/>
           <w:lang w:eastAsia="ko-KR"/>
         </w:rPr>
-        <w:lastRenderedPageBreak/>
         <w:t xml:space="preserve">Part 2에서 이 </w:t>
       </w:r>
       <w:r>
@@ -6956,7 +6881,6 @@
         <w:rPr>
           <w:lang w:eastAsia="ko-KR"/>
         </w:rPr>
-        <w:lastRenderedPageBreak/>
         <w:t xml:space="preserve">Part 2. </w:t>
       </w:r>
       <w:r>
@@ -7243,7 +7167,19 @@
         <w:rPr>
           <w:lang w:eastAsia="ko-KR"/>
         </w:rPr>
-        <w:t>: 이들의 브랜드 연상(제주)은 아직 살아있는데(0.79%→1.87%), 접점(매장)이 사라지면서 멀어지고 있다</w:t>
+        <w:t xml:space="preserve">: 이들의 브랜드 연상(제주)은 </w:t>
+      </w:r>
+      <w:r>
+        <w:rPr>
+          <w:lang w:eastAsia="ko-KR"/>
+        </w:rPr>
+        <w:t>아직 살아있는데(0.34%→0.52%, 제주 단독)</w:t>
+      </w:r>
+      <w:r>
+        <w:rPr>
+          <w:lang w:eastAsia="ko-KR"/>
+        </w:rPr>
+        <w:t>, 접점(매장)이 사라지면서 멀어지고 있다</w:t>
       </w:r>
     </w:p>
     <w:p>
@@ -7527,7 +7463,6 @@
           <w:b/>
           <w:lang w:eastAsia="ko-KR"/>
         </w:rPr>
-        <w:lastRenderedPageBreak/>
         <w:t>세 조각의 충돌</w:t>
       </w:r>
       <w:r>
@@ -7942,7 +7877,6 @@
         <w:pStyle w:val="a0"/>
       </w:pPr>
       <w:r>
-        <w:lastRenderedPageBreak/>
         <w:t>해석: 계열·카테고리·소유구조가 전혀 다른 브랜드조차 같은 광고 패턴을 쓴다는 건, "성과형 일변도"가 이니스프리 개별 문제가 아니라 올리브영·무신사 중심 K뷰티 유통 구조 자체의 산업 표준이라는 가설(이니스프리 단독 분석)을 한층 더 강하게 뒷받침한다</w:t>
       </w:r>
     </w:p>
@@ -8522,7 +8456,6 @@
         <w:rPr>
           <w:lang w:eastAsia="ko-KR"/>
         </w:rPr>
-        <w:lastRenderedPageBreak/>
         <w:t>Social(</w:t>
       </w:r>
       <w:r>
@@ -9046,7 +8979,6 @@
         <w:rPr>
           <w:lang w:eastAsia="ko-KR"/>
         </w:rPr>
-        <w:lastRenderedPageBreak/>
         <w:t xml:space="preserve">2-6. </w:t>
       </w:r>
       <w:r>
@@ -9381,20 +9313,13 @@
               <w:rPr>
                 <w:lang w:eastAsia="ko-KR"/>
               </w:rPr>
-              <w:t xml:space="preserve">제주 연상 </w:t>
-            </w:r>
-            <w:r>
-              <w:rPr>
-                <w:b/>
-                <w:lang w:eastAsia="ko-KR"/>
-              </w:rPr>
-              <w:t>오히려 상승 중</w:t>
+              <w:t>제주 연상이 브랜드보다 오래 버팀(0.34%→0.52%, 제주 단독)</w:t>
             </w:r>
             <w:r>
               <w:rPr>
                 <w:lang w:eastAsia="ko-KR"/>
               </w:rPr>
-              <w:t>(0.79%→1.87%) — 완전히 떠나지 않음</w:t>
+              <w:t xml:space="preserve"> — 완전히 떠나지 않음</w:t>
             </w:r>
           </w:p>
         </w:tc>
@@ -9541,14 +9466,7 @@
         <w:rPr>
           <w:lang w:eastAsia="ko-KR"/>
         </w:rPr>
-        <w:t xml:space="preserve">이유: ① Part 1에서 가장 강한 지표(문제 C, r=0.98)가 이 타깃이 잃은 접점과 직결되고 ② 이 타깃의 브랜드 연상이 아직 살아있다는 게 데이터로 확인되어 "완전히 새로 설득"이 아니라 "다시 </w:t>
-      </w:r>
-      <w:r>
-        <w:rPr>
-          <w:lang w:eastAsia="ko-KR"/>
-        </w:rPr>
-        <w:lastRenderedPageBreak/>
-        <w:t>상기시키는" 더 쉬운 과제이며 ③ 이미 만들어진 크리에이티브 자산(재활성화 무드보드)이 있어 Part 4로 바로 이어진다.</w:t>
+        <w:t>이유: ① Part 1에서 가장 강한 지표(문제 C, r=0.98)가 이 타깃이 잃은 접점과 직결되고 ② 이 타깃의 브랜드 연상이 아직 살아있다는 게 데이터로 확인되어 "완전히 새로 설득"이 아니라 "다시 상기시키는" 더 쉬운 과제이며 ③ 이미 만들어진 크리에이티브 자산(재활성화 무드보드)이 있어 Part 4로 바로 이어진다.</w:t>
       </w:r>
     </w:p>
     <w:p>
@@ -9704,7 +9622,6 @@
         <w:rPr>
           <w:lang w:eastAsia="ko-KR"/>
         </w:rPr>
-        <w:lastRenderedPageBreak/>
         <w:t xml:space="preserve">Part 3. </w:t>
       </w:r>
       <w:r>
@@ -10103,7 +10020,13 @@
               <w:rPr>
                 <w:lang w:eastAsia="ko-KR"/>
               </w:rPr>
-              <w:t>제주 연상 비중 상승(0.79%→1.87%), 20년 그린티 원료 헤리티지, 제품군 관심 유지(+118.5%)</w:t>
+              <w:t>제주 연상 비중 상승(0.34%→0.52%, 제주 단독), 20년 그린티</w:t>
+            </w:r>
+            <w:r>
+              <w:rPr>
+                <w:lang w:eastAsia="ko-KR"/>
+              </w:rPr>
+              <w:t xml:space="preserve"> 원료 헤리티지, 제품군 관심 유지(+118.5%)</w:t>
             </w:r>
           </w:p>
         </w:tc>
@@ -10171,7 +10094,6 @@
           </w:tcPr>
           <w:p>
             <w:r>
-              <w:lastRenderedPageBreak/>
               <w:t>차별점</w:t>
             </w:r>
           </w:p>
@@ -10487,15 +10409,7 @@
           <w:b/>
           <w:lang w:eastAsia="ko-KR"/>
         </w:rPr>
-        <w:t xml:space="preserve">이걸 실제로 </w:t>
-      </w:r>
-      <w:r>
-        <w:rPr>
-          <w:b/>
-          <w:lang w:eastAsia="ko-KR"/>
-        </w:rPr>
-        <w:lastRenderedPageBreak/>
-        <w:t>보여주는 게 Part 4의 역할</w:t>
+        <w:t>이걸 실제로 보여주는 게 Part 4의 역할</w:t>
       </w:r>
       <w:r>
         <w:rPr>
@@ -11043,7 +10957,6 @@
           </w:tcPr>
           <w:p>
             <w:r>
-              <w:lastRenderedPageBreak/>
               <w:t xml:space="preserve"> </w:t>
             </w:r>
           </w:p>
@@ -11495,7 +11408,6 @@
         <w:rPr>
           <w:lang w:eastAsia="ko-KR"/>
         </w:rPr>
-        <w:lastRenderedPageBreak/>
         <w:t>3-7. Part 4</w:t>
       </w:r>
       <w:r>
@@ -11740,7 +11652,6 @@
         <w:rPr>
           <w:lang w:eastAsia="ko-KR"/>
         </w:rPr>
-        <w:lastRenderedPageBreak/>
         <w:t xml:space="preserve">Part 4. </w:t>
       </w:r>
       <w:r>
@@ -12183,7 +12094,19 @@
         <w:rPr>
           <w:lang w:eastAsia="ko-KR"/>
         </w:rPr>
-        <w:t>: 문제 A(헤리티지 서사 단절) 정면 대응 — 제주 연상 비중 상승(0.79%→1.87%)에도 회사 발신 콘텐츠는 0건이었다는 간극을 메운다.</w:t>
+        <w:t xml:space="preserve">: 문제 A(헤리티지 서사 단절) 정면 대응 — </w:t>
+      </w:r>
+      <w:r>
+        <w:rPr>
+          <w:lang w:eastAsia="ko-KR"/>
+        </w:rPr>
+        <w:t>제주 연상 비중 상승(0.34%→0.52%, 제주 단독)에도</w:t>
+      </w:r>
+      <w:r>
+        <w:rPr>
+          <w:lang w:eastAsia="ko-KR"/>
+        </w:rPr>
+        <w:t xml:space="preserve"> 회사 발신 콘텐츠는 0건이었다는 간극을 메운다.</w:t>
       </w:r>
     </w:p>
     <w:p>
@@ -12209,7 +12132,6 @@
         <w:rPr>
           <w:lang w:eastAsia="ko-KR"/>
         </w:rPr>
-        <w:lastRenderedPageBreak/>
         <w:t xml:space="preserve">4-2. </w:t>
       </w:r>
       <w:r>
@@ -12407,13 +12329,13 @@
           <w:b/>
           <w:lang w:eastAsia="ko-KR"/>
         </w:rPr>
-        <w:t>2003년 시작, 22년째</w:t>
-      </w:r>
-      <w:r>
-        <w:rPr>
-          <w:lang w:eastAsia="ko-KR"/>
-        </w:rPr>
-        <w:t xml:space="preserve"> 이어온 자산이다(단발성 이벤트 아님)</w:t>
+        <w:t>2003년 시작, 23년째(2026년 기준) 이어온 자산이다</w:t>
+      </w:r>
+      <w:r>
+        <w:rPr>
+          <w:lang w:eastAsia="ko-KR"/>
+        </w:rPr>
+        <w:t>(단발성 이벤트 아님)</w:t>
       </w:r>
     </w:p>
     <w:p>
@@ -12683,7 +12605,6 @@
         <w:rPr>
           <w:lang w:eastAsia="ko-KR"/>
         </w:rPr>
-        <w:lastRenderedPageBreak/>
         <w:t xml:space="preserve">4-3. </w:t>
       </w:r>
       <w:r>
@@ -12795,23 +12716,81 @@
       </w:r>
       <w:r>
         <w:rPr>
-          <w:lang w:eastAsia="ko-KR"/>
-        </w:rPr>
-        <w:t xml:space="preserve"> 없음(404), </w:t>
-      </w:r>
-      <w:r>
-        <w:rPr>
           <w:rFonts w:ascii="Consolas" w:hAnsi="Consolas"/>
           <w:color w:val="A03060"/>
           <w:lang w:eastAsia="ko-KR"/>
         </w:rPr>
-        <w:t>robots.txt</w:t>
-      </w:r>
-      <w:r>
-        <w:rPr>
-          <w:lang w:eastAsia="ko-KR"/>
-        </w:rPr>
-        <w:t>에 AI 크롤러(GPTBot·ClaudeBot) 전용 규칙 없음.</w:t>
+        <w:t>는</w:t>
+      </w:r>
+      <w:r>
+        <w:rPr>
+          <w:rFonts w:ascii="Consolas" w:hAnsi="Consolas"/>
+          <w:color w:val="A03060"/>
+          <w:lang w:eastAsia="ko-KR"/>
+        </w:rPr>
+        <w:t xml:space="preserve"> 08-19 </w:t>
+      </w:r>
+      <w:r>
+        <w:rPr>
+          <w:rFonts w:ascii="Consolas" w:hAnsi="Consolas"/>
+          <w:color w:val="A03060"/>
+          <w:lang w:eastAsia="ko-KR"/>
+        </w:rPr>
+        <w:t>기준</w:t>
+      </w:r>
+      <w:r>
+        <w:rPr>
+          <w:rFonts w:ascii="Consolas" w:hAnsi="Consolas"/>
+          <w:color w:val="A03060"/>
+          <w:lang w:eastAsia="ko-KR"/>
+        </w:rPr>
+        <w:t xml:space="preserve"> </w:t>
+      </w:r>
+      <w:r>
+        <w:rPr>
+          <w:rFonts w:ascii="Consolas" w:hAnsi="Consolas"/>
+          <w:color w:val="A03060"/>
+          <w:lang w:eastAsia="ko-KR"/>
+        </w:rPr>
+        <w:t>신설됨</w:t>
+      </w:r>
+      <w:r>
+        <w:rPr>
+          <w:rFonts w:ascii="Consolas" w:hAnsi="Consolas"/>
+          <w:color w:val="A03060"/>
+          <w:lang w:eastAsia="ko-KR"/>
+        </w:rPr>
+        <w:t xml:space="preserve">(AEO </w:t>
+      </w:r>
+      <w:r>
+        <w:rPr>
+          <w:rFonts w:ascii="Consolas" w:hAnsi="Consolas"/>
+          <w:color w:val="A03060"/>
+          <w:lang w:eastAsia="ko-KR"/>
+        </w:rPr>
+        <w:t>충족</w:t>
+      </w:r>
+      <w:r>
+        <w:rPr>
+          <w:rFonts w:ascii="Consolas" w:hAnsi="Consolas"/>
+          <w:color w:val="A03060"/>
+          <w:lang w:eastAsia="ko-KR"/>
+        </w:rPr>
+        <w:t xml:space="preserve"> 1/4), robots.txt</w:t>
+      </w:r>
+      <w:r>
+        <w:rPr>
+          <w:rFonts w:ascii="Consolas" w:hAnsi="Consolas"/>
+          <w:color w:val="A03060"/>
+          <w:lang w:eastAsia="ko-KR"/>
+        </w:rPr>
+        <w:t>에</w:t>
+      </w:r>
+      <w:r>
+        <w:rPr>
+          <w:lang w:eastAsia="ko-KR"/>
+        </w:rPr>
+        <w:t xml:space="preserve"> AI 크롤러(GPTBot·ClaudeBot) 전용 규칙 없음.</w:t>
       </w:r>
     </w:p>
     <w:p>
@@ -13160,7 +13139,6 @@
           <w:b/>
           <w:lang w:eastAsia="ko-KR"/>
         </w:rPr>
-        <w:lastRenderedPageBreak/>
         <w:t>Part 3 연결</w:t>
       </w:r>
       <w:r>
@@ -13638,7 +13616,6 @@
         <w:rPr>
           <w:lang w:eastAsia="ko-KR"/>
         </w:rPr>
-        <w:lastRenderedPageBreak/>
         <w:t xml:space="preserve">✏️ </w:t>
       </w:r>
       <w:r>
@@ -14398,7 +14375,6 @@
           </w:tcPr>
           <w:p>
             <w:r>
-              <w:lastRenderedPageBreak/>
               <w:t>1+6</w:t>
             </w:r>
           </w:p>
@@ -15013,14 +14989,7 @@
               <w:rPr>
                 <w:lang w:eastAsia="ko-KR"/>
               </w:rPr>
-              <w:t xml:space="preserve">자사 채널 전체 감사(공식 </w:t>
-            </w:r>
-            <w:r>
-              <w:rPr>
-                <w:lang w:eastAsia="ko-KR"/>
-              </w:rPr>
-              <w:lastRenderedPageBreak/>
-              <w:t>사이트+SNS)</w:t>
+              <w:t>자사 채널 전체 감사(공식 사이트+SNS)</w:t>
             </w:r>
           </w:p>
         </w:tc>
@@ -15030,7 +14999,6 @@
           </w:tcPr>
           <w:p>
             <w:r>
-              <w:lastRenderedPageBreak/>
               <w:t>E(제로클릭 대응 부재)</w:t>
             </w:r>
           </w:p>
@@ -15726,7 +15694,6 @@
               <w:rPr>
                 <w:lang w:eastAsia="ko-KR"/>
               </w:rPr>
-              <w:lastRenderedPageBreak/>
               <w:t>플랫폼 제휴 기획전 확대</w:t>
             </w:r>
           </w:p>
@@ -16503,7 +16470,6 @@
                 <w:b/>
                 <w:color w:val="FFFFFF"/>
               </w:rPr>
-              <w:lastRenderedPageBreak/>
               <w:t>항목</w:t>
             </w:r>
           </w:p>
@@ -17067,7 +17033,6 @@
         <w:rPr>
           <w:lang w:eastAsia="ko-KR"/>
         </w:rPr>
-        <w:lastRenderedPageBreak/>
         <w:t xml:space="preserve">5-5. KPI </w:t>
       </w:r>
       <w:r>
@@ -17163,7 +17128,19 @@
         <w:rPr>
           <w:lang w:eastAsia="ko-KR"/>
         </w:rPr>
-        <w:t>핵심 KPI 후보: 브랜드 검색지수, "제주" 연상 비중, 오프라인·온라인 접점 수, 헤리티지 서사 언급률</w:t>
+        <w:t>확정 KPI 5종(2026-08-19): 브랜드 검색지수</w:t>
+      </w:r>
+      <w:r>
+        <w:rPr>
+          <w:lang w:eastAsia="ko-KR"/>
+        </w:rPr>
+        <w:t xml:space="preserve">, "제주" 연상 비중, </w:t>
+      </w:r>
+      <w:r>
+        <w:rPr>
+          <w:lang w:eastAsia="ko-KR"/>
+        </w:rPr>
+        <w:t>제품↔브랜드 Gap, 경쟁 검색 점유율(직접경쟁 3사), AEO/SEO 대응 상태(실행 지표)</w:t>
       </w:r>
     </w:p>
     <w:p>
@@ -17280,7 +17257,7 @@
         <w:tblLook w:val="04A0" w:firstRow="1" w:lastRow="0" w:firstColumn="1" w:lastColumn="0" w:noHBand="0" w:noVBand="1"/>
       </w:tblPr>
       <w:tblGrid>
-        <w:gridCol w:w="2353"/>
+        <w:gridCol w:w="2433"/>
         <w:gridCol w:w="2353"/>
         <w:gridCol w:w="2353"/>
         <w:gridCol w:w="2353"/>
@@ -17312,10 +17289,18 @@
           <w:p>
             <w:r>
               <w:rPr>
+                <w:rFonts w:hint="eastAsia"/>
                 <w:b/>
                 <w:color w:val="FFFFFF"/>
               </w:rPr>
-              <w:t>현재값(참고)</w:t>
+              <w:t>현재값</w:t>
+            </w:r>
+            <w:r>
+              <w:rPr>
+                <w:b/>
+                <w:color w:val="FFFFFF"/>
+              </w:rPr>
+              <w:t xml:space="preserve"> (2026-08-19 실측)</w:t>
             </w:r>
           </w:p>
         </w:tc>
@@ -17327,10 +17312,18 @@
           <w:p>
             <w:r>
               <w:rPr>
+                <w:rFonts w:hint="eastAsia"/>
                 <w:b/>
                 <w:color w:val="FFFFFF"/>
               </w:rPr>
-              <w:t>목표치</w:t>
+              <w:t>게이트</w:t>
+            </w:r>
+            <w:r>
+              <w:rPr>
+                <w:b/>
+                <w:color w:val="FFFFFF"/>
+              </w:rPr>
+              <w:t xml:space="preserve"> 판정 기준 (90 / 180 / 360일)</w:t>
             </w:r>
           </w:p>
         </w:tc>
@@ -17342,10 +17335,11 @@
           <w:p>
             <w:r>
               <w:rPr>
+                <w:rFonts w:hint="eastAsia"/>
                 <w:b/>
                 <w:color w:val="FFFFFF"/>
               </w:rPr>
-              <w:t>측정 시점</w:t>
+              <w:t>주의</w:t>
             </w:r>
           </w:p>
         </w:tc>
@@ -17357,40 +17351,145 @@
         <w:tc>
           <w:tcPr>
             <w:tcW w:w="2353" w:type="dxa"/>
+            <w:shd w:val="clear" w:color="auto" w:fill="4A7A5C"/>
           </w:tcPr>
           <w:p>
+            <w:pPr>
+              <w:rPr>
+                <w:b/>
+                <w:color w:val="FFFFFF"/>
+              </w:rPr>
+            </w:pPr>
             <w:r>
-              <w:t>브랜드 검색지수</w:t>
+              <w:rPr>
+                <w:rFonts w:hint="eastAsia"/>
+                <w:b/>
+                <w:color w:val="FFFFFF"/>
+              </w:rPr>
+              <w:t>브랜드</w:t>
+            </w:r>
+            <w:r>
+              <w:rPr>
+                <w:b/>
+                <w:color w:val="FFFFFF"/>
+              </w:rPr>
+              <w:t xml:space="preserve"> 검색지수</w:t>
             </w:r>
           </w:p>
         </w:tc>
         <w:tc>
           <w:tcPr>
             <w:tcW w:w="2353" w:type="dxa"/>
+            <w:shd w:val="clear" w:color="auto" w:fill="4A7A5C"/>
           </w:tcPr>
           <w:p>
+            <w:pPr>
+              <w:rPr>
+                <w:b/>
+                <w:color w:val="FFFFFF"/>
+              </w:rPr>
+            </w:pPr>
             <w:r>
-              <w:t>5.266(2023) → 지속 하락 중</w:t>
+              <w:rPr>
+                <w:b/>
+                <w:color w:val="FFFFFF"/>
+              </w:rPr>
+              <w:t xml:space="preserve">YoY </w:t>
+            </w:r>
+            <w:r>
+              <w:rPr>
+                <w:rFonts w:ascii="Cambria Math" w:hAnsi="Cambria Math" w:cs="Cambria Math"/>
+                <w:b/>
+                <w:color w:val="FFFFFF"/>
+              </w:rPr>
+              <w:t>−</w:t>
+            </w:r>
+            <w:r>
+              <w:rPr>
+                <w:b/>
+                <w:color w:val="FFFFFF"/>
+              </w:rPr>
+              <w:t xml:space="preserve">31.5% (2026 1~7월) · 5년 누적 </w:t>
+            </w:r>
+            <w:r>
+              <w:rPr>
+                <w:rFonts w:ascii="Cambria Math" w:hAnsi="Cambria Math" w:cs="Cambria Math"/>
+                <w:b/>
+                <w:color w:val="FFFFFF"/>
+              </w:rPr>
+              <w:t>−</w:t>
+            </w:r>
+            <w:r>
+              <w:rPr>
+                <w:b/>
+                <w:color w:val="FFFFFF"/>
+              </w:rPr>
+              <w:t>72.9%</w:t>
             </w:r>
           </w:p>
         </w:tc>
         <w:tc>
           <w:tcPr>
             <w:tcW w:w="2353" w:type="dxa"/>
+            <w:shd w:val="clear" w:color="auto" w:fill="4A7A5C"/>
           </w:tcPr>
           <w:p>
+            <w:pPr>
+              <w:rPr>
+                <w:b/>
+                <w:color w:val="FFFFFF"/>
+              </w:rPr>
+            </w:pPr>
             <w:r>
-              <w:t xml:space="preserve"> </w:t>
+              <w:rPr>
+                <w:b/>
+                <w:color w:val="FFFFFF"/>
+              </w:rPr>
+              <w:t xml:space="preserve">90일: 다음 YoY 낙폭이 </w:t>
+            </w:r>
+            <w:r>
+              <w:rPr>
+                <w:rFonts w:ascii="Cambria Math" w:hAnsi="Cambria Math" w:cs="Cambria Math"/>
+                <w:b/>
+                <w:color w:val="FFFFFF"/>
+              </w:rPr>
+              <w:t>−</w:t>
+            </w:r>
+            <w:r>
+              <w:rPr>
+                <w:b/>
+                <w:color w:val="FFFFFF"/>
+              </w:rPr>
+              <w:t>28.7%보다 축소 / 180일: 낙폭 축소분이 자연 감속 추세를 초과 / 360일: YoY 플러스 전환</w:t>
             </w:r>
           </w:p>
         </w:tc>
         <w:tc>
           <w:tcPr>
             <w:tcW w:w="2353" w:type="dxa"/>
+            <w:shd w:val="clear" w:color="auto" w:fill="4A7A5C"/>
           </w:tcPr>
           <w:p>
+            <w:pPr>
+              <w:rPr>
+                <w:b/>
+                <w:color w:val="FFFFFF"/>
+              </w:rPr>
+            </w:pPr>
             <w:r>
-              <w:t xml:space="preserve"> </w:t>
+              <w:rPr>
+                <w:rFonts w:hint="eastAsia"/>
+                <w:b/>
+                <w:color w:val="FFFFFF"/>
+              </w:rPr>
+              <w:t>절대</w:t>
+            </w:r>
+            <w:r>
+              <w:rPr>
+                <w:b/>
+                <w:color w:val="FFFFFF"/>
+              </w:rPr>
+              <w:t xml:space="preserve"> 목표치를 지어내지 않는다. 2024→2025에 개입 없이도 이미 감속 중이었으므로, 단순히 '줄었다'로 판정하면 캠페인 효과 없이도 달성된 것처럼 보인다</w:t>
             </w:r>
           </w:p>
         </w:tc>
@@ -17402,40 +17501,122 @@
         <w:tc>
           <w:tcPr>
             <w:tcW w:w="2353" w:type="dxa"/>
+            <w:shd w:val="clear" w:color="auto" w:fill="4A7A5C"/>
           </w:tcPr>
           <w:p>
+            <w:pPr>
+              <w:rPr>
+                <w:b/>
+                <w:color w:val="FFFFFF"/>
+              </w:rPr>
+            </w:pPr>
             <w:r>
-              <w:t>"제주" 연상 비중</w:t>
+              <w:rPr>
+                <w:b/>
+                <w:color w:val="FFFFFF"/>
+              </w:rPr>
+              <w:t>'제주' 연상 비중 (이니스프리 제주 단독)</w:t>
             </w:r>
           </w:p>
         </w:tc>
         <w:tc>
           <w:tcPr>
             <w:tcW w:w="2353" w:type="dxa"/>
+            <w:shd w:val="clear" w:color="auto" w:fill="4A7A5C"/>
           </w:tcPr>
           <w:p>
+            <w:pPr>
+              <w:rPr>
+                <w:b/>
+                <w:color w:val="FFFFFF"/>
+              </w:rPr>
+            </w:pPr>
             <w:r>
-              <w:t>1.87%(2025)</w:t>
+              <w:rPr>
+                <w:b/>
+                <w:color w:val="FFFFFF"/>
+              </w:rPr>
+              <w:t>0.51% (2026 1~7월) · 2024년 0.53% 정점 후 보합</w:t>
             </w:r>
           </w:p>
         </w:tc>
         <w:tc>
           <w:tcPr>
             <w:tcW w:w="2353" w:type="dxa"/>
+            <w:shd w:val="clear" w:color="auto" w:fill="4A7A5C"/>
           </w:tcPr>
           <w:p>
+            <w:pPr>
+              <w:rPr>
+                <w:b/>
+                <w:color w:val="FFFFFF"/>
+              </w:rPr>
+            </w:pPr>
             <w:r>
-              <w:t xml:space="preserve"> </w:t>
+              <w:rPr>
+                <w:b/>
+                <w:color w:val="FFFFFF"/>
+              </w:rPr>
+              <w:t>90일: 추가 하락 없음 / 180일: 비중 상승 AND 제주 절대 지수 낙폭이 브랜드보다 작음 / 360일: 제주 절대 YoY 개선폭이 브랜드를 초과</w:t>
             </w:r>
           </w:p>
         </w:tc>
         <w:tc>
           <w:tcPr>
             <w:tcW w:w="2353" w:type="dxa"/>
+            <w:shd w:val="clear" w:color="auto" w:fill="4A7A5C"/>
           </w:tcPr>
           <w:p>
+            <w:pPr>
+              <w:rPr>
+                <w:b/>
+                <w:color w:val="FFFFFF"/>
+              </w:rPr>
+            </w:pPr>
             <w:r>
-              <w:t xml:space="preserve"> </w:t>
+              <w:rPr>
+                <w:rFonts w:hint="eastAsia"/>
+                <w:b/>
+                <w:color w:val="FFFFFF"/>
+              </w:rPr>
+              <w:t>비중</w:t>
+            </w:r>
+            <w:r>
+              <w:rPr>
+                <w:b/>
+                <w:color w:val="FFFFFF"/>
+              </w:rPr>
+              <w:t xml:space="preserve"> 단독 판정 금지 — 분모(브랜드 검색)가 무너지면 아무것도 안 해도 비중은 오른다. 2025년부터 제주(</w:t>
+            </w:r>
+            <w:r>
+              <w:rPr>
+                <w:rFonts w:ascii="Cambria Math" w:hAnsi="Cambria Math" w:cs="Cambria Math"/>
+                <w:b/>
+                <w:color w:val="FFFFFF"/>
+              </w:rPr>
+              <w:t>−</w:t>
+            </w:r>
+            <w:r>
+              <w:rPr>
+                <w:b/>
+                <w:color w:val="FFFFFF"/>
+              </w:rPr>
+              <w:t>30.2%)가 브랜드(</w:t>
+            </w:r>
+            <w:r>
+              <w:rPr>
+                <w:rFonts w:ascii="Cambria Math" w:hAnsi="Cambria Math" w:cs="Cambria Math"/>
+                <w:b/>
+                <w:color w:val="FFFFFF"/>
+              </w:rPr>
+              <w:t>−</w:t>
+            </w:r>
+            <w:r>
+              <w:rPr>
+                <w:b/>
+                <w:color w:val="FFFFFF"/>
+              </w:rPr>
+              <w:t>28.9%)보다 빨리 빠져 '오래 버틴다'는 우위는 이미 끝났다</w:t>
             </w:r>
           </w:p>
         </w:tc>
@@ -17447,48 +17628,145 @@
         <w:tc>
           <w:tcPr>
             <w:tcW w:w="2353" w:type="dxa"/>
+            <w:shd w:val="clear" w:color="auto" w:fill="4A7A5C"/>
           </w:tcPr>
           <w:p>
             <w:pPr>
               <w:rPr>
-                <w:lang w:eastAsia="ko-KR"/>
+                <w:b/>
+                <w:color w:val="FFFFFF"/>
               </w:rPr>
             </w:pPr>
             <w:r>
               <w:rPr>
-                <w:lang w:eastAsia="ko-KR"/>
+                <w:rFonts w:hint="eastAsia"/>
+                <w:b/>
+                <w:color w:val="FFFFFF"/>
               </w:rPr>
-              <w:t>오프라인·온라인 접점 수</w:t>
+              <w:t>제품</w:t>
+            </w:r>
+            <w:r>
+              <w:rPr>
+                <w:b/>
+                <w:color w:val="FFFFFF"/>
+              </w:rPr>
+              <w:t xml:space="preserve"> ↔ 브랜드 Gap</w:t>
             </w:r>
           </w:p>
         </w:tc>
         <w:tc>
           <w:tcPr>
             <w:tcW w:w="2353" w:type="dxa"/>
+            <w:shd w:val="clear" w:color="auto" w:fill="4A7A5C"/>
           </w:tcPr>
           <w:p>
+            <w:pPr>
+              <w:rPr>
+                <w:b/>
+                <w:color w:val="FFFFFF"/>
+              </w:rPr>
+            </w:pPr>
             <w:r>
-              <w:t>매장 190개(2024)</w:t>
+              <w:rPr>
+                <w:b/>
+                <w:color w:val="FFFFFF"/>
+              </w:rPr>
+              <w:t xml:space="preserve">+9.6%p (2026 1~7월) · 제품 </w:t>
+            </w:r>
+            <w:r>
+              <w:rPr>
+                <w:rFonts w:ascii="Cambria Math" w:hAnsi="Cambria Math" w:cs="Cambria Math"/>
+                <w:b/>
+                <w:color w:val="FFFFFF"/>
+              </w:rPr>
+              <w:t>−</w:t>
+            </w:r>
+            <w:r>
+              <w:rPr>
+                <w:b/>
+                <w:color w:val="FFFFFF"/>
+              </w:rPr>
+              <w:t xml:space="preserve">22.0% vs 브랜드 </w:t>
+            </w:r>
+            <w:r>
+              <w:rPr>
+                <w:rFonts w:ascii="Cambria Math" w:hAnsi="Cambria Math" w:cs="Cambria Math"/>
+                <w:b/>
+                <w:color w:val="FFFFFF"/>
+              </w:rPr>
+              <w:t>−</w:t>
+            </w:r>
+            <w:r>
+              <w:rPr>
+                <w:b/>
+                <w:color w:val="FFFFFF"/>
+              </w:rPr>
+              <w:t>31.5%</w:t>
             </w:r>
           </w:p>
         </w:tc>
         <w:tc>
           <w:tcPr>
             <w:tcW w:w="2353" w:type="dxa"/>
+            <w:shd w:val="clear" w:color="auto" w:fill="4A7A5C"/>
           </w:tcPr>
           <w:p>
+            <w:pPr>
+              <w:rPr>
+                <w:b/>
+                <w:color w:val="FFFFFF"/>
+              </w:rPr>
+            </w:pPr>
             <w:r>
-              <w:t xml:space="preserve"> </w:t>
+              <w:rPr>
+                <w:rFonts w:hint="eastAsia"/>
+                <w:b/>
+                <w:color w:val="FFFFFF"/>
+              </w:rPr>
+              <w:t>전</w:t>
+            </w:r>
+            <w:r>
+              <w:rPr>
+                <w:b/>
+                <w:color w:val="FFFFFF"/>
+              </w:rPr>
+              <w:t xml:space="preserve"> 구간: Gap 수치 자체로 판정하지 않는다. 브랜드 성장률(KR1)이 개선됐을 때만 Gap 축소를 성과로 인정</w:t>
             </w:r>
           </w:p>
         </w:tc>
         <w:tc>
           <w:tcPr>
             <w:tcW w:w="2353" w:type="dxa"/>
+            <w:shd w:val="clear" w:color="auto" w:fill="4A7A5C"/>
           </w:tcPr>
           <w:p>
+            <w:pPr>
+              <w:rPr>
+                <w:b/>
+                <w:color w:val="FFFFFF"/>
+              </w:rPr>
+            </w:pPr>
             <w:r>
-              <w:t xml:space="preserve"> </w:t>
+              <w:rPr>
+                <w:b/>
+                <w:color w:val="FFFFFF"/>
+              </w:rPr>
+              <w:t xml:space="preserve">Gap 단독 표기 금지 — 제품·브랜드 두 성장률을 항상 병기. 비교 구간에 따라 부호가 뒤집힌다(연도 기준 </w:t>
+            </w:r>
+            <w:r>
+              <w:rPr>
+                <w:rFonts w:ascii="Cambria Math" w:hAnsi="Cambria Math" w:cs="Cambria Math"/>
+                <w:b/>
+                <w:color w:val="FFFFFF"/>
+              </w:rPr>
+              <w:t>−</w:t>
+            </w:r>
+            <w:r>
+              <w:rPr>
+                <w:b/>
+                <w:color w:val="FFFFFF"/>
+              </w:rPr>
+              <w:t>3.6%p / 1~7월 기준 +9.6%p)</w:t>
             </w:r>
           </w:p>
         </w:tc>
@@ -17500,48 +17778,197 @@
         <w:tc>
           <w:tcPr>
             <w:tcW w:w="2353" w:type="dxa"/>
+            <w:shd w:val="clear" w:color="auto" w:fill="4A7A5C"/>
           </w:tcPr>
           <w:p>
             <w:pPr>
               <w:rPr>
-                <w:lang w:eastAsia="ko-KR"/>
+                <w:b/>
+                <w:color w:val="FFFFFF"/>
               </w:rPr>
             </w:pPr>
             <w:r>
               <w:rPr>
-                <w:lang w:eastAsia="ko-KR"/>
+                <w:rFonts w:hint="eastAsia"/>
+                <w:b/>
+                <w:color w:val="FFFFFF"/>
               </w:rPr>
-              <w:t>헤리티지 서사 언급률(자사 콘텐츠)</w:t>
+              <w:t>경쟁</w:t>
+            </w:r>
+            <w:r>
+              <w:rPr>
+                <w:b/>
+                <w:color w:val="FFFFFF"/>
+              </w:rPr>
+              <w:t xml:space="preserve"> 검색 점유율 (직접경쟁 3사: 이니스프리+미샤+3CE)</w:t>
             </w:r>
           </w:p>
         </w:tc>
         <w:tc>
           <w:tcPr>
             <w:tcW w:w="2353" w:type="dxa"/>
+            <w:shd w:val="clear" w:color="auto" w:fill="4A7A5C"/>
           </w:tcPr>
           <w:p>
+            <w:pPr>
+              <w:rPr>
+                <w:b/>
+                <w:color w:val="FFFFFF"/>
+              </w:rPr>
+            </w:pPr>
             <w:r>
-              <w:t>0/220건(메타 광고 기준)</w:t>
+              <w:rPr>
+                <w:b/>
+                <w:color w:val="FFFFFF"/>
+              </w:rPr>
+              <w:t>51.2% (2026 1~7월) · 2025년 53.1%</w:t>
             </w:r>
           </w:p>
         </w:tc>
         <w:tc>
           <w:tcPr>
             <w:tcW w:w="2353" w:type="dxa"/>
+            <w:shd w:val="clear" w:color="auto" w:fill="4A7A5C"/>
           </w:tcPr>
           <w:p>
+            <w:pPr>
+              <w:rPr>
+                <w:b/>
+                <w:color w:val="FFFFFF"/>
+              </w:rPr>
+            </w:pPr>
             <w:r>
-              <w:t xml:space="preserve"> </w:t>
+              <w:rPr>
+                <w:b/>
+                <w:color w:val="FFFFFF"/>
+              </w:rPr>
+              <w:t>90일: 추가 하락 없음 / 180·360일: 자연 둔화 대비 초과 회복분만 인정</w:t>
             </w:r>
           </w:p>
         </w:tc>
         <w:tc>
           <w:tcPr>
             <w:tcW w:w="2353" w:type="dxa"/>
+            <w:shd w:val="clear" w:color="auto" w:fill="4A7A5C"/>
           </w:tcPr>
           <w:p>
+            <w:pPr>
+              <w:rPr>
+                <w:b/>
+                <w:color w:val="FFFFFF"/>
+              </w:rPr>
+            </w:pPr>
             <w:r>
-              <w:t xml:space="preserve"> </w:t>
+              <w:rPr>
+                <w:rFonts w:hint="eastAsia"/>
+                <w:b/>
+                <w:color w:val="FFFFFF"/>
+              </w:rPr>
+              <w:t>경쟁사가</w:t>
+            </w:r>
+            <w:r>
+              <w:rPr>
+                <w:b/>
+                <w:color w:val="FFFFFF"/>
+              </w:rPr>
+              <w:t xml:space="preserve"> 무너져도 우리 점유율은 오른다. 토니모리 포함 구성은 2026-02 붕괴로 판정에 쓰지 않는다. 분모 브랜드의 개별 YoY를 함께 확인할 것</w:t>
+            </w:r>
+          </w:p>
+        </w:tc>
+      </w:tr>
+      <w:tr>
+        <w:trPr>
+          <w:jc w:val="center"/>
+        </w:trPr>
+        <w:tc>
+          <w:tcPr>
+            <w:tcW w:w="2353" w:type="dxa"/>
+            <w:shd w:val="clear" w:color="auto" w:fill="4A7A5C"/>
+          </w:tcPr>
+          <w:p>
+            <w:pPr>
+              <w:rPr>
+                <w:b/>
+                <w:color w:val="FFFFFF"/>
+              </w:rPr>
+            </w:pPr>
+            <w:r>
+              <w:rPr>
+                <w:b/>
+                <w:color w:val="FFFFFF"/>
+              </w:rPr>
+              <w:t>AEO/SEO 대응 상태 (KR 아님 — 실행 지표)</w:t>
+            </w:r>
+          </w:p>
+        </w:tc>
+        <w:tc>
+          <w:tcPr>
+            <w:tcW w:w="2353" w:type="dxa"/>
+            <w:shd w:val="clear" w:color="auto" w:fill="4A7A5C"/>
+          </w:tcPr>
+          <w:p>
+            <w:pPr>
+              <w:rPr>
+                <w:b/>
+                <w:color w:val="FFFFFF"/>
+              </w:rPr>
+            </w:pPr>
+            <w:r>
+              <w:rPr>
+                <w:b/>
+                <w:color w:val="FFFFFF"/>
+              </w:rPr>
+              <w:t>1/4 충족 (2026-08-19 자동 점검)</w:t>
+            </w:r>
+          </w:p>
+        </w:tc>
+        <w:tc>
+          <w:tcPr>
+            <w:tcW w:w="2353" w:type="dxa"/>
+            <w:shd w:val="clear" w:color="auto" w:fill="4A7A5C"/>
+          </w:tcPr>
+          <w:p>
+            <w:pPr>
+              <w:rPr>
+                <w:b/>
+                <w:color w:val="FFFFFF"/>
+              </w:rPr>
+            </w:pPr>
+            <w:r>
+              <w:rPr>
+                <w:b/>
+                <w:color w:val="FFFFFF"/>
+              </w:rPr>
+              <w:t>90일: 3/4 충족 (Part 5 랜딩페이지 제작과 연동) / 180일: 4/4 / 360일: 4/4 유지 + FAQ형 콘텐츠 확대</w:t>
+            </w:r>
+          </w:p>
+        </w:tc>
+        <w:tc>
+          <w:tcPr>
+            <w:tcW w:w="2353" w:type="dxa"/>
+            <w:shd w:val="clear" w:color="auto" w:fill="4A7A5C"/>
+          </w:tcPr>
+          <w:p>
+            <w:pPr>
+              <w:rPr>
+                <w:b/>
+                <w:color w:val="FFFFFF"/>
+              </w:rPr>
+            </w:pPr>
+            <w:r>
+              <w:rPr>
+                <w:rFonts w:hint="eastAsia"/>
+                <w:b/>
+                <w:color w:val="FFFFFF"/>
+              </w:rPr>
+              <w:t>여기만</w:t>
+            </w:r>
+            <w:r>
+              <w:rPr>
+                <w:b/>
+                <w:color w:val="FFFFFF"/>
+              </w:rPr>
+              <w:t xml:space="preserve"> 절대 목표를 쓸 수 있다 — 회사가 실행 시점을 직접 정할 수 있어 벤치마크가 필요 없다. 소비자 인지가 아니라 '숙제를 했는가'를 재므로 KR 목록 밖에 둔다</w:t>
             </w:r>
           </w:p>
         </w:tc>
@@ -17606,7 +18033,6 @@
         <w:rPr>
           <w:lang w:eastAsia="ko-KR"/>
         </w:rPr>
-        <w:lastRenderedPageBreak/>
         <w:t>남은 것은 부록 두 단락(분석 파트·모니터링 파트)뿐이다 — 이 본문 5개 파트가 "설득"이라면, 부록은 "검증"과 "약속 이행 확인"을 맡는다.</w:t>
       </w:r>
     </w:p>
@@ -17744,7 +18170,7 @@
 </file>
 
 <file path=word/endnotes.xml><?xml version="1.0" encoding="utf-8"?>
-<w:endnotes xmlns:wpc="http://schemas.microsoft.com/office/word/2010/wordprocessingCanvas" xmlns:cx="http://schemas.microsoft.com/office/drawing/2014/chartex" xmlns:cx1="http://schemas.microsoft.com/office/drawing/2015/9/8/chartex" xmlns:cx2="http://schemas.microsoft.com/office/drawing/2015/10/21/chartex" xmlns:cx3="http://schemas.microsoft.com/office/drawing/2016/5/9/chartex" xmlns:cx4="http://schemas.microsoft.com/office/drawing/2016/5/10/chartex" xmlns:cx5="http://schemas.microsoft.com/office/drawing/2016/5/11/chartex" xmlns:cx6="http://schemas.microsoft.com/office/drawing/2016/5/12/chartex" xmlns:cx7="http://schemas.microsoft.com/office/drawing/2016/5/13/chartex" xmlns:cx8="http://schemas.microsoft.com/office/drawing/2016/5/14/chartex" xmlns:mc="http://schemas.openxmlformats.org/markup-compatibility/2006" xmlns:m="http://schemas.openxmlformats.org/officeDocument/2006/math" xmlns:aink="http://schemas.microsoft.com/office/drawing/2016/ink" xmlns:am3d="http://schemas.microsoft.com/office/drawing/2017/model3d" xmlns:oel="http://schemas.microsoft.com/office/2019/extlst" xmlns:r="http://schemas.openxmlformats.org/officeDocument/2006/relationships" xmlns:wp14="http://schemas.microsoft.com/office/word/2010/wordprocessingDrawing" xmlns:wp="http://schemas.openxmlformats.org/drawingml/2006/wordprocessingDrawing" xmlns:wpg="http://schemas.microsoft.com/office/word/2010/wordprocessingGroup" xmlns:wpi="http://schemas.microsoft.com/office/word/2010/wordprocessingInk" xmlns:wps="http://schemas.microsoft.com/office/word/2010/wordprocessingShape" xmlns:o="urn:schemas-microsoft-com:office:office" xmlns:v="urn:schemas-microsoft-com:vml" xmlns:w10="urn:schemas-microsoft-com:office:word" xmlns:w="http://schemas.openxmlformats.org/wordprocessingml/2006/main" xmlns:w14="http://schemas.microsoft.com/office/word/2010/wordml" xmlns:w15="http://schemas.microsoft.com/office/word/2012/wordml" xmlns:w16cex="http://schemas.microsoft.com/office/word/2018/wordml/cex" xmlns:w16cid="http://schemas.microsoft.com/office/word/2016/wordml/cid" xmlns:w16="http://schemas.microsoft.com/office/word/2018/wordml" xmlns:w16sdtdh="http://schemas.microsoft.com/office/word/2020/wordml/sdtdatahash" xmlns:w16sdtfl="http://schemas.microsoft.com/office/word/2024/wordml/sdtformatlock" xmlns:w16se="http://schemas.microsoft.com/office/word/2015/wordml/symex" xmlns:w16du="http://schemas.microsoft.com/office/word/2023/wordml/word16du" xmlns:wne="http://schemas.microsoft.com/office/word/2006/wordml" mc:Ignorable="w14 w15 w16se w16cid w16 w16cex w16sdtdh w16sdtfl w16du wp14">
+<w:endnotes xmlns:wpc="http://schemas.microsoft.com/office/word/2010/wordprocessingCanvas" xmlns:cx="http://schemas.microsoft.com/office/drawing/2014/chartex" xmlns:cx1="http://schemas.microsoft.com/office/drawing/2015/9/8/chartex" xmlns:cx2="http://schemas.microsoft.com/office/drawing/2015/10/21/chartex" xmlns:cx3="http://schemas.microsoft.com/office/drawing/2016/5/9/chartex" xmlns:cx4="http://schemas.microsoft.com/office/drawing/2016/5/10/chartex" xmlns:cx5="http://schemas.microsoft.com/office/drawing/2016/5/11/chartex" xmlns:cx6="http://schemas.microsoft.com/office/drawing/2016/5/12/chartex" xmlns:cx7="http://schemas.microsoft.com/office/drawing/2016/5/13/chartex" xmlns:cx8="http://schemas.microsoft.com/office/drawing/2016/5/14/chartex" xmlns:mc="http://schemas.openxmlformats.org/markup-compatibility/2006" xmlns:aink="http://schemas.microsoft.com/office/drawing/2016/ink" xmlns:am3d="http://schemas.microsoft.com/office/drawing/2017/model3d" xmlns:o="urn:schemas-microsoft-com:office:office" xmlns:oel="http://schemas.microsoft.com/office/2019/extlst" xmlns:r="http://schemas.openxmlformats.org/officeDocument/2006/relationships" xmlns:m="http://schemas.openxmlformats.org/officeDocument/2006/math" xmlns:v="urn:schemas-microsoft-com:vml" xmlns:wp14="http://schemas.microsoft.com/office/word/2010/wordprocessingDrawing" xmlns:wp="http://schemas.openxmlformats.org/drawingml/2006/wordprocessingDrawing" xmlns:w10="urn:schemas-microsoft-com:office:word" xmlns:w="http://schemas.openxmlformats.org/wordprocessingml/2006/main" xmlns:w14="http://schemas.microsoft.com/office/word/2010/wordml" xmlns:w15="http://schemas.microsoft.com/office/word/2012/wordml" xmlns:w16cex="http://schemas.microsoft.com/office/word/2018/wordml/cex" xmlns:w16cid="http://schemas.microsoft.com/office/word/2016/wordml/cid" xmlns:w16="http://schemas.microsoft.com/office/word/2018/wordml" xmlns:w16du="http://schemas.microsoft.com/office/word/2023/wordml/word16du" xmlns:w16sdtdh="http://schemas.microsoft.com/office/word/2020/wordml/sdtdatahash" xmlns:w16sdtfl="http://schemas.microsoft.com/office/word/2024/wordml/sdtformatlock" xmlns:w16se="http://schemas.microsoft.com/office/word/2015/wordml/symex" xmlns:wpg="http://schemas.microsoft.com/office/word/2010/wordprocessingGroup" xmlns:wpi="http://schemas.microsoft.com/office/word/2010/wordprocessingInk" xmlns:wne="http://schemas.microsoft.com/office/word/2006/wordml" xmlns:wps="http://schemas.microsoft.com/office/word/2010/wordprocessingShape" mc:Ignorable="w14 w15 w16se w16cid w16 w16cex w16sdtdh w16sdtfl w16du wp14">
   <w:endnote w:type="separator" w:id="-1">
     <w:p>
       <w:pPr>
@@ -17769,7 +18195,7 @@
 </file>
 
 <file path=word/footnotes.xml><?xml version="1.0" encoding="utf-8"?>
-<w:footnotes xmlns:wpc="http://schemas.microsoft.com/office/word/2010/wordprocessingCanvas" xmlns:cx="http://schemas.microsoft.com/office/drawing/2014/chartex" xmlns:cx1="http://schemas.microsoft.com/office/drawing/2015/9/8/chartex" xmlns:cx2="http://schemas.microsoft.com/office/drawing/2015/10/21/chartex" xmlns:cx3="http://schemas.microsoft.com/office/drawing/2016/5/9/chartex" xmlns:cx4="http://schemas.microsoft.com/office/drawing/2016/5/10/chartex" xmlns:cx5="http://schemas.microsoft.com/office/drawing/2016/5/11/chartex" xmlns:cx6="http://schemas.microsoft.com/office/drawing/2016/5/12/chartex" xmlns:cx7="http://schemas.microsoft.com/office/drawing/2016/5/13/chartex" xmlns:cx8="http://schemas.microsoft.com/office/drawing/2016/5/14/chartex" xmlns:mc="http://schemas.openxmlformats.org/markup-compatibility/2006" xmlns:m="http://schemas.openxmlformats.org/officeDocument/2006/math" xmlns:aink="http://schemas.microsoft.com/office/drawing/2016/ink" xmlns:am3d="http://schemas.microsoft.com/office/drawing/2017/model3d" xmlns:oel="http://schemas.microsoft.com/office/2019/extlst" xmlns:r="http://schemas.openxmlformats.org/officeDocument/2006/relationships" xmlns:wp14="http://schemas.microsoft.com/office/word/2010/wordprocessingDrawing" xmlns:wp="http://schemas.openxmlformats.org/drawingml/2006/wordprocessingDrawing" xmlns:wpg="http://schemas.microsoft.com/office/word/2010/wordprocessingGroup" xmlns:wpi="http://schemas.microsoft.com/office/word/2010/wordprocessingInk" xmlns:wps="http://schemas.microsoft.com/office/word/2010/wordprocessingShape" xmlns:o="urn:schemas-microsoft-com:office:office" xmlns:v="urn:schemas-microsoft-com:vml" xmlns:w10="urn:schemas-microsoft-com:office:word" xmlns:w="http://schemas.openxmlformats.org/wordprocessingml/2006/main" xmlns:w14="http://schemas.microsoft.com/office/word/2010/wordml" xmlns:w15="http://schemas.microsoft.com/office/word/2012/wordml" xmlns:w16cex="http://schemas.microsoft.com/office/word/2018/wordml/cex" xmlns:w16cid="http://schemas.microsoft.com/office/word/2016/wordml/cid" xmlns:w16="http://schemas.microsoft.com/office/word/2018/wordml" xmlns:w16sdtdh="http://schemas.microsoft.com/office/word/2020/wordml/sdtdatahash" xmlns:w16sdtfl="http://schemas.microsoft.com/office/word/2024/wordml/sdtformatlock" xmlns:w16se="http://schemas.microsoft.com/office/word/2015/wordml/symex" xmlns:w16du="http://schemas.microsoft.com/office/word/2023/wordml/word16du" xmlns:wne="http://schemas.microsoft.com/office/word/2006/wordml" mc:Ignorable="w14 w15 w16se w16cid w16 w16cex w16sdtdh w16sdtfl w16du wp14">
+<w:footnotes xmlns:wpc="http://schemas.microsoft.com/office/word/2010/wordprocessingCanvas" xmlns:cx="http://schemas.microsoft.com/office/drawing/2014/chartex" xmlns:cx1="http://schemas.microsoft.com/office/drawing/2015/9/8/chartex" xmlns:cx2="http://schemas.microsoft.com/office/drawing/2015/10/21/chartex" xmlns:cx3="http://schemas.microsoft.com/office/drawing/2016/5/9/chartex" xmlns:cx4="http://schemas.microsoft.com/office/drawing/2016/5/10/chartex" xmlns:cx5="http://schemas.microsoft.com/office/drawing/2016/5/11/chartex" xmlns:cx6="http://schemas.microsoft.com/office/drawing/2016/5/12/chartex" xmlns:cx7="http://schemas.microsoft.com/office/drawing/2016/5/13/chartex" xmlns:cx8="http://schemas.microsoft.com/office/drawing/2016/5/14/chartex" xmlns:mc="http://schemas.openxmlformats.org/markup-compatibility/2006" xmlns:aink="http://schemas.microsoft.com/office/drawing/2016/ink" xmlns:am3d="http://schemas.microsoft.com/office/drawing/2017/model3d" xmlns:o="urn:schemas-microsoft-com:office:office" xmlns:oel="http://schemas.microsoft.com/office/2019/extlst" xmlns:r="http://schemas.openxmlformats.org/officeDocument/2006/relationships" xmlns:m="http://schemas.openxmlformats.org/officeDocument/2006/math" xmlns:v="urn:schemas-microsoft-com:vml" xmlns:wp14="http://schemas.microsoft.com/office/word/2010/wordprocessingDrawing" xmlns:wp="http://schemas.openxmlformats.org/drawingml/2006/wordprocessingDrawing" xmlns:w10="urn:schemas-microsoft-com:office:word" xmlns:w="http://schemas.openxmlformats.org/wordprocessingml/2006/main" xmlns:w14="http://schemas.microsoft.com/office/word/2010/wordml" xmlns:w15="http://schemas.microsoft.com/office/word/2012/wordml" xmlns:w16cex="http://schemas.microsoft.com/office/word/2018/wordml/cex" xmlns:w16cid="http://schemas.microsoft.com/office/word/2016/wordml/cid" xmlns:w16="http://schemas.microsoft.com/office/word/2018/wordml" xmlns:w16du="http://schemas.microsoft.com/office/word/2023/wordml/word16du" xmlns:w16sdtdh="http://schemas.microsoft.com/office/word/2020/wordml/sdtdatahash" xmlns:w16sdtfl="http://schemas.microsoft.com/office/word/2024/wordml/sdtformatlock" xmlns:w16se="http://schemas.microsoft.com/office/word/2015/wordml/symex" xmlns:wpg="http://schemas.microsoft.com/office/word/2010/wordprocessingGroup" xmlns:wpi="http://schemas.microsoft.com/office/word/2010/wordprocessingInk" xmlns:wne="http://schemas.microsoft.com/office/word/2006/wordml" xmlns:wps="http://schemas.microsoft.com/office/word/2010/wordprocessingShape" mc:Ignorable="w14 w15 w16se w16cid w16 w16cex w16sdtdh w16sdtfl w16du wp14">
   <w:footnote w:type="separator" w:id="-1">
     <w:p>
       <w:pPr>
@@ -18370,7 +18796,7 @@
 </file>
 
 <file path=word/numbering.xml><?xml version="1.0" encoding="utf-8"?>
-<w:numbering xmlns:wpc="http://schemas.microsoft.com/office/word/2010/wordprocessingCanvas" xmlns:cx="http://schemas.microsoft.com/office/drawing/2014/chartex" xmlns:cx1="http://schemas.microsoft.com/office/drawing/2015/9/8/chartex" xmlns:cx2="http://schemas.microsoft.com/office/drawing/2015/10/21/chartex" xmlns:cx3="http://schemas.microsoft.com/office/drawing/2016/5/9/chartex" xmlns:cx4="http://schemas.microsoft.com/office/drawing/2016/5/10/chartex" xmlns:cx5="http://schemas.microsoft.com/office/drawing/2016/5/11/chartex" xmlns:cx6="http://schemas.microsoft.com/office/drawing/2016/5/12/chartex" xmlns:cx7="http://schemas.microsoft.com/office/drawing/2016/5/13/chartex" xmlns:cx8="http://schemas.microsoft.com/office/drawing/2016/5/14/chartex" xmlns:mc="http://schemas.openxmlformats.org/markup-compatibility/2006" xmlns:m="http://schemas.openxmlformats.org/officeDocument/2006/math" xmlns:aink="http://schemas.microsoft.com/office/drawing/2016/ink" xmlns:am3d="http://schemas.microsoft.com/office/drawing/2017/model3d" xmlns:oel="http://schemas.microsoft.com/office/2019/extlst" xmlns:r="http://schemas.openxmlformats.org/officeDocument/2006/relationships" xmlns:wp14="http://schemas.microsoft.com/office/word/2010/wordprocessingDrawing" xmlns:wp="http://schemas.openxmlformats.org/drawingml/2006/wordprocessingDrawing" xmlns:wpg="http://schemas.microsoft.com/office/word/2010/wordprocessingGroup" xmlns:wpi="http://schemas.microsoft.com/office/word/2010/wordprocessingInk" xmlns:wps="http://schemas.microsoft.com/office/word/2010/wordprocessingShape" xmlns:o="urn:schemas-microsoft-com:office:office" xmlns:v="urn:schemas-microsoft-com:vml" xmlns:w10="urn:schemas-microsoft-com:office:word" xmlns:w="http://schemas.openxmlformats.org/wordprocessingml/2006/main" xmlns:w14="http://schemas.microsoft.com/office/word/2010/wordml" xmlns:w15="http://schemas.microsoft.com/office/word/2012/wordml" xmlns:w16cex="http://schemas.microsoft.com/office/word/2018/wordml/cex" xmlns:w16cid="http://schemas.microsoft.com/office/word/2016/wordml/cid" xmlns:w16="http://schemas.microsoft.com/office/word/2018/wordml" xmlns:w16sdtdh="http://schemas.microsoft.com/office/word/2020/wordml/sdtdatahash" xmlns:w16sdtfl="http://schemas.microsoft.com/office/word/2024/wordml/sdtformatlock" xmlns:w16se="http://schemas.microsoft.com/office/word/2015/wordml/symex" xmlns:w16du="http://schemas.microsoft.com/office/word/2023/wordml/word16du" xmlns:wne="http://schemas.microsoft.com/office/word/2006/wordml" mc:Ignorable="w14 w15 w16se w16cid w16 w16cex w16sdtdh w16sdtfl w16du wp14">
+<w:numbering xmlns:wpc="http://schemas.microsoft.com/office/word/2010/wordprocessingCanvas" xmlns:cx="http://schemas.microsoft.com/office/drawing/2014/chartex" xmlns:cx1="http://schemas.microsoft.com/office/drawing/2015/9/8/chartex" xmlns:cx2="http://schemas.microsoft.com/office/drawing/2015/10/21/chartex" xmlns:cx3="http://schemas.microsoft.com/office/drawing/2016/5/9/chartex" xmlns:cx4="http://schemas.microsoft.com/office/drawing/2016/5/10/chartex" xmlns:cx5="http://schemas.microsoft.com/office/drawing/2016/5/11/chartex" xmlns:cx6="http://schemas.microsoft.com/office/drawing/2016/5/12/chartex" xmlns:cx7="http://schemas.microsoft.com/office/drawing/2016/5/13/chartex" xmlns:cx8="http://schemas.microsoft.com/office/drawing/2016/5/14/chartex" xmlns:mc="http://schemas.openxmlformats.org/markup-compatibility/2006" xmlns:aink="http://schemas.microsoft.com/office/drawing/2016/ink" xmlns:am3d="http://schemas.microsoft.com/office/drawing/2017/model3d" xmlns:o="urn:schemas-microsoft-com:office:office" xmlns:oel="http://schemas.microsoft.com/office/2019/extlst" xmlns:r="http://schemas.openxmlformats.org/officeDocument/2006/relationships" xmlns:m="http://schemas.openxmlformats.org/officeDocument/2006/math" xmlns:v="urn:schemas-microsoft-com:vml" xmlns:wp14="http://schemas.microsoft.com/office/word/2010/wordprocessingDrawing" xmlns:wp="http://schemas.openxmlformats.org/drawingml/2006/wordprocessingDrawing" xmlns:w10="urn:schemas-microsoft-com:office:word" xmlns:w="http://schemas.openxmlformats.org/wordprocessingml/2006/main" xmlns:w14="http://schemas.microsoft.com/office/word/2010/wordml" xmlns:w15="http://schemas.microsoft.com/office/word/2012/wordml" xmlns:w16cex="http://schemas.microsoft.com/office/word/2018/wordml/cex" xmlns:w16cid="http://schemas.microsoft.com/office/word/2016/wordml/cid" xmlns:w16="http://schemas.microsoft.com/office/word/2018/wordml" xmlns:w16du="http://schemas.microsoft.com/office/word/2023/wordml/word16du" xmlns:w16sdtdh="http://schemas.microsoft.com/office/word/2020/wordml/sdtdatahash" xmlns:w16sdtfl="http://schemas.microsoft.com/office/word/2024/wordml/sdtformatlock" xmlns:w16se="http://schemas.microsoft.com/office/word/2015/wordml/symex" xmlns:wpg="http://schemas.microsoft.com/office/word/2010/wordprocessingGroup" xmlns:wpi="http://schemas.microsoft.com/office/word/2010/wordprocessingInk" xmlns:wne="http://schemas.microsoft.com/office/word/2006/wordml" xmlns:wps="http://schemas.microsoft.com/office/word/2010/wordprocessingShape" mc:Ignorable="w14 w15 w16se w16cid w16 w16cex w16sdtdh w16sdtfl w16du wp14">
   <w:abstractNum w:abstractNumId="0" w15:restartNumberingAfterBreak="0">
     <w:nsid w:val="FFFFFF7C"/>
     <w:multiLevelType w:val="singleLevel"/>
@@ -18573,7 +18999,7 @@
 </file>
 
 <file path=word/styles.xml><?xml version="1.0" encoding="utf-8"?>
-<w:styles xmlns:mc="http://schemas.openxmlformats.org/markup-compatibility/2006" xmlns:r="http://schemas.openxmlformats.org/officeDocument/2006/relationships" xmlns:w="http://schemas.openxmlformats.org/wordprocessingml/2006/main" xmlns:w14="http://schemas.microsoft.com/office/word/2010/wordml" xmlns:w15="http://schemas.microsoft.com/office/word/2012/wordml" xmlns:w16cex="http://schemas.microsoft.com/office/word/2018/wordml/cex" xmlns:w16cid="http://schemas.microsoft.com/office/word/2016/wordml/cid" xmlns:w16="http://schemas.microsoft.com/office/word/2018/wordml" xmlns:w16sdtdh="http://schemas.microsoft.com/office/word/2020/wordml/sdtdatahash" xmlns:w16sdtfl="http://schemas.microsoft.com/office/word/2024/wordml/sdtformatlock" xmlns:w16se="http://schemas.microsoft.com/office/word/2015/wordml/symex" xmlns:w16du="http://schemas.microsoft.com/office/word/2023/wordml/word16du" mc:Ignorable="w14 w15 w16se w16cid w16 w16cex w16sdtdh w16sdtfl w16du">
+<w:styles xmlns:mc="http://schemas.openxmlformats.org/markup-compatibility/2006" xmlns:r="http://schemas.openxmlformats.org/officeDocument/2006/relationships" xmlns:w="http://schemas.openxmlformats.org/wordprocessingml/2006/main" xmlns:w14="http://schemas.microsoft.com/office/word/2010/wordml" xmlns:w15="http://schemas.microsoft.com/office/word/2012/wordml" xmlns:w16cex="http://schemas.microsoft.com/office/word/2018/wordml/cex" xmlns:w16cid="http://schemas.microsoft.com/office/word/2016/wordml/cid" xmlns:w16="http://schemas.microsoft.com/office/word/2018/wordml" xmlns:w16du="http://schemas.microsoft.com/office/word/2023/wordml/word16du" xmlns:w16sdtdh="http://schemas.microsoft.com/office/word/2020/wordml/sdtdatahash" xmlns:w16sdtfl="http://schemas.microsoft.com/office/word/2024/wordml/sdtformatlock" xmlns:w16se="http://schemas.microsoft.com/office/word/2015/wordml/symex" mc:Ignorable="w14 w15 w16se w16cid w16 w16cex w16sdtdh w16sdtfl w16du">
   <w:docDefaults>
     <w:rPrDefault>
       <w:rPr>
